--- a/CMA_Summaries_B1_Ch15.docx
+++ b/CMA_Summaries_B1_Ch15.docx
@@ -111,7 +111,7 @@
       <w:r>
         <w:drawing>
           <wp:inline distT="0" distB="0" distL="0" distR="0">
-            <wp:extent cx="5734050" cy="1742850"/>
+            <wp:extent cx="5734050" cy="1999375"/>
             <wp:effectExtent t="0" r="0" b="0" l="0"/>
             <wp:docPr id="1" name="" descr="" title=""/>
             <wp:cNvGraphicFramePr>
@@ -136,7 +136,7 @@
                   <pic:spPr bwMode="auto">
                     <a:xfrm>
                       <a:off x="0" y="0"/>
-                      <a:ext cx="5734050" cy="1742850"/>
+                      <a:ext cx="5734050" cy="1999375"/>
                     </a:xfrm>
                     <a:prstGeom prst="rect">
                       <a:avLst/>
@@ -204,7 +204,7 @@
                 <w:sz w:val="16"/>
                 <w:szCs w:val="16"/>
               </w:rPr>
-              <w:t xml:space="preserve">period cost   ·   Presentation and IFRS differences   ·   Gains and losses</w:t>
+              <w:t xml:space="preserve">Gains and losses   ·   holding gain or loss   ·   Presentation and IFRS differences   ·   Comprehensive income and reclassification</w:t>
             </w:r>
           </w:p>
         </w:tc>
@@ -231,7 +231,7 @@
           <w:sz w:val="16"/>
           <w:szCs w:val="16"/>
         </w:rPr>
-        <w:t xml:space="preserve">      gaps 3–9</w:t>
+        <w:t xml:space="preserve">      gaps 4–14</w:t>
       </w:r>
     </w:p>
     <w:p>
@@ -254,7 +254,7 @@
           <w:sz w:val="15"/>
           <w:szCs w:val="15"/>
         </w:rPr>
-        <w:t xml:space="preserve"> (3) </w:t>
+        <w:t xml:space="preserve"> (4) </w:t>
       </w:r>
       <w:r>
         <w:rPr>
@@ -286,7 +286,7 @@
           <w:sz w:val="15"/>
           <w:szCs w:val="15"/>
         </w:rPr>
-        <w:t xml:space="preserve"> (4) </w:t>
+        <w:t xml:space="preserve"> (5) </w:t>
       </w:r>
       <w:r>
         <w:rPr>
@@ -325,7 +325,7 @@
           <w:sz w:val="15"/>
           <w:szCs w:val="15"/>
         </w:rPr>
-        <w:t xml:space="preserve"> (5) </w:t>
+        <w:t xml:space="preserve"> (6) </w:t>
       </w:r>
       <w:r>
         <w:rPr>
@@ -357,7 +357,7 @@
           <w:sz w:val="15"/>
           <w:szCs w:val="15"/>
         </w:rPr>
-        <w:t xml:space="preserve"> (6) </w:t>
+        <w:t xml:space="preserve"> (7) </w:t>
       </w:r>
       <w:r>
         <w:rPr>
@@ -403,7 +403,7 @@
           <w:sz w:val="15"/>
           <w:szCs w:val="15"/>
         </w:rPr>
-        <w:t xml:space="preserve"> (7) </w:t>
+        <w:t xml:space="preserve"> (8) </w:t>
       </w:r>
       <w:r>
         <w:rPr>
@@ -435,7 +435,7 @@
           <w:sz w:val="15"/>
           <w:szCs w:val="15"/>
         </w:rPr>
-        <w:t xml:space="preserve"> (8) </w:t>
+        <w:t xml:space="preserve"> (9) </w:t>
       </w:r>
       <w:r>
         <w:rPr>
@@ -474,7 +474,7 @@
           <w:sz w:val="15"/>
           <w:szCs w:val="15"/>
         </w:rPr>
-        <w:t xml:space="preserve"> (9) </w:t>
+        <w:t xml:space="preserve"> (10) </w:t>
       </w:r>
       <w:r>
         <w:rPr>
@@ -496,7 +496,149 @@
           <w:sz w:val="19"/>
           <w:szCs w:val="19"/>
         </w:rPr>
-        <w:t xml:space="preserve"> statement, most gains and losses appear in other income and expense, below operating income. </w:t>
+        <w:t xml:space="preserve"> statement, most gains and losses appear in other income and </w:t>
+      </w:r>
+      <w:r>
+        <w:rPr>
+          <w:b/>
+          <w:bCs/>
+          <w:color w:val="8186EF"/>
+          <w:sz w:val="15"/>
+          <w:szCs w:val="15"/>
+        </w:rPr>
+        <w:t xml:space="preserve"> (11) </w:t>
+      </w:r>
+      <w:r>
+        <w:rPr>
+          <w:u w:val="single"/>
+          <w:sz w:val="19"/>
+          <w:szCs w:val="19"/>
+        </w:rPr>
+        <w:t xml:space="preserve">           </w:t>
+      </w:r>
+      <w:r>
+        <w:rPr>
+          <w:sz w:val="19"/>
+          <w:szCs w:val="19"/>
+        </w:rPr>
+        <w:t xml:space="preserve"> </w:t>
+      </w:r>
+      <w:r>
+        <w:rPr>
+          <w:sz w:val="19"/>
+          <w:szCs w:val="19"/>
+        </w:rPr>
+        <w:t xml:space="preserve">, below operating income. </w:t>
+      </w:r>
+      <w:r>
+        <w:rPr>
+          <w:sz w:val="19"/>
+          <w:szCs w:val="19"/>
+        </w:rPr>
+        <w:t xml:space="preserve">Losses that arise from operating assets, such as </w:t>
+      </w:r>
+      <w:r>
+        <w:rPr>
+          <w:b/>
+          <w:bCs/>
+          <w:color w:val="8186EF"/>
+          <w:sz w:val="15"/>
+          <w:szCs w:val="15"/>
+        </w:rPr>
+        <w:t xml:space="preserve"> (12) </w:t>
+      </w:r>
+      <w:r>
+        <w:rPr>
+          <w:u w:val="single"/>
+          <w:sz w:val="19"/>
+          <w:szCs w:val="19"/>
+        </w:rPr>
+        <w:t xml:space="preserve">             </w:t>
+      </w:r>
+      <w:r>
+        <w:rPr>
+          <w:sz w:val="19"/>
+          <w:szCs w:val="19"/>
+        </w:rPr>
+        <w:t xml:space="preserve"> </w:t>
+      </w:r>
+      <w:r>
+        <w:rPr>
+          <w:sz w:val="19"/>
+          <w:szCs w:val="19"/>
+        </w:rPr>
+        <w:t xml:space="preserve">, are usually shown within operating expenses. </w:t>
+      </w:r>
+      <w:r>
+        <w:rPr>
+          <w:sz w:val="19"/>
+          <w:szCs w:val="19"/>
+        </w:rPr>
+        <w:t xml:space="preserve">Items that are unusual or </w:t>
+      </w:r>
+      <w:r>
+        <w:rPr>
+          <w:b/>
+          <w:bCs/>
+          <w:color w:val="8186EF"/>
+          <w:sz w:val="15"/>
+          <w:szCs w:val="15"/>
+        </w:rPr>
+        <w:t xml:space="preserve"> (13) </w:t>
+      </w:r>
+      <w:r>
+        <w:rPr>
+          <w:u w:val="single"/>
+          <w:sz w:val="19"/>
+          <w:szCs w:val="19"/>
+        </w:rPr>
+        <w:t xml:space="preserve">            </w:t>
+      </w:r>
+      <w:r>
+        <w:rPr>
+          <w:sz w:val="19"/>
+          <w:szCs w:val="19"/>
+        </w:rPr>
+        <w:t xml:space="preserve"> </w:t>
+      </w:r>
+      <w:r>
+        <w:rPr>
+          <w:sz w:val="19"/>
+          <w:szCs w:val="19"/>
+        </w:rPr>
+        <w:t xml:space="preserve"> get a separate line within </w:t>
+      </w:r>
+      <w:r>
+        <w:rPr>
+          <w:b/>
+          <w:bCs/>
+          <w:color w:val="8186EF"/>
+          <w:sz w:val="15"/>
+          <w:szCs w:val="15"/>
+        </w:rPr>
+        <w:t xml:space="preserve"> (14) </w:t>
+      </w:r>
+      <w:r>
+        <w:rPr>
+          <w:u w:val="single"/>
+          <w:sz w:val="19"/>
+          <w:szCs w:val="19"/>
+        </w:rPr>
+        <w:t xml:space="preserve">            </w:t>
+      </w:r>
+      <w:r>
+        <w:rPr>
+          <w:sz w:val="19"/>
+          <w:szCs w:val="19"/>
+        </w:rPr>
+        <w:t xml:space="preserve"> </w:t>
+      </w:r>
+      <w:r>
+        <w:rPr>
+          <w:sz w:val="19"/>
+          <w:szCs w:val="19"/>
+        </w:rPr>
+        <w:t xml:space="preserve"> operations, before tax. </w:t>
       </w:r>
     </w:p>
     <w:tbl>
@@ -554,13 +696,25 @@
                 <w:sz w:val="16"/>
                 <w:szCs w:val="16"/>
               </w:rPr>
-              <w:t xml:space="preserve">carrying   ·   settling   ·   investment   ·   loss   ·   multi-step   ·   holding gain or loss   ·   reported   ·   peripheral</w:t>
+              <w:t xml:space="preserve">infrequent   ·   carrying   ·   continuing   ·   multi-step   ·   expense   ·   reported   ·   loss   ·   settling   ·   operating   ·   investment   ·   impairments   ·   peripheral</w:t>
             </w:r>
           </w:p>
         </w:tc>
       </w:tr>
     </w:tbl>
     <w:p/>
+    <w:p>
+      <w:pPr>
+        <w:pageBreakBefore w:val="true"/>
+        <w:spacing w:after="0"/>
+      </w:pPr>
+      <w:r>
+        <w:rPr>
+          <w:sz w:val="2"/>
+        </w:rPr>
+        <w:t xml:space="preserve"> </w:t>
+      </w:r>
+    </w:p>
     <w:p>
       <w:pPr>
         <w:spacing w:before="44" w:after="10"/>
@@ -597,7 +751,7 @@
       <w:r>
         <w:drawing>
           <wp:inline distT="0" distB="0" distL="0" distR="0">
-            <wp:extent cx="5734050" cy="1961650"/>
+            <wp:extent cx="5734050" cy="1976750"/>
             <wp:effectExtent t="0" r="0" b="0" l="0"/>
             <wp:docPr id="1" name="" descr="" title=""/>
             <wp:cNvGraphicFramePr>
@@ -622,7 +776,7 @@
                   <pic:spPr bwMode="auto">
                     <a:xfrm>
                       <a:off x="0" y="0"/>
-                      <a:ext cx="5734050" cy="1961650"/>
+                      <a:ext cx="5734050" cy="1976750"/>
                     </a:xfrm>
                     <a:prstGeom prst="rect">
                       <a:avLst/>
@@ -690,25 +844,13 @@
                 <w:sz w:val="16"/>
                 <w:szCs w:val="16"/>
               </w:rPr>
-              <w:t xml:space="preserve">Unrealized gains on securities (Chapter 9)   ·   comprehensive income   ·   Unrealized loss on AFS debt securities, net of tax</w:t>
+              <w:t xml:space="preserve">Unrealized gains on securities (Chapter 9)   ·   Unrealized loss on AFS debt securities, net of tax   ·   Impairment losses (Chapter 10)   ·   fair value less cost to sell</w:t>
             </w:r>
           </w:p>
         </w:tc>
       </w:tr>
     </w:tbl>
     <w:p/>
-    <w:p>
-      <w:pPr>
-        <w:pageBreakBefore w:val="true"/>
-        <w:spacing w:after="0"/>
-      </w:pPr>
-      <w:r>
-        <w:rPr>
-          <w:sz w:val="2"/>
-        </w:rPr>
-        <w:t xml:space="preserve"> </w:t>
-      </w:r>
-    </w:p>
     <w:tbl>
       <w:tblPr>
         <w:tblW w:type="pct" w:w="100%"/>
@@ -1087,14 +1229,14 @@
                 <w:sz w:val="16"/>
                 <w:szCs w:val="16"/>
               </w:rPr>
-              <w:t xml:space="preserve">7  </w:t>
-            </w:r>
-            <w:r>
-              <w:rPr>
-                <w:sz w:val="16"/>
-                <w:szCs w:val="16"/>
-              </w:rPr>
-              <w:t xml:space="preserve">reported</w:t>
+              <w:t xml:space="preserve">10  </w:t>
+            </w:r>
+            <w:r>
+              <w:rPr>
+                <w:sz w:val="16"/>
+                <w:szCs w:val="16"/>
+              </w:rPr>
+              <w:t xml:space="preserve">multi-step</w:t>
             </w:r>
           </w:p>
         </w:tc>
@@ -1129,7 +1271,7 @@
                 <w:sz w:val="16"/>
                 <w:szCs w:val="16"/>
               </w:rPr>
-              <w:t xml:space="preserve">Presentation and IFRS differences</w:t>
+              <w:t xml:space="preserve">Comprehensive income and reclassification</w:t>
             </w:r>
           </w:p>
         </w:tc>
@@ -1155,14 +1297,14 @@
                 <w:sz w:val="16"/>
                 <w:szCs w:val="16"/>
               </w:rPr>
-              <w:t xml:space="preserve">8  </w:t>
-            </w:r>
-            <w:r>
-              <w:rPr>
-                <w:sz w:val="16"/>
-                <w:szCs w:val="16"/>
-              </w:rPr>
-              <w:t xml:space="preserve">carrying</w:t>
+              <w:t xml:space="preserve">11  </w:t>
+            </w:r>
+            <w:r>
+              <w:rPr>
+                <w:sz w:val="16"/>
+                <w:szCs w:val="16"/>
+              </w:rPr>
+              <w:t xml:space="preserve">expense</w:t>
             </w:r>
           </w:p>
         </w:tc>
@@ -1197,7 +1339,7 @@
                 <w:sz w:val="16"/>
                 <w:szCs w:val="16"/>
               </w:rPr>
-              <w:t xml:space="preserve">loss</w:t>
+              <w:t xml:space="preserve">Presentation and IFRS differences</w:t>
             </w:r>
           </w:p>
         </w:tc>
@@ -1223,14 +1365,14 @@
                 <w:sz w:val="16"/>
                 <w:szCs w:val="16"/>
               </w:rPr>
-              <w:t xml:space="preserve">9  </w:t>
-            </w:r>
-            <w:r>
-              <w:rPr>
-                <w:sz w:val="16"/>
-                <w:szCs w:val="16"/>
-              </w:rPr>
-              <w:t xml:space="preserve">multi-step</w:t>
+              <w:t xml:space="preserve">12  </w:t>
+            </w:r>
+            <w:r>
+              <w:rPr>
+                <w:sz w:val="16"/>
+                <w:szCs w:val="16"/>
+              </w:rPr>
+              <w:t xml:space="preserve">impairments</w:t>
             </w:r>
           </w:p>
         </w:tc>
@@ -1265,7 +1407,7 @@
                 <w:sz w:val="16"/>
                 <w:szCs w:val="16"/>
               </w:rPr>
-              <w:t xml:space="preserve">peripheral</w:t>
+              <w:t xml:space="preserve">loss</w:t>
             </w:r>
           </w:p>
         </w:tc>
@@ -1291,14 +1433,14 @@
                 <w:sz w:val="16"/>
                 <w:szCs w:val="16"/>
               </w:rPr>
-              <w:t xml:space="preserve">10  </w:t>
-            </w:r>
-            <w:r>
-              <w:rPr>
-                <w:sz w:val="16"/>
-                <w:szCs w:val="16"/>
-              </w:rPr>
-              <w:t xml:space="preserve">Unrealized gains on securities (Chapter 9)</w:t>
+              <w:t xml:space="preserve">13  </w:t>
+            </w:r>
+            <w:r>
+              <w:rPr>
+                <w:sz w:val="16"/>
+                <w:szCs w:val="16"/>
+              </w:rPr>
+              <w:t xml:space="preserve">infrequent</w:t>
             </w:r>
           </w:p>
         </w:tc>
@@ -1333,7 +1475,7 @@
                 <w:sz w:val="16"/>
                 <w:szCs w:val="16"/>
               </w:rPr>
-              <w:t xml:space="preserve">settling</w:t>
+              <w:t xml:space="preserve">peripheral</w:t>
             </w:r>
           </w:p>
         </w:tc>
@@ -1359,14 +1501,14 @@
                 <w:sz w:val="16"/>
                 <w:szCs w:val="16"/>
               </w:rPr>
-              <w:t xml:space="preserve">11  </w:t>
-            </w:r>
-            <w:r>
-              <w:rPr>
-                <w:sz w:val="16"/>
-                <w:szCs w:val="16"/>
-              </w:rPr>
-              <w:t xml:space="preserve">Unrealized loss on AFS debt securities, net of tax</w:t>
+              <w:t xml:space="preserve">14  </w:t>
+            </w:r>
+            <w:r>
+              <w:rPr>
+                <w:sz w:val="16"/>
+                <w:szCs w:val="16"/>
+              </w:rPr>
+              <w:t xml:space="preserve">continuing</w:t>
             </w:r>
           </w:p>
         </w:tc>
@@ -1401,7 +1543,211 @@
                 <w:sz w:val="16"/>
                 <w:szCs w:val="16"/>
               </w:rPr>
+              <w:t xml:space="preserve">settling</w:t>
+            </w:r>
+          </w:p>
+        </w:tc>
+        <w:tc>
+          <w:tcPr>
+            <w:tcW w:type="pct" w:w="2500"/>
+            <w:tcMar>
+              <w:top w:type="dxa" w:w="20"/>
+              <w:left w:type="dxa" w:w="80"/>
+              <w:bottom w:type="dxa" w:w="20"/>
+              <w:right w:type="dxa" w:w="80"/>
+            </w:tcMar>
+          </w:tcPr>
+          <w:p>
+            <w:pPr>
+              <w:spacing w:before="12" w:after="12"/>
+            </w:pPr>
+            <w:r>
+              <w:rPr>
+                <w:b/>
+                <w:bCs/>
+                <w:color w:val="8186EF"/>
+                <w:sz w:val="16"/>
+                <w:szCs w:val="16"/>
+              </w:rPr>
+              <w:t xml:space="preserve">15  </w:t>
+            </w:r>
+            <w:r>
+              <w:rPr>
+                <w:sz w:val="16"/>
+                <w:szCs w:val="16"/>
+              </w:rPr>
+              <w:t xml:space="preserve">Unrealized gains on securities (Chapter 9)</w:t>
+            </w:r>
+          </w:p>
+        </w:tc>
+      </w:tr>
+      <w:tr>
+        <w:tc>
+          <w:tcPr>
+            <w:tcW w:type="pct" w:w="2500"/>
+            <w:tcMar>
+              <w:top w:type="dxa" w:w="20"/>
+              <w:left w:type="dxa" w:w="80"/>
+              <w:bottom w:type="dxa" w:w="20"/>
+              <w:right w:type="dxa" w:w="80"/>
+            </w:tcMar>
+          </w:tcPr>
+          <w:p>
+            <w:pPr>
+              <w:spacing w:before="12" w:after="12"/>
+            </w:pPr>
+            <w:r>
+              <w:rPr>
+                <w:b/>
+                <w:bCs/>
+                <w:color w:val="8186EF"/>
+                <w:sz w:val="16"/>
+                <w:szCs w:val="16"/>
+              </w:rPr>
+              <w:t xml:space="preserve">7  </w:t>
+            </w:r>
+            <w:r>
+              <w:rPr>
+                <w:sz w:val="16"/>
+                <w:szCs w:val="16"/>
+              </w:rPr>
               <w:t xml:space="preserve">investment</w:t>
+            </w:r>
+          </w:p>
+        </w:tc>
+        <w:tc>
+          <w:tcPr>
+            <w:tcW w:type="pct" w:w="2500"/>
+            <w:tcMar>
+              <w:top w:type="dxa" w:w="20"/>
+              <w:left w:type="dxa" w:w="80"/>
+              <w:bottom w:type="dxa" w:w="20"/>
+              <w:right w:type="dxa" w:w="80"/>
+            </w:tcMar>
+          </w:tcPr>
+          <w:p>
+            <w:pPr>
+              <w:spacing w:before="12" w:after="12"/>
+            </w:pPr>
+            <w:r>
+              <w:rPr>
+                <w:b/>
+                <w:bCs/>
+                <w:color w:val="8186EF"/>
+                <w:sz w:val="16"/>
+                <w:szCs w:val="16"/>
+              </w:rPr>
+              <w:t xml:space="preserve">16  </w:t>
+            </w:r>
+            <w:r>
+              <w:rPr>
+                <w:sz w:val="16"/>
+                <w:szCs w:val="16"/>
+              </w:rPr>
+              <w:t xml:space="preserve">Impairment losses (Chapter 10)</w:t>
+            </w:r>
+          </w:p>
+        </w:tc>
+      </w:tr>
+      <w:tr>
+        <w:tc>
+          <w:tcPr>
+            <w:tcW w:type="pct" w:w="2500"/>
+            <w:tcMar>
+              <w:top w:type="dxa" w:w="20"/>
+              <w:left w:type="dxa" w:w="80"/>
+              <w:bottom w:type="dxa" w:w="20"/>
+              <w:right w:type="dxa" w:w="80"/>
+            </w:tcMar>
+          </w:tcPr>
+          <w:p>
+            <w:pPr>
+              <w:spacing w:before="12" w:after="12"/>
+            </w:pPr>
+            <w:r>
+              <w:rPr>
+                <w:b/>
+                <w:bCs/>
+                <w:color w:val="8186EF"/>
+                <w:sz w:val="16"/>
+                <w:szCs w:val="16"/>
+              </w:rPr>
+              <w:t xml:space="preserve">8  </w:t>
+            </w:r>
+            <w:r>
+              <w:rPr>
+                <w:sz w:val="16"/>
+                <w:szCs w:val="16"/>
+              </w:rPr>
+              <w:t xml:space="preserve">reported</w:t>
+            </w:r>
+          </w:p>
+        </w:tc>
+        <w:tc>
+          <w:tcPr>
+            <w:tcW w:type="pct" w:w="2500"/>
+            <w:tcMar>
+              <w:top w:type="dxa" w:w="20"/>
+              <w:left w:type="dxa" w:w="80"/>
+              <w:bottom w:type="dxa" w:w="20"/>
+              <w:right w:type="dxa" w:w="80"/>
+            </w:tcMar>
+          </w:tcPr>
+          <w:p>
+            <w:pPr>
+              <w:spacing w:before="12" w:after="12"/>
+            </w:pPr>
+            <w:r>
+              <w:rPr>
+                <w:b/>
+                <w:bCs/>
+                <w:color w:val="8186EF"/>
+                <w:sz w:val="16"/>
+                <w:szCs w:val="16"/>
+              </w:rPr>
+              <w:t xml:space="preserve">17  </w:t>
+            </w:r>
+            <w:r>
+              <w:rPr>
+                <w:sz w:val="16"/>
+                <w:szCs w:val="16"/>
+              </w:rPr>
+              <w:t xml:space="preserve">Unrealized loss on AFS debt securities, net of tax</w:t>
+            </w:r>
+          </w:p>
+        </w:tc>
+      </w:tr>
+      <w:tr>
+        <w:tc>
+          <w:tcPr>
+            <w:tcW w:type="pct" w:w="2500"/>
+            <w:tcMar>
+              <w:top w:type="dxa" w:w="20"/>
+              <w:left w:type="dxa" w:w="80"/>
+              <w:bottom w:type="dxa" w:w="20"/>
+              <w:right w:type="dxa" w:w="80"/>
+            </w:tcMar>
+          </w:tcPr>
+          <w:p>
+            <w:pPr>
+              <w:spacing w:before="12" w:after="12"/>
+            </w:pPr>
+            <w:r>
+              <w:rPr>
+                <w:b/>
+                <w:bCs/>
+                <w:color w:val="8186EF"/>
+                <w:sz w:val="16"/>
+                <w:szCs w:val="16"/>
+              </w:rPr>
+              <w:t xml:space="preserve">9  </w:t>
+            </w:r>
+            <w:r>
+              <w:rPr>
+                <w:sz w:val="16"/>
+                <w:szCs w:val="16"/>
+              </w:rPr>
+              <w:t xml:space="preserve">carrying</w:t>
             </w:r>
           </w:p>
         </w:tc>
@@ -1467,7 +1813,7 @@
           <w:sz w:val="15"/>
           <w:szCs w:val="15"/>
         </w:rPr>
-        <w:t xml:space="preserve">A gain or loss is an increase or decrease in equity from a peripheral or incidental transaction: something other than the company's main activities and other than a transaction with owners. Selling an old machine, settling a lawsuit and a change in the value of an investment are examples. Gains and losses are shown net. When Orontes sold its old Dubai oven, it did not report the proceeds as revenue; it reported a gain of $3,000: the proceeds minus the carrying amount. In a multi-step statement, most gains and losses appear in other income and expense, below operating income.</w:t>
+        <w:t xml:space="preserve">A gain or loss is an increase or decrease in equity from a peripheral or incidental transaction: something other than the company's main activities and other than a transaction with owners. Selling an old machine, settling a lawsuit and a change in the value of an investment are examples. Gains and losses are shown net. When Orontes sold its old Dubai oven, it did not report the proceeds as revenue; it reported a gain of $3,000: the proceeds minus the carrying amount. In a multi-step statement, most gains and losses appear in other income and expense, below operating income. Losses that arise from operating assets, such as impairments, are usually shown within operating expenses. Items that are unusual or infrequent get a separate line within continuing operations, before tax.</w:t>
       </w:r>
     </w:p>
     <w:p>
@@ -1556,7 +1902,7 @@
     </w:p>
     <w:p>
       <w:pPr>
-        <w:spacing w:before="44" w:after="14"/>
+        <w:spacing w:before="44" w:after="10"/>
       </w:pPr>
       <w:r>
         <w:rPr>
@@ -1566,184 +1912,66 @@
           <w:sz w:val="18"/>
           <w:szCs w:val="18"/>
         </w:rPr>
-        <w:t xml:space="preserve">Summary 1</w:t>
-      </w:r>
-      <w:r>
-        <w:rPr>
-          <w:color w:val="6B7280"/>
-          <w:sz w:val="16"/>
-          <w:szCs w:val="16"/>
-        </w:rPr>
-        <w:t xml:space="preserve">      gaps 1–4</w:t>
+        <w:t xml:space="preserve">The set, member by member</w:t>
       </w:r>
     </w:p>
     <w:p>
       <w:pPr>
-        <w:spacing w:before="20" w:after="20" w:line="360" w:lineRule="auto"/>
-        <w:ind w:left="200"/>
+        <w:spacing w:before="0" w:after="12"/>
       </w:pPr>
       <w:r>
         <w:rPr>
-          <w:sz w:val="19"/>
-          <w:szCs w:val="19"/>
-        </w:rPr>
-        <w:t xml:space="preserve">Expenses are recognized in one of three ways. </w:t>
-      </w:r>
-      <w:r>
-        <w:rPr>
-          <w:sz w:val="19"/>
-          <w:szCs w:val="19"/>
-        </w:rPr>
-        <w:t xml:space="preserve">When there is a clear cause and effect, the </w:t>
-      </w:r>
-      <w:r>
-        <w:rPr>
-          <w:b/>
-          <w:bCs/>
-          <w:color w:val="8186EF"/>
+          <w:color w:val="6B7280"/>
           <w:sz w:val="15"/>
           <w:szCs w:val="15"/>
         </w:rPr>
-        <w:t xml:space="preserve"> (1) </w:t>
-      </w:r>
-      <w:r>
-        <w:rPr>
-          <w:u w:val="single"/>
-          <w:sz w:val="19"/>
-          <w:szCs w:val="19"/>
-        </w:rPr>
-        <w:t xml:space="preserve">           </w:t>
-      </w:r>
-      <w:r>
-        <w:rPr>
-          <w:sz w:val="19"/>
-          <w:szCs w:val="19"/>
-        </w:rPr>
-        <w:t xml:space="preserve"> </w:t>
-      </w:r>
-      <w:r>
-        <w:rPr>
-          <w:sz w:val="19"/>
-          <w:szCs w:val="19"/>
-        </w:rPr>
-        <w:t xml:space="preserve"> follows the related revenue: cost of goods sold is recognized when the goods are sold. </w:t>
-      </w:r>
-      <w:r>
-        <w:rPr>
-          <w:sz w:val="19"/>
-          <w:szCs w:val="19"/>
-        </w:rPr>
-        <w:t xml:space="preserve">This is the matching </w:t>
-      </w:r>
-      <w:r>
-        <w:rPr>
-          <w:b/>
-          <w:bCs/>
-          <w:color w:val="8186EF"/>
-          <w:sz w:val="15"/>
-          <w:szCs w:val="15"/>
-        </w:rPr>
-        <w:t xml:space="preserve"> (2) </w:t>
-      </w:r>
-      <w:r>
-        <w:rPr>
-          <w:u w:val="single"/>
-          <w:sz w:val="19"/>
-          <w:szCs w:val="19"/>
-        </w:rPr>
-        <w:t xml:space="preserve">           </w:t>
-      </w:r>
-      <w:r>
-        <w:rPr>
-          <w:sz w:val="19"/>
-          <w:szCs w:val="19"/>
-        </w:rPr>
-        <w:t xml:space="preserve"> </w:t>
-      </w:r>
-      <w:r>
-        <w:rPr>
-          <w:sz w:val="19"/>
-          <w:szCs w:val="19"/>
-        </w:rPr>
-        <w:t xml:space="preserve"> from Chapter 11. </w:t>
-      </w:r>
-      <w:r>
-        <w:rPr>
-          <w:sz w:val="19"/>
-          <w:szCs w:val="19"/>
-        </w:rPr>
-        <w:t xml:space="preserve">When a cost benefits several periods but cannot be linked to specific revenue, it is spread by </w:t>
-      </w:r>
-      <w:r>
-        <w:rPr>
-          <w:b/>
-          <w:bCs/>
-          <w:color w:val="8186EF"/>
-          <w:sz w:val="15"/>
-          <w:szCs w:val="15"/>
-        </w:rPr>
-        <w:t xml:space="preserve"> (3) </w:t>
-      </w:r>
-      <w:r>
-        <w:rPr>
-          <w:u w:val="single"/>
-          <w:sz w:val="19"/>
-          <w:szCs w:val="19"/>
-        </w:rPr>
-        <w:t xml:space="preserve">            </w:t>
-      </w:r>
-      <w:r>
-        <w:rPr>
-          <w:sz w:val="19"/>
-          <w:szCs w:val="19"/>
-        </w:rPr>
-        <w:t xml:space="preserve"> </w:t>
-      </w:r>
-      <w:r>
-        <w:rPr>
-          <w:sz w:val="19"/>
-          <w:szCs w:val="19"/>
-        </w:rPr>
-        <w:t xml:space="preserve"> and rational allocation. </w:t>
-      </w:r>
-      <w:r>
-        <w:rPr>
-          <w:sz w:val="19"/>
-          <w:szCs w:val="19"/>
-        </w:rPr>
-        <w:t xml:space="preserve"/>
-      </w:r>
-      <w:r>
-        <w:rPr>
-          <w:b/>
-          <w:bCs/>
-          <w:color w:val="8186EF"/>
-          <w:sz w:val="15"/>
-          <w:szCs w:val="15"/>
-        </w:rPr>
-        <w:t xml:space="preserve"> (4) </w:t>
-      </w:r>
-      <w:r>
-        <w:rPr>
-          <w:u w:val="single"/>
-          <w:sz w:val="19"/>
-          <w:szCs w:val="19"/>
-        </w:rPr>
-        <w:t xml:space="preserve">              </w:t>
-      </w:r>
-      <w:r>
-        <w:rPr>
-          <w:sz w:val="19"/>
-          <w:szCs w:val="19"/>
-        </w:rPr>
-        <w:t xml:space="preserve"> </w:t>
-      </w:r>
-      <w:r>
-        <w:rPr>
-          <w:sz w:val="19"/>
-          <w:szCs w:val="19"/>
-        </w:rPr>
-        <w:t xml:space="preserve"> of the bottling line and the expiry of prepaid rent are examples. </w:t>
+        <w:t xml:space="preserve">The rows are a set, not a sequence.</w:t>
+      </w:r>
+    </w:p>
+    <w:p>
+      <w:pPr>
+        <w:spacing w:after="40" w:before="90"/>
+        <w:jc w:val="center"/>
+      </w:pPr>
+      <w:r>
+        <w:drawing>
+          <wp:inline distT="0" distB="0" distL="0" distR="0">
+            <wp:extent cx="5734050" cy="2723675"/>
+            <wp:effectExtent t="0" r="0" b="0" l="0"/>
+            <wp:docPr id="1" name="" descr="" title=""/>
+            <wp:cNvGraphicFramePr>
+              <a:graphicFrameLocks xmlns:a="http://schemas.openxmlformats.org/drawingml/2006/main" noChangeAspect="1"/>
+            </wp:cNvGraphicFramePr>
+            <a:graphic xmlns:a="http://schemas.openxmlformats.org/drawingml/2006/main">
+              <a:graphicData uri="http://schemas.openxmlformats.org/drawingml/2006/picture">
+                <pic:pic xmlns:pic="http://schemas.openxmlformats.org/drawingml/2006/picture">
+                  <pic:nvPicPr>
+                    <pic:cNvPr id="0" name="" descr=""/>
+                    <pic:cNvPicPr>
+                      <a:picLocks noChangeAspect="1" noChangeArrowheads="1"/>
+                    </pic:cNvPicPr>
+                  </pic:nvPicPr>
+                  <pic:blipFill>
+                    <a:blip r:embed="rId103" cstate="none"/>
+                    <a:srcRect/>
+                    <a:stretch>
+                      <a:fillRect/>
+                    </a:stretch>
+                  </pic:blipFill>
+                  <pic:spPr bwMode="auto">
+                    <a:xfrm>
+                      <a:off x="0" y="0"/>
+                      <a:ext cx="5734050" cy="2723675"/>
+                    </a:xfrm>
+                    <a:prstGeom prst="rect">
+                      <a:avLst/>
+                    </a:prstGeom>
+                  </pic:spPr>
+                </pic:pic>
+              </a:graphicData>
+            </a:graphic>
+          </wp:inline>
+        </w:drawing>
       </w:r>
     </w:p>
     <w:tbl>
@@ -1801,7 +2029,169 @@
                 <w:sz w:val="16"/>
                 <w:szCs w:val="16"/>
               </w:rPr>
-              <w:t xml:space="preserve">period cost   ·   expense   ·   principle   ·   systematic   ·   Depreciation</w:t>
+              <w:t xml:space="preserve">When there is a clear cause and effect   ·   fair value less cost to sell   ·   recognized   ·   period cost   ·   When a cost has no clear link to future revenue</w:t>
+            </w:r>
+          </w:p>
+        </w:tc>
+      </w:tr>
+    </w:tbl>
+    <w:p/>
+    <w:p>
+      <w:pPr>
+        <w:spacing w:before="44" w:after="14"/>
+      </w:pPr>
+      <w:r>
+        <w:rPr>
+          <w:b/>
+          <w:bCs/>
+          <w:color w:val="353A7C"/>
+          <w:sz w:val="18"/>
+          <w:szCs w:val="18"/>
+        </w:rPr>
+        <w:t xml:space="preserve">Summary 1</w:t>
+      </w:r>
+      <w:r>
+        <w:rPr>
+          <w:color w:val="6B7280"/>
+          <w:sz w:val="16"/>
+          <w:szCs w:val="16"/>
+        </w:rPr>
+        <w:t xml:space="preserve">      gaps 5–6</w:t>
+      </w:r>
+    </w:p>
+    <w:p>
+      <w:pPr>
+        <w:spacing w:before="20" w:after="20" w:line="360" w:lineRule="auto"/>
+        <w:ind w:left="200"/>
+      </w:pPr>
+      <w:r>
+        <w:rPr>
+          <w:sz w:val="19"/>
+          <w:szCs w:val="19"/>
+        </w:rPr>
+        <w:t xml:space="preserve">Advertising and research and </w:t>
+      </w:r>
+      <w:r>
+        <w:rPr>
+          <w:b/>
+          <w:bCs/>
+          <w:color w:val="8186EF"/>
+          <w:sz w:val="15"/>
+          <w:szCs w:val="15"/>
+        </w:rPr>
+        <w:t xml:space="preserve"> (5) </w:t>
+      </w:r>
+      <w:r>
+        <w:rPr>
+          <w:u w:val="single"/>
+          <w:sz w:val="19"/>
+          <w:szCs w:val="19"/>
+        </w:rPr>
+        <w:t xml:space="preserve">             </w:t>
+      </w:r>
+      <w:r>
+        <w:rPr>
+          <w:sz w:val="19"/>
+          <w:szCs w:val="19"/>
+        </w:rPr>
+        <w:t xml:space="preserve"> </w:t>
+      </w:r>
+      <w:r>
+        <w:rPr>
+          <w:sz w:val="19"/>
+          <w:szCs w:val="19"/>
+        </w:rPr>
+        <w:t xml:space="preserve"> are expensed when </w:t>
+      </w:r>
+      <w:r>
+        <w:rPr>
+          <w:b/>
+          <w:bCs/>
+          <w:color w:val="8186EF"/>
+          <w:sz w:val="15"/>
+          <w:szCs w:val="15"/>
+        </w:rPr>
+        <w:t xml:space="preserve"> (6) </w:t>
+      </w:r>
+      <w:r>
+        <w:rPr>
+          <w:u w:val="single"/>
+          <w:sz w:val="19"/>
+          <w:szCs w:val="19"/>
+        </w:rPr>
+        <w:t xml:space="preserve">           </w:t>
+      </w:r>
+      <w:r>
+        <w:rPr>
+          <w:sz w:val="19"/>
+          <w:szCs w:val="19"/>
+        </w:rPr>
+        <w:t xml:space="preserve"> </w:t>
+      </w:r>
+      <w:r>
+        <w:rPr>
+          <w:sz w:val="19"/>
+          <w:szCs w:val="19"/>
+        </w:rPr>
+        <w:t xml:space="preserve">, even if they may bring future sales. </w:t>
+      </w:r>
+    </w:p>
+    <w:tbl>
+      <w:tblPr>
+        <w:tblW w:type="pct" w:w="100%"/>
+        <w:tblLayout w:type="fixed"/>
+        <w:tblBorders>
+          <w:top w:val="single" w:color="FBFAF6" w:sz="4"/>
+          <w:left w:val="single" w:color="FBFAF6" w:sz="4"/>
+          <w:bottom w:val="single" w:color="FBFAF6" w:sz="4"/>
+          <w:right w:val="single" w:color="FBFAF6" w:sz="4"/>
+          <w:insideH w:val="single" w:color="FBFAF6" w:sz="4"/>
+          <w:insideV w:val="single" w:color="FBFAF6" w:sz="4"/>
+        </w:tblBorders>
+      </w:tblPr>
+      <w:tblGrid>
+        <w:gridCol w:w="9600"/>
+      </w:tblGrid>
+      <w:tr>
+        <w:tc>
+          <w:tcPr>
+            <w:tcW w:type="pct" w:w="5000"/>
+            <w:shd w:fill="FBFAF6" w:val="clear"/>
+            <w:tcMar>
+              <w:top w:type="dxa" w:w="40"/>
+              <w:left w:type="dxa" w:w="100"/>
+              <w:bottom w:type="dxa" w:w="40"/>
+              <w:right w:type="dxa" w:w="100"/>
+            </w:tcMar>
+          </w:tcPr>
+          <w:p>
+            <w:pPr>
+              <w:spacing w:before="18" w:after="6"/>
+            </w:pPr>
+            <w:r>
+              <w:rPr>
+                <w:b/>
+                <w:bCs/>
+                <w:color w:val="6B7280"/>
+                <w:sz w:val="14"/>
+                <w:szCs w:val="14"/>
+              </w:rPr>
+              <w:t xml:space="preserve">word list</w:t>
+            </w:r>
+          </w:p>
+          <w:p>
+            <w:pPr>
+              <w:spacing w:before="0" w:after="18"/>
+            </w:pPr>
+            <w:r>
+              <w:rPr>
+                <w:b/>
+                <w:bCs/>
+                <w:color w:val="353A7C"/>
+                <w:sz w:val="16"/>
+                <w:szCs w:val="16"/>
+              </w:rPr>
+              <w:t xml:space="preserve">development   ·   recognition   ·   incurred</w:t>
             </w:r>
           </w:p>
         </w:tc>
@@ -1822,9 +2212,9 @@
         </w:tblBorders>
       </w:tblPr>
       <w:tblGrid>
-        <w:gridCol w:w="2416"/>
-        <w:gridCol w:w="2332"/>
-        <w:gridCol w:w="4853"/>
+        <w:gridCol w:w="2736"/>
+        <w:gridCol w:w="2640"/>
+        <w:gridCol w:w="4224"/>
       </w:tblGrid>
       <w:tr>
         <w:tc>
@@ -1859,7 +2249,7 @@
       <w:tr>
         <w:tc>
           <w:tcPr>
-            <w:tcW w:type="pct" w:w="1258"/>
+            <w:tcW w:type="pct" w:w="1425"/>
             <w:shd w:fill="353A7C" w:val="clear"/>
             <w:tcMar>
               <w:top w:type="dxa" w:w="50"/>
@@ -1886,7 +2276,7 @@
         </w:tc>
         <w:tc>
           <w:tcPr>
-            <w:tcW w:type="pct" w:w="1214"/>
+            <w:tcW w:type="pct" w:w="1375"/>
             <w:shd w:fill="353A7C" w:val="clear"/>
             <w:tcMar>
               <w:top w:type="dxa" w:w="50"/>
@@ -1913,7 +2303,7 @@
         </w:tc>
         <w:tc>
           <w:tcPr>
-            <w:tcW w:type="pct" w:w="2527"/>
+            <w:tcW w:type="pct" w:w="2200"/>
             <w:shd w:fill="353A7C" w:val="clear"/>
             <w:tcMar>
               <w:top w:type="dxa" w:w="50"/>
@@ -1942,7 +2332,7 @@
       <w:tr>
         <w:tc>
           <w:tcPr>
-            <w:tcW w:type="pct" w:w="1258"/>
+            <w:tcW w:type="pct" w:w="1425"/>
             <w:tcMar>
               <w:top w:type="dxa" w:w="50"/>
               <w:left w:type="dxa" w:w="110"/>
@@ -1965,7 +2355,7 @@
         </w:tc>
         <w:tc>
           <w:tcPr>
-            <w:tcW w:type="pct" w:w="1214"/>
+            <w:tcW w:type="pct" w:w="1375"/>
             <w:shd w:fill="FFFFFF" w:val="clear"/>
             <w:tcMar>
               <w:top w:type="dxa" w:w="50"/>
@@ -1986,13 +2376,13 @@
                 <w:sz w:val="14"/>
                 <w:szCs w:val="14"/>
               </w:rPr>
-              <w:t xml:space="preserve">(5)</w:t>
-            </w:r>
-          </w:p>
-        </w:tc>
-        <w:tc>
-          <w:tcPr>
-            <w:tcW w:type="pct" w:w="2527"/>
+              <w:t xml:space="preserve">(7)</w:t>
+            </w:r>
+          </w:p>
+        </w:tc>
+        <w:tc>
+          <w:tcPr>
+            <w:tcW w:type="pct" w:w="2200"/>
             <w:tcMar>
               <w:top w:type="dxa" w:w="50"/>
               <w:left w:type="dxa" w:w="110"/>
@@ -2017,7 +2407,7 @@
       <w:tr>
         <w:tc>
           <w:tcPr>
-            <w:tcW w:type="pct" w:w="1258"/>
+            <w:tcW w:type="pct" w:w="1425"/>
             <w:shd w:fill="FBFAF6" w:val="clear"/>
             <w:tcMar>
               <w:top w:type="dxa" w:w="50"/>
@@ -2041,7 +2431,7 @@
         </w:tc>
         <w:tc>
           <w:tcPr>
-            <w:tcW w:type="pct" w:w="1214"/>
+            <w:tcW w:type="pct" w:w="1375"/>
             <w:shd w:fill="FBFAF6" w:val="clear"/>
             <w:tcMar>
               <w:top w:type="dxa" w:w="50"/>
@@ -2065,8 +2455,8 @@
         </w:tc>
         <w:tc>
           <w:tcPr>
-            <w:tcW w:type="pct" w:w="2527"/>
-            <w:shd w:fill="FBFAF6" w:val="clear"/>
+            <w:tcW w:type="pct" w:w="2200"/>
+            <w:shd w:fill="FFFFFF" w:val="clear"/>
             <w:tcMar>
               <w:top w:type="dxa" w:w="50"/>
               <w:left w:type="dxa" w:w="110"/>
@@ -2076,22 +2466,25 @@
           </w:tcPr>
           <w:p>
             <w:pPr>
-              <w:spacing w:before="28" w:after="28"/>
-            </w:pPr>
-            <w:r>
-              <w:rPr>
-                <w:sz w:val="15"/>
-                <w:szCs w:val="15"/>
-              </w:rPr>
-              <w:t xml:space="preserve">Depreciation of the bottling line; prepaid rent</w:t>
-            </w:r>
-          </w:p>
-        </w:tc>
-      </w:tr>
-      <w:tr>
-        <w:tc>
-          <w:tcPr>
-            <w:tcW w:type="pct" w:w="1258"/>
+              <w:spacing w:before="46" w:after="46"/>
+            </w:pPr>
+            <w:r>
+              <w:rPr>
+                <w:b/>
+                <w:bCs/>
+                <w:color w:val="8186EF"/>
+                <w:sz w:val="14"/>
+                <w:szCs w:val="14"/>
+              </w:rPr>
+              <w:t xml:space="preserve">(8)</w:t>
+            </w:r>
+          </w:p>
+        </w:tc>
+      </w:tr>
+      <w:tr>
+        <w:tc>
+          <w:tcPr>
+            <w:tcW w:type="pct" w:w="1425"/>
             <w:tcMar>
               <w:top w:type="dxa" w:w="50"/>
               <w:left w:type="dxa" w:w="110"/>
@@ -2114,7 +2507,7 @@
         </w:tc>
         <w:tc>
           <w:tcPr>
-            <w:tcW w:type="pct" w:w="1214"/>
+            <w:tcW w:type="pct" w:w="1375"/>
             <w:shd w:fill="FFFFFF" w:val="clear"/>
             <w:tcMar>
               <w:top w:type="dxa" w:w="50"/>
@@ -2135,13 +2528,13 @@
                 <w:sz w:val="14"/>
                 <w:szCs w:val="14"/>
               </w:rPr>
-              <w:t xml:space="preserve">(6)</w:t>
-            </w:r>
-          </w:p>
-        </w:tc>
-        <w:tc>
-          <w:tcPr>
-            <w:tcW w:type="pct" w:w="2527"/>
+              <w:t xml:space="preserve">(9)</w:t>
+            </w:r>
+          </w:p>
+        </w:tc>
+        <w:tc>
+          <w:tcPr>
+            <w:tcW w:type="pct" w:w="2200"/>
             <w:tcMar>
               <w:top w:type="dxa" w:w="50"/>
               <w:left w:type="dxa" w:w="110"/>
@@ -2220,7 +2613,7 @@
                 <w:sz w:val="16"/>
                 <w:szCs w:val="16"/>
               </w:rPr>
-              <w:t xml:space="preserve">Cost spread over the periods that benefit   ·   No clear link to future revenue: a period cost   ·   Expense follows the related revenue</w:t>
+              <w:t xml:space="preserve">Expense follows the related revenue   ·   Cost spread over the periods that benefit   ·   No clear link to future revenue: a period cost   ·   Depreciation of the bottling line; prepaid rent</w:t>
             </w:r>
           </w:p>
         </w:tc>
@@ -2247,7 +2640,7 @@
           <w:sz w:val="16"/>
           <w:szCs w:val="16"/>
         </w:rPr>
-        <w:t xml:space="preserve">      gaps 7–8</w:t>
+        <w:t xml:space="preserve">      gaps 10–12</w:t>
       </w:r>
     </w:p>
     <w:p>
@@ -2260,7 +2653,7 @@
           <w:sz w:val="19"/>
           <w:szCs w:val="19"/>
         </w:rPr>
-        <w:t xml:space="preserve">ASU 2024-03 will require public companies to break down some expense captions in the notes, for example into inventory purchases, employee pay and </w:t>
+        <w:t xml:space="preserve">ASU 2024-03 will require public companies to break down some expense captions in the notes, for example into </w:t>
       </w:r>
       <w:r>
         <w:rPr>
@@ -2270,7 +2663,7 @@
           <w:sz w:val="15"/>
           <w:szCs w:val="15"/>
         </w:rPr>
-        <w:t xml:space="preserve"> (7) </w:t>
+        <w:t xml:space="preserve"> (10) </w:t>
       </w:r>
       <w:r>
         <w:rPr>
@@ -2278,7 +2671,7 @@
           <w:sz w:val="19"/>
           <w:szCs w:val="19"/>
         </w:rPr>
-        <w:t xml:space="preserve">              </w:t>
+        <w:t xml:space="preserve">           </w:t>
       </w:r>
       <w:r>
         <w:rPr>
@@ -2292,14 +2685,7 @@
           <w:sz w:val="19"/>
           <w:szCs w:val="19"/>
         </w:rPr>
-        <w:t xml:space="preserve">. </w:t>
-      </w:r>
-      <w:r>
-        <w:rPr>
-          <w:sz w:val="19"/>
-          <w:szCs w:val="19"/>
-        </w:rPr>
-        <w:t xml:space="preserve">It does not change </w:t>
+        <w:t xml:space="preserve"> purchases, employee pay and </w:t>
       </w:r>
       <w:r>
         <w:rPr>
@@ -2309,7 +2695,46 @@
           <w:sz w:val="15"/>
           <w:szCs w:val="15"/>
         </w:rPr>
-        <w:t xml:space="preserve"> (8) </w:t>
+        <w:t xml:space="preserve"> (11) </w:t>
+      </w:r>
+      <w:r>
+        <w:rPr>
+          <w:u w:val="single"/>
+          <w:sz w:val="19"/>
+          <w:szCs w:val="19"/>
+        </w:rPr>
+        <w:t xml:space="preserve">              </w:t>
+      </w:r>
+      <w:r>
+        <w:rPr>
+          <w:sz w:val="19"/>
+          <w:szCs w:val="19"/>
+        </w:rPr>
+        <w:t xml:space="preserve"> </w:t>
+      </w:r>
+      <w:r>
+        <w:rPr>
+          <w:sz w:val="19"/>
+          <w:szCs w:val="19"/>
+        </w:rPr>
+        <w:t xml:space="preserve">. </w:t>
+      </w:r>
+      <w:r>
+        <w:rPr>
+          <w:sz w:val="19"/>
+          <w:szCs w:val="19"/>
+        </w:rPr>
+        <w:t xml:space="preserve">It does not change </w:t>
+      </w:r>
+      <w:r>
+        <w:rPr>
+          <w:b/>
+          <w:bCs/>
+          <w:color w:val="8186EF"/>
+          <w:sz w:val="15"/>
+          <w:szCs w:val="15"/>
+        </w:rPr>
+        <w:t xml:space="preserve"> (12) </w:t>
       </w:r>
       <w:r>
         <w:rPr>
@@ -2389,13 +2814,25 @@
                 <w:sz w:val="16"/>
                 <w:szCs w:val="16"/>
               </w:rPr>
-              <w:t xml:space="preserve">period cost   ·   recognition   ·   depreciation</w:t>
+              <w:t xml:space="preserve">examples   ·   recognition   ·   depreciation   ·   inventory</w:t>
             </w:r>
           </w:p>
         </w:tc>
       </w:tr>
     </w:tbl>
     <w:p/>
+    <w:p>
+      <w:pPr>
+        <w:pageBreakBefore w:val="true"/>
+        <w:spacing w:after="0"/>
+      </w:pPr>
+      <w:r>
+        <w:rPr>
+          <w:sz w:val="2"/>
+        </w:rPr>
+        <w:t xml:space="preserve"> </w:t>
+      </w:r>
+    </w:p>
     <w:tbl>
       <w:tblPr>
         <w:tblW w:type="pct" w:w="100%"/>
@@ -2698,7 +3135,7 @@
                 <w:sz w:val="16"/>
                 <w:szCs w:val="16"/>
               </w:rPr>
-              <w:t xml:space="preserve">expense</w:t>
+              <w:t xml:space="preserve">When there is a clear cause and effect</w:t>
             </w:r>
           </w:p>
         </w:tc>
@@ -2724,7 +3161,7 @@
                 <w:sz w:val="16"/>
                 <w:szCs w:val="16"/>
               </w:rPr>
-              <w:t xml:space="preserve">5  </w:t>
+              <w:t xml:space="preserve">7  </w:t>
             </w:r>
             <w:r>
               <w:rPr>
@@ -2766,7 +3203,7 @@
                 <w:sz w:val="16"/>
                 <w:szCs w:val="16"/>
               </w:rPr>
-              <w:t xml:space="preserve">principle</w:t>
+              <w:t xml:space="preserve">recognized</w:t>
             </w:r>
           </w:p>
         </w:tc>
@@ -2792,14 +3229,14 @@
                 <w:sz w:val="16"/>
                 <w:szCs w:val="16"/>
               </w:rPr>
-              <w:t xml:space="preserve">6  </w:t>
-            </w:r>
-            <w:r>
-              <w:rPr>
-                <w:sz w:val="16"/>
-                <w:szCs w:val="16"/>
-              </w:rPr>
-              <w:t xml:space="preserve">No clear link to future revenue: a period cost</w:t>
+              <w:t xml:space="preserve">8  </w:t>
+            </w:r>
+            <w:r>
+              <w:rPr>
+                <w:sz w:val="16"/>
+                <w:szCs w:val="16"/>
+              </w:rPr>
+              <w:t xml:space="preserve">Depreciation of the bottling line; prepaid rent</w:t>
             </w:r>
           </w:p>
         </w:tc>
@@ -2834,7 +3271,7 @@
                 <w:sz w:val="16"/>
                 <w:szCs w:val="16"/>
               </w:rPr>
-              <w:t xml:space="preserve">systematic</w:t>
+              <w:t xml:space="preserve">When a cost has no clear link to future revenue</w:t>
             </w:r>
           </w:p>
         </w:tc>
@@ -2860,14 +3297,14 @@
                 <w:sz w:val="16"/>
                 <w:szCs w:val="16"/>
               </w:rPr>
-              <w:t xml:space="preserve">7  </w:t>
-            </w:r>
-            <w:r>
-              <w:rPr>
-                <w:sz w:val="16"/>
-                <w:szCs w:val="16"/>
-              </w:rPr>
-              <w:t xml:space="preserve">depreciation</w:t>
+              <w:t xml:space="preserve">9  </w:t>
+            </w:r>
+            <w:r>
+              <w:rPr>
+                <w:sz w:val="16"/>
+                <w:szCs w:val="16"/>
+              </w:rPr>
+              <w:t xml:space="preserve">No clear link to future revenue: a period cost</w:t>
             </w:r>
           </w:p>
         </w:tc>
@@ -2902,7 +3339,7 @@
                 <w:sz w:val="16"/>
                 <w:szCs w:val="16"/>
               </w:rPr>
-              <w:t xml:space="preserve">Depreciation</w:t>
+              <w:t xml:space="preserve">period cost</w:t>
             </w:r>
           </w:p>
         </w:tc>
@@ -2928,7 +3365,143 @@
                 <w:sz w:val="16"/>
                 <w:szCs w:val="16"/>
               </w:rPr>
-              <w:t xml:space="preserve">8  </w:t>
+              <w:t xml:space="preserve">10  </w:t>
+            </w:r>
+            <w:r>
+              <w:rPr>
+                <w:sz w:val="16"/>
+                <w:szCs w:val="16"/>
+              </w:rPr>
+              <w:t xml:space="preserve">inventory</w:t>
+            </w:r>
+          </w:p>
+        </w:tc>
+      </w:tr>
+      <w:tr>
+        <w:tc>
+          <w:tcPr>
+            <w:tcW w:type="pct" w:w="2500"/>
+            <w:tcMar>
+              <w:top w:type="dxa" w:w="20"/>
+              <w:left w:type="dxa" w:w="80"/>
+              <w:bottom w:type="dxa" w:w="20"/>
+              <w:right w:type="dxa" w:w="80"/>
+            </w:tcMar>
+          </w:tcPr>
+          <w:p>
+            <w:pPr>
+              <w:spacing w:before="12" w:after="12"/>
+            </w:pPr>
+            <w:r>
+              <w:rPr>
+                <w:b/>
+                <w:bCs/>
+                <w:color w:val="8186EF"/>
+                <w:sz w:val="16"/>
+                <w:szCs w:val="16"/>
+              </w:rPr>
+              <w:t xml:space="preserve">5  </w:t>
+            </w:r>
+            <w:r>
+              <w:rPr>
+                <w:sz w:val="16"/>
+                <w:szCs w:val="16"/>
+              </w:rPr>
+              <w:t xml:space="preserve">development</w:t>
+            </w:r>
+          </w:p>
+        </w:tc>
+        <w:tc>
+          <w:tcPr>
+            <w:tcW w:type="pct" w:w="2500"/>
+            <w:tcMar>
+              <w:top w:type="dxa" w:w="20"/>
+              <w:left w:type="dxa" w:w="80"/>
+              <w:bottom w:type="dxa" w:w="20"/>
+              <w:right w:type="dxa" w:w="80"/>
+            </w:tcMar>
+          </w:tcPr>
+          <w:p>
+            <w:pPr>
+              <w:spacing w:before="12" w:after="12"/>
+            </w:pPr>
+            <w:r>
+              <w:rPr>
+                <w:b/>
+                <w:bCs/>
+                <w:color w:val="8186EF"/>
+                <w:sz w:val="16"/>
+                <w:szCs w:val="16"/>
+              </w:rPr>
+              <w:t xml:space="preserve">11  </w:t>
+            </w:r>
+            <w:r>
+              <w:rPr>
+                <w:sz w:val="16"/>
+                <w:szCs w:val="16"/>
+              </w:rPr>
+              <w:t xml:space="preserve">depreciation</w:t>
+            </w:r>
+          </w:p>
+        </w:tc>
+      </w:tr>
+      <w:tr>
+        <w:tc>
+          <w:tcPr>
+            <w:tcW w:type="pct" w:w="2500"/>
+            <w:tcMar>
+              <w:top w:type="dxa" w:w="20"/>
+              <w:left w:type="dxa" w:w="80"/>
+              <w:bottom w:type="dxa" w:w="20"/>
+              <w:right w:type="dxa" w:w="80"/>
+            </w:tcMar>
+          </w:tcPr>
+          <w:p>
+            <w:pPr>
+              <w:spacing w:before="12" w:after="12"/>
+            </w:pPr>
+            <w:r>
+              <w:rPr>
+                <w:b/>
+                <w:bCs/>
+                <w:color w:val="8186EF"/>
+                <w:sz w:val="16"/>
+                <w:szCs w:val="16"/>
+              </w:rPr>
+              <w:t xml:space="preserve">6  </w:t>
+            </w:r>
+            <w:r>
+              <w:rPr>
+                <w:sz w:val="16"/>
+                <w:szCs w:val="16"/>
+              </w:rPr>
+              <w:t xml:space="preserve">incurred</w:t>
+            </w:r>
+          </w:p>
+        </w:tc>
+        <w:tc>
+          <w:tcPr>
+            <w:tcW w:type="pct" w:w="2500"/>
+            <w:tcMar>
+              <w:top w:type="dxa" w:w="20"/>
+              <w:left w:type="dxa" w:w="80"/>
+              <w:bottom w:type="dxa" w:w="20"/>
+              <w:right w:type="dxa" w:w="80"/>
+            </w:tcMar>
+          </w:tcPr>
+          <w:p>
+            <w:pPr>
+              <w:spacing w:before="12" w:after="12"/>
+            </w:pPr>
+            <w:r>
+              <w:rPr>
+                <w:b/>
+                <w:bCs/>
+                <w:color w:val="8186EF"/>
+                <w:sz w:val="16"/>
+                <w:szCs w:val="16"/>
+              </w:rPr>
+              <w:t xml:space="preserve">12  </w:t>
             </w:r>
             <w:r>
               <w:rPr>
@@ -2978,7 +3551,7 @@
           <w:sz w:val="15"/>
           <w:szCs w:val="15"/>
         </w:rPr>
-        <w:t xml:space="preserve">Expenses are recognized in one of three ways. When there is a clear cause and effect, the expense follows the related revenue: cost of goods sold is recognized when the goods are sold. This is the matching principle from Chapter 11. When a cost benefits several periods but cannot be linked to specific revenue, it is spread by systematic and rational allocation. Depreciation of the bottling line and the expiry of prepaid rent are examples.</w:t>
+        <w:t xml:space="preserve">Advertising and research and development are expensed when incurred, even if they may bring future sales.</w:t>
       </w:r>
     </w:p>
     <w:p>
@@ -3439,7 +4012,7 @@
                 <w:sz w:val="16"/>
                 <w:szCs w:val="16"/>
               </w:rPr>
-              <w:t xml:space="preserve">Without   ·   translation   ·   reclassification   ·   available-for-sale   ·   counted   ·   removes   ·   comprehensive income   ·   Unrealized</w:t>
+              <w:t xml:space="preserve">Without   ·   translation   ·   reclassification   ·   available-for-sale   ·   counted   ·   removes   ·   returns   ·   Unrealized</w:t>
             </w:r>
           </w:p>
         </w:tc>
@@ -3513,7 +4086,7 @@
           <w:sz w:val="16"/>
           <w:szCs w:val="16"/>
         </w:rPr>
-        <w:t xml:space="preserve">      gaps 8–10</w:t>
+        <w:t xml:space="preserve">      gaps 8–11</w:t>
       </w:r>
     </w:p>
     <w:p>
@@ -3629,7 +4202,46 @@
           <w:sz w:val="19"/>
           <w:szCs w:val="19"/>
         </w:rPr>
-        <w:t xml:space="preserve"> of $2,000 and a reclassification of −$10,000: a net OCI loss of $8,000 before tax, $6,000 after tax. </w:t>
+        <w:t xml:space="preserve"> of $2,000 and a reclassification of −$10,000: a net OCI </w:t>
+      </w:r>
+      <w:r>
+        <w:rPr>
+          <w:b/>
+          <w:bCs/>
+          <w:color w:val="8186EF"/>
+          <w:sz w:val="15"/>
+          <w:szCs w:val="15"/>
+        </w:rPr>
+        <w:t xml:space="preserve"> (11) </w:t>
+      </w:r>
+      <w:r>
+        <w:rPr>
+          <w:u w:val="single"/>
+          <w:sz w:val="19"/>
+          <w:szCs w:val="19"/>
+        </w:rPr>
+        <w:t xml:space="preserve">           </w:t>
+      </w:r>
+      <w:r>
+        <w:rPr>
+          <w:sz w:val="19"/>
+          <w:szCs w:val="19"/>
+        </w:rPr>
+        <w:t xml:space="preserve"> </w:t>
+      </w:r>
+      <w:r>
+        <w:rPr>
+          <w:sz w:val="19"/>
+          <w:szCs w:val="19"/>
+        </w:rPr>
+        <w:t xml:space="preserve"> of $8,000 before tax, $6,000 after tax. </w:t>
+      </w:r>
+      <w:r>
+        <w:rPr>
+          <w:sz w:val="19"/>
+          <w:szCs w:val="19"/>
+        </w:rPr>
+        <w:t xml:space="preserve">AOCI for this bond returns to zero. </w:t>
       </w:r>
     </w:p>
     <w:tbl>
@@ -3687,7 +4299,7 @@
                 <w:sz w:val="16"/>
                 <w:szCs w:val="16"/>
               </w:rPr>
-              <w:t xml:space="preserve">builds   ·   comprehensive income   ·   amount   ·   gain</w:t>
+              <w:t xml:space="preserve">builds   ·   loss   ·   amount   ·   removes   ·   gain</w:t>
             </w:r>
           </w:p>
         </w:tc>
@@ -3731,377 +4343,6 @@
         <w:drawing>
           <wp:inline distT="0" distB="0" distL="0" distR="0">
             <wp:extent cx="5734050" cy="1644775"/>
-            <wp:effectExtent t="0" r="0" b="0" l="0"/>
-            <wp:docPr id="1" name="" descr="" title=""/>
-            <wp:cNvGraphicFramePr>
-              <a:graphicFrameLocks xmlns:a="http://schemas.openxmlformats.org/drawingml/2006/main" noChangeAspect="1"/>
-            </wp:cNvGraphicFramePr>
-            <a:graphic xmlns:a="http://schemas.openxmlformats.org/drawingml/2006/main">
-              <a:graphicData uri="http://schemas.openxmlformats.org/drawingml/2006/picture">
-                <pic:pic xmlns:pic="http://schemas.openxmlformats.org/drawingml/2006/picture">
-                  <pic:nvPicPr>
-                    <pic:cNvPr id="0" name="" descr=""/>
-                    <pic:cNvPicPr>
-                      <a:picLocks noChangeAspect="1" noChangeArrowheads="1"/>
-                    </pic:cNvPicPr>
-                  </pic:nvPicPr>
-                  <pic:blipFill>
-                    <a:blip r:embed="rId103" cstate="none"/>
-                    <a:srcRect/>
-                    <a:stretch>
-                      <a:fillRect/>
-                    </a:stretch>
-                  </pic:blipFill>
-                  <pic:spPr bwMode="auto">
-                    <a:xfrm>
-                      <a:off x="0" y="0"/>
-                      <a:ext cx="5734050" cy="1644775"/>
-                    </a:xfrm>
-                    <a:prstGeom prst="rect">
-                      <a:avLst/>
-                    </a:prstGeom>
-                  </pic:spPr>
-                </pic:pic>
-              </a:graphicData>
-            </a:graphic>
-          </wp:inline>
-        </w:drawing>
-      </w:r>
-    </w:p>
-    <w:tbl>
-      <w:tblPr>
-        <w:tblW w:type="pct" w:w="100%"/>
-        <w:tblLayout w:type="fixed"/>
-        <w:tblBorders>
-          <w:top w:val="single" w:color="FBFAF6" w:sz="4"/>
-          <w:left w:val="single" w:color="FBFAF6" w:sz="4"/>
-          <w:bottom w:val="single" w:color="FBFAF6" w:sz="4"/>
-          <w:right w:val="single" w:color="FBFAF6" w:sz="4"/>
-          <w:insideH w:val="single" w:color="FBFAF6" w:sz="4"/>
-          <w:insideV w:val="single" w:color="FBFAF6" w:sz="4"/>
-        </w:tblBorders>
-      </w:tblPr>
-      <w:tblGrid>
-        <w:gridCol w:w="9600"/>
-      </w:tblGrid>
-      <w:tr>
-        <w:tc>
-          <w:tcPr>
-            <w:tcW w:type="pct" w:w="5000"/>
-            <w:shd w:fill="FBFAF6" w:val="clear"/>
-            <w:tcMar>
-              <w:top w:type="dxa" w:w="40"/>
-              <w:left w:type="dxa" w:w="100"/>
-              <w:bottom w:type="dxa" w:w="40"/>
-              <w:right w:type="dxa" w:w="100"/>
-            </w:tcMar>
-          </w:tcPr>
-          <w:p>
-            <w:pPr>
-              <w:spacing w:before="18" w:after="6"/>
-            </w:pPr>
-            <w:r>
-              <w:rPr>
-                <w:b/>
-                <w:bCs/>
-                <w:color w:val="6B7280"/>
-                <w:sz w:val="14"/>
-                <w:szCs w:val="14"/>
-              </w:rPr>
-              <w:t xml:space="preserve">word list</w:t>
-            </w:r>
-          </w:p>
-          <w:p>
-            <w:pPr>
-              <w:spacing w:before="0" w:after="18"/>
-            </w:pPr>
-            <w:r>
-              <w:rPr>
-                <w:b/>
-                <w:bCs/>
-                <w:color w:val="353A7C"/>
-                <w:sz w:val="16"/>
-                <w:szCs w:val="16"/>
-              </w:rPr>
-              <w:t xml:space="preserve">holding gain or loss   ·   Tax at 25%</w:t>
-            </w:r>
-          </w:p>
-        </w:tc>
-      </w:tr>
-    </w:tbl>
-    <w:p/>
-    <w:tbl>
-      <w:tblPr>
-        <w:tblW w:type="pct" w:w="100%"/>
-        <w:tblLayout w:type="fixed"/>
-        <w:tblBorders>
-          <w:top w:val="single" w:color="353A7C" w:sz="4"/>
-          <w:left w:val="single" w:color="353A7C" w:sz="4"/>
-          <w:bottom w:val="single" w:color="353A7C" w:sz="4"/>
-          <w:right w:val="single" w:color="353A7C" w:sz="4"/>
-          <w:insideH w:val="single" w:color="353A7C" w:sz="4"/>
-          <w:insideV w:val="single" w:color="353A7C" w:sz="4"/>
-        </w:tblBorders>
-      </w:tblPr>
-      <w:tblGrid>
-        <w:gridCol w:w="9600"/>
-      </w:tblGrid>
-      <w:tr>
-        <w:tc>
-          <w:tcPr>
-            <w:tcW w:type="pct" w:w="5000"/>
-            <w:shd w:fill="F2F4FB" w:val="clear"/>
-            <w:tcMar>
-              <w:top w:type="dxa" w:w="50"/>
-              <w:left w:type="dxa" w:w="110"/>
-              <w:bottom w:type="dxa" w:w="50"/>
-              <w:right w:type="dxa" w:w="110"/>
-            </w:tcMar>
-          </w:tcPr>
-          <w:p>
-            <w:pPr>
-              <w:spacing w:before="30" w:after="30"/>
-            </w:pPr>
-            <w:r>
-              <w:rPr>
-                <w:b/>
-                <w:bCs/>
-                <w:color w:val="353A7C"/>
-                <w:sz w:val="19"/>
-                <w:szCs w:val="19"/>
-              </w:rPr>
-              <w:t xml:space="preserve">Comprehensive income traps</w:t>
-            </w:r>
-          </w:p>
-        </w:tc>
-      </w:tr>
-    </w:tbl>
-    <w:p/>
-    <w:p>
-      <w:pPr>
-        <w:spacing w:before="44" w:after="14"/>
-      </w:pPr>
-      <w:r>
-        <w:rPr>
-          <w:b/>
-          <w:bCs/>
-          <w:color w:val="353A7C"/>
-          <w:sz w:val="18"/>
-          <w:szCs w:val="18"/>
-        </w:rPr>
-        <w:t xml:space="preserve">Summary 3</w:t>
-      </w:r>
-      <w:r>
-        <w:rPr>
-          <w:color w:val="6B7280"/>
-          <w:sz w:val="16"/>
-          <w:szCs w:val="16"/>
-        </w:rPr>
-        <w:t xml:space="preserve">      gaps 12–13</w:t>
-      </w:r>
-    </w:p>
-    <w:p>
-      <w:pPr>
-        <w:spacing w:before="20" w:after="20" w:line="360" w:lineRule="auto"/>
-        <w:ind w:left="200"/>
-      </w:pPr>
-      <w:r>
-        <w:rPr>
-          <w:sz w:val="19"/>
-          <w:szCs w:val="19"/>
-        </w:rPr>
-        <w:t xml:space="preserve">Forgetting the reclassification counts a realized </w:t>
-      </w:r>
-      <w:r>
-        <w:rPr>
-          <w:b/>
-          <w:bCs/>
-          <w:color w:val="8186EF"/>
-          <w:sz w:val="15"/>
-          <w:szCs w:val="15"/>
-        </w:rPr>
-        <w:t xml:space="preserve"> (12) </w:t>
-      </w:r>
-      <w:r>
-        <w:rPr>
-          <w:u w:val="single"/>
-          <w:sz w:val="19"/>
-          <w:szCs w:val="19"/>
-        </w:rPr>
-        <w:t xml:space="preserve">           </w:t>
-      </w:r>
-      <w:r>
-        <w:rPr>
-          <w:sz w:val="19"/>
-          <w:szCs w:val="19"/>
-        </w:rPr>
-        <w:t xml:space="preserve"> </w:t>
-      </w:r>
-      <w:r>
-        <w:rPr>
-          <w:sz w:val="19"/>
-          <w:szCs w:val="19"/>
-        </w:rPr>
-        <w:t xml:space="preserve"> twice. </w:t>
-      </w:r>
-      <w:r>
-        <w:rPr>
-          <w:sz w:val="19"/>
-          <w:szCs w:val="19"/>
-        </w:rPr>
-        <w:t xml:space="preserve"/>
-      </w:r>
-      <w:r>
-        <w:rPr>
-          <w:b/>
-          <w:bCs/>
-          <w:color w:val="8186EF"/>
-          <w:sz w:val="15"/>
-          <w:szCs w:val="15"/>
-        </w:rPr>
-        <w:t xml:space="preserve"> (13) </w:t>
-      </w:r>
-      <w:r>
-        <w:rPr>
-          <w:u w:val="single"/>
-          <w:sz w:val="19"/>
-          <w:szCs w:val="19"/>
-        </w:rPr>
-        <w:t xml:space="preserve">               </w:t>
-      </w:r>
-      <w:r>
-        <w:rPr>
-          <w:sz w:val="19"/>
-          <w:szCs w:val="19"/>
-        </w:rPr>
-        <w:t xml:space="preserve"> </w:t>
-      </w:r>
-      <w:r>
-        <w:rPr>
-          <w:sz w:val="19"/>
-          <w:szCs w:val="19"/>
-        </w:rPr>
-        <w:t xml:space="preserve"> income adds this year's OCI, not the AOCI balance. </w:t>
-      </w:r>
-      <w:r>
-        <w:rPr>
-          <w:sz w:val="19"/>
-          <w:szCs w:val="19"/>
-        </w:rPr>
-        <w:t xml:space="preserve">Report OCI net of tax, or before tax with one tax line: do not mix them. </w:t>
-      </w:r>
-    </w:p>
-    <w:tbl>
-      <w:tblPr>
-        <w:tblW w:type="pct" w:w="100%"/>
-        <w:tblLayout w:type="fixed"/>
-        <w:tblBorders>
-          <w:top w:val="single" w:color="FBFAF6" w:sz="4"/>
-          <w:left w:val="single" w:color="FBFAF6" w:sz="4"/>
-          <w:bottom w:val="single" w:color="FBFAF6" w:sz="4"/>
-          <w:right w:val="single" w:color="FBFAF6" w:sz="4"/>
-          <w:insideH w:val="single" w:color="FBFAF6" w:sz="4"/>
-          <w:insideV w:val="single" w:color="FBFAF6" w:sz="4"/>
-        </w:tblBorders>
-      </w:tblPr>
-      <w:tblGrid>
-        <w:gridCol w:w="9600"/>
-      </w:tblGrid>
-      <w:tr>
-        <w:tc>
-          <w:tcPr>
-            <w:tcW w:type="pct" w:w="5000"/>
-            <w:shd w:fill="FBFAF6" w:val="clear"/>
-            <w:tcMar>
-              <w:top w:type="dxa" w:w="40"/>
-              <w:left w:type="dxa" w:w="100"/>
-              <w:bottom w:type="dxa" w:w="40"/>
-              <w:right w:type="dxa" w:w="100"/>
-            </w:tcMar>
-          </w:tcPr>
-          <w:p>
-            <w:pPr>
-              <w:spacing w:before="18" w:after="6"/>
-            </w:pPr>
-            <w:r>
-              <w:rPr>
-                <w:b/>
-                <w:bCs/>
-                <w:color w:val="6B7280"/>
-                <w:sz w:val="14"/>
-                <w:szCs w:val="14"/>
-              </w:rPr>
-              <w:t xml:space="preserve">word list</w:t>
-            </w:r>
-          </w:p>
-          <w:p>
-            <w:pPr>
-              <w:spacing w:before="0" w:after="18"/>
-            </w:pPr>
-            <w:r>
-              <w:rPr>
-                <w:b/>
-                <w:bCs/>
-                <w:color w:val="353A7C"/>
-                <w:sz w:val="16"/>
-                <w:szCs w:val="16"/>
-              </w:rPr>
-              <w:t xml:space="preserve">gain   ·   reclassification adjustment   ·   Comprehensive</w:t>
-            </w:r>
-          </w:p>
-        </w:tc>
-      </w:tr>
-    </w:tbl>
-    <w:p/>
-    <w:p>
-      <w:pPr>
-        <w:pageBreakBefore w:val="true"/>
-        <w:spacing w:after="0"/>
-      </w:pPr>
-      <w:r>
-        <w:rPr>
-          <w:sz w:val="2"/>
-        </w:rPr>
-        <w:t xml:space="preserve"> </w:t>
-      </w:r>
-    </w:p>
-    <w:p>
-      <w:pPr>
-        <w:spacing w:before="44" w:after="10"/>
-      </w:pPr>
-      <w:r>
-        <w:rPr>
-          <w:b/>
-          <w:bCs/>
-          <w:color w:val="353A7C"/>
-          <w:sz w:val="18"/>
-          <w:szCs w:val="18"/>
-        </w:rPr>
-        <w:t xml:space="preserve">The English this section uses, and its Arabic</w:t>
-      </w:r>
-    </w:p>
-    <w:p>
-      <w:pPr>
-        <w:spacing w:before="0" w:after="12"/>
-      </w:pPr>
-      <w:r>
-        <w:rPr>
-          <w:color w:val="6B7280"/>
-          <w:sz w:val="15"/>
-          <w:szCs w:val="15"/>
-        </w:rPr>
-        <w:t xml:space="preserve">Each term sits against what it means.</w:t>
-      </w:r>
-    </w:p>
-    <w:p>
-      <w:pPr>
-        <w:spacing w:after="40" w:before="90"/>
-        <w:jc w:val="center"/>
-      </w:pPr>
-      <w:r>
-        <w:drawing>
-          <wp:inline distT="0" distB="0" distL="0" distR="0">
-            <wp:extent cx="5734050" cy="2421875"/>
             <wp:effectExtent t="0" r="0" b="0" l="0"/>
             <wp:docPr id="1" name="" descr="" title=""/>
             <wp:cNvGraphicFramePr>
@@ -4126,7 +4367,7 @@
                   <pic:spPr bwMode="auto">
                     <a:xfrm>
                       <a:off x="0" y="0"/>
-                      <a:ext cx="5734050" cy="2421875"/>
+                      <a:ext cx="5734050" cy="1644775"/>
                     </a:xfrm>
                     <a:prstGeom prst="rect">
                       <a:avLst/>
@@ -4194,7 +4435,410 @@
                 <w:sz w:val="16"/>
                 <w:szCs w:val="16"/>
               </w:rPr>
-              <w:t xml:space="preserve">loss   ·   period cost   ·   gain</w:t>
+              <w:t xml:space="preserve">held for sale   ·   Tax at 25%</w:t>
+            </w:r>
+          </w:p>
+        </w:tc>
+      </w:tr>
+    </w:tbl>
+    <w:p/>
+    <w:tbl>
+      <w:tblPr>
+        <w:tblW w:type="pct" w:w="100%"/>
+        <w:tblLayout w:type="fixed"/>
+        <w:tblBorders>
+          <w:top w:val="single" w:color="353A7C" w:sz="4"/>
+          <w:left w:val="single" w:color="353A7C" w:sz="4"/>
+          <w:bottom w:val="single" w:color="353A7C" w:sz="4"/>
+          <w:right w:val="single" w:color="353A7C" w:sz="4"/>
+          <w:insideH w:val="single" w:color="353A7C" w:sz="4"/>
+          <w:insideV w:val="single" w:color="353A7C" w:sz="4"/>
+        </w:tblBorders>
+      </w:tblPr>
+      <w:tblGrid>
+        <w:gridCol w:w="9600"/>
+      </w:tblGrid>
+      <w:tr>
+        <w:tc>
+          <w:tcPr>
+            <w:tcW w:type="pct" w:w="5000"/>
+            <w:shd w:fill="F2F4FB" w:val="clear"/>
+            <w:tcMar>
+              <w:top w:type="dxa" w:w="50"/>
+              <w:left w:type="dxa" w:w="110"/>
+              <w:bottom w:type="dxa" w:w="50"/>
+              <w:right w:type="dxa" w:w="110"/>
+            </w:tcMar>
+          </w:tcPr>
+          <w:p>
+            <w:pPr>
+              <w:spacing w:before="30" w:after="30"/>
+            </w:pPr>
+            <w:r>
+              <w:rPr>
+                <w:b/>
+                <w:bCs/>
+                <w:color w:val="353A7C"/>
+                <w:sz w:val="19"/>
+                <w:szCs w:val="19"/>
+              </w:rPr>
+              <w:t xml:space="preserve">Comprehensive income traps</w:t>
+            </w:r>
+          </w:p>
+        </w:tc>
+      </w:tr>
+    </w:tbl>
+    <w:p/>
+    <w:p>
+      <w:pPr>
+        <w:spacing w:before="44" w:after="14"/>
+      </w:pPr>
+      <w:r>
+        <w:rPr>
+          <w:b/>
+          <w:bCs/>
+          <w:color w:val="353A7C"/>
+          <w:sz w:val="18"/>
+          <w:szCs w:val="18"/>
+        </w:rPr>
+        <w:t xml:space="preserve">Summary 3</w:t>
+      </w:r>
+      <w:r>
+        <w:rPr>
+          <w:color w:val="6B7280"/>
+          <w:sz w:val="16"/>
+          <w:szCs w:val="16"/>
+        </w:rPr>
+        <w:t xml:space="preserve">      gaps 13–15</w:t>
+      </w:r>
+    </w:p>
+    <w:p>
+      <w:pPr>
+        <w:spacing w:before="20" w:after="20" w:line="360" w:lineRule="auto"/>
+        <w:ind w:left="200"/>
+      </w:pPr>
+      <w:r>
+        <w:rPr>
+          <w:sz w:val="19"/>
+          <w:szCs w:val="19"/>
+        </w:rPr>
+        <w:t xml:space="preserve">Forgetting the reclassification counts a realized </w:t>
+      </w:r>
+      <w:r>
+        <w:rPr>
+          <w:b/>
+          <w:bCs/>
+          <w:color w:val="8186EF"/>
+          <w:sz w:val="15"/>
+          <w:szCs w:val="15"/>
+        </w:rPr>
+        <w:t xml:space="preserve"> (13) </w:t>
+      </w:r>
+      <w:r>
+        <w:rPr>
+          <w:u w:val="single"/>
+          <w:sz w:val="19"/>
+          <w:szCs w:val="19"/>
+        </w:rPr>
+        <w:t xml:space="preserve">           </w:t>
+      </w:r>
+      <w:r>
+        <w:rPr>
+          <w:sz w:val="19"/>
+          <w:szCs w:val="19"/>
+        </w:rPr>
+        <w:t xml:space="preserve"> </w:t>
+      </w:r>
+      <w:r>
+        <w:rPr>
+          <w:sz w:val="19"/>
+          <w:szCs w:val="19"/>
+        </w:rPr>
+        <w:t xml:space="preserve"> twice. </w:t>
+      </w:r>
+      <w:r>
+        <w:rPr>
+          <w:sz w:val="19"/>
+          <w:szCs w:val="19"/>
+        </w:rPr>
+        <w:t xml:space="preserve"/>
+      </w:r>
+      <w:r>
+        <w:rPr>
+          <w:b/>
+          <w:bCs/>
+          <w:color w:val="8186EF"/>
+          <w:sz w:val="15"/>
+          <w:szCs w:val="15"/>
+        </w:rPr>
+        <w:t xml:space="preserve"> (14) </w:t>
+      </w:r>
+      <w:r>
+        <w:rPr>
+          <w:u w:val="single"/>
+          <w:sz w:val="19"/>
+          <w:szCs w:val="19"/>
+        </w:rPr>
+        <w:t xml:space="preserve">               </w:t>
+      </w:r>
+      <w:r>
+        <w:rPr>
+          <w:sz w:val="19"/>
+          <w:szCs w:val="19"/>
+        </w:rPr>
+        <w:t xml:space="preserve"> </w:t>
+      </w:r>
+      <w:r>
+        <w:rPr>
+          <w:sz w:val="19"/>
+          <w:szCs w:val="19"/>
+        </w:rPr>
+        <w:t xml:space="preserve"> income adds this year's OCI, not the AOCI balance. </w:t>
+      </w:r>
+      <w:r>
+        <w:rPr>
+          <w:sz w:val="19"/>
+          <w:szCs w:val="19"/>
+        </w:rPr>
+        <w:t xml:space="preserve"/>
+      </w:r>
+      <w:r>
+        <w:rPr>
+          <w:b/>
+          <w:bCs/>
+          <w:color w:val="8186EF"/>
+          <w:sz w:val="15"/>
+          <w:szCs w:val="15"/>
+        </w:rPr>
+        <w:t xml:space="preserve"> (15) </w:t>
+      </w:r>
+      <w:r>
+        <w:rPr>
+          <w:u w:val="single"/>
+          <w:sz w:val="19"/>
+          <w:szCs w:val="19"/>
+        </w:rPr>
+        <w:t xml:space="preserve">           </w:t>
+      </w:r>
+      <w:r>
+        <w:rPr>
+          <w:sz w:val="19"/>
+          <w:szCs w:val="19"/>
+        </w:rPr>
+        <w:t xml:space="preserve"> </w:t>
+      </w:r>
+      <w:r>
+        <w:rPr>
+          <w:sz w:val="19"/>
+          <w:szCs w:val="19"/>
+        </w:rPr>
+        <w:t xml:space="preserve"> OCI net of tax, or before tax with one tax line: do not mix them. </w:t>
+      </w:r>
+    </w:p>
+    <w:tbl>
+      <w:tblPr>
+        <w:tblW w:type="pct" w:w="100%"/>
+        <w:tblLayout w:type="fixed"/>
+        <w:tblBorders>
+          <w:top w:val="single" w:color="FBFAF6" w:sz="4"/>
+          <w:left w:val="single" w:color="FBFAF6" w:sz="4"/>
+          <w:bottom w:val="single" w:color="FBFAF6" w:sz="4"/>
+          <w:right w:val="single" w:color="FBFAF6" w:sz="4"/>
+          <w:insideH w:val="single" w:color="FBFAF6" w:sz="4"/>
+          <w:insideV w:val="single" w:color="FBFAF6" w:sz="4"/>
+        </w:tblBorders>
+      </w:tblPr>
+      <w:tblGrid>
+        <w:gridCol w:w="9600"/>
+      </w:tblGrid>
+      <w:tr>
+        <w:tc>
+          <w:tcPr>
+            <w:tcW w:type="pct" w:w="5000"/>
+            <w:shd w:fill="FBFAF6" w:val="clear"/>
+            <w:tcMar>
+              <w:top w:type="dxa" w:w="40"/>
+              <w:left w:type="dxa" w:w="100"/>
+              <w:bottom w:type="dxa" w:w="40"/>
+              <w:right w:type="dxa" w:w="100"/>
+            </w:tcMar>
+          </w:tcPr>
+          <w:p>
+            <w:pPr>
+              <w:spacing w:before="18" w:after="6"/>
+            </w:pPr>
+            <w:r>
+              <w:rPr>
+                <w:b/>
+                <w:bCs/>
+                <w:color w:val="6B7280"/>
+                <w:sz w:val="14"/>
+                <w:szCs w:val="14"/>
+              </w:rPr>
+              <w:t xml:space="preserve">word list</w:t>
+            </w:r>
+          </w:p>
+          <w:p>
+            <w:pPr>
+              <w:spacing w:before="0" w:after="18"/>
+            </w:pPr>
+            <w:r>
+              <w:rPr>
+                <w:b/>
+                <w:bCs/>
+                <w:color w:val="353A7C"/>
+                <w:sz w:val="16"/>
+                <w:szCs w:val="16"/>
+              </w:rPr>
+              <w:t xml:space="preserve">gain   ·   Comprehensive   ·   Report   ·   includes</w:t>
+            </w:r>
+          </w:p>
+        </w:tc>
+      </w:tr>
+    </w:tbl>
+    <w:p/>
+    <w:p>
+      <w:pPr>
+        <w:pageBreakBefore w:val="true"/>
+        <w:spacing w:after="0"/>
+      </w:pPr>
+      <w:r>
+        <w:rPr>
+          <w:sz w:val="2"/>
+        </w:rPr>
+        <w:t xml:space="preserve"> </w:t>
+      </w:r>
+    </w:p>
+    <w:p>
+      <w:pPr>
+        <w:spacing w:before="44" w:after="10"/>
+      </w:pPr>
+      <w:r>
+        <w:rPr>
+          <w:b/>
+          <w:bCs/>
+          <w:color w:val="353A7C"/>
+          <w:sz w:val="18"/>
+          <w:szCs w:val="18"/>
+        </w:rPr>
+        <w:t xml:space="preserve">The English this section uses, and its Arabic</w:t>
+      </w:r>
+    </w:p>
+    <w:p>
+      <w:pPr>
+        <w:spacing w:before="0" w:after="12"/>
+      </w:pPr>
+      <w:r>
+        <w:rPr>
+          <w:color w:val="6B7280"/>
+          <w:sz w:val="15"/>
+          <w:szCs w:val="15"/>
+        </w:rPr>
+        <w:t xml:space="preserve">Each term sits against what it means.</w:t>
+      </w:r>
+    </w:p>
+    <w:p>
+      <w:pPr>
+        <w:spacing w:after="40" w:before="90"/>
+        <w:jc w:val="center"/>
+      </w:pPr>
+      <w:r>
+        <w:drawing>
+          <wp:inline distT="0" distB="0" distL="0" distR="0">
+            <wp:extent cx="5734050" cy="2421875"/>
+            <wp:effectExtent t="0" r="0" b="0" l="0"/>
+            <wp:docPr id="1" name="" descr="" title=""/>
+            <wp:cNvGraphicFramePr>
+              <a:graphicFrameLocks xmlns:a="http://schemas.openxmlformats.org/drawingml/2006/main" noChangeAspect="1"/>
+            </wp:cNvGraphicFramePr>
+            <a:graphic xmlns:a="http://schemas.openxmlformats.org/drawingml/2006/main">
+              <a:graphicData uri="http://schemas.openxmlformats.org/drawingml/2006/picture">
+                <pic:pic xmlns:pic="http://schemas.openxmlformats.org/drawingml/2006/picture">
+                  <pic:nvPicPr>
+                    <pic:cNvPr id="0" name="" descr=""/>
+                    <pic:cNvPicPr>
+                      <a:picLocks noChangeAspect="1" noChangeArrowheads="1"/>
+                    </pic:cNvPicPr>
+                  </pic:nvPicPr>
+                  <pic:blipFill>
+                    <a:blip r:embed="rId105" cstate="none"/>
+                    <a:srcRect/>
+                    <a:stretch>
+                      <a:fillRect/>
+                    </a:stretch>
+                  </pic:blipFill>
+                  <pic:spPr bwMode="auto">
+                    <a:xfrm>
+                      <a:off x="0" y="0"/>
+                      <a:ext cx="5734050" cy="2421875"/>
+                    </a:xfrm>
+                    <a:prstGeom prst="rect">
+                      <a:avLst/>
+                    </a:prstGeom>
+                  </pic:spPr>
+                </pic:pic>
+              </a:graphicData>
+            </a:graphic>
+          </wp:inline>
+        </w:drawing>
+      </w:r>
+    </w:p>
+    <w:tbl>
+      <w:tblPr>
+        <w:tblW w:type="pct" w:w="100%"/>
+        <w:tblLayout w:type="fixed"/>
+        <w:tblBorders>
+          <w:top w:val="single" w:color="FBFAF6" w:sz="4"/>
+          <w:left w:val="single" w:color="FBFAF6" w:sz="4"/>
+          <w:bottom w:val="single" w:color="FBFAF6" w:sz="4"/>
+          <w:right w:val="single" w:color="FBFAF6" w:sz="4"/>
+          <w:insideH w:val="single" w:color="FBFAF6" w:sz="4"/>
+          <w:insideV w:val="single" w:color="FBFAF6" w:sz="4"/>
+        </w:tblBorders>
+      </w:tblPr>
+      <w:tblGrid>
+        <w:gridCol w:w="9600"/>
+      </w:tblGrid>
+      <w:tr>
+        <w:tc>
+          <w:tcPr>
+            <w:tcW w:type="pct" w:w="5000"/>
+            <w:shd w:fill="FBFAF6" w:val="clear"/>
+            <w:tcMar>
+              <w:top w:type="dxa" w:w="40"/>
+              <w:left w:type="dxa" w:w="100"/>
+              <w:bottom w:type="dxa" w:w="40"/>
+              <w:right w:type="dxa" w:w="100"/>
+            </w:tcMar>
+          </w:tcPr>
+          <w:p>
+            <w:pPr>
+              <w:spacing w:before="18" w:after="6"/>
+            </w:pPr>
+            <w:r>
+              <w:rPr>
+                <w:b/>
+                <w:bCs/>
+                <w:color w:val="6B7280"/>
+                <w:sz w:val="14"/>
+                <w:szCs w:val="14"/>
+              </w:rPr>
+              <w:t xml:space="preserve">word list</w:t>
+            </w:r>
+          </w:p>
+          <w:p>
+            <w:pPr>
+              <w:spacing w:before="0" w:after="18"/>
+            </w:pPr>
+            <w:r>
+              <w:rPr>
+                <w:b/>
+                <w:bCs/>
+                <w:color w:val="353A7C"/>
+                <w:sz w:val="16"/>
+                <w:szCs w:val="16"/>
+              </w:rPr>
+              <w:t xml:space="preserve">loss   ·   خسارة   ·   gain</w:t>
             </w:r>
           </w:p>
         </w:tc>
@@ -4529,14 +5173,14 @@
                 <w:sz w:val="16"/>
                 <w:szCs w:val="16"/>
               </w:rPr>
-              <w:t xml:space="preserve">9  </w:t>
-            </w:r>
-            <w:r>
-              <w:rPr>
-                <w:sz w:val="16"/>
-                <w:szCs w:val="16"/>
-              </w:rPr>
-              <w:t xml:space="preserve">amount</w:t>
+              <w:t xml:space="preserve">10  </w:t>
+            </w:r>
+            <w:r>
+              <w:rPr>
+                <w:sz w:val="16"/>
+                <w:szCs w:val="16"/>
+              </w:rPr>
+              <w:t xml:space="preserve">gain</w:t>
             </w:r>
           </w:p>
         </w:tc>
@@ -4597,14 +5241,14 @@
                 <w:sz w:val="16"/>
                 <w:szCs w:val="16"/>
               </w:rPr>
-              <w:t xml:space="preserve">10  </w:t>
-            </w:r>
-            <w:r>
-              <w:rPr>
-                <w:sz w:val="16"/>
-                <w:szCs w:val="16"/>
-              </w:rPr>
-              <w:t xml:space="preserve">gain</w:t>
+              <w:t xml:space="preserve">11  </w:t>
+            </w:r>
+            <w:r>
+              <w:rPr>
+                <w:sz w:val="16"/>
+                <w:szCs w:val="16"/>
+              </w:rPr>
+              <w:t xml:space="preserve">loss</w:t>
             </w:r>
           </w:p>
         </w:tc>
@@ -4665,7 +5309,7 @@
                 <w:sz w:val="16"/>
                 <w:szCs w:val="16"/>
               </w:rPr>
-              <w:t xml:space="preserve">11  </w:t>
+              <w:t xml:space="preserve">12  </w:t>
             </w:r>
             <w:r>
               <w:rPr>
@@ -4733,7 +5377,7 @@
                 <w:sz w:val="16"/>
                 <w:szCs w:val="16"/>
               </w:rPr>
-              <w:t xml:space="preserve">12  </w:t>
+              <w:t xml:space="preserve">13  </w:t>
             </w:r>
             <w:r>
               <w:rPr>
@@ -4801,7 +5445,7 @@
                 <w:sz w:val="16"/>
                 <w:szCs w:val="16"/>
               </w:rPr>
-              <w:t xml:space="preserve">13  </w:t>
+              <w:t xml:space="preserve">14  </w:t>
             </w:r>
             <w:r>
               <w:rPr>
@@ -4869,14 +5513,14 @@
                 <w:sz w:val="16"/>
                 <w:szCs w:val="16"/>
               </w:rPr>
-              <w:t xml:space="preserve">14  </w:t>
-            </w:r>
-            <w:r>
-              <w:rPr>
-                <w:sz w:val="16"/>
-                <w:szCs w:val="16"/>
-              </w:rPr>
-              <w:t xml:space="preserve">gain</w:t>
+              <w:t xml:space="preserve">15  </w:t>
+            </w:r>
+            <w:r>
+              <w:rPr>
+                <w:sz w:val="16"/>
+                <w:szCs w:val="16"/>
+              </w:rPr>
+              <w:t xml:space="preserve">Report</w:t>
             </w:r>
           </w:p>
         </w:tc>
@@ -4937,14 +5581,14 @@
                 <w:sz w:val="16"/>
                 <w:szCs w:val="16"/>
               </w:rPr>
-              <w:t xml:space="preserve">15  </w:t>
-            </w:r>
-            <w:r>
-              <w:rPr>
-                <w:sz w:val="16"/>
-                <w:szCs w:val="16"/>
-              </w:rPr>
-              <w:t xml:space="preserve">loss</w:t>
+              <w:t xml:space="preserve">16  </w:t>
+            </w:r>
+            <w:r>
+              <w:rPr>
+                <w:sz w:val="16"/>
+                <w:szCs w:val="16"/>
+              </w:rPr>
+              <w:t xml:space="preserve">gain</w:t>
             </w:r>
           </w:p>
         </w:tc>
@@ -4980,6 +5624,74 @@
                 <w:szCs w:val="16"/>
               </w:rPr>
               <w:t xml:space="preserve">builds</w:t>
+            </w:r>
+          </w:p>
+        </w:tc>
+        <w:tc>
+          <w:tcPr>
+            <w:tcW w:type="pct" w:w="2500"/>
+            <w:tcMar>
+              <w:top w:type="dxa" w:w="20"/>
+              <w:left w:type="dxa" w:w="80"/>
+              <w:bottom w:type="dxa" w:w="20"/>
+              <w:right w:type="dxa" w:w="80"/>
+            </w:tcMar>
+          </w:tcPr>
+          <w:p>
+            <w:pPr>
+              <w:spacing w:before="12" w:after="12"/>
+            </w:pPr>
+            <w:r>
+              <w:rPr>
+                <w:b/>
+                <w:bCs/>
+                <w:color w:val="8186EF"/>
+                <w:sz w:val="16"/>
+                <w:szCs w:val="16"/>
+              </w:rPr>
+              <w:t xml:space="preserve">17  </w:t>
+            </w:r>
+            <w:r>
+              <w:rPr>
+                <w:sz w:val="16"/>
+                <w:szCs w:val="16"/>
+              </w:rPr>
+              <w:t xml:space="preserve">loss</w:t>
+            </w:r>
+          </w:p>
+        </w:tc>
+      </w:tr>
+      <w:tr>
+        <w:tc>
+          <w:tcPr>
+            <w:tcW w:type="pct" w:w="2500"/>
+            <w:tcMar>
+              <w:top w:type="dxa" w:w="20"/>
+              <w:left w:type="dxa" w:w="80"/>
+              <w:bottom w:type="dxa" w:w="20"/>
+              <w:right w:type="dxa" w:w="80"/>
+            </w:tcMar>
+          </w:tcPr>
+          <w:p>
+            <w:pPr>
+              <w:spacing w:before="12" w:after="12"/>
+            </w:pPr>
+            <w:r>
+              <w:rPr>
+                <w:b/>
+                <w:bCs/>
+                <w:color w:val="8186EF"/>
+                <w:sz w:val="16"/>
+                <w:szCs w:val="16"/>
+              </w:rPr>
+              <w:t xml:space="preserve">9  </w:t>
+            </w:r>
+            <w:r>
+              <w:rPr>
+                <w:sz w:val="16"/>
+                <w:szCs w:val="16"/>
+              </w:rPr>
+              <w:t xml:space="preserve">amount</w:t>
             </w:r>
           </w:p>
         </w:tc>
@@ -5069,7 +5781,7 @@
           <w:sz w:val="15"/>
           <w:szCs w:val="15"/>
         </w:rPr>
-        <w:t xml:space="preserve">After tax at 25%, OCI is $6,000, and AOCI builds up by the same amount. OCI for 2027 shows the holding gain of $2,000 and a reclassification of −$10,000: a net OCI loss of $8,000 before tax, $6,000 after tax.</w:t>
+        <w:t xml:space="preserve">After tax at 25%, OCI is $6,000, and AOCI builds up by the same amount. OCI for 2027 shows the holding gain of $2,000 and a reclassification of −$10,000: a net OCI loss of $8,000 before tax, $6,000 after tax. AOCI for this bond returns to zero.</w:t>
       </w:r>
     </w:p>
     <w:p>
@@ -5200,7 +5912,7 @@
           <w:sz w:val="16"/>
           <w:szCs w:val="16"/>
         </w:rPr>
-        <w:t xml:space="preserve">      gaps 1–11</w:t>
+        <w:t xml:space="preserve">      gaps 1–6</w:t>
       </w:r>
     </w:p>
     <w:p>
@@ -5213,7 +5925,7 @@
           <w:sz w:val="19"/>
           <w:szCs w:val="19"/>
         </w:rPr>
-        <w:t xml:space="preserve">A disposal is </w:t>
+        <w:t xml:space="preserve">A </w:t>
       </w:r>
       <w:r>
         <w:rPr>
@@ -5245,7 +5957,7 @@
           <w:sz w:val="19"/>
           <w:szCs w:val="19"/>
         </w:rPr>
-        <w:t xml:space="preserve"> as a discontinued operation only if three </w:t>
+        <w:t xml:space="preserve"> is reported as a discontinued operation only if three </w:t>
       </w:r>
       <w:r>
         <w:rPr>
@@ -5284,7 +5996,7 @@
           <w:sz w:val="19"/>
           <w:szCs w:val="19"/>
         </w:rPr>
-        <w:t xml:space="preserve">First, it is a component of an </w:t>
+        <w:t xml:space="preserve">There is no official </w:t>
       </w:r>
       <w:r>
         <w:rPr>
@@ -5302,7 +6014,7 @@
           <w:sz w:val="19"/>
           <w:szCs w:val="19"/>
         </w:rPr>
-        <w:t xml:space="preserve">           </w:t>
+        <w:t xml:space="preserve">            </w:t>
       </w:r>
       <w:r>
         <w:rPr>
@@ -5316,7 +6028,7 @@
           <w:sz w:val="19"/>
           <w:szCs w:val="19"/>
         </w:rPr>
-        <w:t xml:space="preserve">: its operations and cash flows can be clearly </w:t>
+        <w:t xml:space="preserve"> for 'major'; it is a </w:t>
       </w:r>
       <w:r>
         <w:rPr>
@@ -5348,7 +6060,7 @@
           <w:sz w:val="19"/>
           <w:szCs w:val="19"/>
         </w:rPr>
-        <w:t xml:space="preserve"> from the rest of the company. </w:t>
+        <w:t xml:space="preserve">. </w:t>
       </w:r>
       <w:r>
         <w:rPr>
@@ -5387,7 +6099,7 @@
           <w:sz w:val="19"/>
           <w:szCs w:val="19"/>
         </w:rPr>
-        <w:t xml:space="preserve">, the disposal is a strategic shift that has, or will have, a major effect on operations and </w:t>
+        <w:t xml:space="preserve"> one machine, one store or one small product is not a </w:t>
       </w:r>
       <w:r>
         <w:rPr>
@@ -5419,195 +6131,7 @@
           <w:sz w:val="19"/>
           <w:szCs w:val="19"/>
         </w:rPr>
-        <w:t xml:space="preserve">. </w:t>
-      </w:r>
-      <w:r>
-        <w:rPr>
-          <w:sz w:val="19"/>
-          <w:szCs w:val="19"/>
-        </w:rPr>
-        <w:t xml:space="preserve">Third, the component has been sold, </w:t>
-      </w:r>
-      <w:r>
-        <w:rPr>
-          <w:b/>
-          <w:bCs/>
-          <w:color w:val="8186EF"/>
-          <w:sz w:val="15"/>
-          <w:szCs w:val="15"/>
-        </w:rPr>
-        <w:t xml:space="preserve"> (7) </w:t>
-      </w:r>
-      <w:r>
-        <w:rPr>
-          <w:u w:val="single"/>
-          <w:sz w:val="19"/>
-          <w:szCs w:val="19"/>
-        </w:rPr>
-        <w:t xml:space="preserve">           </w:t>
-      </w:r>
-      <w:r>
-        <w:rPr>
-          <w:sz w:val="19"/>
-          <w:szCs w:val="19"/>
-        </w:rPr>
-        <w:t xml:space="preserve"> </w:t>
-      </w:r>
-      <w:r>
-        <w:rPr>
-          <w:sz w:val="19"/>
-          <w:szCs w:val="19"/>
-        </w:rPr>
-        <w:t xml:space="preserve"> or spun off, or it is held for sale. </w:t>
-      </w:r>
-      <w:r>
-        <w:rPr>
-          <w:sz w:val="19"/>
-          <w:szCs w:val="19"/>
-        </w:rPr>
-        <w:t xml:space="preserve">Examples of a strategic shift are leaving a major line of business, a major </w:t>
-      </w:r>
-      <w:r>
-        <w:rPr>
-          <w:b/>
-          <w:bCs/>
-          <w:color w:val="8186EF"/>
-          <w:sz w:val="15"/>
-          <w:szCs w:val="15"/>
-        </w:rPr>
-        <w:t xml:space="preserve"> (8) </w:t>
-      </w:r>
-      <w:r>
-        <w:rPr>
-          <w:u w:val="single"/>
-          <w:sz w:val="19"/>
-          <w:szCs w:val="19"/>
-        </w:rPr>
-        <w:t xml:space="preserve">            </w:t>
-      </w:r>
-      <w:r>
-        <w:rPr>
-          <w:sz w:val="19"/>
-          <w:szCs w:val="19"/>
-        </w:rPr>
-        <w:t xml:space="preserve"> </w:t>
-      </w:r>
-      <w:r>
-        <w:rPr>
-          <w:sz w:val="19"/>
-          <w:szCs w:val="19"/>
-        </w:rPr>
-        <w:t xml:space="preserve"> area or a major </w:t>
-      </w:r>
-      <w:r>
-        <w:rPr>
-          <w:b/>
-          <w:bCs/>
-          <w:color w:val="8186EF"/>
-          <w:sz w:val="15"/>
-          <w:szCs w:val="15"/>
-        </w:rPr>
-        <w:t xml:space="preserve"> (9) </w:t>
-      </w:r>
-      <w:r>
-        <w:rPr>
-          <w:u w:val="single"/>
-          <w:sz w:val="19"/>
-          <w:szCs w:val="19"/>
-        </w:rPr>
-        <w:t xml:space="preserve">               </w:t>
-      </w:r>
-      <w:r>
-        <w:rPr>
-          <w:sz w:val="19"/>
-          <w:szCs w:val="19"/>
-        </w:rPr>
-        <w:t xml:space="preserve"> </w:t>
-      </w:r>
-      <w:r>
-        <w:rPr>
-          <w:sz w:val="19"/>
-          <w:szCs w:val="19"/>
-        </w:rPr>
-        <w:t xml:space="preserve"> investment. </w:t>
-      </w:r>
-      <w:r>
-        <w:rPr>
-          <w:sz w:val="19"/>
-          <w:szCs w:val="19"/>
-        </w:rPr>
-        <w:t xml:space="preserve">There is no official </w:t>
-      </w:r>
-      <w:r>
-        <w:rPr>
-          <w:b/>
-          <w:bCs/>
-          <w:color w:val="8186EF"/>
-          <w:sz w:val="15"/>
-          <w:szCs w:val="15"/>
-        </w:rPr>
-        <w:t xml:space="preserve"> (10) </w:t>
-      </w:r>
-      <w:r>
-        <w:rPr>
-          <w:u w:val="single"/>
-          <w:sz w:val="19"/>
-          <w:szCs w:val="19"/>
-        </w:rPr>
-        <w:t xml:space="preserve">            </w:t>
-      </w:r>
-      <w:r>
-        <w:rPr>
-          <w:sz w:val="19"/>
-          <w:szCs w:val="19"/>
-        </w:rPr>
-        <w:t xml:space="preserve"> </w:t>
-      </w:r>
-      <w:r>
-        <w:rPr>
-          <w:sz w:val="19"/>
-          <w:szCs w:val="19"/>
-        </w:rPr>
-        <w:t xml:space="preserve"> for 'major'; it is a </w:t>
-      </w:r>
-      <w:r>
-        <w:rPr>
-          <w:b/>
-          <w:bCs/>
-          <w:color w:val="8186EF"/>
-          <w:sz w:val="15"/>
-          <w:szCs w:val="15"/>
-        </w:rPr>
-        <w:t xml:space="preserve"> (11) </w:t>
-      </w:r>
-      <w:r>
-        <w:rPr>
-          <w:u w:val="single"/>
-          <w:sz w:val="19"/>
-          <w:szCs w:val="19"/>
-        </w:rPr>
-        <w:t xml:space="preserve">           </w:t>
-      </w:r>
-      <w:r>
-        <w:rPr>
-          <w:sz w:val="19"/>
-          <w:szCs w:val="19"/>
-        </w:rPr>
-        <w:t xml:space="preserve"> </w:t>
-      </w:r>
-      <w:r>
-        <w:rPr>
-          <w:sz w:val="19"/>
-          <w:szCs w:val="19"/>
-        </w:rPr>
-        <w:t xml:space="preserve">. </w:t>
-      </w:r>
-      <w:r>
-        <w:rPr>
-          <w:sz w:val="19"/>
-          <w:szCs w:val="19"/>
-        </w:rPr>
-        <w:t xml:space="preserve">Selling one machine, one store or one small product is not a strategic shift. </w:t>
+        <w:t xml:space="preserve"> shift. </w:t>
       </w:r>
       <w:r>
         <w:rPr>
@@ -5679,7 +6203,7 @@
                 <w:sz w:val="16"/>
                 <w:szCs w:val="16"/>
               </w:rPr>
-              <w:t xml:space="preserve">Second   ·   geographic   ·   percentage   ·   results   ·   entity   ·   separated   ·   strategic shift   ·   equity-method   ·   things   ·   reported   ·   judgment   ·   abandoned</w:t>
+              <w:t xml:space="preserve">percentage   ·   things   ·   held-for-sale   ·   Selling   ·   disposal   ·   strategic   ·   judgment</w:t>
             </w:r>
           </w:p>
         </w:tc>
@@ -5747,8 +6271,8 @@
         </w:tblBorders>
       </w:tblPr>
       <w:tblGrid>
-        <w:gridCol w:w="4992"/>
-        <w:gridCol w:w="4608"/>
+        <w:gridCol w:w="4993"/>
+        <w:gridCol w:w="4607"/>
       </w:tblGrid>
       <w:tr>
         <w:tc>
@@ -5784,6 +6308,7 @@
         <w:tc>
           <w:tcPr>
             <w:tcW w:type="pct" w:w="2600"/>
+            <w:shd w:fill="353A7C" w:val="clear"/>
             <w:tcMar>
               <w:top w:type="dxa" w:w="50"/>
               <w:left w:type="dxa" w:w="110"/>
@@ -5793,13 +6318,13 @@
           </w:tcPr>
           <w:p>
             <w:pPr>
-              <w:spacing w:before="26" w:after="26"/>
-            </w:pPr>
-            <w:r>
-              <w:rPr>
-                <w:b/>
-                <w:bCs/>
-                <w:color w:val="353A7C"/>
+              <w:spacing w:before="30" w:after="30"/>
+            </w:pPr>
+            <w:r>
+              <w:rPr>
+                <w:b/>
+                <w:bCs/>
+                <w:color w:val="FFFFFF"/>
                 <w:sz w:val="15"/>
                 <w:szCs w:val="15"/>
               </w:rPr>
@@ -5810,6 +6335,7 @@
         <w:tc>
           <w:tcPr>
             <w:tcW w:type="pct" w:w="2400"/>
+            <w:shd w:fill="353A7C" w:val="clear"/>
             <w:tcMar>
               <w:top w:type="dxa" w:w="50"/>
               <w:left w:type="dxa" w:w="110"/>
@@ -5819,13 +6345,13 @@
           </w:tcPr>
           <w:p>
             <w:pPr>
-              <w:spacing w:before="26" w:after="26"/>
-            </w:pPr>
-            <w:r>
-              <w:rPr>
-                <w:b/>
-                <w:bCs/>
-                <w:color w:val="353A7C"/>
+              <w:spacing w:before="30" w:after="30"/>
+            </w:pPr>
+            <w:r>
+              <w:rPr>
+                <w:b/>
+                <w:bCs/>
+                <w:color w:val="FFFFFF"/>
                 <w:sz w:val="15"/>
                 <w:szCs w:val="15"/>
               </w:rPr>
@@ -5847,13 +6373,12 @@
           </w:tcPr>
           <w:p>
             <w:pPr>
-              <w:spacing w:before="26" w:after="26"/>
-            </w:pPr>
-            <w:r>
-              <w:rPr>
-                <w:color w:val="232733"/>
-                <w:sz w:val="16"/>
-                <w:szCs w:val="16"/>
+              <w:spacing w:before="28" w:after="28"/>
+            </w:pPr>
+            <w:r>
+              <w:rPr>
+                <w:sz w:val="15"/>
+                <w:szCs w:val="15"/>
               </w:rPr>
               <w:t xml:space="preserve">Orontes sells its whole frozen-foods business, one of its four product lines</w:t>
             </w:r>
@@ -5871,13 +6396,12 @@
           </w:tcPr>
           <w:p>
             <w:pPr>
-              <w:spacing w:before="26" w:after="26"/>
-            </w:pPr>
-            <w:r>
-              <w:rPr>
-                <w:color w:val="232733"/>
-                <w:sz w:val="16"/>
-                <w:szCs w:val="16"/>
+              <w:spacing w:before="28" w:after="28"/>
+            </w:pPr>
+            <w:r>
+              <w:rPr>
+                <w:sz w:val="15"/>
+                <w:szCs w:val="15"/>
               </w:rPr>
               <w:t xml:space="preserve">Yes: a major line of business</w:t>
             </w:r>
@@ -5898,13 +6422,12 @@
           </w:tcPr>
           <w:p>
             <w:pPr>
-              <w:spacing w:before="26" w:after="26"/>
-            </w:pPr>
-            <w:r>
-              <w:rPr>
-                <w:color w:val="232733"/>
-                <w:sz w:val="16"/>
-                <w:szCs w:val="16"/>
+              <w:spacing w:before="28" w:after="28"/>
+            </w:pPr>
+            <w:r>
+              <w:rPr>
+                <w:sz w:val="15"/>
+                <w:szCs w:val="15"/>
               </w:rPr>
               <w:t xml:space="preserve">Orontes closes one of its twelve olive-oil shops</w:t>
             </w:r>
@@ -5913,7 +6436,7 @@
         <w:tc>
           <w:tcPr>
             <w:tcW w:type="pct" w:w="2400"/>
-            <w:shd w:fill="FBFAF6" w:val="clear"/>
+            <w:shd w:fill="FFFFFF" w:val="clear"/>
             <w:tcMar>
               <w:top w:type="dxa" w:w="50"/>
               <w:left w:type="dxa" w:w="110"/>
@@ -5923,15 +6446,17 @@
           </w:tcPr>
           <w:p>
             <w:pPr>
-              <w:spacing w:before="26" w:after="26"/>
-            </w:pPr>
-            <w:r>
-              <w:rPr>
-                <w:color w:val="232733"/>
-                <w:sz w:val="16"/>
-                <w:szCs w:val="16"/>
-              </w:rPr>
-              <w:t xml:space="preserve">No: not a strategic shift</w:t>
+              <w:spacing w:before="46" w:after="46"/>
+            </w:pPr>
+            <w:r>
+              <w:rPr>
+                <w:b/>
+                <w:bCs/>
+                <w:color w:val="8186EF"/>
+                <w:sz w:val="14"/>
+                <w:szCs w:val="14"/>
+              </w:rPr>
+              <w:t xml:space="preserve">(7)</w:t>
             </w:r>
           </w:p>
         </w:tc>
@@ -5949,13 +6474,12 @@
           </w:tcPr>
           <w:p>
             <w:pPr>
-              <w:spacing w:before="26" w:after="26"/>
-            </w:pPr>
-            <w:r>
-              <w:rPr>
-                <w:color w:val="232733"/>
-                <w:sz w:val="16"/>
-                <w:szCs w:val="16"/>
+              <w:spacing w:before="28" w:after="28"/>
+            </w:pPr>
+            <w:r>
+              <w:rPr>
+                <w:sz w:val="15"/>
+                <w:szCs w:val="15"/>
               </w:rPr>
               <w:t xml:space="preserve">Orontes sells all its operations in Jordan, its only foreign market</w:t>
             </w:r>
@@ -5973,13 +6497,12 @@
           </w:tcPr>
           <w:p>
             <w:pPr>
-              <w:spacing w:before="26" w:after="26"/>
-            </w:pPr>
-            <w:r>
-              <w:rPr>
-                <w:color w:val="232733"/>
-                <w:sz w:val="16"/>
-                <w:szCs w:val="16"/>
+              <w:spacing w:before="28" w:after="28"/>
+            </w:pPr>
+            <w:r>
+              <w:rPr>
+                <w:sz w:val="15"/>
+                <w:szCs w:val="15"/>
               </w:rPr>
               <w:t xml:space="preserve">________</w:t>
             </w:r>
@@ -6000,13 +6523,12 @@
           </w:tcPr>
           <w:p>
             <w:pPr>
-              <w:spacing w:before="26" w:after="26"/>
-            </w:pPr>
-            <w:r>
-              <w:rPr>
-                <w:color w:val="232733"/>
-                <w:sz w:val="16"/>
-                <w:szCs w:val="16"/>
+              <w:spacing w:before="28" w:after="28"/>
+            </w:pPr>
+            <w:r>
+              <w:rPr>
+                <w:sz w:val="15"/>
+                <w:szCs w:val="15"/>
               </w:rPr>
               <w:t xml:space="preserve">Orontes sells an old bottling machine</w:t>
             </w:r>
@@ -6025,13 +6547,12 @@
           </w:tcPr>
           <w:p>
             <w:pPr>
-              <w:spacing w:before="26" w:after="26"/>
-            </w:pPr>
-            <w:r>
-              <w:rPr>
-                <w:color w:val="232733"/>
-                <w:sz w:val="16"/>
-                <w:szCs w:val="16"/>
+              <w:spacing w:before="28" w:after="28"/>
+            </w:pPr>
+            <w:r>
+              <w:rPr>
+                <w:sz w:val="15"/>
+                <w:szCs w:val="15"/>
               </w:rPr>
               <w:t xml:space="preserve">________</w:t>
             </w:r>
@@ -6051,13 +6572,12 @@
           </w:tcPr>
           <w:p>
             <w:pPr>
-              <w:spacing w:before="26" w:after="26"/>
-            </w:pPr>
-            <w:r>
-              <w:rPr>
-                <w:color w:val="232733"/>
-                <w:sz w:val="16"/>
-                <w:szCs w:val="16"/>
+              <w:spacing w:before="28" w:after="28"/>
+            </w:pPr>
+            <w:r>
+              <w:rPr>
+                <w:sz w:val="15"/>
+                <w:szCs w:val="15"/>
               </w:rPr>
               <w:t xml:space="preserve">Orontes sells its 30% stake in Jordan Glass, a major equity-method investment</w:t>
             </w:r>
@@ -6075,13 +6595,12 @@
           </w:tcPr>
           <w:p>
             <w:pPr>
-              <w:spacing w:before="26" w:after="26"/>
-            </w:pPr>
-            <w:r>
-              <w:rPr>
-                <w:color w:val="232733"/>
-                <w:sz w:val="16"/>
-                <w:szCs w:val="16"/>
+              <w:spacing w:before="28" w:after="28"/>
+            </w:pPr>
+            <w:r>
+              <w:rPr>
+                <w:sz w:val="15"/>
+                <w:szCs w:val="15"/>
               </w:rPr>
               <w:t xml:space="preserve">________</w:t>
             </w:r>
@@ -6102,13 +6621,12 @@
           </w:tcPr>
           <w:p>
             <w:pPr>
-              <w:spacing w:before="26" w:after="26"/>
-            </w:pPr>
-            <w:r>
-              <w:rPr>
-                <w:color w:val="232733"/>
-                <w:sz w:val="16"/>
-                <w:szCs w:val="16"/>
+              <w:spacing w:before="28" w:after="28"/>
+            </w:pPr>
+            <w:r>
+              <w:rPr>
+                <w:sz w:val="15"/>
+                <w:szCs w:val="15"/>
               </w:rPr>
               <w:t xml:space="preserve">Orontes stops selling one flavour of juice</w:t>
             </w:r>
@@ -6127,15 +6645,212 @@
           </w:tcPr>
           <w:p>
             <w:pPr>
-              <w:spacing w:before="26" w:after="26"/>
-            </w:pPr>
-            <w:r>
-              <w:rPr>
-                <w:color w:val="232733"/>
-                <w:sz w:val="16"/>
-                <w:szCs w:val="16"/>
+              <w:spacing w:before="28" w:after="28"/>
+            </w:pPr>
+            <w:r>
+              <w:rPr>
+                <w:sz w:val="15"/>
+                <w:szCs w:val="15"/>
               </w:rPr>
               <w:t xml:space="preserve">________</w:t>
+            </w:r>
+          </w:p>
+        </w:tc>
+      </w:tr>
+    </w:tbl>
+    <w:p/>
+    <w:tbl>
+      <w:tblPr>
+        <w:tblW w:type="pct" w:w="100%"/>
+        <w:tblLayout w:type="fixed"/>
+        <w:tblBorders>
+          <w:top w:val="single" w:color="FBFAF6" w:sz="4"/>
+          <w:left w:val="single" w:color="FBFAF6" w:sz="4"/>
+          <w:bottom w:val="single" w:color="FBFAF6" w:sz="4"/>
+          <w:right w:val="single" w:color="FBFAF6" w:sz="4"/>
+          <w:insideH w:val="single" w:color="FBFAF6" w:sz="4"/>
+          <w:insideV w:val="single" w:color="FBFAF6" w:sz="4"/>
+        </w:tblBorders>
+      </w:tblPr>
+      <w:tblGrid>
+        <w:gridCol w:w="9600"/>
+      </w:tblGrid>
+      <w:tr>
+        <w:tc>
+          <w:tcPr>
+            <w:tcW w:type="pct" w:w="5000"/>
+            <w:shd w:fill="FBFAF6" w:val="clear"/>
+            <w:tcMar>
+              <w:top w:type="dxa" w:w="40"/>
+              <w:left w:type="dxa" w:w="100"/>
+              <w:bottom w:type="dxa" w:w="40"/>
+              <w:right w:type="dxa" w:w="100"/>
+            </w:tcMar>
+          </w:tcPr>
+          <w:p>
+            <w:pPr>
+              <w:spacing w:before="18" w:after="6"/>
+            </w:pPr>
+            <w:r>
+              <w:rPr>
+                <w:b/>
+                <w:bCs/>
+                <w:color w:val="6B7280"/>
+                <w:sz w:val="14"/>
+                <w:szCs w:val="14"/>
+              </w:rPr>
+              <w:t xml:space="preserve">word list</w:t>
+            </w:r>
+          </w:p>
+          <w:p>
+            <w:pPr>
+              <w:spacing w:before="0" w:after="18"/>
+            </w:pPr>
+            <w:r>
+              <w:rPr>
+                <w:b/>
+                <w:bCs/>
+                <w:color w:val="353A7C"/>
+                <w:sz w:val="16"/>
+                <w:szCs w:val="16"/>
+              </w:rPr>
+              <w:t xml:space="preserve">No: not a strategic shift   ·   Yes: a major line of business</w:t>
+            </w:r>
+          </w:p>
+        </w:tc>
+      </w:tr>
+    </w:tbl>
+    <w:p/>
+    <w:p>
+      <w:pPr>
+        <w:spacing w:before="44" w:after="10"/>
+      </w:pPr>
+      <w:r>
+        <w:rPr>
+          <w:b/>
+          <w:bCs/>
+          <w:color w:val="353A7C"/>
+          <w:sz w:val="18"/>
+          <w:szCs w:val="18"/>
+        </w:rPr>
+        <w:t xml:space="preserve">The steps, in order</w:t>
+      </w:r>
+    </w:p>
+    <w:p>
+      <w:pPr>
+        <w:spacing w:before="0" w:after="12"/>
+      </w:pPr>
+      <w:r>
+        <w:rPr>
+          <w:color w:val="6B7280"/>
+          <w:sz w:val="15"/>
+          <w:szCs w:val="15"/>
+        </w:rPr>
+        <w:t xml:space="preserve">Each stage leads to the next.</w:t>
+      </w:r>
+    </w:p>
+    <w:p>
+      <w:pPr>
+        <w:spacing w:after="40" w:before="90"/>
+        <w:jc w:val="center"/>
+      </w:pPr>
+      <w:r>
+        <w:drawing>
+          <wp:inline distT="0" distB="0" distL="0" distR="0">
+            <wp:extent cx="5734050" cy="1856025"/>
+            <wp:effectExtent t="0" r="0" b="0" l="0"/>
+            <wp:docPr id="1" name="" descr="" title=""/>
+            <wp:cNvGraphicFramePr>
+              <a:graphicFrameLocks xmlns:a="http://schemas.openxmlformats.org/drawingml/2006/main" noChangeAspect="1"/>
+            </wp:cNvGraphicFramePr>
+            <a:graphic xmlns:a="http://schemas.openxmlformats.org/drawingml/2006/main">
+              <a:graphicData uri="http://schemas.openxmlformats.org/drawingml/2006/picture">
+                <pic:pic xmlns:pic="http://schemas.openxmlformats.org/drawingml/2006/picture">
+                  <pic:nvPicPr>
+                    <pic:cNvPr id="0" name="" descr=""/>
+                    <pic:cNvPicPr>
+                      <a:picLocks noChangeAspect="1" noChangeArrowheads="1"/>
+                    </pic:cNvPicPr>
+                  </pic:nvPicPr>
+                  <pic:blipFill>
+                    <a:blip r:embed="rId106" cstate="none"/>
+                    <a:srcRect/>
+                    <a:stretch>
+                      <a:fillRect/>
+                    </a:stretch>
+                  </pic:blipFill>
+                  <pic:spPr bwMode="auto">
+                    <a:xfrm>
+                      <a:off x="0" y="0"/>
+                      <a:ext cx="5734050" cy="1856025"/>
+                    </a:xfrm>
+                    <a:prstGeom prst="rect">
+                      <a:avLst/>
+                    </a:prstGeom>
+                  </pic:spPr>
+                </pic:pic>
+              </a:graphicData>
+            </a:graphic>
+          </wp:inline>
+        </w:drawing>
+      </w:r>
+    </w:p>
+    <w:tbl>
+      <w:tblPr>
+        <w:tblW w:type="pct" w:w="100%"/>
+        <w:tblLayout w:type="fixed"/>
+        <w:tblBorders>
+          <w:top w:val="single" w:color="FBFAF6" w:sz="4"/>
+          <w:left w:val="single" w:color="FBFAF6" w:sz="4"/>
+          <w:bottom w:val="single" w:color="FBFAF6" w:sz="4"/>
+          <w:right w:val="single" w:color="FBFAF6" w:sz="4"/>
+          <w:insideH w:val="single" w:color="FBFAF6" w:sz="4"/>
+          <w:insideV w:val="single" w:color="FBFAF6" w:sz="4"/>
+        </w:tblBorders>
+      </w:tblPr>
+      <w:tblGrid>
+        <w:gridCol w:w="9600"/>
+      </w:tblGrid>
+      <w:tr>
+        <w:tc>
+          <w:tcPr>
+            <w:tcW w:type="pct" w:w="5000"/>
+            <w:shd w:fill="FBFAF6" w:val="clear"/>
+            <w:tcMar>
+              <w:top w:type="dxa" w:w="40"/>
+              <w:left w:type="dxa" w:w="100"/>
+              <w:bottom w:type="dxa" w:w="40"/>
+              <w:right w:type="dxa" w:w="100"/>
+            </w:tcMar>
+          </w:tcPr>
+          <w:p>
+            <w:pPr>
+              <w:spacing w:before="18" w:after="6"/>
+            </w:pPr>
+            <w:r>
+              <w:rPr>
+                <w:b/>
+                <w:bCs/>
+                <w:color w:val="6B7280"/>
+                <w:sz w:val="14"/>
+                <w:szCs w:val="14"/>
+              </w:rPr>
+              <w:t xml:space="preserve">word list</w:t>
+            </w:r>
+          </w:p>
+          <w:p>
+            <w:pPr>
+              <w:spacing w:before="0" w:after="18"/>
+            </w:pPr>
+            <w:r>
+              <w:rPr>
+                <w:b/>
+                <w:bCs/>
+                <w:color w:val="353A7C"/>
+                <w:sz w:val="16"/>
+                <w:szCs w:val="16"/>
+              </w:rPr>
+              <w:t xml:space="preserve">held for sale   ·   the disposal is a strategic shift that has   ·   it is a component of an entity   ·   operations</w:t>
             </w:r>
           </w:p>
         </w:tc>
@@ -6206,7 +6921,7 @@
                     </pic:cNvPicPr>
                   </pic:nvPicPr>
                   <pic:blipFill>
-                    <a:blip r:embed="rId105" cstate="none"/>
+                    <a:blip r:embed="rId107" cstate="none"/>
                     <a:srcRect/>
                     <a:stretch>
                       <a:fillRect/>
@@ -6283,7 +6998,7 @@
                 <w:sz w:val="16"/>
                 <w:szCs w:val="16"/>
               </w:rPr>
-              <w:t xml:space="preserve">comprehensive income   ·   held for sale   ·   loss</w:t>
+              <w:t xml:space="preserve">strategic shift   ·   loss   ·   period cost   ·   held for sale</w:t>
             </w:r>
           </w:p>
         </w:tc>
@@ -6642,7 +7357,7 @@
                 <w:sz w:val="16"/>
                 <w:szCs w:val="16"/>
               </w:rPr>
-              <w:t xml:space="preserve">reported</w:t>
+              <w:t xml:space="preserve">disposal</w:t>
             </w:r>
           </w:p>
         </w:tc>
@@ -6675,7 +7390,7 @@
                 <w:sz w:val="16"/>
                 <w:szCs w:val="16"/>
               </w:rPr>
-              <w:t xml:space="preserve">geographic</w:t>
+              <w:t xml:space="preserve">operations</w:t>
             </w:r>
           </w:p>
         </w:tc>
@@ -6743,7 +7458,7 @@
                 <w:sz w:val="16"/>
                 <w:szCs w:val="16"/>
               </w:rPr>
-              <w:t xml:space="preserve">equity-method</w:t>
+              <w:t xml:space="preserve">the disposal is a strategic shift that has</w:t>
             </w:r>
           </w:p>
         </w:tc>
@@ -6778,7 +7493,7 @@
                 <w:sz w:val="16"/>
                 <w:szCs w:val="16"/>
               </w:rPr>
-              <w:t xml:space="preserve">entity</w:t>
+              <w:t xml:space="preserve">percentage</w:t>
             </w:r>
           </w:p>
         </w:tc>
@@ -6811,7 +7526,7 @@
                 <w:sz w:val="16"/>
                 <w:szCs w:val="16"/>
               </w:rPr>
-              <w:t xml:space="preserve">percentage</w:t>
+              <w:t xml:space="preserve">held for sale</w:t>
             </w:r>
           </w:p>
         </w:tc>
@@ -6846,7 +7561,7 @@
                 <w:sz w:val="16"/>
                 <w:szCs w:val="16"/>
               </w:rPr>
-              <w:t xml:space="preserve">separated</w:t>
+              <w:t xml:space="preserve">judgment</w:t>
             </w:r>
           </w:p>
         </w:tc>
@@ -6879,7 +7594,7 @@
                 <w:sz w:val="16"/>
                 <w:szCs w:val="16"/>
               </w:rPr>
-              <w:t xml:space="preserve">judgment</w:t>
+              <w:t xml:space="preserve">loss</w:t>
             </w:r>
           </w:p>
         </w:tc>
@@ -6914,7 +7629,7 @@
                 <w:sz w:val="16"/>
                 <w:szCs w:val="16"/>
               </w:rPr>
-              <w:t xml:space="preserve">Second</w:t>
+              <w:t xml:space="preserve">Selling</w:t>
             </w:r>
           </w:p>
         </w:tc>
@@ -6947,7 +7662,7 @@
                 <w:sz w:val="16"/>
                 <w:szCs w:val="16"/>
               </w:rPr>
-              <w:t xml:space="preserve">loss</w:t>
+              <w:t xml:space="preserve">held for sale</w:t>
             </w:r>
           </w:p>
         </w:tc>
@@ -6982,7 +7697,7 @@
                 <w:sz w:val="16"/>
                 <w:szCs w:val="16"/>
               </w:rPr>
-              <w:t xml:space="preserve">results</w:t>
+              <w:t xml:space="preserve">strategic</w:t>
             </w:r>
           </w:p>
         </w:tc>
@@ -7015,7 +7730,7 @@
                 <w:sz w:val="16"/>
                 <w:szCs w:val="16"/>
               </w:rPr>
-              <w:t xml:space="preserve">held for sale</w:t>
+              <w:t xml:space="preserve">strategic shift</w:t>
             </w:r>
           </w:p>
         </w:tc>
@@ -7050,7 +7765,7 @@
                 <w:sz w:val="16"/>
                 <w:szCs w:val="16"/>
               </w:rPr>
-              <w:t xml:space="preserve">abandoned</w:t>
+              <w:t xml:space="preserve">No: not a strategic shift</w:t>
             </w:r>
           </w:p>
         </w:tc>
@@ -7116,7 +7831,7 @@
           <w:sz w:val="15"/>
           <w:szCs w:val="15"/>
         </w:rPr>
-        <w:t xml:space="preserve">A disposal is reported as a discontinued operation only if three things are true. First, it is a component of an entity: its operations and cash flows can be clearly separated from the rest of the company. Second, the disposal is a strategic shift that has, or will have, a major effect on operations and results. Third, the component has been sold, abandoned or spun off, or it is held for sale. Examples of a strategic shift are leaving a major line of business, a major geographic area or a major equity-method investment. There is no official percentage for 'major'; it is a judgment. Selling one machine, one store or one small product is not a strategic shift. The gain or loss stays in continuing operations, as for the Dubai oven. A business that meets the held-for-sale criteria when it is acquired is also a discontinued operation.</w:t>
+        <w:t xml:space="preserve">A disposal is reported as a discontinued operation only if three things are true. There is no official percentage for 'major'; it is a judgment. Selling one machine, one store or one small product is not a strategic shift. The gain or loss stays in continuing operations, as for the Dubai oven. A business that meets the held-for-sale criteria when it is acquired is also a discontinued operation.</w:t>
       </w:r>
     </w:p>
     <w:p>
@@ -7223,7 +7938,7 @@
           <w:sz w:val="16"/>
           <w:szCs w:val="16"/>
         </w:rPr>
-        <w:t xml:space="preserve">      gaps 1–7</w:t>
+        <w:t xml:space="preserve">      gaps 1–11</w:t>
       </w:r>
     </w:p>
     <w:p>
@@ -7449,7 +8164,7 @@
           <w:sz w:val="19"/>
           <w:szCs w:val="19"/>
         </w:rPr>
-        <w:t xml:space="preserve"/>
+        <w:t xml:space="preserve">Any write-down is a </w:t>
       </w:r>
       <w:r>
         <w:rPr>
@@ -7467,6 +8182,45 @@
           <w:sz w:val="19"/>
           <w:szCs w:val="19"/>
         </w:rPr>
+        <w:t xml:space="preserve">           </w:t>
+      </w:r>
+      <w:r>
+        <w:rPr>
+          <w:sz w:val="19"/>
+          <w:szCs w:val="19"/>
+        </w:rPr>
+        <w:t xml:space="preserve"> </w:t>
+      </w:r>
+      <w:r>
+        <w:rPr>
+          <w:sz w:val="19"/>
+          <w:szCs w:val="19"/>
+        </w:rPr>
+        <w:t xml:space="preserve">. </w:t>
+      </w:r>
+      <w:r>
+        <w:rPr>
+          <w:sz w:val="19"/>
+          <w:szCs w:val="19"/>
+        </w:rPr>
+        <w:t xml:space="preserve"/>
+      </w:r>
+      <w:r>
+        <w:rPr>
+          <w:b/>
+          <w:bCs/>
+          <w:color w:val="8186EF"/>
+          <w:sz w:val="15"/>
+          <w:szCs w:val="15"/>
+        </w:rPr>
+        <w:t xml:space="preserve"> (8) </w:t>
+      </w:r>
+      <w:r>
+        <w:rPr>
+          <w:u w:val="single"/>
+          <w:sz w:val="19"/>
+          <w:szCs w:val="19"/>
+        </w:rPr>
         <w:t xml:space="preserve">              </w:t>
       </w:r>
       <w:r>
@@ -7481,7 +8235,110 @@
           <w:sz w:val="19"/>
           <w:szCs w:val="19"/>
         </w:rPr>
-        <w:t xml:space="preserve"> stops, and later increases in value are recognized only up to the losses already recorded. </w:t>
+        <w:t xml:space="preserve"> stops, and later increases in value are </w:t>
+      </w:r>
+      <w:r>
+        <w:rPr>
+          <w:b/>
+          <w:bCs/>
+          <w:color w:val="8186EF"/>
+          <w:sz w:val="15"/>
+          <w:szCs w:val="15"/>
+        </w:rPr>
+        <w:t xml:space="preserve"> (9) </w:t>
+      </w:r>
+      <w:r>
+        <w:rPr>
+          <w:u w:val="single"/>
+          <w:sz w:val="19"/>
+          <w:szCs w:val="19"/>
+        </w:rPr>
+        <w:t xml:space="preserve">            </w:t>
+      </w:r>
+      <w:r>
+        <w:rPr>
+          <w:sz w:val="19"/>
+          <w:szCs w:val="19"/>
+        </w:rPr>
+        <w:t xml:space="preserve"> </w:t>
+      </w:r>
+      <w:r>
+        <w:rPr>
+          <w:sz w:val="19"/>
+          <w:szCs w:val="19"/>
+        </w:rPr>
+        <w:t xml:space="preserve"> only up to the losses already recorded. </w:t>
+      </w:r>
+      <w:r>
+        <w:rPr>
+          <w:sz w:val="19"/>
+          <w:szCs w:val="19"/>
+        </w:rPr>
+        <w:t xml:space="preserve">The board </w:t>
+      </w:r>
+      <w:r>
+        <w:rPr>
+          <w:b/>
+          <w:bCs/>
+          <w:color w:val="8186EF"/>
+          <w:sz w:val="15"/>
+          <w:szCs w:val="15"/>
+        </w:rPr>
+        <w:t xml:space="preserve"> (10) </w:t>
+      </w:r>
+      <w:r>
+        <w:rPr>
+          <w:u w:val="single"/>
+          <w:sz w:val="19"/>
+          <w:szCs w:val="19"/>
+        </w:rPr>
+        <w:t xml:space="preserve">           </w:t>
+      </w:r>
+      <w:r>
+        <w:rPr>
+          <w:sz w:val="19"/>
+          <w:szCs w:val="19"/>
+        </w:rPr>
+        <w:t xml:space="preserve"> </w:t>
+      </w:r>
+      <w:r>
+        <w:rPr>
+          <w:sz w:val="19"/>
+          <w:szCs w:val="19"/>
+        </w:rPr>
+        <w:t xml:space="preserve"> the plan in March, but the business </w:t>
+      </w:r>
+      <w:r>
+        <w:rPr>
+          <w:b/>
+          <w:bCs/>
+          <w:color w:val="8186EF"/>
+          <w:sz w:val="15"/>
+          <w:szCs w:val="15"/>
+        </w:rPr>
+        <w:t xml:space="preserve"> (11) </w:t>
+      </w:r>
+      <w:r>
+        <w:rPr>
+          <w:u w:val="single"/>
+          <w:sz w:val="19"/>
+          <w:szCs w:val="19"/>
+        </w:rPr>
+        <w:t xml:space="preserve">           </w:t>
+      </w:r>
+      <w:r>
+        <w:rPr>
+          <w:sz w:val="19"/>
+          <w:szCs w:val="19"/>
+        </w:rPr>
+        <w:t xml:space="preserve"> </w:t>
+      </w:r>
+      <w:r>
+        <w:rPr>
+          <w:sz w:val="19"/>
+          <w:szCs w:val="19"/>
+        </w:rPr>
+        <w:t xml:space="preserve"> held for sale only on June 30, when all six criteria were met. </w:t>
       </w:r>
     </w:p>
     <w:tbl>
@@ -7539,7 +8396,7 @@
                 <w:sz w:val="16"/>
                 <w:szCs w:val="16"/>
               </w:rPr>
-              <w:t xml:space="preserve">component   ·   held-for-sale   ·   reasonable   ·   measured   ·   discontinued   ·   disposal group   ·   Depreciation   ·   management</w:t>
+              <w:t xml:space="preserve">Depreciation   ·   component   ·   discontinued   ·   recognized   ·   reasonable   ·   loss   ·   held-for-sale   ·   approved   ·   became   ·   measured   ·   management   ·   disposal</w:t>
             </w:r>
           </w:p>
         </w:tc>
@@ -7613,7 +8470,7 @@
           <w:sz w:val="16"/>
           <w:szCs w:val="16"/>
         </w:rPr>
-        <w:t xml:space="preserve">      gaps 8–9</w:t>
+        <w:t xml:space="preserve">      gaps 12–14</w:t>
       </w:r>
     </w:p>
     <w:p>
@@ -7636,7 +8493,7 @@
           <w:sz w:val="15"/>
           <w:szCs w:val="15"/>
         </w:rPr>
-        <w:t xml:space="preserve"> (8) </w:t>
+        <w:t xml:space="preserve"> (12) </w:t>
       </w:r>
       <w:r>
         <w:rPr>
@@ -7675,7 +8532,7 @@
           <w:sz w:val="15"/>
           <w:szCs w:val="15"/>
         </w:rPr>
-        <w:t xml:space="preserve"> (9) </w:t>
+        <w:t xml:space="preserve"> (13) </w:t>
       </w:r>
       <w:r>
         <w:rPr>
@@ -7704,7 +8561,39 @@
           <w:sz w:val="19"/>
           <w:szCs w:val="19"/>
         </w:rPr>
-        <w:t xml:space="preserve">Stop depreciation once the group is held for sale. </w:t>
+        <w:t xml:space="preserve">Stop </w:t>
+      </w:r>
+      <w:r>
+        <w:rPr>
+          <w:b/>
+          <w:bCs/>
+          <w:color w:val="8186EF"/>
+          <w:sz w:val="15"/>
+          <w:szCs w:val="15"/>
+        </w:rPr>
+        <w:t xml:space="preserve"> (14) </w:t>
+      </w:r>
+      <w:r>
+        <w:rPr>
+          <w:u w:val="single"/>
+          <w:sz w:val="19"/>
+          <w:szCs w:val="19"/>
+        </w:rPr>
+        <w:t xml:space="preserve">              </w:t>
+      </w:r>
+      <w:r>
+        <w:rPr>
+          <w:sz w:val="19"/>
+          <w:szCs w:val="19"/>
+        </w:rPr>
+        <w:t xml:space="preserve"> </w:t>
+      </w:r>
+      <w:r>
+        <w:rPr>
+          <w:sz w:val="19"/>
+          <w:szCs w:val="19"/>
+        </w:rPr>
+        <w:t xml:space="preserve"> once the group is held for sale. </w:t>
       </w:r>
     </w:p>
     <w:tbl>
@@ -7762,7 +8651,7 @@
                 <w:sz w:val="16"/>
                 <w:szCs w:val="16"/>
               </w:rPr>
-              <w:t xml:space="preserve">approval   ·   held for sale   ·   write-down</w:t>
+              <w:t xml:space="preserve">approval   ·   write-down   ·   depreciation   ·   disposal</w:t>
             </w:r>
           </w:p>
         </w:tc>
@@ -7821,7 +8710,7 @@
                     </pic:cNvPicPr>
                   </pic:nvPicPr>
                   <pic:blipFill>
-                    <a:blip r:embed="rId106" cstate="none"/>
+                    <a:blip r:embed="rId108" cstate="none"/>
                     <a:srcRect/>
                     <a:stretch>
                       <a:fillRect/>
@@ -7898,7 +8787,7 @@
                 <w:sz w:val="16"/>
                 <w:szCs w:val="16"/>
               </w:rPr>
-              <w:t xml:space="preserve">Fair value less cost to sell   ·   Inventory   ·   reclassification adjustment</w:t>
+              <w:t xml:space="preserve">Fair value less cost to sell   ·   Inventory   ·   component of an entity</w:t>
             </w:r>
           </w:p>
         </w:tc>
@@ -7969,7 +8858,7 @@
                     </pic:cNvPicPr>
                   </pic:nvPicPr>
                   <pic:blipFill>
-                    <a:blip r:embed="rId107" cstate="none"/>
+                    <a:blip r:embed="rId109" cstate="none"/>
                     <a:srcRect/>
                     <a:stretch>
                       <a:fillRect/>
@@ -8046,7 +8935,7 @@
                 <w:sz w:val="16"/>
                 <w:szCs w:val="16"/>
               </w:rPr>
-              <w:t xml:space="preserve">held for sale   ·   disposal group   ·   loss</w:t>
+              <w:t xml:space="preserve">reclassification adjustment   ·   disposal group   ·   loss</w:t>
             </w:r>
           </w:p>
         </w:tc>
@@ -8431,14 +9320,14 @@
                 <w:sz w:val="16"/>
                 <w:szCs w:val="16"/>
               </w:rPr>
-              <w:t xml:space="preserve">8  </w:t>
-            </w:r>
-            <w:r>
-              <w:rPr>
-                <w:sz w:val="16"/>
-                <w:szCs w:val="16"/>
-              </w:rPr>
-              <w:t xml:space="preserve">approval</w:t>
+              <w:t xml:space="preserve">10  </w:t>
+            </w:r>
+            <w:r>
+              <w:rPr>
+                <w:sz w:val="16"/>
+                <w:szCs w:val="16"/>
+              </w:rPr>
+              <w:t xml:space="preserve">approved</w:t>
             </w:r>
           </w:p>
         </w:tc>
@@ -8499,14 +9388,14 @@
                 <w:sz w:val="16"/>
                 <w:szCs w:val="16"/>
               </w:rPr>
-              <w:t xml:space="preserve">9  </w:t>
-            </w:r>
-            <w:r>
-              <w:rPr>
-                <w:sz w:val="16"/>
-                <w:szCs w:val="16"/>
-              </w:rPr>
-              <w:t xml:space="preserve">write-down</w:t>
+              <w:t xml:space="preserve">11  </w:t>
+            </w:r>
+            <w:r>
+              <w:rPr>
+                <w:sz w:val="16"/>
+                <w:szCs w:val="16"/>
+              </w:rPr>
+              <w:t xml:space="preserve">became</w:t>
             </w:r>
           </w:p>
         </w:tc>
@@ -8567,14 +9456,14 @@
                 <w:sz w:val="16"/>
                 <w:szCs w:val="16"/>
               </w:rPr>
-              <w:t xml:space="preserve">10  </w:t>
-            </w:r>
-            <w:r>
-              <w:rPr>
-                <w:sz w:val="16"/>
-                <w:szCs w:val="16"/>
-              </w:rPr>
-              <w:t xml:space="preserve">Inventory</w:t>
+              <w:t xml:space="preserve">12  </w:t>
+            </w:r>
+            <w:r>
+              <w:rPr>
+                <w:sz w:val="16"/>
+                <w:szCs w:val="16"/>
+              </w:rPr>
+              <w:t xml:space="preserve">approval</w:t>
             </w:r>
           </w:p>
         </w:tc>
@@ -8635,14 +9524,14 @@
                 <w:sz w:val="16"/>
                 <w:szCs w:val="16"/>
               </w:rPr>
-              <w:t xml:space="preserve">11  </w:t>
-            </w:r>
-            <w:r>
-              <w:rPr>
-                <w:sz w:val="16"/>
-                <w:szCs w:val="16"/>
-              </w:rPr>
-              <w:t xml:space="preserve">Fair value less cost to sell</w:t>
+              <w:t xml:space="preserve">13  </w:t>
+            </w:r>
+            <w:r>
+              <w:rPr>
+                <w:sz w:val="16"/>
+                <w:szCs w:val="16"/>
+              </w:rPr>
+              <w:t xml:space="preserve">write-down</w:t>
             </w:r>
           </w:p>
         </w:tc>
@@ -8703,14 +9592,14 @@
                 <w:sz w:val="16"/>
                 <w:szCs w:val="16"/>
               </w:rPr>
-              <w:t xml:space="preserve">12  </w:t>
-            </w:r>
-            <w:r>
-              <w:rPr>
-                <w:sz w:val="16"/>
-                <w:szCs w:val="16"/>
-              </w:rPr>
-              <w:t xml:space="preserve">loss</w:t>
+              <w:t xml:space="preserve">14  </w:t>
+            </w:r>
+            <w:r>
+              <w:rPr>
+                <w:sz w:val="16"/>
+                <w:szCs w:val="16"/>
+              </w:rPr>
+              <w:t xml:space="preserve">depreciation</w:t>
             </w:r>
           </w:p>
         </w:tc>
@@ -8771,14 +9660,14 @@
                 <w:sz w:val="16"/>
                 <w:szCs w:val="16"/>
               </w:rPr>
-              <w:t xml:space="preserve">13  </w:t>
-            </w:r>
-            <w:r>
-              <w:rPr>
-                <w:sz w:val="16"/>
-                <w:szCs w:val="16"/>
-              </w:rPr>
-              <w:t xml:space="preserve">disposal group</w:t>
+              <w:t xml:space="preserve">15  </w:t>
+            </w:r>
+            <w:r>
+              <w:rPr>
+                <w:sz w:val="16"/>
+                <w:szCs w:val="16"/>
+              </w:rPr>
+              <w:t xml:space="preserve">Inventory</w:t>
             </w:r>
           </w:p>
         </w:tc>
@@ -8813,7 +9702,7 @@
                 <w:sz w:val="16"/>
                 <w:szCs w:val="16"/>
               </w:rPr>
-              <w:t xml:space="preserve">Depreciation</w:t>
+              <w:t xml:space="preserve">loss</w:t>
             </w:r>
           </w:p>
         </w:tc>
@@ -8829,14 +9718,160 @@
           </w:tcPr>
           <w:p>
             <w:pPr>
-              <w:spacing w:before="24" w:after="24"/>
-            </w:pPr>
-            <w:r>
-              <w:rPr>
-                <w:sz w:val="16"/>
-                <w:szCs w:val="16"/>
-              </w:rPr>
-              <w:t xml:space="preserve"/>
+              <w:spacing w:before="12" w:after="12"/>
+            </w:pPr>
+            <w:r>
+              <w:rPr>
+                <w:b/>
+                <w:bCs/>
+                <w:color w:val="8186EF"/>
+                <w:sz w:val="16"/>
+                <w:szCs w:val="16"/>
+              </w:rPr>
+              <w:t xml:space="preserve">16  </w:t>
+            </w:r>
+            <w:r>
+              <w:rPr>
+                <w:sz w:val="16"/>
+                <w:szCs w:val="16"/>
+              </w:rPr>
+              <w:t xml:space="preserve">Fair value less cost to sell</w:t>
+            </w:r>
+          </w:p>
+        </w:tc>
+      </w:tr>
+      <w:tr>
+        <w:tc>
+          <w:tcPr>
+            <w:tcW w:type="pct" w:w="2500"/>
+            <w:tcMar>
+              <w:top w:type="dxa" w:w="20"/>
+              <w:left w:type="dxa" w:w="80"/>
+              <w:bottom w:type="dxa" w:w="20"/>
+              <w:right w:type="dxa" w:w="80"/>
+            </w:tcMar>
+          </w:tcPr>
+          <w:p>
+            <w:pPr>
+              <w:spacing w:before="12" w:after="12"/>
+            </w:pPr>
+            <w:r>
+              <w:rPr>
+                <w:b/>
+                <w:bCs/>
+                <w:color w:val="8186EF"/>
+                <w:sz w:val="16"/>
+                <w:szCs w:val="16"/>
+              </w:rPr>
+              <w:t xml:space="preserve">8  </w:t>
+            </w:r>
+            <w:r>
+              <w:rPr>
+                <w:sz w:val="16"/>
+                <w:szCs w:val="16"/>
+              </w:rPr>
+              <w:t xml:space="preserve">Depreciation</w:t>
+            </w:r>
+          </w:p>
+        </w:tc>
+        <w:tc>
+          <w:tcPr>
+            <w:tcW w:type="pct" w:w="2500"/>
+            <w:tcMar>
+              <w:top w:type="dxa" w:w="20"/>
+              <w:left w:type="dxa" w:w="80"/>
+              <w:bottom w:type="dxa" w:w="20"/>
+              <w:right w:type="dxa" w:w="80"/>
+            </w:tcMar>
+          </w:tcPr>
+          <w:p>
+            <w:pPr>
+              <w:spacing w:before="12" w:after="12"/>
+            </w:pPr>
+            <w:r>
+              <w:rPr>
+                <w:b/>
+                <w:bCs/>
+                <w:color w:val="8186EF"/>
+                <w:sz w:val="16"/>
+                <w:szCs w:val="16"/>
+              </w:rPr>
+              <w:t xml:space="preserve">17  </w:t>
+            </w:r>
+            <w:r>
+              <w:rPr>
+                <w:sz w:val="16"/>
+                <w:szCs w:val="16"/>
+              </w:rPr>
+              <w:t xml:space="preserve">loss</w:t>
+            </w:r>
+          </w:p>
+        </w:tc>
+      </w:tr>
+      <w:tr>
+        <w:tc>
+          <w:tcPr>
+            <w:tcW w:type="pct" w:w="2500"/>
+            <w:tcMar>
+              <w:top w:type="dxa" w:w="20"/>
+              <w:left w:type="dxa" w:w="80"/>
+              <w:bottom w:type="dxa" w:w="20"/>
+              <w:right w:type="dxa" w:w="80"/>
+            </w:tcMar>
+          </w:tcPr>
+          <w:p>
+            <w:pPr>
+              <w:spacing w:before="12" w:after="12"/>
+            </w:pPr>
+            <w:r>
+              <w:rPr>
+                <w:b/>
+                <w:bCs/>
+                <w:color w:val="8186EF"/>
+                <w:sz w:val="16"/>
+                <w:szCs w:val="16"/>
+              </w:rPr>
+              <w:t xml:space="preserve">9  </w:t>
+            </w:r>
+            <w:r>
+              <w:rPr>
+                <w:sz w:val="16"/>
+                <w:szCs w:val="16"/>
+              </w:rPr>
+              <w:t xml:space="preserve">recognized</w:t>
+            </w:r>
+          </w:p>
+        </w:tc>
+        <w:tc>
+          <w:tcPr>
+            <w:tcW w:type="pct" w:w="2500"/>
+            <w:tcMar>
+              <w:top w:type="dxa" w:w="20"/>
+              <w:left w:type="dxa" w:w="80"/>
+              <w:bottom w:type="dxa" w:w="20"/>
+              <w:right w:type="dxa" w:w="80"/>
+            </w:tcMar>
+          </w:tcPr>
+          <w:p>
+            <w:pPr>
+              <w:spacing w:before="12" w:after="12"/>
+            </w:pPr>
+            <w:r>
+              <w:rPr>
+                <w:b/>
+                <w:bCs/>
+                <w:color w:val="8186EF"/>
+                <w:sz w:val="16"/>
+                <w:szCs w:val="16"/>
+              </w:rPr>
+              <w:t xml:space="preserve">18  </w:t>
+            </w:r>
+            <w:r>
+              <w:rPr>
+                <w:sz w:val="16"/>
+                <w:szCs w:val="16"/>
+              </w:rPr>
+              <w:t xml:space="preserve">disposal group</w:t>
             </w:r>
           </w:p>
         </w:tc>
@@ -8879,7 +9914,7 @@
           <w:sz w:val="15"/>
           <w:szCs w:val="15"/>
         </w:rPr>
-        <w:t xml:space="preserve">A component can be reported as discontinued before it is sold, once it is held for sale. All six criteria must be met: management with authority commits to a plan; the business is available for immediate sale; an active search for a buyer has begun; a sale is probable within one year; the price is reasonable; and the plan is unlikely to change. A held-for-sale disposal group is measured at the lower of its carrying amount and its fair value less cost to sell. Depreciation stops, and later increases in value are recognized only up to the losses already recorded.</w:t>
+        <w:t xml:space="preserve">A component can be reported as discontinued before it is sold, once it is held for sale. All six criteria must be met: management with authority commits to a plan; the business is available for immediate sale; an active search for a buyer has begun; a sale is probable within one year; the price is reasonable; and the plan is unlikely to change. A held-for-sale disposal group is measured at the lower of its carrying amount and its fair value less cost to sell. Any write-down is a loss. Depreciation stops, and later increases in value are recognized only up to the losses already recorded. The board approved the plan in March, but the business became held for sale only on June 30, when all six criteria were met.</w:t>
       </w:r>
     </w:p>
     <w:p>
@@ -9010,7 +10045,7 @@
           <w:sz w:val="16"/>
           <w:szCs w:val="16"/>
         </w:rPr>
-        <w:t xml:space="preserve">      gaps 1–7</w:t>
+        <w:t xml:space="preserve">      gaps 1–8</w:t>
       </w:r>
     </w:p>
     <w:p>
@@ -9275,7 +10310,39 @@
           <w:sz w:val="19"/>
           <w:szCs w:val="19"/>
         </w:rPr>
-        <w:t xml:space="preserve">Held-for-sale assets that are not a discontinued operation are also shown separately, but their results stay in continuing operations. </w:t>
+        <w:t xml:space="preserve"/>
+      </w:r>
+      <w:r>
+        <w:rPr>
+          <w:b/>
+          <w:bCs/>
+          <w:color w:val="8186EF"/>
+          <w:sz w:val="15"/>
+          <w:szCs w:val="15"/>
+        </w:rPr>
+        <w:t xml:space="preserve"> (8) </w:t>
+      </w:r>
+      <w:r>
+        <w:rPr>
+          <w:u w:val="single"/>
+          <w:sz w:val="19"/>
+          <w:szCs w:val="19"/>
+        </w:rPr>
+        <w:t xml:space="preserve">               </w:t>
+      </w:r>
+      <w:r>
+        <w:rPr>
+          <w:sz w:val="19"/>
+          <w:szCs w:val="19"/>
+        </w:rPr>
+        <w:t xml:space="preserve"> </w:t>
+      </w:r>
+      <w:r>
+        <w:rPr>
+          <w:sz w:val="19"/>
+          <w:szCs w:val="19"/>
+        </w:rPr>
+        <w:t xml:space="preserve"> assets that are not a discontinued operation are also shown separately, but their results stay in continuing operations. </w:t>
       </w:r>
     </w:p>
     <w:tbl>
@@ -9333,7 +10400,7 @@
                 <w:sz w:val="16"/>
                 <w:szCs w:val="16"/>
               </w:rPr>
-              <w:t xml:space="preserve">component of an entity   ·   presented   ·   gain   ·   liabilities   ·   remeasurement   ·   Public   ·   per-share   ·   reclassified</w:t>
+              <w:t xml:space="preserve">Held-for-sale   ·   presented   ·   gain   ·   liabilities   ·   remeasurement   ·   Public   ·   per-share   ·   reclassified   ·   unusual</w:t>
             </w:r>
           </w:p>
         </w:tc>
@@ -9377,1590 +10444,6 @@
         <w:drawing>
           <wp:inline distT="0" distB="0" distL="0" distR="0">
             <wp:extent cx="5734050" cy="3795025"/>
-            <wp:effectExtent t="0" r="0" b="0" l="0"/>
-            <wp:docPr id="1" name="" descr="" title=""/>
-            <wp:cNvGraphicFramePr>
-              <a:graphicFrameLocks xmlns:a="http://schemas.openxmlformats.org/drawingml/2006/main" noChangeAspect="1"/>
-            </wp:cNvGraphicFramePr>
-            <a:graphic xmlns:a="http://schemas.openxmlformats.org/drawingml/2006/main">
-              <a:graphicData uri="http://schemas.openxmlformats.org/drawingml/2006/picture">
-                <pic:pic xmlns:pic="http://schemas.openxmlformats.org/drawingml/2006/picture">
-                  <pic:nvPicPr>
-                    <pic:cNvPr id="0" name="" descr=""/>
-                    <pic:cNvPicPr>
-                      <a:picLocks noChangeAspect="1" noChangeArrowheads="1"/>
-                    </pic:cNvPicPr>
-                  </pic:nvPicPr>
-                  <pic:blipFill>
-                    <a:blip r:embed="rId108" cstate="none"/>
-                    <a:srcRect/>
-                    <a:stretch>
-                      <a:fillRect/>
-                    </a:stretch>
-                  </pic:blipFill>
-                  <pic:spPr bwMode="auto">
-                    <a:xfrm>
-                      <a:off x="0" y="0"/>
-                      <a:ext cx="5734050" cy="3795025"/>
-                    </a:xfrm>
-                    <a:prstGeom prst="rect">
-                      <a:avLst/>
-                    </a:prstGeom>
-                  </pic:spPr>
-                </pic:pic>
-              </a:graphicData>
-            </a:graphic>
-          </wp:inline>
-        </w:drawing>
-      </w:r>
-    </w:p>
-    <w:tbl>
-      <w:tblPr>
-        <w:tblW w:type="pct" w:w="100%"/>
-        <w:tblLayout w:type="fixed"/>
-        <w:tblBorders>
-          <w:top w:val="single" w:color="FBFAF6" w:sz="4"/>
-          <w:left w:val="single" w:color="FBFAF6" w:sz="4"/>
-          <w:bottom w:val="single" w:color="FBFAF6" w:sz="4"/>
-          <w:right w:val="single" w:color="FBFAF6" w:sz="4"/>
-          <w:insideH w:val="single" w:color="FBFAF6" w:sz="4"/>
-          <w:insideV w:val="single" w:color="FBFAF6" w:sz="4"/>
-        </w:tblBorders>
-      </w:tblPr>
-      <w:tblGrid>
-        <w:gridCol w:w="9600"/>
-      </w:tblGrid>
-      <w:tr>
-        <w:tc>
-          <w:tcPr>
-            <w:tcW w:type="pct" w:w="5000"/>
-            <w:shd w:fill="FBFAF6" w:val="clear"/>
-            <w:tcMar>
-              <w:top w:type="dxa" w:w="40"/>
-              <w:left w:type="dxa" w:w="100"/>
-              <w:bottom w:type="dxa" w:w="40"/>
-              <w:right w:type="dxa" w:w="100"/>
-            </w:tcMar>
-          </w:tcPr>
-          <w:p>
-            <w:pPr>
-              <w:spacing w:before="18" w:after="6"/>
-            </w:pPr>
-            <w:r>
-              <w:rPr>
-                <w:b/>
-                <w:bCs/>
-                <w:color w:val="6B7280"/>
-                <w:sz w:val="14"/>
-                <w:szCs w:val="14"/>
-              </w:rPr>
-              <w:t xml:space="preserve">word list</w:t>
-            </w:r>
-          </w:p>
-          <w:p>
-            <w:pPr>
-              <w:spacing w:before="0" w:after="18"/>
-            </w:pPr>
-            <w:r>
-              <w:rPr>
-                <w:b/>
-                <w:bCs/>
-                <w:color w:val="353A7C"/>
-                <w:sz w:val="16"/>
-                <w:szCs w:val="16"/>
-              </w:rPr>
-              <w:t xml:space="preserve">Unchanged   ·   Component + strategic shift with a major effect   ·   Re-presented: assets and liabilities shown separately   ·   disposal group   ·   Highly probable</w:t>
-            </w:r>
-          </w:p>
-        </w:tc>
-      </w:tr>
-    </w:tbl>
-    <w:p/>
-    <w:tbl>
-      <w:tblPr>
-        <w:tblW w:type="pct" w:w="100%"/>
-        <w:tblLayout w:type="fixed"/>
-        <w:tblBorders>
-          <w:top w:val="single" w:color="353A7C" w:sz="4"/>
-          <w:left w:val="single" w:color="353A7C" w:sz="4"/>
-          <w:bottom w:val="single" w:color="353A7C" w:sz="4"/>
-          <w:right w:val="single" w:color="353A7C" w:sz="4"/>
-          <w:insideH w:val="single" w:color="353A7C" w:sz="4"/>
-          <w:insideV w:val="single" w:color="353A7C" w:sz="4"/>
-        </w:tblBorders>
-      </w:tblPr>
-      <w:tblGrid>
-        <w:gridCol w:w="9600"/>
-      </w:tblGrid>
-      <w:tr>
-        <w:tc>
-          <w:tcPr>
-            <w:tcW w:type="pct" w:w="5000"/>
-            <w:shd w:fill="F2F4FB" w:val="clear"/>
-            <w:tcMar>
-              <w:top w:type="dxa" w:w="50"/>
-              <w:left w:type="dxa" w:w="110"/>
-              <w:bottom w:type="dxa" w:w="50"/>
-              <w:right w:type="dxa" w:w="110"/>
-            </w:tcMar>
-          </w:tcPr>
-          <w:p>
-            <w:pPr>
-              <w:spacing w:before="30" w:after="30"/>
-            </w:pPr>
-            <w:r>
-              <w:rPr>
-                <w:b/>
-                <w:bCs/>
-                <w:color w:val="353A7C"/>
-                <w:sz w:val="19"/>
-                <w:szCs w:val="19"/>
-              </w:rPr>
-              <w:t xml:space="preserve">Résultat exceptionnel and بنود استثنائية</w:t>
-            </w:r>
-          </w:p>
-        </w:tc>
-      </w:tr>
-    </w:tbl>
-    <w:p/>
-    <w:p>
-      <w:pPr>
-        <w:pageBreakBefore w:val="true"/>
-        <w:spacing w:after="0"/>
-      </w:pPr>
-      <w:r>
-        <w:rPr>
-          <w:sz w:val="2"/>
-        </w:rPr>
-        <w:t xml:space="preserve"> </w:t>
-      </w:r>
-    </w:p>
-    <w:p>
-      <w:pPr>
-        <w:spacing w:before="44" w:after="14"/>
-      </w:pPr>
-      <w:r>
-        <w:rPr>
-          <w:b/>
-          <w:bCs/>
-          <w:color w:val="353A7C"/>
-          <w:sz w:val="18"/>
-          <w:szCs w:val="18"/>
-        </w:rPr>
-        <w:t xml:space="preserve">Summary 2</w:t>
-      </w:r>
-      <w:r>
-        <w:rPr>
-          <w:color w:val="6B7280"/>
-          <w:sz w:val="16"/>
-          <w:szCs w:val="16"/>
-        </w:rPr>
-        <w:t xml:space="preserve">      gaps 12–14</w:t>
-      </w:r>
-    </w:p>
-    <w:p>
-      <w:pPr>
-        <w:spacing w:before="20" w:after="20" w:line="360" w:lineRule="auto"/>
-        <w:ind w:left="200"/>
-      </w:pPr>
-      <w:r>
-        <w:rPr>
-          <w:sz w:val="19"/>
-          <w:szCs w:val="19"/>
-        </w:rPr>
-        <w:t xml:space="preserve">French résultat </w:t>
-      </w:r>
-      <w:r>
-        <w:rPr>
-          <w:b/>
-          <w:bCs/>
-          <w:color w:val="8186EF"/>
-          <w:sz w:val="15"/>
-          <w:szCs w:val="15"/>
-        </w:rPr>
-        <w:t xml:space="preserve"> (12) </w:t>
-      </w:r>
-      <w:r>
-        <w:rPr>
-          <w:u w:val="single"/>
-          <w:sz w:val="19"/>
-          <w:szCs w:val="19"/>
-        </w:rPr>
-        <w:t xml:space="preserve">              </w:t>
-      </w:r>
-      <w:r>
-        <w:rPr>
-          <w:sz w:val="19"/>
-          <w:szCs w:val="19"/>
-        </w:rPr>
-        <w:t xml:space="preserve"> </w:t>
-      </w:r>
-      <w:r>
-        <w:rPr>
-          <w:sz w:val="19"/>
-          <w:szCs w:val="19"/>
-        </w:rPr>
-        <w:t xml:space="preserve"> and Arabic بنود استثنائية describe unusual items in local practice. </w:t>
-      </w:r>
-      <w:r>
-        <w:rPr>
-          <w:sz w:val="19"/>
-          <w:szCs w:val="19"/>
-        </w:rPr>
-        <w:t xml:space="preserve">U.S. GAAP has no </w:t>
-      </w:r>
-      <w:r>
-        <w:rPr>
-          <w:b/>
-          <w:bCs/>
-          <w:color w:val="8186EF"/>
-          <w:sz w:val="15"/>
-          <w:szCs w:val="15"/>
-        </w:rPr>
-        <w:t xml:space="preserve"> (13) </w:t>
-      </w:r>
-      <w:r>
-        <w:rPr>
-          <w:u w:val="single"/>
-          <w:sz w:val="19"/>
-          <w:szCs w:val="19"/>
-        </w:rPr>
-        <w:t xml:space="preserve">               </w:t>
-      </w:r>
-      <w:r>
-        <w:rPr>
-          <w:sz w:val="19"/>
-          <w:szCs w:val="19"/>
-        </w:rPr>
-        <w:t xml:space="preserve"> </w:t>
-      </w:r>
-      <w:r>
-        <w:rPr>
-          <w:sz w:val="19"/>
-          <w:szCs w:val="19"/>
-        </w:rPr>
-        <w:t xml:space="preserve"> items: unusual or infrequent items stay in continuing operations, before tax. </w:t>
-      </w:r>
-      <w:r>
-        <w:rPr>
-          <w:sz w:val="19"/>
-          <w:szCs w:val="19"/>
-        </w:rPr>
-        <w:t xml:space="preserve">Only </w:t>
-      </w:r>
-      <w:r>
-        <w:rPr>
-          <w:b/>
-          <w:bCs/>
-          <w:color w:val="8186EF"/>
-          <w:sz w:val="15"/>
-          <w:szCs w:val="15"/>
-        </w:rPr>
-        <w:t xml:space="preserve"> (14) </w:t>
-      </w:r>
-      <w:r>
-        <w:rPr>
-          <w:u w:val="single"/>
-          <w:sz w:val="19"/>
-          <w:szCs w:val="19"/>
-        </w:rPr>
-        <w:t xml:space="preserve">              </w:t>
-      </w:r>
-      <w:r>
-        <w:rPr>
-          <w:sz w:val="19"/>
-          <w:szCs w:val="19"/>
-        </w:rPr>
-        <w:t xml:space="preserve"> </w:t>
-      </w:r>
-      <w:r>
-        <w:rPr>
-          <w:sz w:val="19"/>
-          <w:szCs w:val="19"/>
-        </w:rPr>
-        <w:t xml:space="preserve"> operations are shown net of tax below continuing operations. </w:t>
-      </w:r>
-    </w:p>
-    <w:tbl>
-      <w:tblPr>
-        <w:tblW w:type="pct" w:w="100%"/>
-        <w:tblLayout w:type="fixed"/>
-        <w:tblBorders>
-          <w:top w:val="single" w:color="FBFAF6" w:sz="4"/>
-          <w:left w:val="single" w:color="FBFAF6" w:sz="4"/>
-          <w:bottom w:val="single" w:color="FBFAF6" w:sz="4"/>
-          <w:right w:val="single" w:color="FBFAF6" w:sz="4"/>
-          <w:insideH w:val="single" w:color="FBFAF6" w:sz="4"/>
-          <w:insideV w:val="single" w:color="FBFAF6" w:sz="4"/>
-        </w:tblBorders>
-      </w:tblPr>
-      <w:tblGrid>
-        <w:gridCol w:w="9600"/>
-      </w:tblGrid>
-      <w:tr>
-        <w:tc>
-          <w:tcPr>
-            <w:tcW w:type="pct" w:w="5000"/>
-            <w:shd w:fill="FBFAF6" w:val="clear"/>
-            <w:tcMar>
-              <w:top w:type="dxa" w:w="40"/>
-              <w:left w:type="dxa" w:w="100"/>
-              <w:bottom w:type="dxa" w:w="40"/>
-              <w:right w:type="dxa" w:w="100"/>
-            </w:tcMar>
-          </w:tcPr>
-          <w:p>
-            <w:pPr>
-              <w:spacing w:before="18" w:after="6"/>
-            </w:pPr>
-            <w:r>
-              <w:rPr>
-                <w:b/>
-                <w:bCs/>
-                <w:color w:val="6B7280"/>
-                <w:sz w:val="14"/>
-                <w:szCs w:val="14"/>
-              </w:rPr>
-              <w:t xml:space="preserve">word list</w:t>
-            </w:r>
-          </w:p>
-          <w:p>
-            <w:pPr>
-              <w:spacing w:before="0" w:after="18"/>
-            </w:pPr>
-            <w:r>
-              <w:rPr>
-                <w:b/>
-                <w:bCs/>
-                <w:color w:val="353A7C"/>
-                <w:sz w:val="16"/>
-                <w:szCs w:val="16"/>
-              </w:rPr>
-              <w:t xml:space="preserve">held for sale   ·   discontinued   ·   extraordinary   ·   exceptionnel</w:t>
-            </w:r>
-          </w:p>
-        </w:tc>
-      </w:tr>
-    </w:tbl>
-    <w:p/>
-    <w:tbl>
-      <w:tblPr>
-        <w:tblW w:type="pct" w:w="100%"/>
-        <w:tblLayout w:type="fixed"/>
-        <w:tblBorders>
-          <w:top w:val="single" w:color="353A7C" w:sz="6"/>
-          <w:left w:val="single" w:color="353A7C" w:sz="6"/>
-          <w:bottom w:val="single" w:color="353A7C" w:sz="6"/>
-          <w:right w:val="single" w:color="353A7C" w:sz="6"/>
-          <w:insideH w:val="single" w:color="353A7C" w:sz="6"/>
-          <w:insideV w:val="single" w:color="353A7C" w:sz="6"/>
-        </w:tblBorders>
-      </w:tblPr>
-      <w:tblGrid>
-        <w:gridCol w:w="4608"/>
-        <w:gridCol w:w="4992"/>
-      </w:tblGrid>
-      <w:tr>
-        <w:tc>
-          <w:tcPr>
-            <w:tcW w:type="pct" w:w="5000"/>
-            <w:gridSpan w:val="2"/>
-            <w:shd w:fill="353A7C" w:val="clear"/>
-            <w:tcMar>
-              <w:top w:type="dxa" w:w="60"/>
-              <w:left w:type="dxa" w:w="120"/>
-              <w:bottom w:type="dxa" w:w="60"/>
-              <w:right w:type="dxa" w:w="120"/>
-            </w:tcMar>
-          </w:tcPr>
-          <w:p>
-            <w:pPr>
-              <w:spacing w:before="40" w:after="40"/>
-            </w:pPr>
-            <w:r>
-              <w:rPr>
-                <w:b/>
-                <w:bCs/>
-                <w:color w:val="FFFFFF"/>
-                <w:sz w:val="17"/>
-                <w:szCs w:val="17"/>
-              </w:rPr>
-              <w:t xml:space="preserve">Résultat exceptionnel and بنود استثنائية</w:t>
-            </w:r>
-          </w:p>
-        </w:tc>
-      </w:tr>
-      <w:tr>
-        <w:tc>
-          <w:tcPr>
-            <w:tcW w:type="pct" w:w="2400"/>
-            <w:tcMar>
-              <w:top w:type="dxa" w:w="50"/>
-              <w:left w:type="dxa" w:w="110"/>
-              <w:bottom w:type="dxa" w:w="50"/>
-              <w:right w:type="dxa" w:w="110"/>
-            </w:tcMar>
-          </w:tcPr>
-          <w:p>
-            <w:pPr>
-              <w:spacing w:before="26" w:after="26"/>
-            </w:pPr>
-            <w:r>
-              <w:rPr>
-                <w:b/>
-                <w:bCs/>
-                <w:color w:val="353A7C"/>
-                <w:sz w:val="15"/>
-                <w:szCs w:val="15"/>
-              </w:rPr>
-              <w:t xml:space="preserve">Suppose: Orontes, 2027 (USD 000)</w:t>
-            </w:r>
-          </w:p>
-        </w:tc>
-        <w:tc>
-          <w:tcPr>
-            <w:tcW w:type="pct" w:w="2600"/>
-            <w:tcMar>
-              <w:top w:type="dxa" w:w="50"/>
-              <w:left w:type="dxa" w:w="110"/>
-              <w:bottom w:type="dxa" w:w="50"/>
-              <w:right w:type="dxa" w:w="110"/>
-            </w:tcMar>
-          </w:tcPr>
-          <w:p>
-            <w:pPr>
-              <w:spacing w:before="26" w:after="26"/>
-            </w:pPr>
-            <w:r>
-              <w:rPr>
-                <w:b/>
-                <w:bCs/>
-                <w:color w:val="353A7C"/>
-                <w:sz w:val="15"/>
-                <w:szCs w:val="15"/>
-              </w:rPr>
-              <w:t xml:space="preserve">Amount / details</w:t>
-            </w:r>
-          </w:p>
-        </w:tc>
-      </w:tr>
-      <w:tr>
-        <w:tc>
-          <w:tcPr>
-            <w:tcW w:type="pct" w:w="2400"/>
-            <w:tcMar>
-              <w:top w:type="dxa" w:w="50"/>
-              <w:left w:type="dxa" w:w="110"/>
-              <w:bottom w:type="dxa" w:w="50"/>
-              <w:right w:type="dxa" w:w="110"/>
-            </w:tcMar>
-          </w:tcPr>
-          <w:p>
-            <w:pPr>
-              <w:spacing w:before="26" w:after="26"/>
-            </w:pPr>
-            <w:r>
-              <w:rPr>
-                <w:color w:val="232733"/>
-                <w:sz w:val="16"/>
-                <w:szCs w:val="16"/>
-              </w:rPr>
-              <w:t xml:space="preserve">Operating income</w:t>
-            </w:r>
-          </w:p>
-        </w:tc>
-        <w:tc>
-          <w:tcPr>
-            <w:tcW w:type="pct" w:w="2600"/>
-            <w:tcMar>
-              <w:top w:type="dxa" w:w="50"/>
-              <w:left w:type="dxa" w:w="110"/>
-              <w:bottom w:type="dxa" w:w="50"/>
-              <w:right w:type="dxa" w:w="110"/>
-            </w:tcMar>
-          </w:tcPr>
-          <w:p>
-            <w:pPr>
-              <w:spacing w:before="26" w:after="26"/>
-            </w:pPr>
-            <w:r>
-              <w:rPr>
-                <w:color w:val="232733"/>
-                <w:sz w:val="16"/>
-                <w:szCs w:val="16"/>
-              </w:rPr>
-              <w:t xml:space="preserve">5,000</w:t>
-            </w:r>
-          </w:p>
-        </w:tc>
-      </w:tr>
-      <w:tr>
-        <w:tc>
-          <w:tcPr>
-            <w:tcW w:type="pct" w:w="2400"/>
-            <w:shd w:fill="FBFAF6" w:val="clear"/>
-            <w:tcMar>
-              <w:top w:type="dxa" w:w="50"/>
-              <w:left w:type="dxa" w:w="110"/>
-              <w:bottom w:type="dxa" w:w="50"/>
-              <w:right w:type="dxa" w:w="110"/>
-            </w:tcMar>
-          </w:tcPr>
-          <w:p>
-            <w:pPr>
-              <w:spacing w:before="26" w:after="26"/>
-            </w:pPr>
-            <w:r>
-              <w:rPr>
-                <w:color w:val="232733"/>
-                <w:sz w:val="16"/>
-                <w:szCs w:val="16"/>
-              </w:rPr>
-              <w:t xml:space="preserve">Gain on sale of a warehouse</w:t>
-            </w:r>
-          </w:p>
-        </w:tc>
-        <w:tc>
-          <w:tcPr>
-            <w:tcW w:type="pct" w:w="2600"/>
-            <w:shd w:fill="FBFAF6" w:val="clear"/>
-            <w:tcMar>
-              <w:top w:type="dxa" w:w="50"/>
-              <w:left w:type="dxa" w:w="110"/>
-              <w:bottom w:type="dxa" w:w="50"/>
-              <w:right w:type="dxa" w:w="110"/>
-            </w:tcMar>
-          </w:tcPr>
-          <w:p>
-            <w:pPr>
-              <w:spacing w:before="26" w:after="26"/>
-            </w:pPr>
-            <w:r>
-              <w:rPr>
-                <w:color w:val="232733"/>
-                <w:sz w:val="16"/>
-                <w:szCs w:val="16"/>
-              </w:rPr>
-              <w:t xml:space="preserve">200</w:t>
-            </w:r>
-          </w:p>
-        </w:tc>
-      </w:tr>
-      <w:tr>
-        <w:tc>
-          <w:tcPr>
-            <w:tcW w:type="pct" w:w="2400"/>
-            <w:tcMar>
-              <w:top w:type="dxa" w:w="50"/>
-              <w:left w:type="dxa" w:w="110"/>
-              <w:bottom w:type="dxa" w:w="50"/>
-              <w:right w:type="dxa" w:w="110"/>
-            </w:tcMar>
-          </w:tcPr>
-          <w:p>
-            <w:pPr>
-              <w:spacing w:before="26" w:after="26"/>
-            </w:pPr>
-            <w:r>
-              <w:rPr>
-                <w:color w:val="232733"/>
-                <w:sz w:val="16"/>
-                <w:szCs w:val="16"/>
-              </w:rPr>
-              <w:t xml:space="preserve">Loss on settlement of a lawsuit (unusual for Orontes)</w:t>
-            </w:r>
-          </w:p>
-        </w:tc>
-        <w:tc>
-          <w:tcPr>
-            <w:tcW w:type="pct" w:w="2600"/>
-            <w:tcMar>
-              <w:top w:type="dxa" w:w="50"/>
-              <w:left w:type="dxa" w:w="110"/>
-              <w:bottom w:type="dxa" w:w="50"/>
-              <w:right w:type="dxa" w:w="110"/>
-            </w:tcMar>
-          </w:tcPr>
-          <w:p>
-            <w:pPr>
-              <w:spacing w:before="26" w:after="26"/>
-            </w:pPr>
-            <w:r>
-              <w:rPr>
-                <w:color w:val="232733"/>
-                <w:sz w:val="16"/>
-                <w:szCs w:val="16"/>
-              </w:rPr>
-              <w:t xml:space="preserve">120</w:t>
-            </w:r>
-          </w:p>
-        </w:tc>
-      </w:tr>
-      <w:tr>
-        <w:tc>
-          <w:tcPr>
-            <w:tcW w:type="pct" w:w="2400"/>
-            <w:shd w:fill="FBFAF6" w:val="clear"/>
-            <w:tcMar>
-              <w:top w:type="dxa" w:w="50"/>
-              <w:left w:type="dxa" w:w="110"/>
-              <w:bottom w:type="dxa" w:w="50"/>
-              <w:right w:type="dxa" w:w="110"/>
-            </w:tcMar>
-          </w:tcPr>
-          <w:p>
-            <w:pPr>
-              <w:spacing w:before="26" w:after="26"/>
-            </w:pPr>
-            <w:r>
-              <w:rPr>
-                <w:color w:val="232733"/>
-                <w:sz w:val="16"/>
-                <w:szCs w:val="16"/>
-              </w:rPr>
-              <w:t xml:space="preserve">Interest expense</w:t>
-            </w:r>
-          </w:p>
-        </w:tc>
-        <w:tc>
-          <w:tcPr>
-            <w:tcW w:type="pct" w:w="2600"/>
-            <w:shd w:fill="FBFAF6" w:val="clear"/>
-            <w:tcMar>
-              <w:top w:type="dxa" w:w="50"/>
-              <w:left w:type="dxa" w:w="110"/>
-              <w:bottom w:type="dxa" w:w="50"/>
-              <w:right w:type="dxa" w:w="110"/>
-            </w:tcMar>
-          </w:tcPr>
-          <w:p>
-            <w:pPr>
-              <w:spacing w:before="26" w:after="26"/>
-            </w:pPr>
-            <w:r>
-              <w:rPr>
-                <w:color w:val="232733"/>
-                <w:sz w:val="16"/>
-                <w:szCs w:val="16"/>
-              </w:rPr>
-              <w:t xml:space="preserve">400</w:t>
-            </w:r>
-          </w:p>
-        </w:tc>
-      </w:tr>
-      <w:tr>
-        <w:tc>
-          <w:tcPr>
-            <w:tcW w:type="pct" w:w="2400"/>
-            <w:tcMar>
-              <w:top w:type="dxa" w:w="50"/>
-              <w:left w:type="dxa" w:w="110"/>
-              <w:bottom w:type="dxa" w:w="50"/>
-              <w:right w:type="dxa" w:w="110"/>
-            </w:tcMar>
-          </w:tcPr>
-          <w:p>
-            <w:pPr>
-              <w:spacing w:before="26" w:after="26"/>
-            </w:pPr>
-            <w:r>
-              <w:rPr>
-                <w:color w:val="232733"/>
-                <w:sz w:val="16"/>
-                <w:szCs w:val="16"/>
-              </w:rPr>
-              <w:t xml:space="preserve">Dry-foods division: operating loss before tax</w:t>
-            </w:r>
-          </w:p>
-        </w:tc>
-        <w:tc>
-          <w:tcPr>
-            <w:tcW w:type="pct" w:w="2600"/>
-            <w:tcMar>
-              <w:top w:type="dxa" w:w="50"/>
-              <w:left w:type="dxa" w:w="110"/>
-              <w:bottom w:type="dxa" w:w="50"/>
-              <w:right w:type="dxa" w:w="110"/>
-            </w:tcMar>
-          </w:tcPr>
-          <w:p>
-            <w:pPr>
-              <w:spacing w:before="26" w:after="26"/>
-            </w:pPr>
-            <w:r>
-              <w:rPr>
-                <w:color w:val="232733"/>
-                <w:sz w:val="16"/>
-                <w:szCs w:val="16"/>
-              </w:rPr>
-              <w:t xml:space="preserve">80</w:t>
-            </w:r>
-          </w:p>
-        </w:tc>
-      </w:tr>
-      <w:tr>
-        <w:tc>
-          <w:tcPr>
-            <w:tcW w:type="pct" w:w="2400"/>
-            <w:shd w:fill="FBFAF6" w:val="clear"/>
-            <w:tcMar>
-              <w:top w:type="dxa" w:w="50"/>
-              <w:left w:type="dxa" w:w="110"/>
-              <w:bottom w:type="dxa" w:w="50"/>
-              <w:right w:type="dxa" w:w="110"/>
-            </w:tcMar>
-          </w:tcPr>
-          <w:p>
-            <w:pPr>
-              <w:spacing w:before="26" w:after="26"/>
-            </w:pPr>
-            <w:r>
-              <w:rPr>
-                <w:color w:val="232733"/>
-                <w:sz w:val="16"/>
-                <w:szCs w:val="16"/>
-              </w:rPr>
-              <w:t xml:space="preserve">Dry-foods division: gain on sale before tax</w:t>
-            </w:r>
-          </w:p>
-        </w:tc>
-        <w:tc>
-          <w:tcPr>
-            <w:tcW w:type="pct" w:w="2600"/>
-            <w:shd w:fill="FBFAF6" w:val="clear"/>
-            <w:tcMar>
-              <w:top w:type="dxa" w:w="50"/>
-              <w:left w:type="dxa" w:w="110"/>
-              <w:bottom w:type="dxa" w:w="50"/>
-              <w:right w:type="dxa" w:w="110"/>
-            </w:tcMar>
-          </w:tcPr>
-          <w:p>
-            <w:pPr>
-              <w:spacing w:before="26" w:after="26"/>
-            </w:pPr>
-            <w:r>
-              <w:rPr>
-                <w:color w:val="232733"/>
-                <w:sz w:val="16"/>
-                <w:szCs w:val="16"/>
-              </w:rPr>
-              <w:t xml:space="preserve">280</w:t>
-            </w:r>
-          </w:p>
-        </w:tc>
-      </w:tr>
-      <w:tr>
-        <w:tc>
-          <w:tcPr>
-            <w:tcW w:type="pct" w:w="2400"/>
-            <w:tcMar>
-              <w:top w:type="dxa" w:w="50"/>
-              <w:left w:type="dxa" w:w="110"/>
-              <w:bottom w:type="dxa" w:w="50"/>
-              <w:right w:type="dxa" w:w="110"/>
-            </w:tcMar>
-          </w:tcPr>
-          <w:p>
-            <w:pPr>
-              <w:spacing w:before="26" w:after="26"/>
-            </w:pPr>
-            <w:r>
-              <w:rPr>
-                <w:color w:val="232733"/>
-                <w:sz w:val="16"/>
-                <w:szCs w:val="16"/>
-              </w:rPr>
-              <w:t xml:space="preserve">Unrealized holding gain on AFS debt securities during 2027</w:t>
-            </w:r>
-          </w:p>
-        </w:tc>
-        <w:tc>
-          <w:tcPr>
-            <w:tcW w:type="pct" w:w="2600"/>
-            <w:tcMar>
-              <w:top w:type="dxa" w:w="50"/>
-              <w:left w:type="dxa" w:w="110"/>
-              <w:bottom w:type="dxa" w:w="50"/>
-              <w:right w:type="dxa" w:w="110"/>
-            </w:tcMar>
-          </w:tcPr>
-          <w:p>
-            <w:pPr>
-              <w:spacing w:before="26" w:after="26"/>
-            </w:pPr>
-            <w:r>
-              <w:rPr>
-                <w:color w:val="232733"/>
-                <w:sz w:val="16"/>
-                <w:szCs w:val="16"/>
-              </w:rPr>
-              <w:t xml:space="preserve">40</w:t>
-            </w:r>
-          </w:p>
-        </w:tc>
-      </w:tr>
-      <w:tr>
-        <w:tc>
-          <w:tcPr>
-            <w:tcW w:type="pct" w:w="2400"/>
-            <w:shd w:fill="FBFAF6" w:val="clear"/>
-            <w:tcMar>
-              <w:top w:type="dxa" w:w="50"/>
-              <w:left w:type="dxa" w:w="110"/>
-              <w:bottom w:type="dxa" w:w="50"/>
-              <w:right w:type="dxa" w:w="110"/>
-            </w:tcMar>
-          </w:tcPr>
-          <w:p>
-            <w:pPr>
-              <w:spacing w:before="26" w:after="26"/>
-            </w:pPr>
-            <w:r>
-              <w:rPr>
-                <w:color w:val="232733"/>
-                <w:sz w:val="16"/>
-                <w:szCs w:val="16"/>
-              </w:rPr>
-              <w:t xml:space="preserve">Realized gain on AFS securities sold in 2027 (included in AOCI before)</w:t>
-            </w:r>
-          </w:p>
-        </w:tc>
-        <w:tc>
-          <w:tcPr>
-            <w:tcW w:type="pct" w:w="2600"/>
-            <w:shd w:fill="FBFAF6" w:val="clear"/>
-            <w:tcMar>
-              <w:top w:type="dxa" w:w="50"/>
-              <w:left w:type="dxa" w:w="110"/>
-              <w:bottom w:type="dxa" w:w="50"/>
-              <w:right w:type="dxa" w:w="110"/>
-            </w:tcMar>
-          </w:tcPr>
-          <w:p>
-            <w:pPr>
-              <w:spacing w:before="26" w:after="26"/>
-            </w:pPr>
-            <w:r>
-              <w:rPr>
-                <w:color w:val="232733"/>
-                <w:sz w:val="16"/>
-                <w:szCs w:val="16"/>
-              </w:rPr>
-              <w:t xml:space="preserve">24</w:t>
-            </w:r>
-          </w:p>
-        </w:tc>
-      </w:tr>
-      <w:tr>
-        <w:tc>
-          <w:tcPr>
-            <w:tcW w:type="pct" w:w="2400"/>
-            <w:tcMar>
-              <w:top w:type="dxa" w:w="50"/>
-              <w:left w:type="dxa" w:w="110"/>
-              <w:bottom w:type="dxa" w:w="50"/>
-              <w:right w:type="dxa" w:w="110"/>
-            </w:tcMar>
-          </w:tcPr>
-          <w:p>
-            <w:pPr>
-              <w:spacing w:before="26" w:after="26"/>
-            </w:pPr>
-            <w:r>
-              <w:rPr>
-                <w:color w:val="232733"/>
-                <w:sz w:val="16"/>
-                <w:szCs w:val="16"/>
-              </w:rPr>
-              <w:t xml:space="preserve">M1</w:t>
-            </w:r>
-          </w:p>
-        </w:tc>
-        <w:tc>
-          <w:tcPr>
-            <w:tcW w:type="pct" w:w="2600"/>
-            <w:tcMar>
-              <w:top w:type="dxa" w:w="50"/>
-              <w:left w:type="dxa" w:w="110"/>
-              <w:bottom w:type="dxa" w:w="50"/>
-              <w:right w:type="dxa" w:w="110"/>
-            </w:tcMar>
-          </w:tcPr>
-          <w:p>
-            <w:pPr>
-              <w:spacing w:before="26" w:after="26"/>
-            </w:pPr>
-            <w:r>
-              <w:rPr>
-                <w:color w:val="232733"/>
-                <w:sz w:val="16"/>
-                <w:szCs w:val="16"/>
-              </w:rPr>
-              <w:t xml:space="preserve">In 2027 Orontes sold its dry-foods division, one of its main product lines. The sale is a strategic shift with a major effect.</w:t>
-            </w:r>
-          </w:p>
-        </w:tc>
-      </w:tr>
-      <w:tr>
-        <w:tc>
-          <w:tcPr>
-            <w:tcW w:type="pct" w:w="2400"/>
-            <w:shd w:fill="FBFAF6" w:val="clear"/>
-            <w:tcMar>
-              <w:top w:type="dxa" w:w="50"/>
-              <w:left w:type="dxa" w:w="110"/>
-              <w:bottom w:type="dxa" w:w="50"/>
-              <w:right w:type="dxa" w:w="110"/>
-            </w:tcMar>
-          </w:tcPr>
-          <w:p>
-            <w:pPr>
-              <w:spacing w:before="26" w:after="26"/>
-            </w:pPr>
-            <w:r>
-              <w:rPr>
-                <w:color w:val="232733"/>
-                <w:sz w:val="16"/>
-                <w:szCs w:val="16"/>
-              </w:rPr>
-              <w:t xml:space="preserve">M2</w:t>
-            </w:r>
-          </w:p>
-        </w:tc>
-        <w:tc>
-          <w:tcPr>
-            <w:tcW w:type="pct" w:w="2600"/>
-            <w:shd w:fill="FBFAF6" w:val="clear"/>
-            <w:tcMar>
-              <w:top w:type="dxa" w:w="50"/>
-              <w:left w:type="dxa" w:w="110"/>
-              <w:bottom w:type="dxa" w:w="50"/>
-              <w:right w:type="dxa" w:w="110"/>
-            </w:tcMar>
-          </w:tcPr>
-          <w:p>
-            <w:pPr>
-              <w:spacing w:before="26" w:after="26"/>
-            </w:pPr>
-            <w:r>
-              <w:rPr>
-                <w:color w:val="232733"/>
-                <w:sz w:val="16"/>
-                <w:szCs w:val="16"/>
-              </w:rPr>
-              <w:t xml:space="preserve">The tax rate is 25% on all items. The realized AFS gain is already in the other income figures.</w:t>
-            </w:r>
-          </w:p>
-        </w:tc>
-      </w:tr>
-      <w:tr>
-        <w:tc>
-          <w:tcPr>
-            <w:tcW w:type="pct" w:w="2400"/>
-            <w:tcMar>
-              <w:top w:type="dxa" w:w="50"/>
-              <w:left w:type="dxa" w:w="110"/>
-              <w:bottom w:type="dxa" w:w="50"/>
-              <w:right w:type="dxa" w:w="110"/>
-            </w:tcMar>
-          </w:tcPr>
-          <w:p>
-            <w:pPr>
-              <w:spacing w:before="26" w:after="26"/>
-            </w:pPr>
-            <w:r>
-              <w:rPr>
-                <w:color w:val="232733"/>
-                <w:sz w:val="16"/>
-                <w:szCs w:val="16"/>
-              </w:rPr>
-              <w:t xml:space="preserve">M3</w:t>
-            </w:r>
-          </w:p>
-        </w:tc>
-        <w:tc>
-          <w:tcPr>
-            <w:tcW w:type="pct" w:w="2600"/>
-            <w:tcMar>
-              <w:top w:type="dxa" w:w="50"/>
-              <w:left w:type="dxa" w:w="110"/>
-              <w:bottom w:type="dxa" w:w="50"/>
-              <w:right w:type="dxa" w:w="110"/>
-            </w:tcMar>
-          </w:tcPr>
-          <w:p>
-            <w:pPr>
-              <w:spacing w:before="26" w:after="26"/>
-            </w:pPr>
-            <w:r>
-              <w:rPr>
-                <w:color w:val="232733"/>
-                <w:sz w:val="16"/>
-                <w:szCs w:val="16"/>
-              </w:rPr>
-              <w:t xml:space="preserve">Orontes presents one continuous statement of comprehensive income.</w:t>
-            </w:r>
-          </w:p>
-        </w:tc>
-      </w:tr>
-    </w:tbl>
-    <w:p/>
-    <w:tbl>
-      <w:tblPr>
-        <w:tblW w:type="pct" w:w="100%"/>
-        <w:tblLayout w:type="fixed"/>
-        <w:tblBorders>
-          <w:top w:val="single" w:color="353A7C" w:sz="6"/>
-          <w:left w:val="single" w:color="353A7C" w:sz="6"/>
-          <w:bottom w:val="single" w:color="353A7C" w:sz="6"/>
-          <w:right w:val="single" w:color="353A7C" w:sz="6"/>
-          <w:insideH w:val="single" w:color="353A7C" w:sz="6"/>
-          <w:insideV w:val="single" w:color="353A7C" w:sz="6"/>
-        </w:tblBorders>
-      </w:tblPr>
-      <w:tblGrid>
-        <w:gridCol w:w="4608"/>
-        <w:gridCol w:w="4992"/>
-      </w:tblGrid>
-      <w:tr>
-        <w:tc>
-          <w:tcPr>
-            <w:tcW w:type="pct" w:w="5000"/>
-            <w:gridSpan w:val="2"/>
-            <w:shd w:fill="353A7C" w:val="clear"/>
-            <w:tcMar>
-              <w:top w:type="dxa" w:w="60"/>
-              <w:left w:type="dxa" w:w="120"/>
-              <w:bottom w:type="dxa" w:w="60"/>
-              <w:right w:type="dxa" w:w="120"/>
-            </w:tcMar>
-          </w:tcPr>
-          <w:p>
-            <w:pPr>
-              <w:spacing w:before="40" w:after="40"/>
-            </w:pPr>
-            <w:r>
-              <w:rPr>
-                <w:b/>
-                <w:bCs/>
-                <w:color w:val="FFFFFF"/>
-                <w:sz w:val="17"/>
-                <w:szCs w:val="17"/>
-              </w:rPr>
-              <w:t xml:space="preserve">Item — Answer</w:t>
-            </w:r>
-          </w:p>
-        </w:tc>
-      </w:tr>
-      <w:tr>
-        <w:tc>
-          <w:tcPr>
-            <w:tcW w:type="pct" w:w="2400"/>
-            <w:shd w:fill="353A7C" w:val="clear"/>
-            <w:tcMar>
-              <w:top w:type="dxa" w:w="50"/>
-              <w:left w:type="dxa" w:w="110"/>
-              <w:bottom w:type="dxa" w:w="50"/>
-              <w:right w:type="dxa" w:w="110"/>
-            </w:tcMar>
-          </w:tcPr>
-          <w:p>
-            <w:pPr>
-              <w:spacing w:before="30" w:after="30"/>
-            </w:pPr>
-            <w:r>
-              <w:rPr>
-                <w:b/>
-                <w:bCs/>
-                <w:color w:val="FFFFFF"/>
-                <w:sz w:val="15"/>
-                <w:szCs w:val="15"/>
-              </w:rPr>
-              <w:t xml:space="preserve">Item</w:t>
-            </w:r>
-          </w:p>
-        </w:tc>
-        <w:tc>
-          <w:tcPr>
-            <w:tcW w:type="pct" w:w="2600"/>
-            <w:shd w:fill="353A7C" w:val="clear"/>
-            <w:tcMar>
-              <w:top w:type="dxa" w:w="50"/>
-              <w:left w:type="dxa" w:w="110"/>
-              <w:bottom w:type="dxa" w:w="50"/>
-              <w:right w:type="dxa" w:w="110"/>
-            </w:tcMar>
-          </w:tcPr>
-          <w:p>
-            <w:pPr>
-              <w:spacing w:before="30" w:after="30"/>
-            </w:pPr>
-            <w:r>
-              <w:rPr>
-                <w:b/>
-                <w:bCs/>
-                <w:color w:val="FFFFFF"/>
-                <w:sz w:val="15"/>
-                <w:szCs w:val="15"/>
-              </w:rPr>
-              <w:t xml:space="preserve">Answer</w:t>
-            </w:r>
-          </w:p>
-        </w:tc>
-      </w:tr>
-      <w:tr>
-        <w:tc>
-          <w:tcPr>
-            <w:tcW w:type="pct" w:w="2400"/>
-            <w:tcMar>
-              <w:top w:type="dxa" w:w="50"/>
-              <w:left w:type="dxa" w:w="110"/>
-              <w:bottom w:type="dxa" w:w="50"/>
-              <w:right w:type="dxa" w:w="110"/>
-            </w:tcMar>
-          </w:tcPr>
-          <w:p>
-            <w:pPr>
-              <w:spacing w:before="28" w:after="28"/>
-            </w:pPr>
-            <w:r>
-              <w:rPr>
-                <w:sz w:val="15"/>
-                <w:szCs w:val="15"/>
-              </w:rPr>
-              <w:t xml:space="preserve">All operations in Jordan</w:t>
-            </w:r>
-          </w:p>
-        </w:tc>
-        <w:tc>
-          <w:tcPr>
-            <w:tcW w:type="pct" w:w="2600"/>
-            <w:shd w:fill="FFFFFF" w:val="clear"/>
-            <w:tcMar>
-              <w:top w:type="dxa" w:w="50"/>
-              <w:left w:type="dxa" w:w="110"/>
-              <w:bottom w:type="dxa" w:w="50"/>
-              <w:right w:type="dxa" w:w="110"/>
-            </w:tcMar>
-          </w:tcPr>
-          <w:p>
-            <w:pPr>
-              <w:spacing w:before="46" w:after="46"/>
-            </w:pPr>
-            <w:r>
-              <w:rPr>
-                <w:b/>
-                <w:bCs/>
-                <w:color w:val="8186EF"/>
-                <w:sz w:val="14"/>
-                <w:szCs w:val="14"/>
-              </w:rPr>
-              <w:t xml:space="preserve">(15)</w:t>
-            </w:r>
-          </w:p>
-        </w:tc>
-      </w:tr>
-      <w:tr>
-        <w:tc>
-          <w:tcPr>
-            <w:tcW w:type="pct" w:w="2400"/>
-            <w:shd w:fill="FBFAF6" w:val="clear"/>
-            <w:tcMar>
-              <w:top w:type="dxa" w:w="50"/>
-              <w:left w:type="dxa" w:w="110"/>
-              <w:bottom w:type="dxa" w:w="50"/>
-              <w:right w:type="dxa" w:w="110"/>
-            </w:tcMar>
-          </w:tcPr>
-          <w:p>
-            <w:pPr>
-              <w:spacing w:before="28" w:after="28"/>
-            </w:pPr>
-            <w:r>
-              <w:rPr>
-                <w:sz w:val="15"/>
-                <w:szCs w:val="15"/>
-              </w:rPr>
-              <w:t xml:space="preserve">An old bottling machine</w:t>
-            </w:r>
-          </w:p>
-        </w:tc>
-        <w:tc>
-          <w:tcPr>
-            <w:tcW w:type="pct" w:w="2600"/>
-            <w:shd w:fill="FBFAF6" w:val="clear"/>
-            <w:tcMar>
-              <w:top w:type="dxa" w:w="50"/>
-              <w:left w:type="dxa" w:w="110"/>
-              <w:bottom w:type="dxa" w:w="50"/>
-              <w:right w:type="dxa" w:w="110"/>
-            </w:tcMar>
-          </w:tcPr>
-          <w:p>
-            <w:pPr>
-              <w:spacing w:before="28" w:after="28"/>
-            </w:pPr>
-            <w:r>
-              <w:rPr>
-                <w:sz w:val="15"/>
-                <w:szCs w:val="15"/>
-              </w:rPr>
-              <w:t xml:space="preserve">No: a single asset; the gain or loss stays in continuing operations.</w:t>
-            </w:r>
-          </w:p>
-        </w:tc>
-      </w:tr>
-      <w:tr>
-        <w:tc>
-          <w:tcPr>
-            <w:tcW w:type="pct" w:w="2400"/>
-            <w:tcMar>
-              <w:top w:type="dxa" w:w="50"/>
-              <w:left w:type="dxa" w:w="110"/>
-              <w:bottom w:type="dxa" w:w="50"/>
-              <w:right w:type="dxa" w:w="110"/>
-            </w:tcMar>
-          </w:tcPr>
-          <w:p>
-            <w:pPr>
-              <w:spacing w:before="28" w:after="28"/>
-            </w:pPr>
-            <w:r>
-              <w:rPr>
-                <w:sz w:val="15"/>
-                <w:szCs w:val="15"/>
-              </w:rPr>
-              <w:t xml:space="preserve">The stake in Jordan Glass</w:t>
-            </w:r>
-          </w:p>
-        </w:tc>
-        <w:tc>
-          <w:tcPr>
-            <w:tcW w:type="pct" w:w="2600"/>
-            <w:tcMar>
-              <w:top w:type="dxa" w:w="50"/>
-              <w:left w:type="dxa" w:w="110"/>
-              <w:bottom w:type="dxa" w:w="50"/>
-              <w:right w:type="dxa" w:w="110"/>
-            </w:tcMar>
-          </w:tcPr>
-          <w:p>
-            <w:pPr>
-              <w:spacing w:before="28" w:after="28"/>
-            </w:pPr>
-            <w:r>
-              <w:rPr>
-                <w:sz w:val="15"/>
-                <w:szCs w:val="15"/>
-              </w:rPr>
-              <w:t xml:space="preserve">Yes: a major equity-method investment.</w:t>
-            </w:r>
-          </w:p>
-        </w:tc>
-      </w:tr>
-      <w:tr>
-        <w:tc>
-          <w:tcPr>
-            <w:tcW w:type="pct" w:w="2400"/>
-            <w:shd w:fill="FBFAF6" w:val="clear"/>
-            <w:tcMar>
-              <w:top w:type="dxa" w:w="50"/>
-              <w:left w:type="dxa" w:w="110"/>
-              <w:bottom w:type="dxa" w:w="50"/>
-              <w:right w:type="dxa" w:w="110"/>
-            </w:tcMar>
-          </w:tcPr>
-          <w:p>
-            <w:pPr>
-              <w:spacing w:before="28" w:after="28"/>
-            </w:pPr>
-            <w:r>
-              <w:rPr>
-                <w:sz w:val="15"/>
-                <w:szCs w:val="15"/>
-              </w:rPr>
-              <w:t xml:space="preserve">One juice flavour</w:t>
-            </w:r>
-          </w:p>
-        </w:tc>
-        <w:tc>
-          <w:tcPr>
-            <w:tcW w:type="pct" w:w="2600"/>
-            <w:shd w:fill="FFFFFF" w:val="clear"/>
-            <w:tcMar>
-              <w:top w:type="dxa" w:w="50"/>
-              <w:left w:type="dxa" w:w="110"/>
-              <w:bottom w:type="dxa" w:w="50"/>
-              <w:right w:type="dxa" w:w="110"/>
-            </w:tcMar>
-          </w:tcPr>
-          <w:p>
-            <w:pPr>
-              <w:spacing w:before="46" w:after="46"/>
-            </w:pPr>
-            <w:r>
-              <w:rPr>
-                <w:b/>
-                <w:bCs/>
-                <w:color w:val="8186EF"/>
-                <w:sz w:val="14"/>
-                <w:szCs w:val="14"/>
-              </w:rPr>
-              <w:t xml:space="preserve">(16)</w:t>
-            </w:r>
-          </w:p>
-        </w:tc>
-      </w:tr>
-    </w:tbl>
-    <w:p/>
-    <w:tbl>
-      <w:tblPr>
-        <w:tblW w:type="pct" w:w="100%"/>
-        <w:tblLayout w:type="fixed"/>
-        <w:tblBorders>
-          <w:top w:val="single" w:color="FBFAF6" w:sz="4"/>
-          <w:left w:val="single" w:color="FBFAF6" w:sz="4"/>
-          <w:bottom w:val="single" w:color="FBFAF6" w:sz="4"/>
-          <w:right w:val="single" w:color="FBFAF6" w:sz="4"/>
-          <w:insideH w:val="single" w:color="FBFAF6" w:sz="4"/>
-          <w:insideV w:val="single" w:color="FBFAF6" w:sz="4"/>
-        </w:tblBorders>
-      </w:tblPr>
-      <w:tblGrid>
-        <w:gridCol w:w="9600"/>
-      </w:tblGrid>
-      <w:tr>
-        <w:tc>
-          <w:tcPr>
-            <w:tcW w:type="pct" w:w="5000"/>
-            <w:shd w:fill="FBFAF6" w:val="clear"/>
-            <w:tcMar>
-              <w:top w:type="dxa" w:w="40"/>
-              <w:left w:type="dxa" w:w="100"/>
-              <w:bottom w:type="dxa" w:w="40"/>
-              <w:right w:type="dxa" w:w="100"/>
-            </w:tcMar>
-          </w:tcPr>
-          <w:p>
-            <w:pPr>
-              <w:spacing w:before="18" w:after="6"/>
-            </w:pPr>
-            <w:r>
-              <w:rPr>
-                <w:b/>
-                <w:bCs/>
-                <w:color w:val="6B7280"/>
-                <w:sz w:val="14"/>
-                <w:szCs w:val="14"/>
-              </w:rPr>
-              <w:t xml:space="preserve">word list</w:t>
-            </w:r>
-          </w:p>
-          <w:p>
-            <w:pPr>
-              <w:spacing w:before="0" w:after="18"/>
-            </w:pPr>
-            <w:r>
-              <w:rPr>
-                <w:b/>
-                <w:bCs/>
-                <w:color w:val="353A7C"/>
-                <w:sz w:val="16"/>
-                <w:szCs w:val="16"/>
-              </w:rPr>
-              <w:t xml:space="preserve">No: not a strategic shift.   ·   Yes: a major equity-method investment.   ·   Yes: a major geographic area.</w:t>
-            </w:r>
-          </w:p>
-        </w:tc>
-      </w:tr>
-    </w:tbl>
-    <w:p/>
-    <w:p>
-      <w:pPr>
-        <w:pageBreakBefore w:val="true"/>
-        <w:spacing w:after="0"/>
-      </w:pPr>
-      <w:r>
-        <w:rPr>
-          <w:sz w:val="2"/>
-        </w:rPr>
-        <w:t xml:space="preserve"> </w:t>
-      </w:r>
-    </w:p>
-    <w:p>
-      <w:pPr>
-        <w:spacing w:before="44" w:after="10"/>
-      </w:pPr>
-      <w:r>
-        <w:rPr>
-          <w:b/>
-          <w:bCs/>
-          <w:color w:val="353A7C"/>
-          <w:sz w:val="18"/>
-          <w:szCs w:val="18"/>
-        </w:rPr>
-        <w:t xml:space="preserve">Item — Category</w:t>
-      </w:r>
-    </w:p>
-    <w:p>
-      <w:pPr>
-        <w:spacing w:before="0" w:after="12"/>
-      </w:pPr>
-      <w:r>
-        <w:rPr>
-          <w:color w:val="6B7280"/>
-          <w:sz w:val="15"/>
-          <w:szCs w:val="15"/>
-        </w:rPr>
-        <w:t xml:space="preserve">Every item belongs to exactly one group.</w:t>
-      </w:r>
-    </w:p>
-    <w:p>
-      <w:pPr>
-        <w:spacing w:after="40" w:before="90"/>
-        <w:jc w:val="center"/>
-      </w:pPr>
-      <w:r>
-        <w:drawing>
-          <wp:inline distT="0" distB="0" distL="0" distR="0">
-            <wp:extent cx="5734050" cy="1712675"/>
-            <wp:effectExtent t="0" r="0" b="0" l="0"/>
-            <wp:docPr id="1" name="" descr="" title=""/>
-            <wp:cNvGraphicFramePr>
-              <a:graphicFrameLocks xmlns:a="http://schemas.openxmlformats.org/drawingml/2006/main" noChangeAspect="1"/>
-            </wp:cNvGraphicFramePr>
-            <a:graphic xmlns:a="http://schemas.openxmlformats.org/drawingml/2006/main">
-              <a:graphicData uri="http://schemas.openxmlformats.org/drawingml/2006/picture">
-                <pic:pic xmlns:pic="http://schemas.openxmlformats.org/drawingml/2006/picture">
-                  <pic:nvPicPr>
-                    <pic:cNvPr id="0" name="" descr=""/>
-                    <pic:cNvPicPr>
-                      <a:picLocks noChangeAspect="1" noChangeArrowheads="1"/>
-                    </pic:cNvPicPr>
-                  </pic:nvPicPr>
-                  <pic:blipFill>
-                    <a:blip r:embed="rId109" cstate="none"/>
-                    <a:srcRect/>
-                    <a:stretch>
-                      <a:fillRect/>
-                    </a:stretch>
-                  </pic:blipFill>
-                  <pic:spPr bwMode="auto">
-                    <a:xfrm>
-                      <a:off x="0" y="0"/>
-                      <a:ext cx="5734050" cy="1712675"/>
-                    </a:xfrm>
-                    <a:prstGeom prst="rect">
-                      <a:avLst/>
-                    </a:prstGeom>
-                  </pic:spPr>
-                </pic:pic>
-              </a:graphicData>
-            </a:graphic>
-          </wp:inline>
-        </w:drawing>
-      </w:r>
-    </w:p>
-    <w:tbl>
-      <w:tblPr>
-        <w:tblW w:type="pct" w:w="100%"/>
-        <w:tblLayout w:type="fixed"/>
-        <w:tblBorders>
-          <w:top w:val="single" w:color="FBFAF6" w:sz="4"/>
-          <w:left w:val="single" w:color="FBFAF6" w:sz="4"/>
-          <w:bottom w:val="single" w:color="FBFAF6" w:sz="4"/>
-          <w:right w:val="single" w:color="FBFAF6" w:sz="4"/>
-          <w:insideH w:val="single" w:color="FBFAF6" w:sz="4"/>
-          <w:insideV w:val="single" w:color="FBFAF6" w:sz="4"/>
-        </w:tblBorders>
-      </w:tblPr>
-      <w:tblGrid>
-        <w:gridCol w:w="9600"/>
-      </w:tblGrid>
-      <w:tr>
-        <w:tc>
-          <w:tcPr>
-            <w:tcW w:type="pct" w:w="5000"/>
-            <w:shd w:fill="FBFAF6" w:val="clear"/>
-            <w:tcMar>
-              <w:top w:type="dxa" w:w="40"/>
-              <w:left w:type="dxa" w:w="100"/>
-              <w:bottom w:type="dxa" w:w="40"/>
-              <w:right w:type="dxa" w:w="100"/>
-            </w:tcMar>
-          </w:tcPr>
-          <w:p>
-            <w:pPr>
-              <w:spacing w:before="18" w:after="6"/>
-            </w:pPr>
-            <w:r>
-              <w:rPr>
-                <w:b/>
-                <w:bCs/>
-                <w:color w:val="6B7280"/>
-                <w:sz w:val="14"/>
-                <w:szCs w:val="14"/>
-              </w:rPr>
-              <w:t xml:space="preserve">word list</w:t>
-            </w:r>
-          </w:p>
-          <w:p>
-            <w:pPr>
-              <w:spacing w:before="0" w:after="18"/>
-            </w:pPr>
-            <w:r>
-              <w:rPr>
-                <w:b/>
-                <w:bCs/>
-                <w:color w:val="353A7C"/>
-                <w:sz w:val="16"/>
-                <w:szCs w:val="16"/>
-              </w:rPr>
-              <w:t xml:space="preserve">Dry-foods operating loss   ·   strategic shift   ·   Lawsuit settlement loss</w:t>
-            </w:r>
-          </w:p>
-        </w:tc>
-      </w:tr>
-    </w:tbl>
-    <w:p/>
-    <w:p>
-      <w:pPr>
-        <w:spacing w:before="44" w:after="10"/>
-      </w:pPr>
-      <w:r>
-        <w:rPr>
-          <w:b/>
-          <w:bCs/>
-          <w:color w:val="353A7C"/>
-          <w:sz w:val="18"/>
-          <w:szCs w:val="18"/>
-        </w:rPr>
-        <w:t xml:space="preserve">The English this section uses, and its Arabic</w:t>
-      </w:r>
-    </w:p>
-    <w:p>
-      <w:pPr>
-        <w:spacing w:before="0" w:after="12"/>
-      </w:pPr>
-      <w:r>
-        <w:rPr>
-          <w:color w:val="6B7280"/>
-          <w:sz w:val="15"/>
-          <w:szCs w:val="15"/>
-        </w:rPr>
-        <w:t xml:space="preserve">Each term sits against what it means.</w:t>
-      </w:r>
-    </w:p>
-    <w:p>
-      <w:pPr>
-        <w:spacing w:after="40" w:before="90"/>
-        <w:jc w:val="center"/>
-      </w:pPr>
-      <w:r>
-        <w:drawing>
-          <wp:inline distT="0" distB="0" distL="0" distR="0">
-            <wp:extent cx="5734050" cy="2421875"/>
             <wp:effectExtent t="0" r="0" b="0" l="0"/>
             <wp:docPr id="1" name="" descr="" title=""/>
             <wp:cNvGraphicFramePr>
@@ -10985,7 +10468,7 @@
                   <pic:spPr bwMode="auto">
                     <a:xfrm>
                       <a:off x="0" y="0"/>
-                      <a:ext cx="5734050" cy="2421875"/>
+                      <a:ext cx="5734050" cy="3795025"/>
                     </a:xfrm>
                     <a:prstGeom prst="rect">
                       <a:avLst/>
@@ -11053,7 +10536,1639 @@
                 <w:sz w:val="16"/>
                 <w:szCs w:val="16"/>
               </w:rPr>
-              <w:t xml:space="preserve">gain   ·   reclassification adjustment   ·   discontinued operation</w:t>
+              <w:t xml:space="preserve">Not allowed   ·   Re-presented: assets and liabilities shown separately   ·   Component + strategic shift with a major effect   ·   Unchanged   ·   period cost   ·   Highly probable</w:t>
+            </w:r>
+          </w:p>
+        </w:tc>
+      </w:tr>
+    </w:tbl>
+    <w:p/>
+    <w:p>
+      <w:pPr>
+        <w:spacing w:before="44" w:after="14"/>
+      </w:pPr>
+      <w:r>
+        <w:rPr>
+          <w:b/>
+          <w:bCs/>
+          <w:color w:val="353A7C"/>
+          <w:sz w:val="18"/>
+          <w:szCs w:val="18"/>
+        </w:rPr>
+        <w:t xml:space="preserve">Summary 2</w:t>
+      </w:r>
+      <w:r>
+        <w:rPr>
+          <w:color w:val="6B7280"/>
+          <w:sz w:val="16"/>
+          <w:szCs w:val="16"/>
+        </w:rPr>
+        <w:t xml:space="preserve">      gaps 14–15</w:t>
+      </w:r>
+    </w:p>
+    <w:p>
+      <w:pPr>
+        <w:spacing w:before="20" w:after="20" w:line="360" w:lineRule="auto"/>
+        <w:ind w:left="200"/>
+      </w:pPr>
+      <w:r>
+        <w:rPr>
+          <w:sz w:val="19"/>
+          <w:szCs w:val="19"/>
+        </w:rPr>
+        <w:t xml:space="preserve">U.S. GAAP has no </w:t>
+      </w:r>
+      <w:r>
+        <w:rPr>
+          <w:b/>
+          <w:bCs/>
+          <w:color w:val="8186EF"/>
+          <w:sz w:val="15"/>
+          <w:szCs w:val="15"/>
+        </w:rPr>
+        <w:t xml:space="preserve"> (14) </w:t>
+      </w:r>
+      <w:r>
+        <w:rPr>
+          <w:u w:val="single"/>
+          <w:sz w:val="19"/>
+          <w:szCs w:val="19"/>
+        </w:rPr>
+        <w:t xml:space="preserve">               </w:t>
+      </w:r>
+      <w:r>
+        <w:rPr>
+          <w:sz w:val="19"/>
+          <w:szCs w:val="19"/>
+        </w:rPr>
+        <w:t xml:space="preserve"> </w:t>
+      </w:r>
+      <w:r>
+        <w:rPr>
+          <w:sz w:val="19"/>
+          <w:szCs w:val="19"/>
+        </w:rPr>
+        <w:t xml:space="preserve"> items: unusual or infrequent items stay in continuing operations, before tax. </w:t>
+      </w:r>
+      <w:r>
+        <w:rPr>
+          <w:sz w:val="19"/>
+          <w:szCs w:val="19"/>
+        </w:rPr>
+        <w:t xml:space="preserve">Only </w:t>
+      </w:r>
+      <w:r>
+        <w:rPr>
+          <w:b/>
+          <w:bCs/>
+          <w:color w:val="8186EF"/>
+          <w:sz w:val="15"/>
+          <w:szCs w:val="15"/>
+        </w:rPr>
+        <w:t xml:space="preserve"> (15) </w:t>
+      </w:r>
+      <w:r>
+        <w:rPr>
+          <w:u w:val="single"/>
+          <w:sz w:val="19"/>
+          <w:szCs w:val="19"/>
+        </w:rPr>
+        <w:t xml:space="preserve">              </w:t>
+      </w:r>
+      <w:r>
+        <w:rPr>
+          <w:sz w:val="19"/>
+          <w:szCs w:val="19"/>
+        </w:rPr>
+        <w:t xml:space="preserve"> </w:t>
+      </w:r>
+      <w:r>
+        <w:rPr>
+          <w:sz w:val="19"/>
+          <w:szCs w:val="19"/>
+        </w:rPr>
+        <w:t xml:space="preserve"> operations are shown net of tax below continuing operations. </w:t>
+      </w:r>
+    </w:p>
+    <w:tbl>
+      <w:tblPr>
+        <w:tblW w:type="pct" w:w="100%"/>
+        <w:tblLayout w:type="fixed"/>
+        <w:tblBorders>
+          <w:top w:val="single" w:color="FBFAF6" w:sz="4"/>
+          <w:left w:val="single" w:color="FBFAF6" w:sz="4"/>
+          <w:bottom w:val="single" w:color="FBFAF6" w:sz="4"/>
+          <w:right w:val="single" w:color="FBFAF6" w:sz="4"/>
+          <w:insideH w:val="single" w:color="FBFAF6" w:sz="4"/>
+          <w:insideV w:val="single" w:color="FBFAF6" w:sz="4"/>
+        </w:tblBorders>
+      </w:tblPr>
+      <w:tblGrid>
+        <w:gridCol w:w="9600"/>
+      </w:tblGrid>
+      <w:tr>
+        <w:tc>
+          <w:tcPr>
+            <w:tcW w:type="pct" w:w="5000"/>
+            <w:shd w:fill="FBFAF6" w:val="clear"/>
+            <w:tcMar>
+              <w:top w:type="dxa" w:w="40"/>
+              <w:left w:type="dxa" w:w="100"/>
+              <w:bottom w:type="dxa" w:w="40"/>
+              <w:right w:type="dxa" w:w="100"/>
+            </w:tcMar>
+          </w:tcPr>
+          <w:p>
+            <w:pPr>
+              <w:spacing w:before="18" w:after="6"/>
+            </w:pPr>
+            <w:r>
+              <w:rPr>
+                <w:b/>
+                <w:bCs/>
+                <w:color w:val="6B7280"/>
+                <w:sz w:val="14"/>
+                <w:szCs w:val="14"/>
+              </w:rPr>
+              <w:t xml:space="preserve">word list</w:t>
+            </w:r>
+          </w:p>
+          <w:p>
+            <w:pPr>
+              <w:spacing w:before="0" w:after="18"/>
+            </w:pPr>
+            <w:r>
+              <w:rPr>
+                <w:b/>
+                <w:bCs/>
+                <w:color w:val="353A7C"/>
+                <w:sz w:val="16"/>
+                <w:szCs w:val="16"/>
+              </w:rPr>
+              <w:t xml:space="preserve">balance   ·   discontinued   ·   extraordinary</w:t>
+            </w:r>
+          </w:p>
+        </w:tc>
+      </w:tr>
+    </w:tbl>
+    <w:p/>
+    <w:p>
+      <w:pPr>
+        <w:pageBreakBefore w:val="true"/>
+        <w:spacing w:after="0"/>
+      </w:pPr>
+      <w:r>
+        <w:rPr>
+          <w:sz w:val="2"/>
+        </w:rPr>
+        <w:t xml:space="preserve"> </w:t>
+      </w:r>
+    </w:p>
+    <w:tbl>
+      <w:tblPr>
+        <w:tblW w:type="pct" w:w="100%"/>
+        <w:tblLayout w:type="fixed"/>
+        <w:tblBorders>
+          <w:top w:val="single" w:color="353A7C" w:sz="6"/>
+          <w:left w:val="single" w:color="353A7C" w:sz="6"/>
+          <w:bottom w:val="single" w:color="353A7C" w:sz="6"/>
+          <w:right w:val="single" w:color="353A7C" w:sz="6"/>
+          <w:insideH w:val="single" w:color="353A7C" w:sz="6"/>
+          <w:insideV w:val="single" w:color="353A7C" w:sz="6"/>
+        </w:tblBorders>
+      </w:tblPr>
+      <w:tblGrid>
+        <w:gridCol w:w="4608"/>
+        <w:gridCol w:w="4992"/>
+      </w:tblGrid>
+      <w:tr>
+        <w:tc>
+          <w:tcPr>
+            <w:tcW w:type="pct" w:w="5000"/>
+            <w:gridSpan w:val="2"/>
+            <w:shd w:fill="353A7C" w:val="clear"/>
+            <w:tcMar>
+              <w:top w:type="dxa" w:w="60"/>
+              <w:left w:type="dxa" w:w="120"/>
+              <w:bottom w:type="dxa" w:w="60"/>
+              <w:right w:type="dxa" w:w="120"/>
+            </w:tcMar>
+          </w:tcPr>
+          <w:p>
+            <w:pPr>
+              <w:spacing w:before="40" w:after="40"/>
+            </w:pPr>
+            <w:r>
+              <w:rPr>
+                <w:b/>
+                <w:bCs/>
+                <w:color w:val="FFFFFF"/>
+                <w:sz w:val="17"/>
+                <w:szCs w:val="17"/>
+              </w:rPr>
+              <w:t xml:space="preserve">Suppose: Orontes, 2027 (USD 000) — Amount / details</w:t>
+            </w:r>
+          </w:p>
+        </w:tc>
+      </w:tr>
+      <w:tr>
+        <w:tc>
+          <w:tcPr>
+            <w:tcW w:type="pct" w:w="2400"/>
+            <w:shd w:fill="353A7C" w:val="clear"/>
+            <w:tcMar>
+              <w:top w:type="dxa" w:w="50"/>
+              <w:left w:type="dxa" w:w="110"/>
+              <w:bottom w:type="dxa" w:w="50"/>
+              <w:right w:type="dxa" w:w="110"/>
+            </w:tcMar>
+          </w:tcPr>
+          <w:p>
+            <w:pPr>
+              <w:spacing w:before="30" w:after="30"/>
+            </w:pPr>
+            <w:r>
+              <w:rPr>
+                <w:b/>
+                <w:bCs/>
+                <w:color w:val="FFFFFF"/>
+                <w:sz w:val="15"/>
+                <w:szCs w:val="15"/>
+              </w:rPr>
+              <w:t xml:space="preserve">Suppose: Orontes, 2027 (USD 000)</w:t>
+            </w:r>
+          </w:p>
+        </w:tc>
+        <w:tc>
+          <w:tcPr>
+            <w:tcW w:type="pct" w:w="2600"/>
+            <w:shd w:fill="353A7C" w:val="clear"/>
+            <w:tcMar>
+              <w:top w:type="dxa" w:w="50"/>
+              <w:left w:type="dxa" w:w="110"/>
+              <w:bottom w:type="dxa" w:w="50"/>
+              <w:right w:type="dxa" w:w="110"/>
+            </w:tcMar>
+          </w:tcPr>
+          <w:p>
+            <w:pPr>
+              <w:spacing w:before="30" w:after="30"/>
+            </w:pPr>
+            <w:r>
+              <w:rPr>
+                <w:b/>
+                <w:bCs/>
+                <w:color w:val="FFFFFF"/>
+                <w:sz w:val="15"/>
+                <w:szCs w:val="15"/>
+              </w:rPr>
+              <w:t xml:space="preserve">Amount / details</w:t>
+            </w:r>
+          </w:p>
+        </w:tc>
+      </w:tr>
+      <w:tr>
+        <w:tc>
+          <w:tcPr>
+            <w:tcW w:type="pct" w:w="2400"/>
+            <w:tcMar>
+              <w:top w:type="dxa" w:w="50"/>
+              <w:left w:type="dxa" w:w="110"/>
+              <w:bottom w:type="dxa" w:w="50"/>
+              <w:right w:type="dxa" w:w="110"/>
+            </w:tcMar>
+          </w:tcPr>
+          <w:p>
+            <w:pPr>
+              <w:spacing w:before="28" w:after="28"/>
+            </w:pPr>
+            <w:r>
+              <w:rPr>
+                <w:sz w:val="15"/>
+                <w:szCs w:val="15"/>
+              </w:rPr>
+              <w:t xml:space="preserve">Operating income</w:t>
+            </w:r>
+          </w:p>
+        </w:tc>
+        <w:tc>
+          <w:tcPr>
+            <w:tcW w:type="pct" w:w="2600"/>
+            <w:tcMar>
+              <w:top w:type="dxa" w:w="50"/>
+              <w:left w:type="dxa" w:w="110"/>
+              <w:bottom w:type="dxa" w:w="50"/>
+              <w:right w:type="dxa" w:w="110"/>
+            </w:tcMar>
+          </w:tcPr>
+          <w:p>
+            <w:pPr>
+              <w:spacing w:before="28" w:after="28"/>
+            </w:pPr>
+            <w:r>
+              <w:rPr>
+                <w:sz w:val="15"/>
+                <w:szCs w:val="15"/>
+              </w:rPr>
+              <w:t xml:space="preserve">5,000</w:t>
+            </w:r>
+          </w:p>
+        </w:tc>
+      </w:tr>
+      <w:tr>
+        <w:tc>
+          <w:tcPr>
+            <w:tcW w:type="pct" w:w="2400"/>
+            <w:shd w:fill="FBFAF6" w:val="clear"/>
+            <w:tcMar>
+              <w:top w:type="dxa" w:w="50"/>
+              <w:left w:type="dxa" w:w="110"/>
+              <w:bottom w:type="dxa" w:w="50"/>
+              <w:right w:type="dxa" w:w="110"/>
+            </w:tcMar>
+          </w:tcPr>
+          <w:p>
+            <w:pPr>
+              <w:spacing w:before="28" w:after="28"/>
+            </w:pPr>
+            <w:r>
+              <w:rPr>
+                <w:sz w:val="15"/>
+                <w:szCs w:val="15"/>
+              </w:rPr>
+              <w:t xml:space="preserve">Gain on sale of a warehouse</w:t>
+            </w:r>
+          </w:p>
+        </w:tc>
+        <w:tc>
+          <w:tcPr>
+            <w:tcW w:type="pct" w:w="2600"/>
+            <w:shd w:fill="FBFAF6" w:val="clear"/>
+            <w:tcMar>
+              <w:top w:type="dxa" w:w="50"/>
+              <w:left w:type="dxa" w:w="110"/>
+              <w:bottom w:type="dxa" w:w="50"/>
+              <w:right w:type="dxa" w:w="110"/>
+            </w:tcMar>
+          </w:tcPr>
+          <w:p>
+            <w:pPr>
+              <w:spacing w:before="28" w:after="28"/>
+            </w:pPr>
+            <w:r>
+              <w:rPr>
+                <w:sz w:val="15"/>
+                <w:szCs w:val="15"/>
+              </w:rPr>
+              <w:t xml:space="preserve">200</w:t>
+            </w:r>
+          </w:p>
+        </w:tc>
+      </w:tr>
+      <w:tr>
+        <w:tc>
+          <w:tcPr>
+            <w:tcW w:type="pct" w:w="2400"/>
+            <w:tcMar>
+              <w:top w:type="dxa" w:w="50"/>
+              <w:left w:type="dxa" w:w="110"/>
+              <w:bottom w:type="dxa" w:w="50"/>
+              <w:right w:type="dxa" w:w="110"/>
+            </w:tcMar>
+          </w:tcPr>
+          <w:p>
+            <w:pPr>
+              <w:spacing w:before="28" w:after="28"/>
+            </w:pPr>
+            <w:r>
+              <w:rPr>
+                <w:sz w:val="15"/>
+                <w:szCs w:val="15"/>
+              </w:rPr>
+              <w:t xml:space="preserve">Loss on settlement of a lawsuit (unusual for Orontes)</w:t>
+            </w:r>
+          </w:p>
+        </w:tc>
+        <w:tc>
+          <w:tcPr>
+            <w:tcW w:type="pct" w:w="2600"/>
+            <w:tcMar>
+              <w:top w:type="dxa" w:w="50"/>
+              <w:left w:type="dxa" w:w="110"/>
+              <w:bottom w:type="dxa" w:w="50"/>
+              <w:right w:type="dxa" w:w="110"/>
+            </w:tcMar>
+          </w:tcPr>
+          <w:p>
+            <w:pPr>
+              <w:spacing w:before="28" w:after="28"/>
+            </w:pPr>
+            <w:r>
+              <w:rPr>
+                <w:sz w:val="15"/>
+                <w:szCs w:val="15"/>
+              </w:rPr>
+              <w:t xml:space="preserve">120</w:t>
+            </w:r>
+          </w:p>
+        </w:tc>
+      </w:tr>
+      <w:tr>
+        <w:tc>
+          <w:tcPr>
+            <w:tcW w:type="pct" w:w="2400"/>
+            <w:shd w:fill="FBFAF6" w:val="clear"/>
+            <w:tcMar>
+              <w:top w:type="dxa" w:w="50"/>
+              <w:left w:type="dxa" w:w="110"/>
+              <w:bottom w:type="dxa" w:w="50"/>
+              <w:right w:type="dxa" w:w="110"/>
+            </w:tcMar>
+          </w:tcPr>
+          <w:p>
+            <w:pPr>
+              <w:spacing w:before="28" w:after="28"/>
+            </w:pPr>
+            <w:r>
+              <w:rPr>
+                <w:sz w:val="15"/>
+                <w:szCs w:val="15"/>
+              </w:rPr>
+              <w:t xml:space="preserve">Interest expense</w:t>
+            </w:r>
+          </w:p>
+        </w:tc>
+        <w:tc>
+          <w:tcPr>
+            <w:tcW w:type="pct" w:w="2600"/>
+            <w:shd w:fill="FBFAF6" w:val="clear"/>
+            <w:tcMar>
+              <w:top w:type="dxa" w:w="50"/>
+              <w:left w:type="dxa" w:w="110"/>
+              <w:bottom w:type="dxa" w:w="50"/>
+              <w:right w:type="dxa" w:w="110"/>
+            </w:tcMar>
+          </w:tcPr>
+          <w:p>
+            <w:pPr>
+              <w:spacing w:before="28" w:after="28"/>
+            </w:pPr>
+            <w:r>
+              <w:rPr>
+                <w:sz w:val="15"/>
+                <w:szCs w:val="15"/>
+              </w:rPr>
+              <w:t xml:space="preserve">400</w:t>
+            </w:r>
+          </w:p>
+        </w:tc>
+      </w:tr>
+      <w:tr>
+        <w:tc>
+          <w:tcPr>
+            <w:tcW w:type="pct" w:w="2400"/>
+            <w:tcMar>
+              <w:top w:type="dxa" w:w="50"/>
+              <w:left w:type="dxa" w:w="110"/>
+              <w:bottom w:type="dxa" w:w="50"/>
+              <w:right w:type="dxa" w:w="110"/>
+            </w:tcMar>
+          </w:tcPr>
+          <w:p>
+            <w:pPr>
+              <w:spacing w:before="28" w:after="28"/>
+            </w:pPr>
+            <w:r>
+              <w:rPr>
+                <w:sz w:val="15"/>
+                <w:szCs w:val="15"/>
+              </w:rPr>
+              <w:t xml:space="preserve">Dry-foods division: operating loss before tax</w:t>
+            </w:r>
+          </w:p>
+        </w:tc>
+        <w:tc>
+          <w:tcPr>
+            <w:tcW w:type="pct" w:w="2600"/>
+            <w:tcMar>
+              <w:top w:type="dxa" w:w="50"/>
+              <w:left w:type="dxa" w:w="110"/>
+              <w:bottom w:type="dxa" w:w="50"/>
+              <w:right w:type="dxa" w:w="110"/>
+            </w:tcMar>
+          </w:tcPr>
+          <w:p>
+            <w:pPr>
+              <w:spacing w:before="28" w:after="28"/>
+            </w:pPr>
+            <w:r>
+              <w:rPr>
+                <w:sz w:val="15"/>
+                <w:szCs w:val="15"/>
+              </w:rPr>
+              <w:t xml:space="preserve">80</w:t>
+            </w:r>
+          </w:p>
+        </w:tc>
+      </w:tr>
+      <w:tr>
+        <w:tc>
+          <w:tcPr>
+            <w:tcW w:type="pct" w:w="2400"/>
+            <w:shd w:fill="FBFAF6" w:val="clear"/>
+            <w:tcMar>
+              <w:top w:type="dxa" w:w="50"/>
+              <w:left w:type="dxa" w:w="110"/>
+              <w:bottom w:type="dxa" w:w="50"/>
+              <w:right w:type="dxa" w:w="110"/>
+            </w:tcMar>
+          </w:tcPr>
+          <w:p>
+            <w:pPr>
+              <w:spacing w:before="28" w:after="28"/>
+            </w:pPr>
+            <w:r>
+              <w:rPr>
+                <w:sz w:val="15"/>
+                <w:szCs w:val="15"/>
+              </w:rPr>
+              <w:t xml:space="preserve">Dry-foods division: gain on sale before tax</w:t>
+            </w:r>
+          </w:p>
+        </w:tc>
+        <w:tc>
+          <w:tcPr>
+            <w:tcW w:type="pct" w:w="2600"/>
+            <w:shd w:fill="FBFAF6" w:val="clear"/>
+            <w:tcMar>
+              <w:top w:type="dxa" w:w="50"/>
+              <w:left w:type="dxa" w:w="110"/>
+              <w:bottom w:type="dxa" w:w="50"/>
+              <w:right w:type="dxa" w:w="110"/>
+            </w:tcMar>
+          </w:tcPr>
+          <w:p>
+            <w:pPr>
+              <w:spacing w:before="28" w:after="28"/>
+            </w:pPr>
+            <w:r>
+              <w:rPr>
+                <w:sz w:val="15"/>
+                <w:szCs w:val="15"/>
+              </w:rPr>
+              <w:t xml:space="preserve">280</w:t>
+            </w:r>
+          </w:p>
+        </w:tc>
+      </w:tr>
+      <w:tr>
+        <w:tc>
+          <w:tcPr>
+            <w:tcW w:type="pct" w:w="2400"/>
+            <w:tcMar>
+              <w:top w:type="dxa" w:w="50"/>
+              <w:left w:type="dxa" w:w="110"/>
+              <w:bottom w:type="dxa" w:w="50"/>
+              <w:right w:type="dxa" w:w="110"/>
+            </w:tcMar>
+          </w:tcPr>
+          <w:p>
+            <w:pPr>
+              <w:spacing w:before="28" w:after="28"/>
+            </w:pPr>
+            <w:r>
+              <w:rPr>
+                <w:sz w:val="15"/>
+                <w:szCs w:val="15"/>
+              </w:rPr>
+              <w:t xml:space="preserve">Unrealized holding gain on AFS debt securities during 2027</w:t>
+            </w:r>
+          </w:p>
+        </w:tc>
+        <w:tc>
+          <w:tcPr>
+            <w:tcW w:type="pct" w:w="2600"/>
+            <w:tcMar>
+              <w:top w:type="dxa" w:w="50"/>
+              <w:left w:type="dxa" w:w="110"/>
+              <w:bottom w:type="dxa" w:w="50"/>
+              <w:right w:type="dxa" w:w="110"/>
+            </w:tcMar>
+          </w:tcPr>
+          <w:p>
+            <w:pPr>
+              <w:spacing w:before="28" w:after="28"/>
+            </w:pPr>
+            <w:r>
+              <w:rPr>
+                <w:sz w:val="15"/>
+                <w:szCs w:val="15"/>
+              </w:rPr>
+              <w:t xml:space="preserve">40</w:t>
+            </w:r>
+          </w:p>
+        </w:tc>
+      </w:tr>
+      <w:tr>
+        <w:tc>
+          <w:tcPr>
+            <w:tcW w:type="pct" w:w="2400"/>
+            <w:shd w:fill="FBFAF6" w:val="clear"/>
+            <w:tcMar>
+              <w:top w:type="dxa" w:w="50"/>
+              <w:left w:type="dxa" w:w="110"/>
+              <w:bottom w:type="dxa" w:w="50"/>
+              <w:right w:type="dxa" w:w="110"/>
+            </w:tcMar>
+          </w:tcPr>
+          <w:p>
+            <w:pPr>
+              <w:spacing w:before="28" w:after="28"/>
+            </w:pPr>
+            <w:r>
+              <w:rPr>
+                <w:sz w:val="15"/>
+                <w:szCs w:val="15"/>
+              </w:rPr>
+              <w:t xml:space="preserve">Realized gain on AFS securities sold in 2027 (included in AOCI before)</w:t>
+            </w:r>
+          </w:p>
+        </w:tc>
+        <w:tc>
+          <w:tcPr>
+            <w:tcW w:type="pct" w:w="2600"/>
+            <w:shd w:fill="FBFAF6" w:val="clear"/>
+            <w:tcMar>
+              <w:top w:type="dxa" w:w="50"/>
+              <w:left w:type="dxa" w:w="110"/>
+              <w:bottom w:type="dxa" w:w="50"/>
+              <w:right w:type="dxa" w:w="110"/>
+            </w:tcMar>
+          </w:tcPr>
+          <w:p>
+            <w:pPr>
+              <w:spacing w:before="28" w:after="28"/>
+            </w:pPr>
+            <w:r>
+              <w:rPr>
+                <w:sz w:val="15"/>
+                <w:szCs w:val="15"/>
+              </w:rPr>
+              <w:t xml:space="preserve">24</w:t>
+            </w:r>
+          </w:p>
+        </w:tc>
+      </w:tr>
+      <w:tr>
+        <w:tc>
+          <w:tcPr>
+            <w:tcW w:type="pct" w:w="2400"/>
+            <w:tcMar>
+              <w:top w:type="dxa" w:w="50"/>
+              <w:left w:type="dxa" w:w="110"/>
+              <w:bottom w:type="dxa" w:w="50"/>
+              <w:right w:type="dxa" w:w="110"/>
+            </w:tcMar>
+          </w:tcPr>
+          <w:p>
+            <w:pPr>
+              <w:spacing w:before="28" w:after="28"/>
+            </w:pPr>
+            <w:r>
+              <w:rPr>
+                <w:sz w:val="15"/>
+                <w:szCs w:val="15"/>
+              </w:rPr>
+              <w:t xml:space="preserve">M1</w:t>
+            </w:r>
+          </w:p>
+        </w:tc>
+        <w:tc>
+          <w:tcPr>
+            <w:tcW w:type="pct" w:w="2600"/>
+            <w:tcMar>
+              <w:top w:type="dxa" w:w="50"/>
+              <w:left w:type="dxa" w:w="110"/>
+              <w:bottom w:type="dxa" w:w="50"/>
+              <w:right w:type="dxa" w:w="110"/>
+            </w:tcMar>
+          </w:tcPr>
+          <w:p>
+            <w:pPr>
+              <w:spacing w:before="28" w:after="28"/>
+            </w:pPr>
+            <w:r>
+              <w:rPr>
+                <w:sz w:val="15"/>
+                <w:szCs w:val="15"/>
+              </w:rPr>
+              <w:t xml:space="preserve">In 2027 Orontes sold its dry-foods division, one of its main product lines. The sale is a </w:t>
+            </w:r>
+            <w:r>
+              <w:rPr>
+                <w:b/>
+                <w:bCs/>
+                <w:color w:val="8186EF"/>
+                <w:sz w:val="14"/>
+                <w:szCs w:val="14"/>
+              </w:rPr>
+              <w:t xml:space="preserve"> (16) </w:t>
+            </w:r>
+            <w:r>
+              <w:rPr>
+                <w:u w:val="single"/>
+                <w:sz w:val="15"/>
+                <w:szCs w:val="15"/>
+              </w:rPr>
+              <w:t xml:space="preserve">              </w:t>
+            </w:r>
+            <w:r>
+              <w:rPr>
+                <w:sz w:val="15"/>
+                <w:szCs w:val="15"/>
+              </w:rPr>
+              <w:t xml:space="preserve"> </w:t>
+            </w:r>
+            <w:r>
+              <w:rPr>
+                <w:sz w:val="15"/>
+                <w:szCs w:val="15"/>
+              </w:rPr>
+              <w:t xml:space="preserve"> with a major effect.</w:t>
+            </w:r>
+          </w:p>
+        </w:tc>
+      </w:tr>
+      <w:tr>
+        <w:tc>
+          <w:tcPr>
+            <w:tcW w:type="pct" w:w="2400"/>
+            <w:shd w:fill="FBFAF6" w:val="clear"/>
+            <w:tcMar>
+              <w:top w:type="dxa" w:w="50"/>
+              <w:left w:type="dxa" w:w="110"/>
+              <w:bottom w:type="dxa" w:w="50"/>
+              <w:right w:type="dxa" w:w="110"/>
+            </w:tcMar>
+          </w:tcPr>
+          <w:p>
+            <w:pPr>
+              <w:spacing w:before="28" w:after="28"/>
+            </w:pPr>
+            <w:r>
+              <w:rPr>
+                <w:sz w:val="15"/>
+                <w:szCs w:val="15"/>
+              </w:rPr>
+              <w:t xml:space="preserve">M2</w:t>
+            </w:r>
+          </w:p>
+        </w:tc>
+        <w:tc>
+          <w:tcPr>
+            <w:tcW w:type="pct" w:w="2600"/>
+            <w:shd w:fill="FBFAF6" w:val="clear"/>
+            <w:tcMar>
+              <w:top w:type="dxa" w:w="50"/>
+              <w:left w:type="dxa" w:w="110"/>
+              <w:bottom w:type="dxa" w:w="50"/>
+              <w:right w:type="dxa" w:w="110"/>
+            </w:tcMar>
+          </w:tcPr>
+          <w:p>
+            <w:pPr>
+              <w:spacing w:before="28" w:after="28"/>
+            </w:pPr>
+            <w:r>
+              <w:rPr>
+                <w:sz w:val="15"/>
+                <w:szCs w:val="15"/>
+              </w:rPr>
+              <w:t xml:space="preserve">The tax rate is 25% on all items. The realized AFS gain is already in the other income figures.</w:t>
+            </w:r>
+          </w:p>
+        </w:tc>
+      </w:tr>
+      <w:tr>
+        <w:tc>
+          <w:tcPr>
+            <w:tcW w:type="pct" w:w="2400"/>
+            <w:tcMar>
+              <w:top w:type="dxa" w:w="50"/>
+              <w:left w:type="dxa" w:w="110"/>
+              <w:bottom w:type="dxa" w:w="50"/>
+              <w:right w:type="dxa" w:w="110"/>
+            </w:tcMar>
+          </w:tcPr>
+          <w:p>
+            <w:pPr>
+              <w:spacing w:before="28" w:after="28"/>
+            </w:pPr>
+            <w:r>
+              <w:rPr>
+                <w:sz w:val="15"/>
+                <w:szCs w:val="15"/>
+              </w:rPr>
+              <w:t xml:space="preserve">M3</w:t>
+            </w:r>
+          </w:p>
+        </w:tc>
+        <w:tc>
+          <w:tcPr>
+            <w:tcW w:type="pct" w:w="2600"/>
+            <w:tcMar>
+              <w:top w:type="dxa" w:w="50"/>
+              <w:left w:type="dxa" w:w="110"/>
+              <w:bottom w:type="dxa" w:w="50"/>
+              <w:right w:type="dxa" w:w="110"/>
+            </w:tcMar>
+          </w:tcPr>
+          <w:p>
+            <w:pPr>
+              <w:spacing w:before="28" w:after="28"/>
+            </w:pPr>
+            <w:r>
+              <w:rPr>
+                <w:sz w:val="15"/>
+                <w:szCs w:val="15"/>
+              </w:rPr>
+              <w:t xml:space="preserve">Orontes presents one continuous statement of </w:t>
+            </w:r>
+            <w:r>
+              <w:rPr>
+                <w:b/>
+                <w:bCs/>
+                <w:color w:val="8186EF"/>
+                <w:sz w:val="14"/>
+                <w:szCs w:val="14"/>
+              </w:rPr>
+              <w:t xml:space="preserve"> (17) </w:t>
+            </w:r>
+            <w:r>
+              <w:rPr>
+                <w:u w:val="single"/>
+                <w:sz w:val="15"/>
+                <w:szCs w:val="15"/>
+              </w:rPr>
+              <w:t xml:space="preserve">              </w:t>
+            </w:r>
+            <w:r>
+              <w:rPr>
+                <w:sz w:val="15"/>
+                <w:szCs w:val="15"/>
+              </w:rPr>
+              <w:t xml:space="preserve"> </w:t>
+            </w:r>
+            <w:r>
+              <w:rPr>
+                <w:sz w:val="15"/>
+                <w:szCs w:val="15"/>
+              </w:rPr>
+              <w:t xml:space="preserve">.</w:t>
+            </w:r>
+          </w:p>
+        </w:tc>
+      </w:tr>
+    </w:tbl>
+    <w:p/>
+    <w:tbl>
+      <w:tblPr>
+        <w:tblW w:type="pct" w:w="100%"/>
+        <w:tblLayout w:type="fixed"/>
+        <w:tblBorders>
+          <w:top w:val="single" w:color="FBFAF6" w:sz="4"/>
+          <w:left w:val="single" w:color="FBFAF6" w:sz="4"/>
+          <w:bottom w:val="single" w:color="FBFAF6" w:sz="4"/>
+          <w:right w:val="single" w:color="FBFAF6" w:sz="4"/>
+          <w:insideH w:val="single" w:color="FBFAF6" w:sz="4"/>
+          <w:insideV w:val="single" w:color="FBFAF6" w:sz="4"/>
+        </w:tblBorders>
+      </w:tblPr>
+      <w:tblGrid>
+        <w:gridCol w:w="9600"/>
+      </w:tblGrid>
+      <w:tr>
+        <w:tc>
+          <w:tcPr>
+            <w:tcW w:type="pct" w:w="5000"/>
+            <w:shd w:fill="FBFAF6" w:val="clear"/>
+            <w:tcMar>
+              <w:top w:type="dxa" w:w="40"/>
+              <w:left w:type="dxa" w:w="100"/>
+              <w:bottom w:type="dxa" w:w="40"/>
+              <w:right w:type="dxa" w:w="100"/>
+            </w:tcMar>
+          </w:tcPr>
+          <w:p>
+            <w:pPr>
+              <w:spacing w:before="18" w:after="6"/>
+            </w:pPr>
+            <w:r>
+              <w:rPr>
+                <w:b/>
+                <w:bCs/>
+                <w:color w:val="6B7280"/>
+                <w:sz w:val="14"/>
+                <w:szCs w:val="14"/>
+              </w:rPr>
+              <w:t xml:space="preserve">word list</w:t>
+            </w:r>
+          </w:p>
+          <w:p>
+            <w:pPr>
+              <w:spacing w:before="0" w:after="18"/>
+            </w:pPr>
+            <w:r>
+              <w:rPr>
+                <w:b/>
+                <w:bCs/>
+                <w:color w:val="353A7C"/>
+                <w:sz w:val="16"/>
+                <w:szCs w:val="16"/>
+              </w:rPr>
+              <w:t xml:space="preserve">Extraordinary items   ·   strategic shift   ·   comprehensive income</w:t>
+            </w:r>
+          </w:p>
+        </w:tc>
+      </w:tr>
+    </w:tbl>
+    <w:p/>
+    <w:tbl>
+      <w:tblPr>
+        <w:tblW w:type="pct" w:w="100%"/>
+        <w:tblLayout w:type="fixed"/>
+        <w:tblBorders>
+          <w:top w:val="single" w:color="353A7C" w:sz="6"/>
+          <w:left w:val="single" w:color="353A7C" w:sz="6"/>
+          <w:bottom w:val="single" w:color="353A7C" w:sz="6"/>
+          <w:right w:val="single" w:color="353A7C" w:sz="6"/>
+          <w:insideH w:val="single" w:color="353A7C" w:sz="6"/>
+          <w:insideV w:val="single" w:color="353A7C" w:sz="6"/>
+        </w:tblBorders>
+      </w:tblPr>
+      <w:tblGrid>
+        <w:gridCol w:w="4608"/>
+        <w:gridCol w:w="4992"/>
+      </w:tblGrid>
+      <w:tr>
+        <w:tc>
+          <w:tcPr>
+            <w:tcW w:type="pct" w:w="5000"/>
+            <w:gridSpan w:val="2"/>
+            <w:shd w:fill="353A7C" w:val="clear"/>
+            <w:tcMar>
+              <w:top w:type="dxa" w:w="60"/>
+              <w:left w:type="dxa" w:w="120"/>
+              <w:bottom w:type="dxa" w:w="60"/>
+              <w:right w:type="dxa" w:w="120"/>
+            </w:tcMar>
+          </w:tcPr>
+          <w:p>
+            <w:pPr>
+              <w:spacing w:before="40" w:after="40"/>
+            </w:pPr>
+            <w:r>
+              <w:rPr>
+                <w:b/>
+                <w:bCs/>
+                <w:color w:val="FFFFFF"/>
+                <w:sz w:val="17"/>
+                <w:szCs w:val="17"/>
+              </w:rPr>
+              <w:t xml:space="preserve">Item — Answer</w:t>
+            </w:r>
+          </w:p>
+        </w:tc>
+      </w:tr>
+      <w:tr>
+        <w:tc>
+          <w:tcPr>
+            <w:tcW w:type="pct" w:w="2400"/>
+            <w:shd w:fill="353A7C" w:val="clear"/>
+            <w:tcMar>
+              <w:top w:type="dxa" w:w="50"/>
+              <w:left w:type="dxa" w:w="110"/>
+              <w:bottom w:type="dxa" w:w="50"/>
+              <w:right w:type="dxa" w:w="110"/>
+            </w:tcMar>
+          </w:tcPr>
+          <w:p>
+            <w:pPr>
+              <w:spacing w:before="30" w:after="30"/>
+            </w:pPr>
+            <w:r>
+              <w:rPr>
+                <w:b/>
+                <w:bCs/>
+                <w:color w:val="FFFFFF"/>
+                <w:sz w:val="15"/>
+                <w:szCs w:val="15"/>
+              </w:rPr>
+              <w:t xml:space="preserve">Item</w:t>
+            </w:r>
+          </w:p>
+        </w:tc>
+        <w:tc>
+          <w:tcPr>
+            <w:tcW w:type="pct" w:w="2600"/>
+            <w:shd w:fill="353A7C" w:val="clear"/>
+            <w:tcMar>
+              <w:top w:type="dxa" w:w="50"/>
+              <w:left w:type="dxa" w:w="110"/>
+              <w:bottom w:type="dxa" w:w="50"/>
+              <w:right w:type="dxa" w:w="110"/>
+            </w:tcMar>
+          </w:tcPr>
+          <w:p>
+            <w:pPr>
+              <w:spacing w:before="30" w:after="30"/>
+            </w:pPr>
+            <w:r>
+              <w:rPr>
+                <w:b/>
+                <w:bCs/>
+                <w:color w:val="FFFFFF"/>
+                <w:sz w:val="15"/>
+                <w:szCs w:val="15"/>
+              </w:rPr>
+              <w:t xml:space="preserve">Answer</w:t>
+            </w:r>
+          </w:p>
+        </w:tc>
+      </w:tr>
+      <w:tr>
+        <w:tc>
+          <w:tcPr>
+            <w:tcW w:type="pct" w:w="2400"/>
+            <w:tcMar>
+              <w:top w:type="dxa" w:w="50"/>
+              <w:left w:type="dxa" w:w="110"/>
+              <w:bottom w:type="dxa" w:w="50"/>
+              <w:right w:type="dxa" w:w="110"/>
+            </w:tcMar>
+          </w:tcPr>
+          <w:p>
+            <w:pPr>
+              <w:spacing w:before="28" w:after="28"/>
+            </w:pPr>
+            <w:r>
+              <w:rPr>
+                <w:sz w:val="15"/>
+                <w:szCs w:val="15"/>
+              </w:rPr>
+              <w:t xml:space="preserve">All operations in Jordan</w:t>
+            </w:r>
+          </w:p>
+        </w:tc>
+        <w:tc>
+          <w:tcPr>
+            <w:tcW w:type="pct" w:w="2600"/>
+            <w:tcMar>
+              <w:top w:type="dxa" w:w="50"/>
+              <w:left w:type="dxa" w:w="110"/>
+              <w:bottom w:type="dxa" w:w="50"/>
+              <w:right w:type="dxa" w:w="110"/>
+            </w:tcMar>
+          </w:tcPr>
+          <w:p>
+            <w:pPr>
+              <w:spacing w:before="28" w:after="28"/>
+            </w:pPr>
+            <w:r>
+              <w:rPr>
+                <w:sz w:val="15"/>
+                <w:szCs w:val="15"/>
+              </w:rPr>
+              <w:t xml:space="preserve">Yes: a major geographic area.</w:t>
+            </w:r>
+          </w:p>
+        </w:tc>
+      </w:tr>
+      <w:tr>
+        <w:tc>
+          <w:tcPr>
+            <w:tcW w:type="pct" w:w="2400"/>
+            <w:shd w:fill="FBFAF6" w:val="clear"/>
+            <w:tcMar>
+              <w:top w:type="dxa" w:w="50"/>
+              <w:left w:type="dxa" w:w="110"/>
+              <w:bottom w:type="dxa" w:w="50"/>
+              <w:right w:type="dxa" w:w="110"/>
+            </w:tcMar>
+          </w:tcPr>
+          <w:p>
+            <w:pPr>
+              <w:spacing w:before="28" w:after="28"/>
+            </w:pPr>
+            <w:r>
+              <w:rPr>
+                <w:sz w:val="15"/>
+                <w:szCs w:val="15"/>
+              </w:rPr>
+              <w:t xml:space="preserve">An old bottling machine</w:t>
+            </w:r>
+          </w:p>
+        </w:tc>
+        <w:tc>
+          <w:tcPr>
+            <w:tcW w:type="pct" w:w="2600"/>
+            <w:shd w:fill="FBFAF6" w:val="clear"/>
+            <w:tcMar>
+              <w:top w:type="dxa" w:w="50"/>
+              <w:left w:type="dxa" w:w="110"/>
+              <w:bottom w:type="dxa" w:w="50"/>
+              <w:right w:type="dxa" w:w="110"/>
+            </w:tcMar>
+          </w:tcPr>
+          <w:p>
+            <w:pPr>
+              <w:spacing w:before="28" w:after="28"/>
+            </w:pPr>
+            <w:r>
+              <w:rPr>
+                <w:sz w:val="15"/>
+                <w:szCs w:val="15"/>
+              </w:rPr>
+              <w:t xml:space="preserve">No: a single asset; the gain or loss stays in </w:t>
+            </w:r>
+            <w:r>
+              <w:rPr>
+                <w:b/>
+                <w:bCs/>
+                <w:color w:val="8186EF"/>
+                <w:sz w:val="14"/>
+                <w:szCs w:val="14"/>
+              </w:rPr>
+              <w:t xml:space="preserve"> (18) </w:t>
+            </w:r>
+            <w:r>
+              <w:rPr>
+                <w:u w:val="single"/>
+                <w:sz w:val="15"/>
+                <w:szCs w:val="15"/>
+              </w:rPr>
+              <w:t xml:space="preserve">              </w:t>
+            </w:r>
+            <w:r>
+              <w:rPr>
+                <w:sz w:val="15"/>
+                <w:szCs w:val="15"/>
+              </w:rPr>
+              <w:t xml:space="preserve"> </w:t>
+            </w:r>
+            <w:r>
+              <w:rPr>
+                <w:sz w:val="15"/>
+                <w:szCs w:val="15"/>
+              </w:rPr>
+              <w:t xml:space="preserve"> operations.</w:t>
+            </w:r>
+          </w:p>
+        </w:tc>
+      </w:tr>
+      <w:tr>
+        <w:tc>
+          <w:tcPr>
+            <w:tcW w:type="pct" w:w="2400"/>
+            <w:tcMar>
+              <w:top w:type="dxa" w:w="50"/>
+              <w:left w:type="dxa" w:w="110"/>
+              <w:bottom w:type="dxa" w:w="50"/>
+              <w:right w:type="dxa" w:w="110"/>
+            </w:tcMar>
+          </w:tcPr>
+          <w:p>
+            <w:pPr>
+              <w:spacing w:before="28" w:after="28"/>
+            </w:pPr>
+            <w:r>
+              <w:rPr>
+                <w:sz w:val="15"/>
+                <w:szCs w:val="15"/>
+              </w:rPr>
+              <w:t xml:space="preserve">The stake in Jordan Glass</w:t>
+            </w:r>
+          </w:p>
+        </w:tc>
+        <w:tc>
+          <w:tcPr>
+            <w:tcW w:type="pct" w:w="2600"/>
+            <w:tcMar>
+              <w:top w:type="dxa" w:w="50"/>
+              <w:left w:type="dxa" w:w="110"/>
+              <w:bottom w:type="dxa" w:w="50"/>
+              <w:right w:type="dxa" w:w="110"/>
+            </w:tcMar>
+          </w:tcPr>
+          <w:p>
+            <w:pPr>
+              <w:spacing w:before="28" w:after="28"/>
+            </w:pPr>
+            <w:r>
+              <w:rPr>
+                <w:sz w:val="15"/>
+                <w:szCs w:val="15"/>
+              </w:rPr>
+              <w:t xml:space="preserve">Yes: a major equity-method investment.</w:t>
+            </w:r>
+          </w:p>
+        </w:tc>
+      </w:tr>
+      <w:tr>
+        <w:tc>
+          <w:tcPr>
+            <w:tcW w:type="pct" w:w="2400"/>
+            <w:shd w:fill="FBFAF6" w:val="clear"/>
+            <w:tcMar>
+              <w:top w:type="dxa" w:w="50"/>
+              <w:left w:type="dxa" w:w="110"/>
+              <w:bottom w:type="dxa" w:w="50"/>
+              <w:right w:type="dxa" w:w="110"/>
+            </w:tcMar>
+          </w:tcPr>
+          <w:p>
+            <w:pPr>
+              <w:spacing w:before="28" w:after="28"/>
+            </w:pPr>
+            <w:r>
+              <w:rPr>
+                <w:sz w:val="15"/>
+                <w:szCs w:val="15"/>
+              </w:rPr>
+              <w:t xml:space="preserve">One juice flavour</w:t>
+            </w:r>
+          </w:p>
+        </w:tc>
+        <w:tc>
+          <w:tcPr>
+            <w:tcW w:type="pct" w:w="2600"/>
+            <w:shd w:fill="FFFFFF" w:val="clear"/>
+            <w:tcMar>
+              <w:top w:type="dxa" w:w="50"/>
+              <w:left w:type="dxa" w:w="110"/>
+              <w:bottom w:type="dxa" w:w="50"/>
+              <w:right w:type="dxa" w:w="110"/>
+            </w:tcMar>
+          </w:tcPr>
+          <w:p>
+            <w:pPr>
+              <w:spacing w:before="46" w:after="46"/>
+            </w:pPr>
+            <w:r>
+              <w:rPr>
+                <w:b/>
+                <w:bCs/>
+                <w:color w:val="8186EF"/>
+                <w:sz w:val="14"/>
+                <w:szCs w:val="14"/>
+              </w:rPr>
+              <w:t xml:space="preserve">(19)</w:t>
+            </w:r>
+          </w:p>
+        </w:tc>
+      </w:tr>
+    </w:tbl>
+    <w:p/>
+    <w:tbl>
+      <w:tblPr>
+        <w:tblW w:type="pct" w:w="100%"/>
+        <w:tblLayout w:type="fixed"/>
+        <w:tblBorders>
+          <w:top w:val="single" w:color="FBFAF6" w:sz="4"/>
+          <w:left w:val="single" w:color="FBFAF6" w:sz="4"/>
+          <w:bottom w:val="single" w:color="FBFAF6" w:sz="4"/>
+          <w:right w:val="single" w:color="FBFAF6" w:sz="4"/>
+          <w:insideH w:val="single" w:color="FBFAF6" w:sz="4"/>
+          <w:insideV w:val="single" w:color="FBFAF6" w:sz="4"/>
+        </w:tblBorders>
+      </w:tblPr>
+      <w:tblGrid>
+        <w:gridCol w:w="9600"/>
+      </w:tblGrid>
+      <w:tr>
+        <w:tc>
+          <w:tcPr>
+            <w:tcW w:type="pct" w:w="5000"/>
+            <w:shd w:fill="FBFAF6" w:val="clear"/>
+            <w:tcMar>
+              <w:top w:type="dxa" w:w="40"/>
+              <w:left w:type="dxa" w:w="100"/>
+              <w:bottom w:type="dxa" w:w="40"/>
+              <w:right w:type="dxa" w:w="100"/>
+            </w:tcMar>
+          </w:tcPr>
+          <w:p>
+            <w:pPr>
+              <w:spacing w:before="18" w:after="6"/>
+            </w:pPr>
+            <w:r>
+              <w:rPr>
+                <w:b/>
+                <w:bCs/>
+                <w:color w:val="6B7280"/>
+                <w:sz w:val="14"/>
+                <w:szCs w:val="14"/>
+              </w:rPr>
+              <w:t xml:space="preserve">word list</w:t>
+            </w:r>
+          </w:p>
+          <w:p>
+            <w:pPr>
+              <w:spacing w:before="0" w:after="18"/>
+            </w:pPr>
+            <w:r>
+              <w:rPr>
+                <w:b/>
+                <w:bCs/>
+                <w:color w:val="353A7C"/>
+                <w:sz w:val="16"/>
+                <w:szCs w:val="16"/>
+              </w:rPr>
+              <w:t xml:space="preserve">No: not a strategic shift.   ·   Definition of discontinued operation   ·   continuing</w:t>
+            </w:r>
+          </w:p>
+        </w:tc>
+      </w:tr>
+    </w:tbl>
+    <w:p/>
+    <w:p>
+      <w:pPr>
+        <w:spacing w:before="44" w:after="10"/>
+      </w:pPr>
+      <w:r>
+        <w:rPr>
+          <w:b/>
+          <w:bCs/>
+          <w:color w:val="353A7C"/>
+          <w:sz w:val="18"/>
+          <w:szCs w:val="18"/>
+        </w:rPr>
+        <w:t xml:space="preserve">Item — Category</w:t>
+      </w:r>
+    </w:p>
+    <w:p>
+      <w:pPr>
+        <w:spacing w:before="0" w:after="12"/>
+      </w:pPr>
+      <w:r>
+        <w:rPr>
+          <w:color w:val="6B7280"/>
+          <w:sz w:val="15"/>
+          <w:szCs w:val="15"/>
+        </w:rPr>
+        <w:t xml:space="preserve">Every item belongs to exactly one group.</w:t>
+      </w:r>
+    </w:p>
+    <w:p>
+      <w:pPr>
+        <w:spacing w:after="40" w:before="90"/>
+        <w:jc w:val="center"/>
+      </w:pPr>
+      <w:r>
+        <w:drawing>
+          <wp:inline distT="0" distB="0" distL="0" distR="0">
+            <wp:extent cx="5734050" cy="1712675"/>
+            <wp:effectExtent t="0" r="0" b="0" l="0"/>
+            <wp:docPr id="1" name="" descr="" title=""/>
+            <wp:cNvGraphicFramePr>
+              <a:graphicFrameLocks xmlns:a="http://schemas.openxmlformats.org/drawingml/2006/main" noChangeAspect="1"/>
+            </wp:cNvGraphicFramePr>
+            <a:graphic xmlns:a="http://schemas.openxmlformats.org/drawingml/2006/main">
+              <a:graphicData uri="http://schemas.openxmlformats.org/drawingml/2006/picture">
+                <pic:pic xmlns:pic="http://schemas.openxmlformats.org/drawingml/2006/picture">
+                  <pic:nvPicPr>
+                    <pic:cNvPr id="0" name="" descr=""/>
+                    <pic:cNvPicPr>
+                      <a:picLocks noChangeAspect="1" noChangeArrowheads="1"/>
+                    </pic:cNvPicPr>
+                  </pic:nvPicPr>
+                  <pic:blipFill>
+                    <a:blip r:embed="rId111" cstate="none"/>
+                    <a:srcRect/>
+                    <a:stretch>
+                      <a:fillRect/>
+                    </a:stretch>
+                  </pic:blipFill>
+                  <pic:spPr bwMode="auto">
+                    <a:xfrm>
+                      <a:off x="0" y="0"/>
+                      <a:ext cx="5734050" cy="1712675"/>
+                    </a:xfrm>
+                    <a:prstGeom prst="rect">
+                      <a:avLst/>
+                    </a:prstGeom>
+                  </pic:spPr>
+                </pic:pic>
+              </a:graphicData>
+            </a:graphic>
+          </wp:inline>
+        </w:drawing>
+      </w:r>
+    </w:p>
+    <w:tbl>
+      <w:tblPr>
+        <w:tblW w:type="pct" w:w="100%"/>
+        <w:tblLayout w:type="fixed"/>
+        <w:tblBorders>
+          <w:top w:val="single" w:color="FBFAF6" w:sz="4"/>
+          <w:left w:val="single" w:color="FBFAF6" w:sz="4"/>
+          <w:bottom w:val="single" w:color="FBFAF6" w:sz="4"/>
+          <w:right w:val="single" w:color="FBFAF6" w:sz="4"/>
+          <w:insideH w:val="single" w:color="FBFAF6" w:sz="4"/>
+          <w:insideV w:val="single" w:color="FBFAF6" w:sz="4"/>
+        </w:tblBorders>
+      </w:tblPr>
+      <w:tblGrid>
+        <w:gridCol w:w="9600"/>
+      </w:tblGrid>
+      <w:tr>
+        <w:tc>
+          <w:tcPr>
+            <w:tcW w:type="pct" w:w="5000"/>
+            <w:shd w:fill="FBFAF6" w:val="clear"/>
+            <w:tcMar>
+              <w:top w:type="dxa" w:w="40"/>
+              <w:left w:type="dxa" w:w="100"/>
+              <w:bottom w:type="dxa" w:w="40"/>
+              <w:right w:type="dxa" w:w="100"/>
+            </w:tcMar>
+          </w:tcPr>
+          <w:p>
+            <w:pPr>
+              <w:spacing w:before="18" w:after="6"/>
+            </w:pPr>
+            <w:r>
+              <w:rPr>
+                <w:b/>
+                <w:bCs/>
+                <w:color w:val="6B7280"/>
+                <w:sz w:val="14"/>
+                <w:szCs w:val="14"/>
+              </w:rPr>
+              <w:t xml:space="preserve">word list</w:t>
+            </w:r>
+          </w:p>
+          <w:p>
+            <w:pPr>
+              <w:spacing w:before="0" w:after="18"/>
+            </w:pPr>
+            <w:r>
+              <w:rPr>
+                <w:b/>
+                <w:bCs/>
+                <w:color w:val="353A7C"/>
+                <w:sz w:val="16"/>
+                <w:szCs w:val="16"/>
+              </w:rPr>
+              <w:t xml:space="preserve">Dry-foods operating loss   ·   held for sale   ·   Lawsuit settlement loss</w:t>
+            </w:r>
+          </w:p>
+        </w:tc>
+      </w:tr>
+    </w:tbl>
+    <w:p/>
+    <w:p>
+      <w:pPr>
+        <w:pageBreakBefore w:val="true"/>
+        <w:spacing w:after="0"/>
+      </w:pPr>
+      <w:r>
+        <w:rPr>
+          <w:sz w:val="2"/>
+        </w:rPr>
+        <w:t xml:space="preserve"> </w:t>
+      </w:r>
+    </w:p>
+    <w:p>
+      <w:pPr>
+        <w:spacing w:before="44" w:after="10"/>
+      </w:pPr>
+      <w:r>
+        <w:rPr>
+          <w:b/>
+          <w:bCs/>
+          <w:color w:val="353A7C"/>
+          <w:sz w:val="18"/>
+          <w:szCs w:val="18"/>
+        </w:rPr>
+        <w:t xml:space="preserve">The English this section uses, and its Arabic</w:t>
+      </w:r>
+    </w:p>
+    <w:p>
+      <w:pPr>
+        <w:spacing w:before="0" w:after="12"/>
+      </w:pPr>
+      <w:r>
+        <w:rPr>
+          <w:color w:val="6B7280"/>
+          <w:sz w:val="15"/>
+          <w:szCs w:val="15"/>
+        </w:rPr>
+        <w:t xml:space="preserve">Each term sits against what it means.</w:t>
+      </w:r>
+    </w:p>
+    <w:p>
+      <w:pPr>
+        <w:spacing w:after="40" w:before="90"/>
+        <w:jc w:val="center"/>
+      </w:pPr>
+      <w:r>
+        <w:drawing>
+          <wp:inline distT="0" distB="0" distL="0" distR="0">
+            <wp:extent cx="5734050" cy="2421875"/>
+            <wp:effectExtent t="0" r="0" b="0" l="0"/>
+            <wp:docPr id="1" name="" descr="" title=""/>
+            <wp:cNvGraphicFramePr>
+              <a:graphicFrameLocks xmlns:a="http://schemas.openxmlformats.org/drawingml/2006/main" noChangeAspect="1"/>
+            </wp:cNvGraphicFramePr>
+            <a:graphic xmlns:a="http://schemas.openxmlformats.org/drawingml/2006/main">
+              <a:graphicData uri="http://schemas.openxmlformats.org/drawingml/2006/picture">
+                <pic:pic xmlns:pic="http://schemas.openxmlformats.org/drawingml/2006/picture">
+                  <pic:nvPicPr>
+                    <pic:cNvPr id="0" name="" descr=""/>
+                    <pic:cNvPicPr>
+                      <a:picLocks noChangeAspect="1" noChangeArrowheads="1"/>
+                    </pic:cNvPicPr>
+                  </pic:nvPicPr>
+                  <pic:blipFill>
+                    <a:blip r:embed="rId112" cstate="none"/>
+                    <a:srcRect/>
+                    <a:stretch>
+                      <a:fillRect/>
+                    </a:stretch>
+                  </pic:blipFill>
+                  <pic:spPr bwMode="auto">
+                    <a:xfrm>
+                      <a:off x="0" y="0"/>
+                      <a:ext cx="5734050" cy="2421875"/>
+                    </a:xfrm>
+                    <a:prstGeom prst="rect">
+                      <a:avLst/>
+                    </a:prstGeom>
+                  </pic:spPr>
+                </pic:pic>
+              </a:graphicData>
+            </a:graphic>
+          </wp:inline>
+        </w:drawing>
+      </w:r>
+    </w:p>
+    <w:tbl>
+      <w:tblPr>
+        <w:tblW w:type="pct" w:w="100%"/>
+        <w:tblLayout w:type="fixed"/>
+        <w:tblBorders>
+          <w:top w:val="single" w:color="FBFAF6" w:sz="4"/>
+          <w:left w:val="single" w:color="FBFAF6" w:sz="4"/>
+          <w:bottom w:val="single" w:color="FBFAF6" w:sz="4"/>
+          <w:right w:val="single" w:color="FBFAF6" w:sz="4"/>
+          <w:insideH w:val="single" w:color="FBFAF6" w:sz="4"/>
+          <w:insideV w:val="single" w:color="FBFAF6" w:sz="4"/>
+        </w:tblBorders>
+      </w:tblPr>
+      <w:tblGrid>
+        <w:gridCol w:w="9600"/>
+      </w:tblGrid>
+      <w:tr>
+        <w:tc>
+          <w:tcPr>
+            <w:tcW w:type="pct" w:w="5000"/>
+            <w:shd w:fill="FBFAF6" w:val="clear"/>
+            <w:tcMar>
+              <w:top w:type="dxa" w:w="40"/>
+              <w:left w:type="dxa" w:w="100"/>
+              <w:bottom w:type="dxa" w:w="40"/>
+              <w:right w:type="dxa" w:w="100"/>
+            </w:tcMar>
+          </w:tcPr>
+          <w:p>
+            <w:pPr>
+              <w:spacing w:before="18" w:after="6"/>
+            </w:pPr>
+            <w:r>
+              <w:rPr>
+                <w:b/>
+                <w:bCs/>
+                <w:color w:val="6B7280"/>
+                <w:sz w:val="14"/>
+                <w:szCs w:val="14"/>
+              </w:rPr>
+              <w:t xml:space="preserve">word list</w:t>
+            </w:r>
+          </w:p>
+          <w:p>
+            <w:pPr>
+              <w:spacing w:before="0" w:after="18"/>
+            </w:pPr>
+            <w:r>
+              <w:rPr>
+                <w:b/>
+                <w:bCs/>
+                <w:color w:val="353A7C"/>
+                <w:sz w:val="16"/>
+                <w:szCs w:val="16"/>
+              </w:rPr>
+              <w:t xml:space="preserve">gain   ·   مكسب (مكاسب)   ·   discontinued operation</w:t>
             </w:r>
           </w:p>
         </w:tc>
@@ -11183,7 +12298,7 @@
                 <w:sz w:val="16"/>
                 <w:szCs w:val="16"/>
               </w:rPr>
-              <w:t xml:space="preserve">11  </w:t>
+              <w:t xml:space="preserve">13  </w:t>
             </w:r>
             <w:r>
               <w:rPr>
@@ -11251,14 +12366,14 @@
                 <w:sz w:val="16"/>
                 <w:szCs w:val="16"/>
               </w:rPr>
-              <w:t xml:space="preserve">12  </w:t>
-            </w:r>
-            <w:r>
-              <w:rPr>
-                <w:sz w:val="16"/>
-                <w:szCs w:val="16"/>
-              </w:rPr>
-              <w:t xml:space="preserve">exceptionnel</w:t>
+              <w:t xml:space="preserve">14  </w:t>
+            </w:r>
+            <w:r>
+              <w:rPr>
+                <w:sz w:val="16"/>
+                <w:szCs w:val="16"/>
+              </w:rPr>
+              <w:t xml:space="preserve">extraordinary</w:t>
             </w:r>
           </w:p>
         </w:tc>
@@ -11319,14 +12434,14 @@
                 <w:sz w:val="16"/>
                 <w:szCs w:val="16"/>
               </w:rPr>
-              <w:t xml:space="preserve">13  </w:t>
-            </w:r>
-            <w:r>
-              <w:rPr>
-                <w:sz w:val="16"/>
-                <w:szCs w:val="16"/>
-              </w:rPr>
-              <w:t xml:space="preserve">extraordinary</w:t>
+              <w:t xml:space="preserve">15  </w:t>
+            </w:r>
+            <w:r>
+              <w:rPr>
+                <w:sz w:val="16"/>
+                <w:szCs w:val="16"/>
+              </w:rPr>
+              <w:t xml:space="preserve">discontinued</w:t>
             </w:r>
           </w:p>
         </w:tc>
@@ -11387,14 +12502,14 @@
                 <w:sz w:val="16"/>
                 <w:szCs w:val="16"/>
               </w:rPr>
-              <w:t xml:space="preserve">14  </w:t>
-            </w:r>
-            <w:r>
-              <w:rPr>
-                <w:sz w:val="16"/>
-                <w:szCs w:val="16"/>
-              </w:rPr>
-              <w:t xml:space="preserve">discontinued</w:t>
+              <w:t xml:space="preserve">16  </w:t>
+            </w:r>
+            <w:r>
+              <w:rPr>
+                <w:sz w:val="16"/>
+                <w:szCs w:val="16"/>
+              </w:rPr>
+              <w:t xml:space="preserve">strategic shift</w:t>
             </w:r>
           </w:p>
         </w:tc>
@@ -11455,14 +12570,14 @@
                 <w:sz w:val="16"/>
                 <w:szCs w:val="16"/>
               </w:rPr>
-              <w:t xml:space="preserve">15  </w:t>
-            </w:r>
-            <w:r>
-              <w:rPr>
-                <w:sz w:val="16"/>
-                <w:szCs w:val="16"/>
-              </w:rPr>
-              <w:t xml:space="preserve">Yes: a major geographic area.</w:t>
+              <w:t xml:space="preserve">17  </w:t>
+            </w:r>
+            <w:r>
+              <w:rPr>
+                <w:sz w:val="16"/>
+                <w:szCs w:val="16"/>
+              </w:rPr>
+              <w:t xml:space="preserve">comprehensive income</w:t>
             </w:r>
           </w:p>
         </w:tc>
@@ -11523,14 +12638,14 @@
                 <w:sz w:val="16"/>
                 <w:szCs w:val="16"/>
               </w:rPr>
-              <w:t xml:space="preserve">16  </w:t>
-            </w:r>
-            <w:r>
-              <w:rPr>
-                <w:sz w:val="16"/>
-                <w:szCs w:val="16"/>
-              </w:rPr>
-              <w:t xml:space="preserve">No: not a strategic shift.</w:t>
+              <w:t xml:space="preserve">18  </w:t>
+            </w:r>
+            <w:r>
+              <w:rPr>
+                <w:sz w:val="16"/>
+                <w:szCs w:val="16"/>
+              </w:rPr>
+              <w:t xml:space="preserve">continuing</w:t>
             </w:r>
           </w:p>
         </w:tc>
@@ -11591,14 +12706,14 @@
                 <w:sz w:val="16"/>
                 <w:szCs w:val="16"/>
               </w:rPr>
-              <w:t xml:space="preserve">17  </w:t>
-            </w:r>
-            <w:r>
-              <w:rPr>
-                <w:sz w:val="16"/>
-                <w:szCs w:val="16"/>
-              </w:rPr>
-              <w:t xml:space="preserve">Lawsuit settlement loss</w:t>
+              <w:t xml:space="preserve">19  </w:t>
+            </w:r>
+            <w:r>
+              <w:rPr>
+                <w:sz w:val="16"/>
+                <w:szCs w:val="16"/>
+              </w:rPr>
+              <w:t xml:space="preserve">No: not a strategic shift.</w:t>
             </w:r>
           </w:p>
         </w:tc>
@@ -11633,7 +12748,7 @@
                 <w:sz w:val="16"/>
                 <w:szCs w:val="16"/>
               </w:rPr>
-              <w:t xml:space="preserve">Component + strategic shift with a major effect</w:t>
+              <w:t xml:space="preserve">Held-for-sale</w:t>
             </w:r>
           </w:p>
         </w:tc>
@@ -11659,14 +12774,14 @@
                 <w:sz w:val="16"/>
                 <w:szCs w:val="16"/>
               </w:rPr>
-              <w:t xml:space="preserve">18  </w:t>
-            </w:r>
-            <w:r>
-              <w:rPr>
-                <w:sz w:val="16"/>
-                <w:szCs w:val="16"/>
-              </w:rPr>
-              <w:t xml:space="preserve">Dry-foods operating loss</w:t>
+              <w:t xml:space="preserve">20  </w:t>
+            </w:r>
+            <w:r>
+              <w:rPr>
+                <w:sz w:val="16"/>
+                <w:szCs w:val="16"/>
+              </w:rPr>
+              <w:t xml:space="preserve">Lawsuit settlement loss</w:t>
             </w:r>
           </w:p>
         </w:tc>
@@ -11701,7 +12816,7 @@
                 <w:sz w:val="16"/>
                 <w:szCs w:val="16"/>
               </w:rPr>
-              <w:t xml:space="preserve">Highly probable</w:t>
+              <w:t xml:space="preserve">Component + strategic shift with a major effect</w:t>
             </w:r>
           </w:p>
         </w:tc>
@@ -11727,14 +12842,14 @@
                 <w:sz w:val="16"/>
                 <w:szCs w:val="16"/>
               </w:rPr>
-              <w:t xml:space="preserve">19  </w:t>
-            </w:r>
-            <w:r>
-              <w:rPr>
-                <w:sz w:val="16"/>
-                <w:szCs w:val="16"/>
-              </w:rPr>
-              <w:t xml:space="preserve">gain</w:t>
+              <w:t xml:space="preserve">21  </w:t>
+            </w:r>
+            <w:r>
+              <w:rPr>
+                <w:sz w:val="16"/>
+                <w:szCs w:val="16"/>
+              </w:rPr>
+              <w:t xml:space="preserve">Dry-foods operating loss</w:t>
             </w:r>
           </w:p>
         </w:tc>
@@ -11769,7 +12884,7 @@
                 <w:sz w:val="16"/>
                 <w:szCs w:val="16"/>
               </w:rPr>
-              <w:t xml:space="preserve">Re-presented: assets and liabilities shown separately</w:t>
+              <w:t xml:space="preserve">Highly probable</w:t>
             </w:r>
           </w:p>
         </w:tc>
@@ -11795,7 +12910,75 @@
                 <w:sz w:val="16"/>
                 <w:szCs w:val="16"/>
               </w:rPr>
-              <w:t xml:space="preserve">20  </w:t>
+              <w:t xml:space="preserve">22  </w:t>
+            </w:r>
+            <w:r>
+              <w:rPr>
+                <w:sz w:val="16"/>
+                <w:szCs w:val="16"/>
+              </w:rPr>
+              <w:t xml:space="preserve">gain</w:t>
+            </w:r>
+          </w:p>
+        </w:tc>
+      </w:tr>
+      <w:tr>
+        <w:tc>
+          <w:tcPr>
+            <w:tcW w:type="pct" w:w="2500"/>
+            <w:tcMar>
+              <w:top w:type="dxa" w:w="20"/>
+              <w:left w:type="dxa" w:w="80"/>
+              <w:bottom w:type="dxa" w:w="20"/>
+              <w:right w:type="dxa" w:w="80"/>
+            </w:tcMar>
+          </w:tcPr>
+          <w:p>
+            <w:pPr>
+              <w:spacing w:before="12" w:after="12"/>
+            </w:pPr>
+            <w:r>
+              <w:rPr>
+                <w:b/>
+                <w:bCs/>
+                <w:color w:val="8186EF"/>
+                <w:sz w:val="16"/>
+                <w:szCs w:val="16"/>
+              </w:rPr>
+              <w:t xml:space="preserve">11  </w:t>
+            </w:r>
+            <w:r>
+              <w:rPr>
+                <w:sz w:val="16"/>
+                <w:szCs w:val="16"/>
+              </w:rPr>
+              <w:t xml:space="preserve">Re-presented: assets and liabilities shown separately</w:t>
+            </w:r>
+          </w:p>
+        </w:tc>
+        <w:tc>
+          <w:tcPr>
+            <w:tcW w:type="pct" w:w="2500"/>
+            <w:tcMar>
+              <w:top w:type="dxa" w:w="20"/>
+              <w:left w:type="dxa" w:w="80"/>
+              <w:bottom w:type="dxa" w:w="20"/>
+              <w:right w:type="dxa" w:w="80"/>
+            </w:tcMar>
+          </w:tcPr>
+          <w:p>
+            <w:pPr>
+              <w:spacing w:before="12" w:after="12"/>
+            </w:pPr>
+            <w:r>
+              <w:rPr>
+                <w:b/>
+                <w:bCs/>
+                <w:color w:val="8186EF"/>
+                <w:sz w:val="16"/>
+                <w:szCs w:val="16"/>
+              </w:rPr>
+              <w:t xml:space="preserve">23  </w:t>
             </w:r>
             <w:r>
               <w:rPr>
@@ -11803,6 +12986,64 @@
                 <w:szCs w:val="16"/>
               </w:rPr>
               <w:t xml:space="preserve">discontinued operation</w:t>
+            </w:r>
+          </w:p>
+        </w:tc>
+      </w:tr>
+      <w:tr>
+        <w:tc>
+          <w:tcPr>
+            <w:tcW w:type="pct" w:w="2500"/>
+            <w:tcMar>
+              <w:top w:type="dxa" w:w="20"/>
+              <w:left w:type="dxa" w:w="80"/>
+              <w:bottom w:type="dxa" w:w="20"/>
+              <w:right w:type="dxa" w:w="80"/>
+            </w:tcMar>
+          </w:tcPr>
+          <w:p>
+            <w:pPr>
+              <w:spacing w:before="12" w:after="12"/>
+            </w:pPr>
+            <w:r>
+              <w:rPr>
+                <w:b/>
+                <w:bCs/>
+                <w:color w:val="8186EF"/>
+                <w:sz w:val="16"/>
+                <w:szCs w:val="16"/>
+              </w:rPr>
+              <w:t xml:space="preserve">12  </w:t>
+            </w:r>
+            <w:r>
+              <w:rPr>
+                <w:sz w:val="16"/>
+                <w:szCs w:val="16"/>
+              </w:rPr>
+              <w:t xml:space="preserve">Not allowed</w:t>
+            </w:r>
+          </w:p>
+        </w:tc>
+        <w:tc>
+          <w:tcPr>
+            <w:tcW w:type="pct" w:w="2500"/>
+            <w:tcMar>
+              <w:top w:type="dxa" w:w="20"/>
+              <w:left w:type="dxa" w:w="80"/>
+              <w:bottom w:type="dxa" w:w="20"/>
+              <w:right w:type="dxa" w:w="80"/>
+            </w:tcMar>
+          </w:tcPr>
+          <w:p>
+            <w:pPr>
+              <w:spacing w:before="24" w:after="24"/>
+            </w:pPr>
+            <w:r>
+              <w:rPr>
+                <w:sz w:val="16"/>
+                <w:szCs w:val="16"/>
+              </w:rPr>
+              <w:t xml:space="preserve"/>
             </w:r>
           </w:p>
         </w:tc>
@@ -11869,7 +13110,7 @@
           <w:sz w:val="15"/>
           <w:szCs w:val="15"/>
         </w:rPr>
-        <w:t xml:space="preserve">French résultat exceptionnel and Arabic بنود استثنائية describe unusual items in local practice. U.S. GAAP has no extraordinary items: unusual or infrequent items stay in continuing operations, before tax. Only discontinued operations are shown net of tax below continuing operations.</w:t>
+        <w:t xml:space="preserve">U.S. GAAP has no extraordinary items: unusual or infrequent items stay in continuing operations, before tax. Only discontinued operations are shown net of tax below continuing operations.</w:t>
       </w:r>
     </w:p>
     <w:p>
@@ -12426,7 +13667,7 @@
               <w:sz w:val="16"/>
               <w:szCs w:val="16"/>
             </w:rPr>
-            <w:t xml:space="preserve"> of 1</w:t>
+            <w:t xml:space="preserve"> of 2</w:t>
           </w:r>
         </w:p>
       </w:tc>

--- a/CMA_Summaries_B1_Ch15.docx
+++ b/CMA_Summaries_B1_Ch15.docx
@@ -111,7 +111,7 @@
       <w:r>
         <w:drawing>
           <wp:inline distT="0" distB="0" distL="0" distR="0">
-            <wp:extent cx="5734050" cy="1999375"/>
+            <wp:extent cx="5734050" cy="2406800"/>
             <wp:effectExtent t="0" r="0" b="0" l="0"/>
             <wp:docPr id="1" name="" descr="" title=""/>
             <wp:cNvGraphicFramePr>
@@ -136,7 +136,7 @@
                   <pic:spPr bwMode="auto">
                     <a:xfrm>
                       <a:off x="0" y="0"/>
-                      <a:ext cx="5734050" cy="1999375"/>
+                      <a:ext cx="5734050" cy="2406800"/>
                     </a:xfrm>
                     <a:prstGeom prst="rect">
                       <a:avLst/>
@@ -844,7 +844,7 @@
                 <w:sz w:val="16"/>
                 <w:szCs w:val="16"/>
               </w:rPr>
-              <w:t xml:space="preserve">Unrealized gains on securities (Chapter 9)   ·   Unrealized loss on AFS debt securities, net of tax   ·   Impairment losses (Chapter 10)   ·   fair value less cost to sell</w:t>
+              <w:t xml:space="preserve">Unrealized gains on securities (Chapter 9)   ·   Unrealized loss on AFS debt securities, net of tax   ·   Impairment losses (Chapter 10)   ·   holding gain or loss</w:t>
             </w:r>
           </w:p>
         </w:tc>
@@ -2029,7 +2029,7 @@
                 <w:sz w:val="16"/>
                 <w:szCs w:val="16"/>
               </w:rPr>
-              <w:t xml:space="preserve">When there is a clear cause and effect   ·   fair value less cost to sell   ·   recognized   ·   period cost   ·   When a cost has no clear link to future revenue</w:t>
+              <w:t xml:space="preserve">When there is a clear cause and effect   ·   period cost   ·   recognized   ·   fair value less cost to sell   ·   When a cost has no clear link to future revenue   ·   principle</w:t>
             </w:r>
           </w:p>
         </w:tc>
@@ -2056,7 +2056,7 @@
           <w:sz w:val="16"/>
           <w:szCs w:val="16"/>
         </w:rPr>
-        <w:t xml:space="preserve">      gaps 5–6</w:t>
+        <w:t xml:space="preserve">      gaps 6–7</w:t>
       </w:r>
     </w:p>
     <w:p>
@@ -2079,7 +2079,7 @@
           <w:sz w:val="15"/>
           <w:szCs w:val="15"/>
         </w:rPr>
-        <w:t xml:space="preserve"> (5) </w:t>
+        <w:t xml:space="preserve"> (6) </w:t>
       </w:r>
       <w:r>
         <w:rPr>
@@ -2111,7 +2111,7 @@
           <w:sz w:val="15"/>
           <w:szCs w:val="15"/>
         </w:rPr>
-        <w:t xml:space="preserve"> (6) </w:t>
+        <w:t xml:space="preserve"> (7) </w:t>
       </w:r>
       <w:r>
         <w:rPr>
@@ -2376,7 +2376,7 @@
                 <w:sz w:val="14"/>
                 <w:szCs w:val="14"/>
               </w:rPr>
-              <w:t xml:space="preserve">(7)</w:t>
+              <w:t xml:space="preserve">(8)</w:t>
             </w:r>
           </w:p>
         </w:tc>
@@ -2476,7 +2476,7 @@
                 <w:sz w:val="14"/>
                 <w:szCs w:val="14"/>
               </w:rPr>
-              <w:t xml:space="preserve">(8)</w:t>
+              <w:t xml:space="preserve">(9)</w:t>
             </w:r>
           </w:p>
         </w:tc>
@@ -2528,7 +2528,7 @@
                 <w:sz w:val="14"/>
                 <w:szCs w:val="14"/>
               </w:rPr>
-              <w:t xml:space="preserve">(9)</w:t>
+              <w:t xml:space="preserve">(10)</w:t>
             </w:r>
           </w:p>
         </w:tc>
@@ -2640,7 +2640,7 @@
           <w:sz w:val="16"/>
           <w:szCs w:val="16"/>
         </w:rPr>
-        <w:t xml:space="preserve">      gaps 10–12</w:t>
+        <w:t xml:space="preserve">      gaps 11–13</w:t>
       </w:r>
     </w:p>
     <w:p>
@@ -2663,7 +2663,7 @@
           <w:sz w:val="15"/>
           <w:szCs w:val="15"/>
         </w:rPr>
-        <w:t xml:space="preserve"> (10) </w:t>
+        <w:t xml:space="preserve"> (11) </w:t>
       </w:r>
       <w:r>
         <w:rPr>
@@ -2695,7 +2695,7 @@
           <w:sz w:val="15"/>
           <w:szCs w:val="15"/>
         </w:rPr>
-        <w:t xml:space="preserve"> (11) </w:t>
+        <w:t xml:space="preserve"> (12) </w:t>
       </w:r>
       <w:r>
         <w:rPr>
@@ -2734,7 +2734,7 @@
           <w:sz w:val="15"/>
           <w:szCs w:val="15"/>
         </w:rPr>
-        <w:t xml:space="preserve"> (12) </w:t>
+        <w:t xml:space="preserve"> (13) </w:t>
       </w:r>
       <w:r>
         <w:rPr>
@@ -3161,7 +3161,7 @@
                 <w:sz w:val="16"/>
                 <w:szCs w:val="16"/>
               </w:rPr>
-              <w:t xml:space="preserve">7  </w:t>
+              <w:t xml:space="preserve">8  </w:t>
             </w:r>
             <w:r>
               <w:rPr>
@@ -3229,7 +3229,7 @@
                 <w:sz w:val="16"/>
                 <w:szCs w:val="16"/>
               </w:rPr>
-              <w:t xml:space="preserve">8  </w:t>
+              <w:t xml:space="preserve">9  </w:t>
             </w:r>
             <w:r>
               <w:rPr>
@@ -3271,7 +3271,7 @@
                 <w:sz w:val="16"/>
                 <w:szCs w:val="16"/>
               </w:rPr>
-              <w:t xml:space="preserve">When a cost has no clear link to future revenue</w:t>
+              <w:t xml:space="preserve">principle</w:t>
             </w:r>
           </w:p>
         </w:tc>
@@ -3297,7 +3297,7 @@
                 <w:sz w:val="16"/>
                 <w:szCs w:val="16"/>
               </w:rPr>
-              <w:t xml:space="preserve">9  </w:t>
+              <w:t xml:space="preserve">10  </w:t>
             </w:r>
             <w:r>
               <w:rPr>
@@ -3339,7 +3339,7 @@
                 <w:sz w:val="16"/>
                 <w:szCs w:val="16"/>
               </w:rPr>
-              <w:t xml:space="preserve">period cost</w:t>
+              <w:t xml:space="preserve">When a cost has no clear link to future revenue</w:t>
             </w:r>
           </w:p>
         </w:tc>
@@ -3365,7 +3365,7 @@
                 <w:sz w:val="16"/>
                 <w:szCs w:val="16"/>
               </w:rPr>
-              <w:t xml:space="preserve">10  </w:t>
+              <w:t xml:space="preserve">11  </w:t>
             </w:r>
             <w:r>
               <w:rPr>
@@ -3407,7 +3407,7 @@
                 <w:sz w:val="16"/>
                 <w:szCs w:val="16"/>
               </w:rPr>
-              <w:t xml:space="preserve">development</w:t>
+              <w:t xml:space="preserve">period cost</w:t>
             </w:r>
           </w:p>
         </w:tc>
@@ -3433,7 +3433,7 @@
                 <w:sz w:val="16"/>
                 <w:szCs w:val="16"/>
               </w:rPr>
-              <w:t xml:space="preserve">11  </w:t>
+              <w:t xml:space="preserve">12  </w:t>
             </w:r>
             <w:r>
               <w:rPr>
@@ -3475,7 +3475,7 @@
                 <w:sz w:val="16"/>
                 <w:szCs w:val="16"/>
               </w:rPr>
-              <w:t xml:space="preserve">incurred</w:t>
+              <w:t xml:space="preserve">development</w:t>
             </w:r>
           </w:p>
         </w:tc>
@@ -3501,7 +3501,7 @@
                 <w:sz w:val="16"/>
                 <w:szCs w:val="16"/>
               </w:rPr>
-              <w:t xml:space="preserve">12  </w:t>
+              <w:t xml:space="preserve">13  </w:t>
             </w:r>
             <w:r>
               <w:rPr>
@@ -3509,6 +3509,64 @@
                 <w:szCs w:val="16"/>
               </w:rPr>
               <w:t xml:space="preserve">recognition</w:t>
+            </w:r>
+          </w:p>
+        </w:tc>
+      </w:tr>
+      <w:tr>
+        <w:tc>
+          <w:tcPr>
+            <w:tcW w:type="pct" w:w="2500"/>
+            <w:tcMar>
+              <w:top w:type="dxa" w:w="20"/>
+              <w:left w:type="dxa" w:w="80"/>
+              <w:bottom w:type="dxa" w:w="20"/>
+              <w:right w:type="dxa" w:w="80"/>
+            </w:tcMar>
+          </w:tcPr>
+          <w:p>
+            <w:pPr>
+              <w:spacing w:before="12" w:after="12"/>
+            </w:pPr>
+            <w:r>
+              <w:rPr>
+                <w:b/>
+                <w:bCs/>
+                <w:color w:val="8186EF"/>
+                <w:sz w:val="16"/>
+                <w:szCs w:val="16"/>
+              </w:rPr>
+              <w:t xml:space="preserve">7  </w:t>
+            </w:r>
+            <w:r>
+              <w:rPr>
+                <w:sz w:val="16"/>
+                <w:szCs w:val="16"/>
+              </w:rPr>
+              <w:t xml:space="preserve">incurred</w:t>
+            </w:r>
+          </w:p>
+        </w:tc>
+        <w:tc>
+          <w:tcPr>
+            <w:tcW w:type="pct" w:w="2500"/>
+            <w:tcMar>
+              <w:top w:type="dxa" w:w="20"/>
+              <w:left w:type="dxa" w:w="80"/>
+              <w:bottom w:type="dxa" w:w="20"/>
+              <w:right w:type="dxa" w:w="80"/>
+            </w:tcMar>
+          </w:tcPr>
+          <w:p>
+            <w:pPr>
+              <w:spacing w:before="24" w:after="24"/>
+            </w:pPr>
+            <w:r>
+              <w:rPr>
+                <w:sz w:val="16"/>
+                <w:szCs w:val="16"/>
+              </w:rPr>
+              <w:t xml:space="preserve"/>
             </w:r>
           </w:p>
         </w:tc>
@@ -6850,7 +6908,7 @@
                 <w:sz w:val="16"/>
                 <w:szCs w:val="16"/>
               </w:rPr>
-              <w:t xml:space="preserve">held for sale   ·   the disposal is a strategic shift that has   ·   it is a component of an entity   ·   operations</w:t>
+              <w:t xml:space="preserve">held for sale   ·   equity-method   ·   the disposal is a strategic shift that has   ·   it is a component of an entity   ·   operations</w:t>
             </w:r>
           </w:p>
         </w:tc>
@@ -7594,7 +7652,7 @@
                 <w:sz w:val="16"/>
                 <w:szCs w:val="16"/>
               </w:rPr>
-              <w:t xml:space="preserve">loss</w:t>
+              <w:t xml:space="preserve">equity-method</w:t>
             </w:r>
           </w:p>
         </w:tc>
@@ -7662,7 +7720,7 @@
                 <w:sz w:val="16"/>
                 <w:szCs w:val="16"/>
               </w:rPr>
-              <w:t xml:space="preserve">held for sale</w:t>
+              <w:t xml:space="preserve">loss</w:t>
             </w:r>
           </w:p>
         </w:tc>
@@ -7730,7 +7788,7 @@
                 <w:sz w:val="16"/>
                 <w:szCs w:val="16"/>
               </w:rPr>
-              <w:t xml:space="preserve">strategic shift</w:t>
+              <w:t xml:space="preserve">held for sale</w:t>
             </w:r>
           </w:p>
         </w:tc>
@@ -7781,14 +7839,24 @@
           </w:tcPr>
           <w:p>
             <w:pPr>
-              <w:spacing w:before="24" w:after="24"/>
-            </w:pPr>
-            <w:r>
-              <w:rPr>
-                <w:sz w:val="16"/>
-                <w:szCs w:val="16"/>
-              </w:rPr>
-              <w:t xml:space="preserve"/>
+              <w:spacing w:before="12" w:after="12"/>
+            </w:pPr>
+            <w:r>
+              <w:rPr>
+                <w:b/>
+                <w:bCs/>
+                <w:color w:val="8186EF"/>
+                <w:sz w:val="16"/>
+                <w:szCs w:val="16"/>
+              </w:rPr>
+              <w:t xml:space="preserve">14  </w:t>
+            </w:r>
+            <w:r>
+              <w:rPr>
+                <w:sz w:val="16"/>
+                <w:szCs w:val="16"/>
+              </w:rPr>
+              <w:t xml:space="preserve">strategic shift</w:t>
             </w:r>
           </w:p>
         </w:tc>

--- a/CMA_Summaries_B1_Ch15.docx
+++ b/CMA_Summaries_B1_Ch15.docx
@@ -2029,7 +2029,7 @@
                 <w:sz w:val="16"/>
                 <w:szCs w:val="16"/>
               </w:rPr>
-              <w:t xml:space="preserve">When there is a clear cause and effect   ·   period cost   ·   recognized   ·   fair value less cost to sell   ·   When a cost has no clear link to future revenue   ·   principle</w:t>
+              <w:t xml:space="preserve">When there is a clear cause and effect   ·   Depreciation   ·   recognized   ·   fair value less cost to sell   ·   period cost   ·   principle   ·   systematic   ·   When a cost has no clear link to future revenue</w:t>
             </w:r>
           </w:p>
         </w:tc>
@@ -2056,7 +2056,7 @@
           <w:sz w:val="16"/>
           <w:szCs w:val="16"/>
         </w:rPr>
-        <w:t xml:space="preserve">      gaps 6–7</w:t>
+        <w:t xml:space="preserve">      gaps 8–9</w:t>
       </w:r>
     </w:p>
     <w:p>
@@ -2079,7 +2079,7 @@
           <w:sz w:val="15"/>
           <w:szCs w:val="15"/>
         </w:rPr>
-        <w:t xml:space="preserve"> (6) </w:t>
+        <w:t xml:space="preserve"> (8) </w:t>
       </w:r>
       <w:r>
         <w:rPr>
@@ -2111,7 +2111,7 @@
           <w:sz w:val="15"/>
           <w:szCs w:val="15"/>
         </w:rPr>
-        <w:t xml:space="preserve"> (7) </w:t>
+        <w:t xml:space="preserve"> (9) </w:t>
       </w:r>
       <w:r>
         <w:rPr>
@@ -2376,7 +2376,7 @@
                 <w:sz w:val="14"/>
                 <w:szCs w:val="14"/>
               </w:rPr>
-              <w:t xml:space="preserve">(8)</w:t>
+              <w:t xml:space="preserve">(10)</w:t>
             </w:r>
           </w:p>
         </w:tc>
@@ -2476,7 +2476,7 @@
                 <w:sz w:val="14"/>
                 <w:szCs w:val="14"/>
               </w:rPr>
-              <w:t xml:space="preserve">(9)</w:t>
+              <w:t xml:space="preserve">(11)</w:t>
             </w:r>
           </w:p>
         </w:tc>
@@ -2528,7 +2528,7 @@
                 <w:sz w:val="14"/>
                 <w:szCs w:val="14"/>
               </w:rPr>
-              <w:t xml:space="preserve">(10)</w:t>
+              <w:t xml:space="preserve">(12)</w:t>
             </w:r>
           </w:p>
         </w:tc>
@@ -2640,7 +2640,7 @@
           <w:sz w:val="16"/>
           <w:szCs w:val="16"/>
         </w:rPr>
-        <w:t xml:space="preserve">      gaps 11–13</w:t>
+        <w:t xml:space="preserve">      gaps 13–15</w:t>
       </w:r>
     </w:p>
     <w:p>
@@ -2663,7 +2663,7 @@
           <w:sz w:val="15"/>
           <w:szCs w:val="15"/>
         </w:rPr>
-        <w:t xml:space="preserve"> (11) </w:t>
+        <w:t xml:space="preserve"> (13) </w:t>
       </w:r>
       <w:r>
         <w:rPr>
@@ -2695,7 +2695,7 @@
           <w:sz w:val="15"/>
           <w:szCs w:val="15"/>
         </w:rPr>
-        <w:t xml:space="preserve"> (12) </w:t>
+        <w:t xml:space="preserve"> (14) </w:t>
       </w:r>
       <w:r>
         <w:rPr>
@@ -2734,7 +2734,7 @@
           <w:sz w:val="15"/>
           <w:szCs w:val="15"/>
         </w:rPr>
-        <w:t xml:space="preserve"> (13) </w:t>
+        <w:t xml:space="preserve"> (15) </w:t>
       </w:r>
       <w:r>
         <w:rPr>
@@ -3161,14 +3161,14 @@
                 <w:sz w:val="16"/>
                 <w:szCs w:val="16"/>
               </w:rPr>
-              <w:t xml:space="preserve">8  </w:t>
-            </w:r>
-            <w:r>
-              <w:rPr>
-                <w:sz w:val="16"/>
-                <w:szCs w:val="16"/>
-              </w:rPr>
-              <w:t xml:space="preserve">Expense follows the related revenue</w:t>
+              <w:t xml:space="preserve">9  </w:t>
+            </w:r>
+            <w:r>
+              <w:rPr>
+                <w:sz w:val="16"/>
+                <w:szCs w:val="16"/>
+              </w:rPr>
+              <w:t xml:space="preserve">incurred</w:t>
             </w:r>
           </w:p>
         </w:tc>
@@ -3229,14 +3229,14 @@
                 <w:sz w:val="16"/>
                 <w:szCs w:val="16"/>
               </w:rPr>
-              <w:t xml:space="preserve">9  </w:t>
-            </w:r>
-            <w:r>
-              <w:rPr>
-                <w:sz w:val="16"/>
-                <w:szCs w:val="16"/>
-              </w:rPr>
-              <w:t xml:space="preserve">Depreciation of the bottling line; prepaid rent</w:t>
+              <w:t xml:space="preserve">10  </w:t>
+            </w:r>
+            <w:r>
+              <w:rPr>
+                <w:sz w:val="16"/>
+                <w:szCs w:val="16"/>
+              </w:rPr>
+              <w:t xml:space="preserve">Expense follows the related revenue</w:t>
             </w:r>
           </w:p>
         </w:tc>
@@ -3297,14 +3297,14 @@
                 <w:sz w:val="16"/>
                 <w:szCs w:val="16"/>
               </w:rPr>
-              <w:t xml:space="preserve">10  </w:t>
-            </w:r>
-            <w:r>
-              <w:rPr>
-                <w:sz w:val="16"/>
-                <w:szCs w:val="16"/>
-              </w:rPr>
-              <w:t xml:space="preserve">No clear link to future revenue: a period cost</w:t>
+              <w:t xml:space="preserve">11  </w:t>
+            </w:r>
+            <w:r>
+              <w:rPr>
+                <w:sz w:val="16"/>
+                <w:szCs w:val="16"/>
+              </w:rPr>
+              <w:t xml:space="preserve">Depreciation of the bottling line; prepaid rent</w:t>
             </w:r>
           </w:p>
         </w:tc>
@@ -3339,7 +3339,7 @@
                 <w:sz w:val="16"/>
                 <w:szCs w:val="16"/>
               </w:rPr>
-              <w:t xml:space="preserve">When a cost has no clear link to future revenue</w:t>
+              <w:t xml:space="preserve">systematic</w:t>
             </w:r>
           </w:p>
         </w:tc>
@@ -3365,14 +3365,14 @@
                 <w:sz w:val="16"/>
                 <w:szCs w:val="16"/>
               </w:rPr>
-              <w:t xml:space="preserve">11  </w:t>
-            </w:r>
-            <w:r>
-              <w:rPr>
-                <w:sz w:val="16"/>
-                <w:szCs w:val="16"/>
-              </w:rPr>
-              <w:t xml:space="preserve">inventory</w:t>
+              <w:t xml:space="preserve">12  </w:t>
+            </w:r>
+            <w:r>
+              <w:rPr>
+                <w:sz w:val="16"/>
+                <w:szCs w:val="16"/>
+              </w:rPr>
+              <w:t xml:space="preserve">No clear link to future revenue: a period cost</w:t>
             </w:r>
           </w:p>
         </w:tc>
@@ -3407,7 +3407,7 @@
                 <w:sz w:val="16"/>
                 <w:szCs w:val="16"/>
               </w:rPr>
-              <w:t xml:space="preserve">period cost</w:t>
+              <w:t xml:space="preserve">Depreciation</w:t>
             </w:r>
           </w:p>
         </w:tc>
@@ -3433,14 +3433,14 @@
                 <w:sz w:val="16"/>
                 <w:szCs w:val="16"/>
               </w:rPr>
-              <w:t xml:space="preserve">12  </w:t>
-            </w:r>
-            <w:r>
-              <w:rPr>
-                <w:sz w:val="16"/>
-                <w:szCs w:val="16"/>
-              </w:rPr>
-              <w:t xml:space="preserve">depreciation</w:t>
+              <w:t xml:space="preserve">13  </w:t>
+            </w:r>
+            <w:r>
+              <w:rPr>
+                <w:sz w:val="16"/>
+                <w:szCs w:val="16"/>
+              </w:rPr>
+              <w:t xml:space="preserve">inventory</w:t>
             </w:r>
           </w:p>
         </w:tc>
@@ -3475,7 +3475,7 @@
                 <w:sz w:val="16"/>
                 <w:szCs w:val="16"/>
               </w:rPr>
-              <w:t xml:space="preserve">development</w:t>
+              <w:t xml:space="preserve">When a cost has no clear link to future revenue</w:t>
             </w:r>
           </w:p>
         </w:tc>
@@ -3501,14 +3501,14 @@
                 <w:sz w:val="16"/>
                 <w:szCs w:val="16"/>
               </w:rPr>
-              <w:t xml:space="preserve">13  </w:t>
-            </w:r>
-            <w:r>
-              <w:rPr>
-                <w:sz w:val="16"/>
-                <w:szCs w:val="16"/>
-              </w:rPr>
-              <w:t xml:space="preserve">recognition</w:t>
+              <w:t xml:space="preserve">14  </w:t>
+            </w:r>
+            <w:r>
+              <w:rPr>
+                <w:sz w:val="16"/>
+                <w:szCs w:val="16"/>
+              </w:rPr>
+              <w:t xml:space="preserve">depreciation</w:t>
             </w:r>
           </w:p>
         </w:tc>
@@ -3543,7 +3543,75 @@
                 <w:sz w:val="16"/>
                 <w:szCs w:val="16"/>
               </w:rPr>
-              <w:t xml:space="preserve">incurred</w:t>
+              <w:t xml:space="preserve">period cost</w:t>
+            </w:r>
+          </w:p>
+        </w:tc>
+        <w:tc>
+          <w:tcPr>
+            <w:tcW w:type="pct" w:w="2500"/>
+            <w:tcMar>
+              <w:top w:type="dxa" w:w="20"/>
+              <w:left w:type="dxa" w:w="80"/>
+              <w:bottom w:type="dxa" w:w="20"/>
+              <w:right w:type="dxa" w:w="80"/>
+            </w:tcMar>
+          </w:tcPr>
+          <w:p>
+            <w:pPr>
+              <w:spacing w:before="12" w:after="12"/>
+            </w:pPr>
+            <w:r>
+              <w:rPr>
+                <w:b/>
+                <w:bCs/>
+                <w:color w:val="8186EF"/>
+                <w:sz w:val="16"/>
+                <w:szCs w:val="16"/>
+              </w:rPr>
+              <w:t xml:space="preserve">15  </w:t>
+            </w:r>
+            <w:r>
+              <w:rPr>
+                <w:sz w:val="16"/>
+                <w:szCs w:val="16"/>
+              </w:rPr>
+              <w:t xml:space="preserve">recognition</w:t>
+            </w:r>
+          </w:p>
+        </w:tc>
+      </w:tr>
+      <w:tr>
+        <w:tc>
+          <w:tcPr>
+            <w:tcW w:type="pct" w:w="2500"/>
+            <w:tcMar>
+              <w:top w:type="dxa" w:w="20"/>
+              <w:left w:type="dxa" w:w="80"/>
+              <w:bottom w:type="dxa" w:w="20"/>
+              <w:right w:type="dxa" w:w="80"/>
+            </w:tcMar>
+          </w:tcPr>
+          <w:p>
+            <w:pPr>
+              <w:spacing w:before="12" w:after="12"/>
+            </w:pPr>
+            <w:r>
+              <w:rPr>
+                <w:b/>
+                <w:bCs/>
+                <w:color w:val="8186EF"/>
+                <w:sz w:val="16"/>
+                <w:szCs w:val="16"/>
+              </w:rPr>
+              <w:t xml:space="preserve">8  </w:t>
+            </w:r>
+            <w:r>
+              <w:rPr>
+                <w:sz w:val="16"/>
+                <w:szCs w:val="16"/>
+              </w:rPr>
+              <w:t xml:space="preserve">development</w:t>
             </w:r>
           </w:p>
         </w:tc>
@@ -3740,7 +3808,7 @@
           <w:sz w:val="16"/>
           <w:szCs w:val="16"/>
         </w:rPr>
-        <w:t xml:space="preserve">      gaps 1–7</w:t>
+        <w:t xml:space="preserve">      gaps 1–9</w:t>
       </w:r>
     </w:p>
     <w:p>
@@ -3760,7 +3828,7 @@
           <w:sz w:val="19"/>
           <w:szCs w:val="19"/>
         </w:rPr>
-        <w:t xml:space="preserve">U.S. OCI includes holding gains and losses on </w:t>
+        <w:t xml:space="preserve">U.S. OCI </w:t>
       </w:r>
       <w:r>
         <w:rPr>
@@ -3778,7 +3846,7 @@
           <w:sz w:val="19"/>
           <w:szCs w:val="19"/>
         </w:rPr>
-        <w:t xml:space="preserve">                    </w:t>
+        <w:t xml:space="preserve">           </w:t>
       </w:r>
       <w:r>
         <w:rPr>
@@ -3792,7 +3860,7 @@
           <w:sz w:val="19"/>
           <w:szCs w:val="19"/>
         </w:rPr>
-        <w:t xml:space="preserve"> debt securities, foreign currency </w:t>
+        <w:t xml:space="preserve"> holding gains and losses on </w:t>
       </w:r>
       <w:r>
         <w:rPr>
@@ -3810,7 +3878,7 @@
           <w:sz w:val="19"/>
           <w:szCs w:val="19"/>
         </w:rPr>
-        <w:t xml:space="preserve">             </w:t>
+        <w:t xml:space="preserve">                    </w:t>
       </w:r>
       <w:r>
         <w:rPr>
@@ -3824,14 +3892,7 @@
           <w:sz w:val="19"/>
           <w:szCs w:val="19"/>
         </w:rPr>
-        <w:t xml:space="preserve"> adjustments, the effective part of cash-flow hedges, and some pension gains and losses. </w:t>
-      </w:r>
-      <w:r>
-        <w:rPr>
-          <w:sz w:val="19"/>
-          <w:szCs w:val="19"/>
-        </w:rPr>
-        <w:t xml:space="preserve"/>
+        <w:t xml:space="preserve"> debt securities, foreign currency </w:t>
       </w:r>
       <w:r>
         <w:rPr>
@@ -3849,7 +3910,7 @@
           <w:sz w:val="19"/>
           <w:szCs w:val="19"/>
         </w:rPr>
-        <w:t xml:space="preserve">            </w:t>
+        <w:t xml:space="preserve">             </w:t>
       </w:r>
       <w:r>
         <w:rPr>
@@ -3863,21 +3924,7 @@
           <w:sz w:val="19"/>
           <w:szCs w:val="19"/>
         </w:rPr>
-        <w:t xml:space="preserve"> gains on equity securities are not OCI; they go to net income. </w:t>
-      </w:r>
-      <w:r>
-        <w:rPr>
-          <w:sz w:val="19"/>
-          <w:szCs w:val="19"/>
-        </w:rPr>
-        <w:t xml:space="preserve">When an OCI item is realized, for example when an AFS bond is sold, the gain moves into net income. </w:t>
-      </w:r>
-      <w:r>
-        <w:rPr>
-          <w:sz w:val="19"/>
-          <w:szCs w:val="19"/>
-        </w:rPr>
-        <w:t xml:space="preserve">At the same time a </w:t>
+        <w:t xml:space="preserve"> adjustments, the </w:t>
       </w:r>
       <w:r>
         <w:rPr>
@@ -3895,7 +3942,7 @@
           <w:sz w:val="19"/>
           <w:szCs w:val="19"/>
         </w:rPr>
-        <w:t xml:space="preserve">                  </w:t>
+        <w:t xml:space="preserve">           </w:t>
       </w:r>
       <w:r>
         <w:rPr>
@@ -3909,7 +3956,14 @@
           <w:sz w:val="19"/>
           <w:szCs w:val="19"/>
         </w:rPr>
-        <w:t xml:space="preserve"> adjustment </w:t>
+        <w:t xml:space="preserve"> part of cash-flow hedges, and some pension gains and losses. </w:t>
+      </w:r>
+      <w:r>
+        <w:rPr>
+          <w:sz w:val="19"/>
+          <w:szCs w:val="19"/>
+        </w:rPr>
+        <w:t xml:space="preserve"/>
       </w:r>
       <w:r>
         <w:rPr>
@@ -3927,7 +3981,7 @@
           <w:sz w:val="19"/>
           <w:szCs w:val="19"/>
         </w:rPr>
-        <w:t xml:space="preserve">           </w:t>
+        <w:t xml:space="preserve">            </w:t>
       </w:r>
       <w:r>
         <w:rPr>
@@ -3941,14 +3995,21 @@
           <w:sz w:val="19"/>
           <w:szCs w:val="19"/>
         </w:rPr>
-        <w:t xml:space="preserve"> it from OCI. </w:t>
-      </w:r>
-      <w:r>
-        <w:rPr>
-          <w:sz w:val="19"/>
-          <w:szCs w:val="19"/>
-        </w:rPr>
-        <w:t xml:space="preserve"/>
+        <w:t xml:space="preserve"> gains on equity securities are not OCI; they go to net income. </w:t>
+      </w:r>
+      <w:r>
+        <w:rPr>
+          <w:sz w:val="19"/>
+          <w:szCs w:val="19"/>
+        </w:rPr>
+        <w:t xml:space="preserve">When an OCI item is realized, for example when an AFS bond is sold, the gain moves into net income. </w:t>
+      </w:r>
+      <w:r>
+        <w:rPr>
+          <w:sz w:val="19"/>
+          <w:szCs w:val="19"/>
+        </w:rPr>
+        <w:t xml:space="preserve">At the same time a </w:t>
       </w:r>
       <w:r>
         <w:rPr>
@@ -3966,7 +4027,7 @@
           <w:sz w:val="19"/>
           <w:szCs w:val="19"/>
         </w:rPr>
-        <w:t xml:space="preserve">           </w:t>
+        <w:t xml:space="preserve">                  </w:t>
       </w:r>
       <w:r>
         <w:rPr>
@@ -3980,7 +4041,7 @@
           <w:sz w:val="19"/>
           <w:szCs w:val="19"/>
         </w:rPr>
-        <w:t xml:space="preserve"> this adjustment, the same gain would be </w:t>
+        <w:t xml:space="preserve"> adjustment </w:t>
       </w:r>
       <w:r>
         <w:rPr>
@@ -3991,6 +4052,77 @@
           <w:szCs w:val="15"/>
         </w:rPr>
         <w:t xml:space="preserve"> (7) </w:t>
+      </w:r>
+      <w:r>
+        <w:rPr>
+          <w:u w:val="single"/>
+          <w:sz w:val="19"/>
+          <w:szCs w:val="19"/>
+        </w:rPr>
+        <w:t xml:space="preserve">           </w:t>
+      </w:r>
+      <w:r>
+        <w:rPr>
+          <w:sz w:val="19"/>
+          <w:szCs w:val="19"/>
+        </w:rPr>
+        <w:t xml:space="preserve"> </w:t>
+      </w:r>
+      <w:r>
+        <w:rPr>
+          <w:sz w:val="19"/>
+          <w:szCs w:val="19"/>
+        </w:rPr>
+        <w:t xml:space="preserve"> it from OCI. </w:t>
+      </w:r>
+      <w:r>
+        <w:rPr>
+          <w:sz w:val="19"/>
+          <w:szCs w:val="19"/>
+        </w:rPr>
+        <w:t xml:space="preserve"/>
+      </w:r>
+      <w:r>
+        <w:rPr>
+          <w:b/>
+          <w:bCs/>
+          <w:color w:val="8186EF"/>
+          <w:sz w:val="15"/>
+          <w:szCs w:val="15"/>
+        </w:rPr>
+        <w:t xml:space="preserve"> (8) </w:t>
+      </w:r>
+      <w:r>
+        <w:rPr>
+          <w:u w:val="single"/>
+          <w:sz w:val="19"/>
+          <w:szCs w:val="19"/>
+        </w:rPr>
+        <w:t xml:space="preserve">           </w:t>
+      </w:r>
+      <w:r>
+        <w:rPr>
+          <w:sz w:val="19"/>
+          <w:szCs w:val="19"/>
+        </w:rPr>
+        <w:t xml:space="preserve"> </w:t>
+      </w:r>
+      <w:r>
+        <w:rPr>
+          <w:sz w:val="19"/>
+          <w:szCs w:val="19"/>
+        </w:rPr>
+        <w:t xml:space="preserve"> this adjustment, the same gain would be </w:t>
+      </w:r>
+      <w:r>
+        <w:rPr>
+          <w:b/>
+          <w:bCs/>
+          <w:color w:val="8186EF"/>
+          <w:sz w:val="15"/>
+          <w:szCs w:val="15"/>
+        </w:rPr>
+        <w:t xml:space="preserve"> (9) </w:t>
       </w:r>
       <w:r>
         <w:rPr>
@@ -4070,7 +4202,7 @@
                 <w:sz w:val="16"/>
                 <w:szCs w:val="16"/>
               </w:rPr>
-              <w:t xml:space="preserve">Without   ·   translation   ·   reclassification   ·   available-for-sale   ·   counted   ·   removes   ·   returns   ·   Unrealized</w:t>
+              <w:t xml:space="preserve">effective   ·   removes   ·   counted   ·   Without   ·   securities   ·   available-for-sale   ·   includes   ·   Unrealized   ·   reclassification   ·   translation</w:t>
             </w:r>
           </w:p>
         </w:tc>
@@ -4144,7 +4276,7 @@
           <w:sz w:val="16"/>
           <w:szCs w:val="16"/>
         </w:rPr>
-        <w:t xml:space="preserve">      gaps 8–11</w:t>
+        <w:t xml:space="preserve">      gaps 10–13</w:t>
       </w:r>
     </w:p>
     <w:p>
@@ -4167,7 +4299,7 @@
           <w:sz w:val="15"/>
           <w:szCs w:val="15"/>
         </w:rPr>
-        <w:t xml:space="preserve"> (8) </w:t>
+        <w:t xml:space="preserve"> (10) </w:t>
       </w:r>
       <w:r>
         <w:rPr>
@@ -4199,7 +4331,7 @@
           <w:sz w:val="15"/>
           <w:szCs w:val="15"/>
         </w:rPr>
-        <w:t xml:space="preserve"> (9) </w:t>
+        <w:t xml:space="preserve"> (11) </w:t>
       </w:r>
       <w:r>
         <w:rPr>
@@ -4238,7 +4370,7 @@
           <w:sz w:val="15"/>
           <w:szCs w:val="15"/>
         </w:rPr>
-        <w:t xml:space="preserve"> (10) </w:t>
+        <w:t xml:space="preserve"> (12) </w:t>
       </w:r>
       <w:r>
         <w:rPr>
@@ -4270,7 +4402,7 @@
           <w:sz w:val="15"/>
           <w:szCs w:val="15"/>
         </w:rPr>
-        <w:t xml:space="preserve"> (11) </w:t>
+        <w:t xml:space="preserve"> (13) </w:t>
       </w:r>
       <w:r>
         <w:rPr>
@@ -4567,7 +4699,7 @@
           <w:sz w:val="16"/>
           <w:szCs w:val="16"/>
         </w:rPr>
-        <w:t xml:space="preserve">      gaps 13–15</w:t>
+        <w:t xml:space="preserve">      gaps 15–17</w:t>
       </w:r>
     </w:p>
     <w:p>
@@ -4590,7 +4722,7 @@
           <w:sz w:val="15"/>
           <w:szCs w:val="15"/>
         </w:rPr>
-        <w:t xml:space="preserve"> (13) </w:t>
+        <w:t xml:space="preserve"> (15) </w:t>
       </w:r>
       <w:r>
         <w:rPr>
@@ -4629,7 +4761,7 @@
           <w:sz w:val="15"/>
           <w:szCs w:val="15"/>
         </w:rPr>
-        <w:t xml:space="preserve"> (14) </w:t>
+        <w:t xml:space="preserve"> (16) </w:t>
       </w:r>
       <w:r>
         <w:rPr>
@@ -4668,7 +4800,7 @@
           <w:sz w:val="15"/>
           <w:szCs w:val="15"/>
         </w:rPr>
-        <w:t xml:space="preserve"> (15) </w:t>
+        <w:t xml:space="preserve"> (17) </w:t>
       </w:r>
       <w:r>
         <w:rPr>
@@ -5205,7 +5337,7 @@
                 <w:sz w:val="16"/>
                 <w:szCs w:val="16"/>
               </w:rPr>
-              <w:t xml:space="preserve">available-for-sale</w:t>
+              <w:t xml:space="preserve">includes</w:t>
             </w:r>
           </w:p>
         </w:tc>
@@ -5231,14 +5363,14 @@
                 <w:sz w:val="16"/>
                 <w:szCs w:val="16"/>
               </w:rPr>
-              <w:t xml:space="preserve">10  </w:t>
-            </w:r>
-            <w:r>
-              <w:rPr>
-                <w:sz w:val="16"/>
-                <w:szCs w:val="16"/>
-              </w:rPr>
-              <w:t xml:space="preserve">gain</w:t>
+              <w:t xml:space="preserve">11  </w:t>
+            </w:r>
+            <w:r>
+              <w:rPr>
+                <w:sz w:val="16"/>
+                <w:szCs w:val="16"/>
+              </w:rPr>
+              <w:t xml:space="preserve">amount</w:t>
             </w:r>
           </w:p>
         </w:tc>
@@ -5273,7 +5405,7 @@
                 <w:sz w:val="16"/>
                 <w:szCs w:val="16"/>
               </w:rPr>
-              <w:t xml:space="preserve">translation</w:t>
+              <w:t xml:space="preserve">available-for-sale</w:t>
             </w:r>
           </w:p>
         </w:tc>
@@ -5299,14 +5431,14 @@
                 <w:sz w:val="16"/>
                 <w:szCs w:val="16"/>
               </w:rPr>
-              <w:t xml:space="preserve">11  </w:t>
-            </w:r>
-            <w:r>
-              <w:rPr>
-                <w:sz w:val="16"/>
-                <w:szCs w:val="16"/>
-              </w:rPr>
-              <w:t xml:space="preserve">loss</w:t>
+              <w:t xml:space="preserve">12  </w:t>
+            </w:r>
+            <w:r>
+              <w:rPr>
+                <w:sz w:val="16"/>
+                <w:szCs w:val="16"/>
+              </w:rPr>
+              <w:t xml:space="preserve">gain</w:t>
             </w:r>
           </w:p>
         </w:tc>
@@ -5341,7 +5473,7 @@
                 <w:sz w:val="16"/>
                 <w:szCs w:val="16"/>
               </w:rPr>
-              <w:t xml:space="preserve">Unrealized</w:t>
+              <w:t xml:space="preserve">translation</w:t>
             </w:r>
           </w:p>
         </w:tc>
@@ -5367,14 +5499,14 @@
                 <w:sz w:val="16"/>
                 <w:szCs w:val="16"/>
               </w:rPr>
-              <w:t xml:space="preserve">12  </w:t>
-            </w:r>
-            <w:r>
-              <w:rPr>
-                <w:sz w:val="16"/>
-                <w:szCs w:val="16"/>
-              </w:rPr>
-              <w:t xml:space="preserve">Tax at 25%</w:t>
+              <w:t xml:space="preserve">13  </w:t>
+            </w:r>
+            <w:r>
+              <w:rPr>
+                <w:sz w:val="16"/>
+                <w:szCs w:val="16"/>
+              </w:rPr>
+              <w:t xml:space="preserve">loss</w:t>
             </w:r>
           </w:p>
         </w:tc>
@@ -5409,7 +5541,7 @@
                 <w:sz w:val="16"/>
                 <w:szCs w:val="16"/>
               </w:rPr>
-              <w:t xml:space="preserve">reclassification</w:t>
+              <w:t xml:space="preserve">effective</w:t>
             </w:r>
           </w:p>
         </w:tc>
@@ -5435,14 +5567,14 @@
                 <w:sz w:val="16"/>
                 <w:szCs w:val="16"/>
               </w:rPr>
-              <w:t xml:space="preserve">13  </w:t>
-            </w:r>
-            <w:r>
-              <w:rPr>
-                <w:sz w:val="16"/>
-                <w:szCs w:val="16"/>
-              </w:rPr>
-              <w:t xml:space="preserve">gain</w:t>
+              <w:t xml:space="preserve">14  </w:t>
+            </w:r>
+            <w:r>
+              <w:rPr>
+                <w:sz w:val="16"/>
+                <w:szCs w:val="16"/>
+              </w:rPr>
+              <w:t xml:space="preserve">Tax at 25%</w:t>
             </w:r>
           </w:p>
         </w:tc>
@@ -5477,7 +5609,7 @@
                 <w:sz w:val="16"/>
                 <w:szCs w:val="16"/>
               </w:rPr>
-              <w:t xml:space="preserve">removes</w:t>
+              <w:t xml:space="preserve">Unrealized</w:t>
             </w:r>
           </w:p>
         </w:tc>
@@ -5503,14 +5635,14 @@
                 <w:sz w:val="16"/>
                 <w:szCs w:val="16"/>
               </w:rPr>
-              <w:t xml:space="preserve">14  </w:t>
-            </w:r>
-            <w:r>
-              <w:rPr>
-                <w:sz w:val="16"/>
-                <w:szCs w:val="16"/>
-              </w:rPr>
-              <w:t xml:space="preserve">Comprehensive</w:t>
+              <w:t xml:space="preserve">15  </w:t>
+            </w:r>
+            <w:r>
+              <w:rPr>
+                <w:sz w:val="16"/>
+                <w:szCs w:val="16"/>
+              </w:rPr>
+              <w:t xml:space="preserve">gain</w:t>
             </w:r>
           </w:p>
         </w:tc>
@@ -5545,7 +5677,7 @@
                 <w:sz w:val="16"/>
                 <w:szCs w:val="16"/>
               </w:rPr>
-              <w:t xml:space="preserve">Without</w:t>
+              <w:t xml:space="preserve">reclassification</w:t>
             </w:r>
           </w:p>
         </w:tc>
@@ -5571,14 +5703,14 @@
                 <w:sz w:val="16"/>
                 <w:szCs w:val="16"/>
               </w:rPr>
-              <w:t xml:space="preserve">15  </w:t>
-            </w:r>
-            <w:r>
-              <w:rPr>
-                <w:sz w:val="16"/>
-                <w:szCs w:val="16"/>
-              </w:rPr>
-              <w:t xml:space="preserve">Report</w:t>
+              <w:t xml:space="preserve">16  </w:t>
+            </w:r>
+            <w:r>
+              <w:rPr>
+                <w:sz w:val="16"/>
+                <w:szCs w:val="16"/>
+              </w:rPr>
+              <w:t xml:space="preserve">Comprehensive</w:t>
             </w:r>
           </w:p>
         </w:tc>
@@ -5613,7 +5745,7 @@
                 <w:sz w:val="16"/>
                 <w:szCs w:val="16"/>
               </w:rPr>
-              <w:t xml:space="preserve">counted</w:t>
+              <w:t xml:space="preserve">removes</w:t>
             </w:r>
           </w:p>
         </w:tc>
@@ -5639,14 +5771,14 @@
                 <w:sz w:val="16"/>
                 <w:szCs w:val="16"/>
               </w:rPr>
-              <w:t xml:space="preserve">16  </w:t>
-            </w:r>
-            <w:r>
-              <w:rPr>
-                <w:sz w:val="16"/>
-                <w:szCs w:val="16"/>
-              </w:rPr>
-              <w:t xml:space="preserve">gain</w:t>
+              <w:t xml:space="preserve">17  </w:t>
+            </w:r>
+            <w:r>
+              <w:rPr>
+                <w:sz w:val="16"/>
+                <w:szCs w:val="16"/>
+              </w:rPr>
+              <w:t xml:space="preserve">Report</w:t>
             </w:r>
           </w:p>
         </w:tc>
@@ -5681,7 +5813,7 @@
                 <w:sz w:val="16"/>
                 <w:szCs w:val="16"/>
               </w:rPr>
-              <w:t xml:space="preserve">builds</w:t>
+              <w:t xml:space="preserve">Without</w:t>
             </w:r>
           </w:p>
         </w:tc>
@@ -5707,14 +5839,14 @@
                 <w:sz w:val="16"/>
                 <w:szCs w:val="16"/>
               </w:rPr>
-              <w:t xml:space="preserve">17  </w:t>
-            </w:r>
-            <w:r>
-              <w:rPr>
-                <w:sz w:val="16"/>
-                <w:szCs w:val="16"/>
-              </w:rPr>
-              <w:t xml:space="preserve">loss</w:t>
+              <w:t xml:space="preserve">18  </w:t>
+            </w:r>
+            <w:r>
+              <w:rPr>
+                <w:sz w:val="16"/>
+                <w:szCs w:val="16"/>
+              </w:rPr>
+              <w:t xml:space="preserve">gain</w:t>
             </w:r>
           </w:p>
         </w:tc>
@@ -5749,7 +5881,75 @@
                 <w:sz w:val="16"/>
                 <w:szCs w:val="16"/>
               </w:rPr>
-              <w:t xml:space="preserve">amount</w:t>
+              <w:t xml:space="preserve">counted</w:t>
+            </w:r>
+          </w:p>
+        </w:tc>
+        <w:tc>
+          <w:tcPr>
+            <w:tcW w:type="pct" w:w="2500"/>
+            <w:tcMar>
+              <w:top w:type="dxa" w:w="20"/>
+              <w:left w:type="dxa" w:w="80"/>
+              <w:bottom w:type="dxa" w:w="20"/>
+              <w:right w:type="dxa" w:w="80"/>
+            </w:tcMar>
+          </w:tcPr>
+          <w:p>
+            <w:pPr>
+              <w:spacing w:before="12" w:after="12"/>
+            </w:pPr>
+            <w:r>
+              <w:rPr>
+                <w:b/>
+                <w:bCs/>
+                <w:color w:val="8186EF"/>
+                <w:sz w:val="16"/>
+                <w:szCs w:val="16"/>
+              </w:rPr>
+              <w:t xml:space="preserve">19  </w:t>
+            </w:r>
+            <w:r>
+              <w:rPr>
+                <w:sz w:val="16"/>
+                <w:szCs w:val="16"/>
+              </w:rPr>
+              <w:t xml:space="preserve">loss</w:t>
+            </w:r>
+          </w:p>
+        </w:tc>
+      </w:tr>
+      <w:tr>
+        <w:tc>
+          <w:tcPr>
+            <w:tcW w:type="pct" w:w="2500"/>
+            <w:tcMar>
+              <w:top w:type="dxa" w:w="20"/>
+              <w:left w:type="dxa" w:w="80"/>
+              <w:bottom w:type="dxa" w:w="20"/>
+              <w:right w:type="dxa" w:w="80"/>
+            </w:tcMar>
+          </w:tcPr>
+          <w:p>
+            <w:pPr>
+              <w:spacing w:before="12" w:after="12"/>
+            </w:pPr>
+            <w:r>
+              <w:rPr>
+                <w:b/>
+                <w:bCs/>
+                <w:color w:val="8186EF"/>
+                <w:sz w:val="16"/>
+                <w:szCs w:val="16"/>
+              </w:rPr>
+              <w:t xml:space="preserve">10  </w:t>
+            </w:r>
+            <w:r>
+              <w:rPr>
+                <w:sz w:val="16"/>
+                <w:szCs w:val="16"/>
+              </w:rPr>
+              <w:t xml:space="preserve">builds</w:t>
             </w:r>
           </w:p>
         </w:tc>
@@ -6329,8 +6529,8 @@
         </w:tblBorders>
       </w:tblPr>
       <w:tblGrid>
-        <w:gridCol w:w="4993"/>
-        <w:gridCol w:w="4607"/>
+        <w:gridCol w:w="4992"/>
+        <w:gridCol w:w="4608"/>
       </w:tblGrid>
       <w:tr>
         <w:tc>

--- a/CMA_Summaries_B1_Ch15.docx
+++ b/CMA_Summaries_B1_Ch15.docx
@@ -851,6 +851,142 @@
       </w:tr>
     </w:tbl>
     <w:p/>
+    <w:p>
+      <w:pPr>
+        <w:spacing w:before="44" w:after="10"/>
+      </w:pPr>
+      <w:r>
+        <w:rPr>
+          <w:b/>
+          <w:bCs/>
+          <w:color w:val="353A7C"/>
+          <w:sz w:val="18"/>
+          <w:szCs w:val="18"/>
+        </w:rPr>
+        <w:t xml:space="preserve">The English this section uses, and its Arabic</w:t>
+      </w:r>
+    </w:p>
+    <w:p>
+      <w:pPr>
+        <w:spacing w:before="0" w:after="12"/>
+      </w:pPr>
+      <w:r>
+        <w:rPr>
+          <w:color w:val="6B7280"/>
+          <w:sz w:val="15"/>
+          <w:szCs w:val="15"/>
+        </w:rPr>
+        <w:t xml:space="preserve">Each term sits against what it means.</w:t>
+      </w:r>
+    </w:p>
+    <w:p>
+      <w:pPr>
+        <w:spacing w:after="40" w:before="90"/>
+        <w:jc w:val="center"/>
+      </w:pPr>
+      <w:r>
+        <w:drawing>
+          <wp:inline distT="0" distB="0" distL="0" distR="0">
+            <wp:extent cx="5734050" cy="1931475"/>
+            <wp:effectExtent t="0" r="0" b="0" l="0"/>
+            <wp:docPr id="1" name="" descr="" title=""/>
+            <wp:cNvGraphicFramePr>
+              <a:graphicFrameLocks xmlns:a="http://schemas.openxmlformats.org/drawingml/2006/main" noChangeAspect="1"/>
+            </wp:cNvGraphicFramePr>
+            <a:graphic xmlns:a="http://schemas.openxmlformats.org/drawingml/2006/main">
+              <a:graphicData uri="http://schemas.openxmlformats.org/drawingml/2006/picture">
+                <pic:pic xmlns:pic="http://schemas.openxmlformats.org/drawingml/2006/picture">
+                  <pic:nvPicPr>
+                    <pic:cNvPr id="0" name="" descr=""/>
+                    <pic:cNvPicPr>
+                      <a:picLocks noChangeAspect="1" noChangeArrowheads="1"/>
+                    </pic:cNvPicPr>
+                  </pic:nvPicPr>
+                  <pic:blipFill>
+                    <a:blip r:embed="rId103" cstate="none"/>
+                    <a:srcRect/>
+                    <a:stretch>
+                      <a:fillRect/>
+                    </a:stretch>
+                  </pic:blipFill>
+                  <pic:spPr bwMode="auto">
+                    <a:xfrm>
+                      <a:off x="0" y="0"/>
+                      <a:ext cx="5734050" cy="1931475"/>
+                    </a:xfrm>
+                    <a:prstGeom prst="rect">
+                      <a:avLst/>
+                    </a:prstGeom>
+                  </pic:spPr>
+                </pic:pic>
+              </a:graphicData>
+            </a:graphic>
+          </wp:inline>
+        </w:drawing>
+      </w:r>
+    </w:p>
+    <w:tbl>
+      <w:tblPr>
+        <w:tblW w:type="pct" w:w="100%"/>
+        <w:tblLayout w:type="fixed"/>
+        <w:tblBorders>
+          <w:top w:val="single" w:color="FBFAF6" w:sz="4"/>
+          <w:left w:val="single" w:color="FBFAF6" w:sz="4"/>
+          <w:bottom w:val="single" w:color="FBFAF6" w:sz="4"/>
+          <w:right w:val="single" w:color="FBFAF6" w:sz="4"/>
+          <w:insideH w:val="single" w:color="FBFAF6" w:sz="4"/>
+          <w:insideV w:val="single" w:color="FBFAF6" w:sz="4"/>
+        </w:tblBorders>
+      </w:tblPr>
+      <w:tblGrid>
+        <w:gridCol w:w="9600"/>
+      </w:tblGrid>
+      <w:tr>
+        <w:tc>
+          <w:tcPr>
+            <w:tcW w:type="pct" w:w="5000"/>
+            <w:shd w:fill="FBFAF6" w:val="clear"/>
+            <w:tcMar>
+              <w:top w:type="dxa" w:w="40"/>
+              <w:left w:type="dxa" w:w="100"/>
+              <w:bottom w:type="dxa" w:w="40"/>
+              <w:right w:type="dxa" w:w="100"/>
+            </w:tcMar>
+          </w:tcPr>
+          <w:p>
+            <w:pPr>
+              <w:spacing w:before="18" w:after="6"/>
+            </w:pPr>
+            <w:r>
+              <w:rPr>
+                <w:b/>
+                <w:bCs/>
+                <w:color w:val="6B7280"/>
+                <w:sz w:val="14"/>
+                <w:szCs w:val="14"/>
+              </w:rPr>
+              <w:t xml:space="preserve">word list</w:t>
+            </w:r>
+          </w:p>
+          <w:p>
+            <w:pPr>
+              <w:spacing w:before="0" w:after="18"/>
+            </w:pPr>
+            <w:r>
+              <w:rPr>
+                <w:b/>
+                <w:bCs/>
+                <w:color w:val="353A7C"/>
+                <w:sz w:val="16"/>
+                <w:szCs w:val="16"/>
+              </w:rPr>
+              <w:t xml:space="preserve">loss   ·   gain   ·   خسارة</w:t>
+            </w:r>
+          </w:p>
+        </w:tc>
+      </w:tr>
+    </w:tbl>
+    <w:p/>
     <w:tbl>
       <w:tblPr>
         <w:tblW w:type="pct" w:w="100%"/>
@@ -1229,14 +1365,14 @@
                 <w:sz w:val="16"/>
                 <w:szCs w:val="16"/>
               </w:rPr>
-              <w:t xml:space="preserve">10  </w:t>
-            </w:r>
-            <w:r>
-              <w:rPr>
-                <w:sz w:val="16"/>
-                <w:szCs w:val="16"/>
-              </w:rPr>
-              <w:t xml:space="preserve">multi-step</w:t>
+              <w:t xml:space="preserve">11  </w:t>
+            </w:r>
+            <w:r>
+              <w:rPr>
+                <w:sz w:val="16"/>
+                <w:szCs w:val="16"/>
+              </w:rPr>
+              <w:t xml:space="preserve">expense</w:t>
             </w:r>
           </w:p>
         </w:tc>
@@ -1297,14 +1433,14 @@
                 <w:sz w:val="16"/>
                 <w:szCs w:val="16"/>
               </w:rPr>
-              <w:t xml:space="preserve">11  </w:t>
-            </w:r>
-            <w:r>
-              <w:rPr>
-                <w:sz w:val="16"/>
-                <w:szCs w:val="16"/>
-              </w:rPr>
-              <w:t xml:space="preserve">expense</w:t>
+              <w:t xml:space="preserve">12  </w:t>
+            </w:r>
+            <w:r>
+              <w:rPr>
+                <w:sz w:val="16"/>
+                <w:szCs w:val="16"/>
+              </w:rPr>
+              <w:t xml:space="preserve">impairments</w:t>
             </w:r>
           </w:p>
         </w:tc>
@@ -1365,14 +1501,14 @@
                 <w:sz w:val="16"/>
                 <w:szCs w:val="16"/>
               </w:rPr>
-              <w:t xml:space="preserve">12  </w:t>
-            </w:r>
-            <w:r>
-              <w:rPr>
-                <w:sz w:val="16"/>
-                <w:szCs w:val="16"/>
-              </w:rPr>
-              <w:t xml:space="preserve">impairments</w:t>
+              <w:t xml:space="preserve">13  </w:t>
+            </w:r>
+            <w:r>
+              <w:rPr>
+                <w:sz w:val="16"/>
+                <w:szCs w:val="16"/>
+              </w:rPr>
+              <w:t xml:space="preserve">infrequent</w:t>
             </w:r>
           </w:p>
         </w:tc>
@@ -1433,14 +1569,14 @@
                 <w:sz w:val="16"/>
                 <w:szCs w:val="16"/>
               </w:rPr>
-              <w:t xml:space="preserve">13  </w:t>
-            </w:r>
-            <w:r>
-              <w:rPr>
-                <w:sz w:val="16"/>
-                <w:szCs w:val="16"/>
-              </w:rPr>
-              <w:t xml:space="preserve">infrequent</w:t>
+              <w:t xml:space="preserve">14  </w:t>
+            </w:r>
+            <w:r>
+              <w:rPr>
+                <w:sz w:val="16"/>
+                <w:szCs w:val="16"/>
+              </w:rPr>
+              <w:t xml:space="preserve">continuing</w:t>
             </w:r>
           </w:p>
         </w:tc>
@@ -1501,14 +1637,14 @@
                 <w:sz w:val="16"/>
                 <w:szCs w:val="16"/>
               </w:rPr>
-              <w:t xml:space="preserve">14  </w:t>
-            </w:r>
-            <w:r>
-              <w:rPr>
-                <w:sz w:val="16"/>
-                <w:szCs w:val="16"/>
-              </w:rPr>
-              <w:t xml:space="preserve">continuing</w:t>
+              <w:t xml:space="preserve">15  </w:t>
+            </w:r>
+            <w:r>
+              <w:rPr>
+                <w:sz w:val="16"/>
+                <w:szCs w:val="16"/>
+              </w:rPr>
+              <w:t xml:space="preserve">Unrealized gains on securities (Chapter 9)</w:t>
             </w:r>
           </w:p>
         </w:tc>
@@ -1569,14 +1705,14 @@
                 <w:sz w:val="16"/>
                 <w:szCs w:val="16"/>
               </w:rPr>
-              <w:t xml:space="preserve">15  </w:t>
-            </w:r>
-            <w:r>
-              <w:rPr>
-                <w:sz w:val="16"/>
-                <w:szCs w:val="16"/>
-              </w:rPr>
-              <w:t xml:space="preserve">Unrealized gains on securities (Chapter 9)</w:t>
+              <w:t xml:space="preserve">16  </w:t>
+            </w:r>
+            <w:r>
+              <w:rPr>
+                <w:sz w:val="16"/>
+                <w:szCs w:val="16"/>
+              </w:rPr>
+              <w:t xml:space="preserve">Impairment losses (Chapter 10)</w:t>
             </w:r>
           </w:p>
         </w:tc>
@@ -1637,14 +1773,14 @@
                 <w:sz w:val="16"/>
                 <w:szCs w:val="16"/>
               </w:rPr>
-              <w:t xml:space="preserve">16  </w:t>
-            </w:r>
-            <w:r>
-              <w:rPr>
-                <w:sz w:val="16"/>
-                <w:szCs w:val="16"/>
-              </w:rPr>
-              <w:t xml:space="preserve">Impairment losses (Chapter 10)</w:t>
+              <w:t xml:space="preserve">17  </w:t>
+            </w:r>
+            <w:r>
+              <w:rPr>
+                <w:sz w:val="16"/>
+                <w:szCs w:val="16"/>
+              </w:rPr>
+              <w:t xml:space="preserve">Unrealized loss on AFS debt securities, net of tax</w:t>
             </w:r>
           </w:p>
         </w:tc>
@@ -1705,14 +1841,14 @@
                 <w:sz w:val="16"/>
                 <w:szCs w:val="16"/>
               </w:rPr>
-              <w:t xml:space="preserve">17  </w:t>
-            </w:r>
-            <w:r>
-              <w:rPr>
-                <w:sz w:val="16"/>
-                <w:szCs w:val="16"/>
-              </w:rPr>
-              <w:t xml:space="preserve">Unrealized loss on AFS debt securities, net of tax</w:t>
+              <w:t xml:space="preserve">18  </w:t>
+            </w:r>
+            <w:r>
+              <w:rPr>
+                <w:sz w:val="16"/>
+                <w:szCs w:val="16"/>
+              </w:rPr>
+              <w:t xml:space="preserve">gain</w:t>
             </w:r>
           </w:p>
         </w:tc>
@@ -1748,6 +1884,74 @@
                 <w:szCs w:val="16"/>
               </w:rPr>
               <w:t xml:space="preserve">carrying</w:t>
+            </w:r>
+          </w:p>
+        </w:tc>
+        <w:tc>
+          <w:tcPr>
+            <w:tcW w:type="pct" w:w="2500"/>
+            <w:tcMar>
+              <w:top w:type="dxa" w:w="20"/>
+              <w:left w:type="dxa" w:w="80"/>
+              <w:bottom w:type="dxa" w:w="20"/>
+              <w:right w:type="dxa" w:w="80"/>
+            </w:tcMar>
+          </w:tcPr>
+          <w:p>
+            <w:pPr>
+              <w:spacing w:before="12" w:after="12"/>
+            </w:pPr>
+            <w:r>
+              <w:rPr>
+                <w:b/>
+                <w:bCs/>
+                <w:color w:val="8186EF"/>
+                <w:sz w:val="16"/>
+                <w:szCs w:val="16"/>
+              </w:rPr>
+              <w:t xml:space="preserve">19  </w:t>
+            </w:r>
+            <w:r>
+              <w:rPr>
+                <w:sz w:val="16"/>
+                <w:szCs w:val="16"/>
+              </w:rPr>
+              <w:t xml:space="preserve">loss</w:t>
+            </w:r>
+          </w:p>
+        </w:tc>
+      </w:tr>
+      <w:tr>
+        <w:tc>
+          <w:tcPr>
+            <w:tcW w:type="pct" w:w="2500"/>
+            <w:tcMar>
+              <w:top w:type="dxa" w:w="20"/>
+              <w:left w:type="dxa" w:w="80"/>
+              <w:bottom w:type="dxa" w:w="20"/>
+              <w:right w:type="dxa" w:w="80"/>
+            </w:tcMar>
+          </w:tcPr>
+          <w:p>
+            <w:pPr>
+              <w:spacing w:before="12" w:after="12"/>
+            </w:pPr>
+            <w:r>
+              <w:rPr>
+                <w:b/>
+                <w:bCs/>
+                <w:color w:val="8186EF"/>
+                <w:sz w:val="16"/>
+                <w:szCs w:val="16"/>
+              </w:rPr>
+              <w:t xml:space="preserve">10  </w:t>
+            </w:r>
+            <w:r>
+              <w:rPr>
+                <w:sz w:val="16"/>
+                <w:szCs w:val="16"/>
+              </w:rPr>
+              <w:t xml:space="preserve">multi-step</w:t>
             </w:r>
           </w:p>
         </w:tc>
@@ -1952,7 +2156,7 @@
                     </pic:cNvPicPr>
                   </pic:nvPicPr>
                   <pic:blipFill>
-                    <a:blip r:embed="rId103" cstate="none"/>
+                    <a:blip r:embed="rId104" cstate="none"/>
                     <a:srcRect/>
                     <a:stretch>
                       <a:fillRect/>
@@ -4202,7 +4406,7 @@
                 <w:sz w:val="16"/>
                 <w:szCs w:val="16"/>
               </w:rPr>
-              <w:t xml:space="preserve">effective   ·   removes   ·   counted   ·   Without   ·   securities   ·   available-for-sale   ·   includes   ·   Unrealized   ·   reclassification   ·   translation</w:t>
+              <w:t xml:space="preserve">holding   ·   effective   ·   includes   ·   available-for-sale   ·   reclassification   ·   Unrealized   ·   counted   ·   Without   ·   removes   ·   translation</w:t>
             </w:r>
           </w:p>
         </w:tc>
@@ -4489,7 +4693,7 @@
                 <w:sz w:val="16"/>
                 <w:szCs w:val="16"/>
               </w:rPr>
-              <w:t xml:space="preserve">builds   ·   loss   ·   amount   ·   removes   ·   gain</w:t>
+              <w:t xml:space="preserve">amount   ·   realized   ·   gain   ·   loss   ·   builds</w:t>
             </w:r>
           </w:p>
         </w:tc>
@@ -4533,409 +4737,6 @@
         <w:drawing>
           <wp:inline distT="0" distB="0" distL="0" distR="0">
             <wp:extent cx="5734050" cy="1644775"/>
-            <wp:effectExtent t="0" r="0" b="0" l="0"/>
-            <wp:docPr id="1" name="" descr="" title=""/>
-            <wp:cNvGraphicFramePr>
-              <a:graphicFrameLocks xmlns:a="http://schemas.openxmlformats.org/drawingml/2006/main" noChangeAspect="1"/>
-            </wp:cNvGraphicFramePr>
-            <a:graphic xmlns:a="http://schemas.openxmlformats.org/drawingml/2006/main">
-              <a:graphicData uri="http://schemas.openxmlformats.org/drawingml/2006/picture">
-                <pic:pic xmlns:pic="http://schemas.openxmlformats.org/drawingml/2006/picture">
-                  <pic:nvPicPr>
-                    <pic:cNvPr id="0" name="" descr=""/>
-                    <pic:cNvPicPr>
-                      <a:picLocks noChangeAspect="1" noChangeArrowheads="1"/>
-                    </pic:cNvPicPr>
-                  </pic:nvPicPr>
-                  <pic:blipFill>
-                    <a:blip r:embed="rId104" cstate="none"/>
-                    <a:srcRect/>
-                    <a:stretch>
-                      <a:fillRect/>
-                    </a:stretch>
-                  </pic:blipFill>
-                  <pic:spPr bwMode="auto">
-                    <a:xfrm>
-                      <a:off x="0" y="0"/>
-                      <a:ext cx="5734050" cy="1644775"/>
-                    </a:xfrm>
-                    <a:prstGeom prst="rect">
-                      <a:avLst/>
-                    </a:prstGeom>
-                  </pic:spPr>
-                </pic:pic>
-              </a:graphicData>
-            </a:graphic>
-          </wp:inline>
-        </w:drawing>
-      </w:r>
-    </w:p>
-    <w:tbl>
-      <w:tblPr>
-        <w:tblW w:type="pct" w:w="100%"/>
-        <w:tblLayout w:type="fixed"/>
-        <w:tblBorders>
-          <w:top w:val="single" w:color="FBFAF6" w:sz="4"/>
-          <w:left w:val="single" w:color="FBFAF6" w:sz="4"/>
-          <w:bottom w:val="single" w:color="FBFAF6" w:sz="4"/>
-          <w:right w:val="single" w:color="FBFAF6" w:sz="4"/>
-          <w:insideH w:val="single" w:color="FBFAF6" w:sz="4"/>
-          <w:insideV w:val="single" w:color="FBFAF6" w:sz="4"/>
-        </w:tblBorders>
-      </w:tblPr>
-      <w:tblGrid>
-        <w:gridCol w:w="9600"/>
-      </w:tblGrid>
-      <w:tr>
-        <w:tc>
-          <w:tcPr>
-            <w:tcW w:type="pct" w:w="5000"/>
-            <w:shd w:fill="FBFAF6" w:val="clear"/>
-            <w:tcMar>
-              <w:top w:type="dxa" w:w="40"/>
-              <w:left w:type="dxa" w:w="100"/>
-              <w:bottom w:type="dxa" w:w="40"/>
-              <w:right w:type="dxa" w:w="100"/>
-            </w:tcMar>
-          </w:tcPr>
-          <w:p>
-            <w:pPr>
-              <w:spacing w:before="18" w:after="6"/>
-            </w:pPr>
-            <w:r>
-              <w:rPr>
-                <w:b/>
-                <w:bCs/>
-                <w:color w:val="6B7280"/>
-                <w:sz w:val="14"/>
-                <w:szCs w:val="14"/>
-              </w:rPr>
-              <w:t xml:space="preserve">word list</w:t>
-            </w:r>
-          </w:p>
-          <w:p>
-            <w:pPr>
-              <w:spacing w:before="0" w:after="18"/>
-            </w:pPr>
-            <w:r>
-              <w:rPr>
-                <w:b/>
-                <w:bCs/>
-                <w:color w:val="353A7C"/>
-                <w:sz w:val="16"/>
-                <w:szCs w:val="16"/>
-              </w:rPr>
-              <w:t xml:space="preserve">held for sale   ·   Tax at 25%</w:t>
-            </w:r>
-          </w:p>
-        </w:tc>
-      </w:tr>
-    </w:tbl>
-    <w:p/>
-    <w:tbl>
-      <w:tblPr>
-        <w:tblW w:type="pct" w:w="100%"/>
-        <w:tblLayout w:type="fixed"/>
-        <w:tblBorders>
-          <w:top w:val="single" w:color="353A7C" w:sz="4"/>
-          <w:left w:val="single" w:color="353A7C" w:sz="4"/>
-          <w:bottom w:val="single" w:color="353A7C" w:sz="4"/>
-          <w:right w:val="single" w:color="353A7C" w:sz="4"/>
-          <w:insideH w:val="single" w:color="353A7C" w:sz="4"/>
-          <w:insideV w:val="single" w:color="353A7C" w:sz="4"/>
-        </w:tblBorders>
-      </w:tblPr>
-      <w:tblGrid>
-        <w:gridCol w:w="9600"/>
-      </w:tblGrid>
-      <w:tr>
-        <w:tc>
-          <w:tcPr>
-            <w:tcW w:type="pct" w:w="5000"/>
-            <w:shd w:fill="F2F4FB" w:val="clear"/>
-            <w:tcMar>
-              <w:top w:type="dxa" w:w="50"/>
-              <w:left w:type="dxa" w:w="110"/>
-              <w:bottom w:type="dxa" w:w="50"/>
-              <w:right w:type="dxa" w:w="110"/>
-            </w:tcMar>
-          </w:tcPr>
-          <w:p>
-            <w:pPr>
-              <w:spacing w:before="30" w:after="30"/>
-            </w:pPr>
-            <w:r>
-              <w:rPr>
-                <w:b/>
-                <w:bCs/>
-                <w:color w:val="353A7C"/>
-                <w:sz w:val="19"/>
-                <w:szCs w:val="19"/>
-              </w:rPr>
-              <w:t xml:space="preserve">Comprehensive income traps</w:t>
-            </w:r>
-          </w:p>
-        </w:tc>
-      </w:tr>
-    </w:tbl>
-    <w:p/>
-    <w:p>
-      <w:pPr>
-        <w:spacing w:before="44" w:after="14"/>
-      </w:pPr>
-      <w:r>
-        <w:rPr>
-          <w:b/>
-          <w:bCs/>
-          <w:color w:val="353A7C"/>
-          <w:sz w:val="18"/>
-          <w:szCs w:val="18"/>
-        </w:rPr>
-        <w:t xml:space="preserve">Summary 3</w:t>
-      </w:r>
-      <w:r>
-        <w:rPr>
-          <w:color w:val="6B7280"/>
-          <w:sz w:val="16"/>
-          <w:szCs w:val="16"/>
-        </w:rPr>
-        <w:t xml:space="preserve">      gaps 15–17</w:t>
-      </w:r>
-    </w:p>
-    <w:p>
-      <w:pPr>
-        <w:spacing w:before="20" w:after="20" w:line="360" w:lineRule="auto"/>
-        <w:ind w:left="200"/>
-      </w:pPr>
-      <w:r>
-        <w:rPr>
-          <w:sz w:val="19"/>
-          <w:szCs w:val="19"/>
-        </w:rPr>
-        <w:t xml:space="preserve">Forgetting the reclassification counts a realized </w:t>
-      </w:r>
-      <w:r>
-        <w:rPr>
-          <w:b/>
-          <w:bCs/>
-          <w:color w:val="8186EF"/>
-          <w:sz w:val="15"/>
-          <w:szCs w:val="15"/>
-        </w:rPr>
-        <w:t xml:space="preserve"> (15) </w:t>
-      </w:r>
-      <w:r>
-        <w:rPr>
-          <w:u w:val="single"/>
-          <w:sz w:val="19"/>
-          <w:szCs w:val="19"/>
-        </w:rPr>
-        <w:t xml:space="preserve">           </w:t>
-      </w:r>
-      <w:r>
-        <w:rPr>
-          <w:sz w:val="19"/>
-          <w:szCs w:val="19"/>
-        </w:rPr>
-        <w:t xml:space="preserve"> </w:t>
-      </w:r>
-      <w:r>
-        <w:rPr>
-          <w:sz w:val="19"/>
-          <w:szCs w:val="19"/>
-        </w:rPr>
-        <w:t xml:space="preserve"> twice. </w:t>
-      </w:r>
-      <w:r>
-        <w:rPr>
-          <w:sz w:val="19"/>
-          <w:szCs w:val="19"/>
-        </w:rPr>
-        <w:t xml:space="preserve"/>
-      </w:r>
-      <w:r>
-        <w:rPr>
-          <w:b/>
-          <w:bCs/>
-          <w:color w:val="8186EF"/>
-          <w:sz w:val="15"/>
-          <w:szCs w:val="15"/>
-        </w:rPr>
-        <w:t xml:space="preserve"> (16) </w:t>
-      </w:r>
-      <w:r>
-        <w:rPr>
-          <w:u w:val="single"/>
-          <w:sz w:val="19"/>
-          <w:szCs w:val="19"/>
-        </w:rPr>
-        <w:t xml:space="preserve">               </w:t>
-      </w:r>
-      <w:r>
-        <w:rPr>
-          <w:sz w:val="19"/>
-          <w:szCs w:val="19"/>
-        </w:rPr>
-        <w:t xml:space="preserve"> </w:t>
-      </w:r>
-      <w:r>
-        <w:rPr>
-          <w:sz w:val="19"/>
-          <w:szCs w:val="19"/>
-        </w:rPr>
-        <w:t xml:space="preserve"> income adds this year's OCI, not the AOCI balance. </w:t>
-      </w:r>
-      <w:r>
-        <w:rPr>
-          <w:sz w:val="19"/>
-          <w:szCs w:val="19"/>
-        </w:rPr>
-        <w:t xml:space="preserve"/>
-      </w:r>
-      <w:r>
-        <w:rPr>
-          <w:b/>
-          <w:bCs/>
-          <w:color w:val="8186EF"/>
-          <w:sz w:val="15"/>
-          <w:szCs w:val="15"/>
-        </w:rPr>
-        <w:t xml:space="preserve"> (17) </w:t>
-      </w:r>
-      <w:r>
-        <w:rPr>
-          <w:u w:val="single"/>
-          <w:sz w:val="19"/>
-          <w:szCs w:val="19"/>
-        </w:rPr>
-        <w:t xml:space="preserve">           </w:t>
-      </w:r>
-      <w:r>
-        <w:rPr>
-          <w:sz w:val="19"/>
-          <w:szCs w:val="19"/>
-        </w:rPr>
-        <w:t xml:space="preserve"> </w:t>
-      </w:r>
-      <w:r>
-        <w:rPr>
-          <w:sz w:val="19"/>
-          <w:szCs w:val="19"/>
-        </w:rPr>
-        <w:t xml:space="preserve"> OCI net of tax, or before tax with one tax line: do not mix them. </w:t>
-      </w:r>
-    </w:p>
-    <w:tbl>
-      <w:tblPr>
-        <w:tblW w:type="pct" w:w="100%"/>
-        <w:tblLayout w:type="fixed"/>
-        <w:tblBorders>
-          <w:top w:val="single" w:color="FBFAF6" w:sz="4"/>
-          <w:left w:val="single" w:color="FBFAF6" w:sz="4"/>
-          <w:bottom w:val="single" w:color="FBFAF6" w:sz="4"/>
-          <w:right w:val="single" w:color="FBFAF6" w:sz="4"/>
-          <w:insideH w:val="single" w:color="FBFAF6" w:sz="4"/>
-          <w:insideV w:val="single" w:color="FBFAF6" w:sz="4"/>
-        </w:tblBorders>
-      </w:tblPr>
-      <w:tblGrid>
-        <w:gridCol w:w="9600"/>
-      </w:tblGrid>
-      <w:tr>
-        <w:tc>
-          <w:tcPr>
-            <w:tcW w:type="pct" w:w="5000"/>
-            <w:shd w:fill="FBFAF6" w:val="clear"/>
-            <w:tcMar>
-              <w:top w:type="dxa" w:w="40"/>
-              <w:left w:type="dxa" w:w="100"/>
-              <w:bottom w:type="dxa" w:w="40"/>
-              <w:right w:type="dxa" w:w="100"/>
-            </w:tcMar>
-          </w:tcPr>
-          <w:p>
-            <w:pPr>
-              <w:spacing w:before="18" w:after="6"/>
-            </w:pPr>
-            <w:r>
-              <w:rPr>
-                <w:b/>
-                <w:bCs/>
-                <w:color w:val="6B7280"/>
-                <w:sz w:val="14"/>
-                <w:szCs w:val="14"/>
-              </w:rPr>
-              <w:t xml:space="preserve">word list</w:t>
-            </w:r>
-          </w:p>
-          <w:p>
-            <w:pPr>
-              <w:spacing w:before="0" w:after="18"/>
-            </w:pPr>
-            <w:r>
-              <w:rPr>
-                <w:b/>
-                <w:bCs/>
-                <w:color w:val="353A7C"/>
-                <w:sz w:val="16"/>
-                <w:szCs w:val="16"/>
-              </w:rPr>
-              <w:t xml:space="preserve">gain   ·   Comprehensive   ·   Report   ·   includes</w:t>
-            </w:r>
-          </w:p>
-        </w:tc>
-      </w:tr>
-    </w:tbl>
-    <w:p/>
-    <w:p>
-      <w:pPr>
-        <w:pageBreakBefore w:val="true"/>
-        <w:spacing w:after="0"/>
-      </w:pPr>
-      <w:r>
-        <w:rPr>
-          <w:sz w:val="2"/>
-        </w:rPr>
-        <w:t xml:space="preserve"> </w:t>
-      </w:r>
-    </w:p>
-    <w:p>
-      <w:pPr>
-        <w:spacing w:before="44" w:after="10"/>
-      </w:pPr>
-      <w:r>
-        <w:rPr>
-          <w:b/>
-          <w:bCs/>
-          <w:color w:val="353A7C"/>
-          <w:sz w:val="18"/>
-          <w:szCs w:val="18"/>
-        </w:rPr>
-        <w:t xml:space="preserve">The English this section uses, and its Arabic</w:t>
-      </w:r>
-    </w:p>
-    <w:p>
-      <w:pPr>
-        <w:spacing w:before="0" w:after="12"/>
-      </w:pPr>
-      <w:r>
-        <w:rPr>
-          <w:color w:val="6B7280"/>
-          <w:sz w:val="15"/>
-          <w:szCs w:val="15"/>
-        </w:rPr>
-        <w:t xml:space="preserve">Each term sits against what it means.</w:t>
-      </w:r>
-    </w:p>
-    <w:p>
-      <w:pPr>
-        <w:spacing w:after="40" w:before="90"/>
-        <w:jc w:val="center"/>
-      </w:pPr>
-      <w:r>
-        <w:drawing>
-          <wp:inline distT="0" distB="0" distL="0" distR="0">
-            <wp:extent cx="5734050" cy="2421875"/>
             <wp:effectExtent t="0" r="0" b="0" l="0"/>
             <wp:docPr id="1" name="" descr="" title=""/>
             <wp:cNvGraphicFramePr>
@@ -4960,7 +4761,7 @@
                   <pic:spPr bwMode="auto">
                     <a:xfrm>
                       <a:off x="0" y="0"/>
-                      <a:ext cx="5734050" cy="2421875"/>
+                      <a:ext cx="5734050" cy="1644775"/>
                     </a:xfrm>
                     <a:prstGeom prst="rect">
                       <a:avLst/>
@@ -5028,7 +4829,410 @@
                 <w:sz w:val="16"/>
                 <w:szCs w:val="16"/>
               </w:rPr>
-              <w:t xml:space="preserve">loss   ·   خسارة   ·   gain</w:t>
+              <w:t xml:space="preserve">held for sale   ·   Tax at 25%</w:t>
+            </w:r>
+          </w:p>
+        </w:tc>
+      </w:tr>
+    </w:tbl>
+    <w:p/>
+    <w:tbl>
+      <w:tblPr>
+        <w:tblW w:type="pct" w:w="100%"/>
+        <w:tblLayout w:type="fixed"/>
+        <w:tblBorders>
+          <w:top w:val="single" w:color="353A7C" w:sz="4"/>
+          <w:left w:val="single" w:color="353A7C" w:sz="4"/>
+          <w:bottom w:val="single" w:color="353A7C" w:sz="4"/>
+          <w:right w:val="single" w:color="353A7C" w:sz="4"/>
+          <w:insideH w:val="single" w:color="353A7C" w:sz="4"/>
+          <w:insideV w:val="single" w:color="353A7C" w:sz="4"/>
+        </w:tblBorders>
+      </w:tblPr>
+      <w:tblGrid>
+        <w:gridCol w:w="9600"/>
+      </w:tblGrid>
+      <w:tr>
+        <w:tc>
+          <w:tcPr>
+            <w:tcW w:type="pct" w:w="5000"/>
+            <w:shd w:fill="F2F4FB" w:val="clear"/>
+            <w:tcMar>
+              <w:top w:type="dxa" w:w="50"/>
+              <w:left w:type="dxa" w:w="110"/>
+              <w:bottom w:type="dxa" w:w="50"/>
+              <w:right w:type="dxa" w:w="110"/>
+            </w:tcMar>
+          </w:tcPr>
+          <w:p>
+            <w:pPr>
+              <w:spacing w:before="30" w:after="30"/>
+            </w:pPr>
+            <w:r>
+              <w:rPr>
+                <w:b/>
+                <w:bCs/>
+                <w:color w:val="353A7C"/>
+                <w:sz w:val="19"/>
+                <w:szCs w:val="19"/>
+              </w:rPr>
+              <w:t xml:space="preserve">Comprehensive income traps</w:t>
+            </w:r>
+          </w:p>
+        </w:tc>
+      </w:tr>
+    </w:tbl>
+    <w:p/>
+    <w:p>
+      <w:pPr>
+        <w:spacing w:before="44" w:after="14"/>
+      </w:pPr>
+      <w:r>
+        <w:rPr>
+          <w:b/>
+          <w:bCs/>
+          <w:color w:val="353A7C"/>
+          <w:sz w:val="18"/>
+          <w:szCs w:val="18"/>
+        </w:rPr>
+        <w:t xml:space="preserve">Summary 3</w:t>
+      </w:r>
+      <w:r>
+        <w:rPr>
+          <w:color w:val="6B7280"/>
+          <w:sz w:val="16"/>
+          <w:szCs w:val="16"/>
+        </w:rPr>
+        <w:t xml:space="preserve">      gaps 15–17</w:t>
+      </w:r>
+    </w:p>
+    <w:p>
+      <w:pPr>
+        <w:spacing w:before="20" w:after="20" w:line="360" w:lineRule="auto"/>
+        <w:ind w:left="200"/>
+      </w:pPr>
+      <w:r>
+        <w:rPr>
+          <w:sz w:val="19"/>
+          <w:szCs w:val="19"/>
+        </w:rPr>
+        <w:t xml:space="preserve">Forgetting the reclassification counts a realized </w:t>
+      </w:r>
+      <w:r>
+        <w:rPr>
+          <w:b/>
+          <w:bCs/>
+          <w:color w:val="8186EF"/>
+          <w:sz w:val="15"/>
+          <w:szCs w:val="15"/>
+        </w:rPr>
+        <w:t xml:space="preserve"> (15) </w:t>
+      </w:r>
+      <w:r>
+        <w:rPr>
+          <w:u w:val="single"/>
+          <w:sz w:val="19"/>
+          <w:szCs w:val="19"/>
+        </w:rPr>
+        <w:t xml:space="preserve">           </w:t>
+      </w:r>
+      <w:r>
+        <w:rPr>
+          <w:sz w:val="19"/>
+          <w:szCs w:val="19"/>
+        </w:rPr>
+        <w:t xml:space="preserve"> </w:t>
+      </w:r>
+      <w:r>
+        <w:rPr>
+          <w:sz w:val="19"/>
+          <w:szCs w:val="19"/>
+        </w:rPr>
+        <w:t xml:space="preserve"> twice. </w:t>
+      </w:r>
+      <w:r>
+        <w:rPr>
+          <w:sz w:val="19"/>
+          <w:szCs w:val="19"/>
+        </w:rPr>
+        <w:t xml:space="preserve"/>
+      </w:r>
+      <w:r>
+        <w:rPr>
+          <w:b/>
+          <w:bCs/>
+          <w:color w:val="8186EF"/>
+          <w:sz w:val="15"/>
+          <w:szCs w:val="15"/>
+        </w:rPr>
+        <w:t xml:space="preserve"> (16) </w:t>
+      </w:r>
+      <w:r>
+        <w:rPr>
+          <w:u w:val="single"/>
+          <w:sz w:val="19"/>
+          <w:szCs w:val="19"/>
+        </w:rPr>
+        <w:t xml:space="preserve">               </w:t>
+      </w:r>
+      <w:r>
+        <w:rPr>
+          <w:sz w:val="19"/>
+          <w:szCs w:val="19"/>
+        </w:rPr>
+        <w:t xml:space="preserve"> </w:t>
+      </w:r>
+      <w:r>
+        <w:rPr>
+          <w:sz w:val="19"/>
+          <w:szCs w:val="19"/>
+        </w:rPr>
+        <w:t xml:space="preserve"> income adds this year's OCI, not the AOCI balance. </w:t>
+      </w:r>
+      <w:r>
+        <w:rPr>
+          <w:sz w:val="19"/>
+          <w:szCs w:val="19"/>
+        </w:rPr>
+        <w:t xml:space="preserve"/>
+      </w:r>
+      <w:r>
+        <w:rPr>
+          <w:b/>
+          <w:bCs/>
+          <w:color w:val="8186EF"/>
+          <w:sz w:val="15"/>
+          <w:szCs w:val="15"/>
+        </w:rPr>
+        <w:t xml:space="preserve"> (17) </w:t>
+      </w:r>
+      <w:r>
+        <w:rPr>
+          <w:u w:val="single"/>
+          <w:sz w:val="19"/>
+          <w:szCs w:val="19"/>
+        </w:rPr>
+        <w:t xml:space="preserve">           </w:t>
+      </w:r>
+      <w:r>
+        <w:rPr>
+          <w:sz w:val="19"/>
+          <w:szCs w:val="19"/>
+        </w:rPr>
+        <w:t xml:space="preserve"> </w:t>
+      </w:r>
+      <w:r>
+        <w:rPr>
+          <w:sz w:val="19"/>
+          <w:szCs w:val="19"/>
+        </w:rPr>
+        <w:t xml:space="preserve"> OCI net of tax, or before tax with one tax line: do not mix them. </w:t>
+      </w:r>
+    </w:p>
+    <w:tbl>
+      <w:tblPr>
+        <w:tblW w:type="pct" w:w="100%"/>
+        <w:tblLayout w:type="fixed"/>
+        <w:tblBorders>
+          <w:top w:val="single" w:color="FBFAF6" w:sz="4"/>
+          <w:left w:val="single" w:color="FBFAF6" w:sz="4"/>
+          <w:bottom w:val="single" w:color="FBFAF6" w:sz="4"/>
+          <w:right w:val="single" w:color="FBFAF6" w:sz="4"/>
+          <w:insideH w:val="single" w:color="FBFAF6" w:sz="4"/>
+          <w:insideV w:val="single" w:color="FBFAF6" w:sz="4"/>
+        </w:tblBorders>
+      </w:tblPr>
+      <w:tblGrid>
+        <w:gridCol w:w="9600"/>
+      </w:tblGrid>
+      <w:tr>
+        <w:tc>
+          <w:tcPr>
+            <w:tcW w:type="pct" w:w="5000"/>
+            <w:shd w:fill="FBFAF6" w:val="clear"/>
+            <w:tcMar>
+              <w:top w:type="dxa" w:w="40"/>
+              <w:left w:type="dxa" w:w="100"/>
+              <w:bottom w:type="dxa" w:w="40"/>
+              <w:right w:type="dxa" w:w="100"/>
+            </w:tcMar>
+          </w:tcPr>
+          <w:p>
+            <w:pPr>
+              <w:spacing w:before="18" w:after="6"/>
+            </w:pPr>
+            <w:r>
+              <w:rPr>
+                <w:b/>
+                <w:bCs/>
+                <w:color w:val="6B7280"/>
+                <w:sz w:val="14"/>
+                <w:szCs w:val="14"/>
+              </w:rPr>
+              <w:t xml:space="preserve">word list</w:t>
+            </w:r>
+          </w:p>
+          <w:p>
+            <w:pPr>
+              <w:spacing w:before="0" w:after="18"/>
+            </w:pPr>
+            <w:r>
+              <w:rPr>
+                <w:b/>
+                <w:bCs/>
+                <w:color w:val="353A7C"/>
+                <w:sz w:val="16"/>
+                <w:szCs w:val="16"/>
+              </w:rPr>
+              <w:t xml:space="preserve">Report   ·   gain   ·   balance   ·   Comprehensive</w:t>
+            </w:r>
+          </w:p>
+        </w:tc>
+      </w:tr>
+    </w:tbl>
+    <w:p/>
+    <w:p>
+      <w:pPr>
+        <w:pageBreakBefore w:val="true"/>
+        <w:spacing w:after="0"/>
+      </w:pPr>
+      <w:r>
+        <w:rPr>
+          <w:sz w:val="2"/>
+        </w:rPr>
+        <w:t xml:space="preserve"> </w:t>
+      </w:r>
+    </w:p>
+    <w:p>
+      <w:pPr>
+        <w:spacing w:before="44" w:after="10"/>
+      </w:pPr>
+      <w:r>
+        <w:rPr>
+          <w:b/>
+          <w:bCs/>
+          <w:color w:val="353A7C"/>
+          <w:sz w:val="18"/>
+          <w:szCs w:val="18"/>
+        </w:rPr>
+        <w:t xml:space="preserve">The English this section uses, and its Arabic</w:t>
+      </w:r>
+    </w:p>
+    <w:p>
+      <w:pPr>
+        <w:spacing w:before="0" w:after="12"/>
+      </w:pPr>
+      <w:r>
+        <w:rPr>
+          <w:color w:val="6B7280"/>
+          <w:sz w:val="15"/>
+          <w:szCs w:val="15"/>
+        </w:rPr>
+        <w:t xml:space="preserve">Each term sits against what it means.</w:t>
+      </w:r>
+    </w:p>
+    <w:p>
+      <w:pPr>
+        <w:spacing w:after="40" w:before="90"/>
+        <w:jc w:val="center"/>
+      </w:pPr>
+      <w:r>
+        <w:drawing>
+          <wp:inline distT="0" distB="0" distL="0" distR="0">
+            <wp:extent cx="5734050" cy="2421875"/>
+            <wp:effectExtent t="0" r="0" b="0" l="0"/>
+            <wp:docPr id="1" name="" descr="" title=""/>
+            <wp:cNvGraphicFramePr>
+              <a:graphicFrameLocks xmlns:a="http://schemas.openxmlformats.org/drawingml/2006/main" noChangeAspect="1"/>
+            </wp:cNvGraphicFramePr>
+            <a:graphic xmlns:a="http://schemas.openxmlformats.org/drawingml/2006/main">
+              <a:graphicData uri="http://schemas.openxmlformats.org/drawingml/2006/picture">
+                <pic:pic xmlns:pic="http://schemas.openxmlformats.org/drawingml/2006/picture">
+                  <pic:nvPicPr>
+                    <pic:cNvPr id="0" name="" descr=""/>
+                    <pic:cNvPicPr>
+                      <a:picLocks noChangeAspect="1" noChangeArrowheads="1"/>
+                    </pic:cNvPicPr>
+                  </pic:nvPicPr>
+                  <pic:blipFill>
+                    <a:blip r:embed="rId106" cstate="none"/>
+                    <a:srcRect/>
+                    <a:stretch>
+                      <a:fillRect/>
+                    </a:stretch>
+                  </pic:blipFill>
+                  <pic:spPr bwMode="auto">
+                    <a:xfrm>
+                      <a:off x="0" y="0"/>
+                      <a:ext cx="5734050" cy="2421875"/>
+                    </a:xfrm>
+                    <a:prstGeom prst="rect">
+                      <a:avLst/>
+                    </a:prstGeom>
+                  </pic:spPr>
+                </pic:pic>
+              </a:graphicData>
+            </a:graphic>
+          </wp:inline>
+        </w:drawing>
+      </w:r>
+    </w:p>
+    <w:tbl>
+      <w:tblPr>
+        <w:tblW w:type="pct" w:w="100%"/>
+        <w:tblLayout w:type="fixed"/>
+        <w:tblBorders>
+          <w:top w:val="single" w:color="FBFAF6" w:sz="4"/>
+          <w:left w:val="single" w:color="FBFAF6" w:sz="4"/>
+          <w:bottom w:val="single" w:color="FBFAF6" w:sz="4"/>
+          <w:right w:val="single" w:color="FBFAF6" w:sz="4"/>
+          <w:insideH w:val="single" w:color="FBFAF6" w:sz="4"/>
+          <w:insideV w:val="single" w:color="FBFAF6" w:sz="4"/>
+        </w:tblBorders>
+      </w:tblPr>
+      <w:tblGrid>
+        <w:gridCol w:w="9600"/>
+      </w:tblGrid>
+      <w:tr>
+        <w:tc>
+          <w:tcPr>
+            <w:tcW w:type="pct" w:w="5000"/>
+            <w:shd w:fill="FBFAF6" w:val="clear"/>
+            <w:tcMar>
+              <w:top w:type="dxa" w:w="40"/>
+              <w:left w:type="dxa" w:w="100"/>
+              <w:bottom w:type="dxa" w:w="40"/>
+              <w:right w:type="dxa" w:w="100"/>
+            </w:tcMar>
+          </w:tcPr>
+          <w:p>
+            <w:pPr>
+              <w:spacing w:before="18" w:after="6"/>
+            </w:pPr>
+            <w:r>
+              <w:rPr>
+                <w:b/>
+                <w:bCs/>
+                <w:color w:val="6B7280"/>
+                <w:sz w:val="14"/>
+                <w:szCs w:val="14"/>
+              </w:rPr>
+              <w:t xml:space="preserve">word list</w:t>
+            </w:r>
+          </w:p>
+          <w:p>
+            <w:pPr>
+              <w:spacing w:before="0" w:after="18"/>
+            </w:pPr>
+            <w:r>
+              <w:rPr>
+                <w:b/>
+                <w:bCs/>
+                <w:color w:val="353A7C"/>
+                <w:sz w:val="16"/>
+                <w:szCs w:val="16"/>
+              </w:rPr>
+              <w:t xml:space="preserve">reclassification adjustment   ·   comprehensive income   ·   disposal group</w:t>
             </w:r>
           </w:p>
         </w:tc>
@@ -5846,7 +6050,7 @@
                 <w:sz w:val="16"/>
                 <w:szCs w:val="16"/>
               </w:rPr>
-              <w:t xml:space="preserve">gain</w:t>
+              <w:t xml:space="preserve">comprehensive income</w:t>
             </w:r>
           </w:p>
         </w:tc>
@@ -5914,7 +6118,7 @@
                 <w:sz w:val="16"/>
                 <w:szCs w:val="16"/>
               </w:rPr>
-              <w:t xml:space="preserve">loss</w:t>
+              <w:t xml:space="preserve">reclassification adjustment</w:t>
             </w:r>
           </w:p>
         </w:tc>
@@ -7031,7 +7235,7 @@
                     </pic:cNvPicPr>
                   </pic:nvPicPr>
                   <pic:blipFill>
-                    <a:blip r:embed="rId106" cstate="none"/>
+                    <a:blip r:embed="rId107" cstate="none"/>
                     <a:srcRect/>
                     <a:stretch>
                       <a:fillRect/>
@@ -7163,7 +7367,7 @@
       <w:r>
         <w:drawing>
           <wp:inline distT="0" distB="0" distL="0" distR="0">
-            <wp:extent cx="5734050" cy="3266900"/>
+            <wp:extent cx="5734050" cy="2218175"/>
             <wp:effectExtent t="0" r="0" b="0" l="0"/>
             <wp:docPr id="1" name="" descr="" title=""/>
             <wp:cNvGraphicFramePr>
@@ -7179,7 +7383,7 @@
                     </pic:cNvPicPr>
                   </pic:nvPicPr>
                   <pic:blipFill>
-                    <a:blip r:embed="rId107" cstate="none"/>
+                    <a:blip r:embed="rId108" cstate="none"/>
                     <a:srcRect/>
                     <a:stretch>
                       <a:fillRect/>
@@ -7188,7 +7392,7 @@
                   <pic:spPr bwMode="auto">
                     <a:xfrm>
                       <a:off x="0" y="0"/>
-                      <a:ext cx="5734050" cy="3266900"/>
+                      <a:ext cx="5734050" cy="2218175"/>
                     </a:xfrm>
                     <a:prstGeom prst="rect">
                       <a:avLst/>
@@ -7256,7 +7460,7 @@
                 <w:sz w:val="16"/>
                 <w:szCs w:val="16"/>
               </w:rPr>
-              <w:t xml:space="preserve">strategic shift   ·   loss   ·   period cost   ·   held for sale</w:t>
+              <w:t xml:space="preserve">تحول استراتيجي   ·   component of an entity   ·   discontinued operation</w:t>
             </w:r>
           </w:p>
         </w:tc>
@@ -7920,7 +8124,7 @@
                 <w:sz w:val="16"/>
                 <w:szCs w:val="16"/>
               </w:rPr>
-              <w:t xml:space="preserve">loss</w:t>
+              <w:t xml:space="preserve">discontinued operation</w:t>
             </w:r>
           </w:p>
         </w:tc>
@@ -7988,7 +8192,7 @@
                 <w:sz w:val="16"/>
                 <w:szCs w:val="16"/>
               </w:rPr>
-              <w:t xml:space="preserve">held for sale</w:t>
+              <w:t xml:space="preserve">component of an entity</w:t>
             </w:r>
           </w:p>
         </w:tc>
@@ -8039,24 +8243,14 @@
           </w:tcPr>
           <w:p>
             <w:pPr>
-              <w:spacing w:before="12" w:after="12"/>
-            </w:pPr>
-            <w:r>
-              <w:rPr>
-                <w:b/>
-                <w:bCs/>
-                <w:color w:val="8186EF"/>
-                <w:sz w:val="16"/>
-                <w:szCs w:val="16"/>
-              </w:rPr>
-              <w:t xml:space="preserve">14  </w:t>
-            </w:r>
-            <w:r>
-              <w:rPr>
-                <w:sz w:val="16"/>
-                <w:szCs w:val="16"/>
-              </w:rPr>
-              <w:t xml:space="preserve">strategic shift</w:t>
+              <w:spacing w:before="24" w:after="24"/>
+            </w:pPr>
+            <w:r>
+              <w:rPr>
+                <w:sz w:val="16"/>
+                <w:szCs w:val="16"/>
+              </w:rPr>
+              <w:t xml:space="preserve"/>
             </w:r>
           </w:p>
         </w:tc>
@@ -8978,7 +9172,7 @@
                     </pic:cNvPicPr>
                   </pic:nvPicPr>
                   <pic:blipFill>
-                    <a:blip r:embed="rId108" cstate="none"/>
+                    <a:blip r:embed="rId109" cstate="none"/>
                     <a:srcRect/>
                     <a:stretch>
                       <a:fillRect/>
@@ -9110,7 +9304,7 @@
       <w:r>
         <w:drawing>
           <wp:inline distT="0" distB="0" distL="0" distR="0">
-            <wp:extent cx="5734050" cy="2421875"/>
+            <wp:extent cx="5734050" cy="2074825"/>
             <wp:effectExtent t="0" r="0" b="0" l="0"/>
             <wp:docPr id="1" name="" descr="" title=""/>
             <wp:cNvGraphicFramePr>
@@ -9126,7 +9320,7 @@
                     </pic:cNvPicPr>
                   </pic:nvPicPr>
                   <pic:blipFill>
-                    <a:blip r:embed="rId109" cstate="none"/>
+                    <a:blip r:embed="rId110" cstate="none"/>
                     <a:srcRect/>
                     <a:stretch>
                       <a:fillRect/>
@@ -9135,7 +9329,7 @@
                   <pic:spPr bwMode="auto">
                     <a:xfrm>
                       <a:off x="0" y="0"/>
-                      <a:ext cx="5734050" cy="2421875"/>
+                      <a:ext cx="5734050" cy="2074825"/>
                     </a:xfrm>
                     <a:prstGeom prst="rect">
                       <a:avLst/>
@@ -9203,7 +9397,7 @@
                 <w:sz w:val="16"/>
                 <w:szCs w:val="16"/>
               </w:rPr>
-              <w:t xml:space="preserve">reclassification adjustment   ·   disposal group   ·   loss</w:t>
+              <w:t xml:space="preserve">holding gain or loss   ·   fair value less cost to sell   ·   held for sale</w:t>
             </w:r>
           </w:p>
         </w:tc>
@@ -10071,7 +10265,7 @@
                 <w:sz w:val="16"/>
                 <w:szCs w:val="16"/>
               </w:rPr>
-              <w:t xml:space="preserve">loss</w:t>
+              <w:t xml:space="preserve">held for sale</w:t>
             </w:r>
           </w:p>
         </w:tc>
@@ -10139,7 +10333,7 @@
                 <w:sz w:val="16"/>
                 <w:szCs w:val="16"/>
               </w:rPr>
-              <w:t xml:space="preserve">disposal group</w:t>
+              <w:t xml:space="preserve">fair value less cost to sell</w:t>
             </w:r>
           </w:p>
         </w:tc>
@@ -10727,7 +10921,7 @@
                     </pic:cNvPicPr>
                   </pic:nvPicPr>
                   <pic:blipFill>
-                    <a:blip r:embed="rId110" cstate="none"/>
+                    <a:blip r:embed="rId111" cstate="none"/>
                     <a:srcRect/>
                     <a:stretch>
                       <a:fillRect/>
@@ -12211,7 +12405,7 @@
                     </pic:cNvPicPr>
                   </pic:nvPicPr>
                   <pic:blipFill>
-                    <a:blip r:embed="rId111" cstate="none"/>
+                    <a:blip r:embed="rId112" cstate="none"/>
                     <a:srcRect/>
                     <a:stretch>
                       <a:fillRect/>
@@ -12359,7 +12553,7 @@
                     </pic:cNvPicPr>
                   </pic:nvPicPr>
                   <pic:blipFill>
-                    <a:blip r:embed="rId112" cstate="none"/>
+                    <a:blip r:embed="rId113" cstate="none"/>
                     <a:srcRect/>
                     <a:stretch>
                       <a:fillRect/>

--- a/CMA_Summaries_B1_Ch15.docx
+++ b/CMA_Summaries_B1_Ch15.docx
@@ -4012,7 +4012,7 @@
           <w:sz w:val="16"/>
           <w:szCs w:val="16"/>
         </w:rPr>
-        <w:t xml:space="preserve">      gaps 1–9</w:t>
+        <w:t xml:space="preserve">      gaps 1–11</w:t>
       </w:r>
     </w:p>
     <w:p>
@@ -4160,14 +4160,7 @@
           <w:sz w:val="19"/>
           <w:szCs w:val="19"/>
         </w:rPr>
-        <w:t xml:space="preserve"> part of cash-flow hedges, and some pension gains and losses. </w:t>
-      </w:r>
-      <w:r>
-        <w:rPr>
-          <w:sz w:val="19"/>
-          <w:szCs w:val="19"/>
-        </w:rPr>
-        <w:t xml:space="preserve"/>
+        <w:t xml:space="preserve"> part of cash-flow hedges, and some </w:t>
       </w:r>
       <w:r>
         <w:rPr>
@@ -4185,7 +4178,7 @@
           <w:sz w:val="19"/>
           <w:szCs w:val="19"/>
         </w:rPr>
-        <w:t xml:space="preserve">            </w:t>
+        <w:t xml:space="preserve">           </w:t>
       </w:r>
       <w:r>
         <w:rPr>
@@ -4199,21 +4192,14 @@
           <w:sz w:val="19"/>
           <w:szCs w:val="19"/>
         </w:rPr>
-        <w:t xml:space="preserve"> gains on equity securities are not OCI; they go to net income. </w:t>
-      </w:r>
-      <w:r>
-        <w:rPr>
-          <w:sz w:val="19"/>
-          <w:szCs w:val="19"/>
-        </w:rPr>
-        <w:t xml:space="preserve">When an OCI item is realized, for example when an AFS bond is sold, the gain moves into net income. </w:t>
-      </w:r>
-      <w:r>
-        <w:rPr>
-          <w:sz w:val="19"/>
-          <w:szCs w:val="19"/>
-        </w:rPr>
-        <w:t xml:space="preserve">At the same time a </w:t>
+        <w:t xml:space="preserve"> gains and losses. </w:t>
+      </w:r>
+      <w:r>
+        <w:rPr>
+          <w:sz w:val="19"/>
+          <w:szCs w:val="19"/>
+        </w:rPr>
+        <w:t xml:space="preserve"/>
       </w:r>
       <w:r>
         <w:rPr>
@@ -4231,7 +4217,7 @@
           <w:sz w:val="19"/>
           <w:szCs w:val="19"/>
         </w:rPr>
-        <w:t xml:space="preserve">                  </w:t>
+        <w:t xml:space="preserve">            </w:t>
       </w:r>
       <w:r>
         <w:rPr>
@@ -4245,7 +4231,21 @@
           <w:sz w:val="19"/>
           <w:szCs w:val="19"/>
         </w:rPr>
-        <w:t xml:space="preserve"> adjustment </w:t>
+        <w:t xml:space="preserve"> gains on equity securities are not OCI; they go to net income. </w:t>
+      </w:r>
+      <w:r>
+        <w:rPr>
+          <w:sz w:val="19"/>
+          <w:szCs w:val="19"/>
+        </w:rPr>
+        <w:t xml:space="preserve">When an OCI item is realized, for example when an AFS bond is sold, the gain moves into net income. </w:t>
+      </w:r>
+      <w:r>
+        <w:rPr>
+          <w:sz w:val="19"/>
+          <w:szCs w:val="19"/>
+        </w:rPr>
+        <w:t xml:space="preserve">At the same time a </w:t>
       </w:r>
       <w:r>
         <w:rPr>
@@ -4263,7 +4263,7 @@
           <w:sz w:val="19"/>
           <w:szCs w:val="19"/>
         </w:rPr>
-        <w:t xml:space="preserve">           </w:t>
+        <w:t xml:space="preserve">                  </w:t>
       </w:r>
       <w:r>
         <w:rPr>
@@ -4277,14 +4277,7 @@
           <w:sz w:val="19"/>
           <w:szCs w:val="19"/>
         </w:rPr>
-        <w:t xml:space="preserve"> it from OCI. </w:t>
-      </w:r>
-      <w:r>
-        <w:rPr>
-          <w:sz w:val="19"/>
-          <w:szCs w:val="19"/>
-        </w:rPr>
-        <w:t xml:space="preserve"/>
+        <w:t xml:space="preserve"> adjustment </w:t>
       </w:r>
       <w:r>
         <w:rPr>
@@ -4316,7 +4309,14 @@
           <w:sz w:val="19"/>
           <w:szCs w:val="19"/>
         </w:rPr>
-        <w:t xml:space="preserve"> this adjustment, the same gain would be </w:t>
+        <w:t xml:space="preserve"> it from OCI. </w:t>
+      </w:r>
+      <w:r>
+        <w:rPr>
+          <w:sz w:val="19"/>
+          <w:szCs w:val="19"/>
+        </w:rPr>
+        <w:t xml:space="preserve"/>
       </w:r>
       <w:r>
         <w:rPr>
@@ -4348,7 +4348,85 @@
           <w:sz w:val="19"/>
           <w:szCs w:val="19"/>
         </w:rPr>
-        <w:t xml:space="preserve"> twice in comprehensive income: once in OCI when it arose, and again in net income on the sale. </w:t>
+        <w:t xml:space="preserve"> this adjustment, the same gain would be counted twice in comprehensive income: once in OCI when it arose, and again in net income on the sale. </w:t>
+      </w:r>
+      <w:r>
+        <w:rPr>
+          <w:sz w:val="19"/>
+          <w:szCs w:val="19"/>
+        </w:rPr>
+        <w:t xml:space="preserve">Its value rises to $108,000 at the end of 2026, and </w:t>
+      </w:r>
+      <w:r>
+        <w:rPr>
+          <w:b/>
+          <w:bCs/>
+          <w:color w:val="8186EF"/>
+          <w:sz w:val="15"/>
+          <w:szCs w:val="15"/>
+        </w:rPr>
+        <w:t xml:space="preserve"> (10) </w:t>
+      </w:r>
+      <w:r>
+        <w:rPr>
+          <w:u w:val="single"/>
+          <w:sz w:val="19"/>
+          <w:szCs w:val="19"/>
+        </w:rPr>
+        <w:t xml:space="preserve">           </w:t>
+      </w:r>
+      <w:r>
+        <w:rPr>
+          <w:sz w:val="19"/>
+          <w:szCs w:val="19"/>
+        </w:rPr>
+        <w:t xml:space="preserve"> </w:t>
+      </w:r>
+      <w:r>
+        <w:rPr>
+          <w:sz w:val="19"/>
+          <w:szCs w:val="19"/>
+        </w:rPr>
+        <w:t xml:space="preserve"> sells it for $110,000 in 2027. </w:t>
+      </w:r>
+      <w:r>
+        <w:rPr>
+          <w:sz w:val="19"/>
+          <w:szCs w:val="19"/>
+        </w:rPr>
+        <w:t xml:space="preserve">Over the two years, comprehensive income </w:t>
+      </w:r>
+      <w:r>
+        <w:rPr>
+          <w:b/>
+          <w:bCs/>
+          <w:color w:val="8186EF"/>
+          <w:sz w:val="15"/>
+          <w:szCs w:val="15"/>
+        </w:rPr>
+        <w:t xml:space="preserve"> (11) </w:t>
+      </w:r>
+      <w:r>
+        <w:rPr>
+          <w:u w:val="single"/>
+          <w:sz w:val="19"/>
+          <w:szCs w:val="19"/>
+        </w:rPr>
+        <w:t xml:space="preserve">           </w:t>
+      </w:r>
+      <w:r>
+        <w:rPr>
+          <w:sz w:val="19"/>
+          <w:szCs w:val="19"/>
+        </w:rPr>
+        <w:t xml:space="preserve"> </w:t>
+      </w:r>
+      <w:r>
+        <w:rPr>
+          <w:sz w:val="19"/>
+          <w:szCs w:val="19"/>
+        </w:rPr>
+        <w:t xml:space="preserve"> tax is $10,000: the total gain, counted once. </w:t>
       </w:r>
     </w:p>
     <w:tbl>
@@ -4406,7 +4484,7 @@
                 <w:sz w:val="16"/>
                 <w:szCs w:val="16"/>
               </w:rPr>
-              <w:t xml:space="preserve">holding   ·   effective   ·   includes   ·   available-for-sale   ·   reclassification   ·   Unrealized   ·   counted   ·   Without   ·   removes   ·   translation</w:t>
+              <w:t xml:space="preserve">available-for-sale   ·   before   ·   Orontes   ·   pension   ·   effective   ·   Unrealized   ·   includes   ·   adjustments   ·   Without   ·   removes   ·   reclassification   ·   translation</w:t>
             </w:r>
           </w:p>
         </w:tc>
@@ -4480,7 +4558,7 @@
           <w:sz w:val="16"/>
           <w:szCs w:val="16"/>
         </w:rPr>
-        <w:t xml:space="preserve">      gaps 10–13</w:t>
+        <w:t xml:space="preserve">      gaps 12–15</w:t>
       </w:r>
     </w:p>
     <w:p>
@@ -4503,7 +4581,7 @@
           <w:sz w:val="15"/>
           <w:szCs w:val="15"/>
         </w:rPr>
-        <w:t xml:space="preserve"> (10) </w:t>
+        <w:t xml:space="preserve"> (12) </w:t>
       </w:r>
       <w:r>
         <w:rPr>
@@ -4535,7 +4613,7 @@
           <w:sz w:val="15"/>
           <w:szCs w:val="15"/>
         </w:rPr>
-        <w:t xml:space="preserve"> (11) </w:t>
+        <w:t xml:space="preserve"> (13) </w:t>
       </w:r>
       <w:r>
         <w:rPr>
@@ -4574,7 +4652,7 @@
           <w:sz w:val="15"/>
           <w:szCs w:val="15"/>
         </w:rPr>
-        <w:t xml:space="preserve"> (12) </w:t>
+        <w:t xml:space="preserve"> (14) </w:t>
       </w:r>
       <w:r>
         <w:rPr>
@@ -4606,7 +4684,7 @@
           <w:sz w:val="15"/>
           <w:szCs w:val="15"/>
         </w:rPr>
-        <w:t xml:space="preserve"> (13) </w:t>
+        <w:t xml:space="preserve"> (15) </w:t>
       </w:r>
       <w:r>
         <w:rPr>
@@ -4693,7 +4771,7 @@
                 <w:sz w:val="16"/>
                 <w:szCs w:val="16"/>
               </w:rPr>
-              <w:t xml:space="preserve">amount   ·   realized   ·   gain   ·   loss   ·   builds</w:t>
+              <w:t xml:space="preserve">amount   ·   returns   ·   gain   ·   loss   ·   builds</w:t>
             </w:r>
           </w:p>
         </w:tc>
@@ -4885,6 +4963,18 @@
     <w:p/>
     <w:p>
       <w:pPr>
+        <w:pageBreakBefore w:val="true"/>
+        <w:spacing w:after="0"/>
+      </w:pPr>
+      <w:r>
+        <w:rPr>
+          <w:sz w:val="2"/>
+        </w:rPr>
+        <w:t xml:space="preserve"> </w:t>
+      </w:r>
+    </w:p>
+    <w:p>
+      <w:pPr>
         <w:spacing w:before="44" w:after="14"/>
       </w:pPr>
       <w:r>
@@ -4903,7 +4993,7 @@
           <w:sz w:val="16"/>
           <w:szCs w:val="16"/>
         </w:rPr>
-        <w:t xml:space="preserve">      gaps 15–17</w:t>
+        <w:t xml:space="preserve">      gaps 17–19</w:t>
       </w:r>
     </w:p>
     <w:p>
@@ -4926,7 +5016,7 @@
           <w:sz w:val="15"/>
           <w:szCs w:val="15"/>
         </w:rPr>
-        <w:t xml:space="preserve"> (15) </w:t>
+        <w:t xml:space="preserve"> (17) </w:t>
       </w:r>
       <w:r>
         <w:rPr>
@@ -4965,7 +5055,7 @@
           <w:sz w:val="15"/>
           <w:szCs w:val="15"/>
         </w:rPr>
-        <w:t xml:space="preserve"> (16) </w:t>
+        <w:t xml:space="preserve"> (18) </w:t>
       </w:r>
       <w:r>
         <w:rPr>
@@ -5004,7 +5094,7 @@
           <w:sz w:val="15"/>
           <w:szCs w:val="15"/>
         </w:rPr>
-        <w:t xml:space="preserve"> (17) </w:t>
+        <w:t xml:space="preserve"> (19) </w:t>
       </w:r>
       <w:r>
         <w:rPr>
@@ -5084,25 +5174,13 @@
                 <w:sz w:val="16"/>
                 <w:szCs w:val="16"/>
               </w:rPr>
-              <w:t xml:space="preserve">Report   ·   gain   ·   balance   ·   Comprehensive</w:t>
+              <w:t xml:space="preserve">Report   ·   gain   ·   effective   ·   Comprehensive</w:t>
             </w:r>
           </w:p>
         </w:tc>
       </w:tr>
     </w:tbl>
     <w:p/>
-    <w:p>
-      <w:pPr>
-        <w:pageBreakBefore w:val="true"/>
-        <w:spacing w:after="0"/>
-      </w:pPr>
-      <w:r>
-        <w:rPr>
-          <w:sz w:val="2"/>
-        </w:rPr>
-        <w:t xml:space="preserve"> </w:t>
-      </w:r>
-    </w:p>
     <w:p>
       <w:pPr>
         <w:spacing w:before="44" w:after="10"/>
@@ -5567,14 +5645,14 @@
                 <w:sz w:val="16"/>
                 <w:szCs w:val="16"/>
               </w:rPr>
-              <w:t xml:space="preserve">11  </w:t>
-            </w:r>
-            <w:r>
-              <w:rPr>
-                <w:sz w:val="16"/>
-                <w:szCs w:val="16"/>
-              </w:rPr>
-              <w:t xml:space="preserve">amount</w:t>
+              <w:t xml:space="preserve">12  </w:t>
+            </w:r>
+            <w:r>
+              <w:rPr>
+                <w:sz w:val="16"/>
+                <w:szCs w:val="16"/>
+              </w:rPr>
+              <w:t xml:space="preserve">builds</w:t>
             </w:r>
           </w:p>
         </w:tc>
@@ -5635,14 +5713,14 @@
                 <w:sz w:val="16"/>
                 <w:szCs w:val="16"/>
               </w:rPr>
-              <w:t xml:space="preserve">12  </w:t>
-            </w:r>
-            <w:r>
-              <w:rPr>
-                <w:sz w:val="16"/>
-                <w:szCs w:val="16"/>
-              </w:rPr>
-              <w:t xml:space="preserve">gain</w:t>
+              <w:t xml:space="preserve">13  </w:t>
+            </w:r>
+            <w:r>
+              <w:rPr>
+                <w:sz w:val="16"/>
+                <w:szCs w:val="16"/>
+              </w:rPr>
+              <w:t xml:space="preserve">amount</w:t>
             </w:r>
           </w:p>
         </w:tc>
@@ -5703,14 +5781,14 @@
                 <w:sz w:val="16"/>
                 <w:szCs w:val="16"/>
               </w:rPr>
-              <w:t xml:space="preserve">13  </w:t>
-            </w:r>
-            <w:r>
-              <w:rPr>
-                <w:sz w:val="16"/>
-                <w:szCs w:val="16"/>
-              </w:rPr>
-              <w:t xml:space="preserve">loss</w:t>
+              <w:t xml:space="preserve">14  </w:t>
+            </w:r>
+            <w:r>
+              <w:rPr>
+                <w:sz w:val="16"/>
+                <w:szCs w:val="16"/>
+              </w:rPr>
+              <w:t xml:space="preserve">gain</w:t>
             </w:r>
           </w:p>
         </w:tc>
@@ -5771,14 +5849,14 @@
                 <w:sz w:val="16"/>
                 <w:szCs w:val="16"/>
               </w:rPr>
-              <w:t xml:space="preserve">14  </w:t>
-            </w:r>
-            <w:r>
-              <w:rPr>
-                <w:sz w:val="16"/>
-                <w:szCs w:val="16"/>
-              </w:rPr>
-              <w:t xml:space="preserve">Tax at 25%</w:t>
+              <w:t xml:space="preserve">15  </w:t>
+            </w:r>
+            <w:r>
+              <w:rPr>
+                <w:sz w:val="16"/>
+                <w:szCs w:val="16"/>
+              </w:rPr>
+              <w:t xml:space="preserve">loss</w:t>
             </w:r>
           </w:p>
         </w:tc>
@@ -5813,7 +5891,7 @@
                 <w:sz w:val="16"/>
                 <w:szCs w:val="16"/>
               </w:rPr>
-              <w:t xml:space="preserve">Unrealized</w:t>
+              <w:t xml:space="preserve">pension</w:t>
             </w:r>
           </w:p>
         </w:tc>
@@ -5839,14 +5917,14 @@
                 <w:sz w:val="16"/>
                 <w:szCs w:val="16"/>
               </w:rPr>
-              <w:t xml:space="preserve">15  </w:t>
-            </w:r>
-            <w:r>
-              <w:rPr>
-                <w:sz w:val="16"/>
-                <w:szCs w:val="16"/>
-              </w:rPr>
-              <w:t xml:space="preserve">gain</w:t>
+              <w:t xml:space="preserve">16  </w:t>
+            </w:r>
+            <w:r>
+              <w:rPr>
+                <w:sz w:val="16"/>
+                <w:szCs w:val="16"/>
+              </w:rPr>
+              <w:t xml:space="preserve">Tax at 25%</w:t>
             </w:r>
           </w:p>
         </w:tc>
@@ -5881,7 +5959,7 @@
                 <w:sz w:val="16"/>
                 <w:szCs w:val="16"/>
               </w:rPr>
-              <w:t xml:space="preserve">reclassification</w:t>
+              <w:t xml:space="preserve">Unrealized</w:t>
             </w:r>
           </w:p>
         </w:tc>
@@ -5907,14 +5985,14 @@
                 <w:sz w:val="16"/>
                 <w:szCs w:val="16"/>
               </w:rPr>
-              <w:t xml:space="preserve">16  </w:t>
-            </w:r>
-            <w:r>
-              <w:rPr>
-                <w:sz w:val="16"/>
-                <w:szCs w:val="16"/>
-              </w:rPr>
-              <w:t xml:space="preserve">Comprehensive</w:t>
+              <w:t xml:space="preserve">17  </w:t>
+            </w:r>
+            <w:r>
+              <w:rPr>
+                <w:sz w:val="16"/>
+                <w:szCs w:val="16"/>
+              </w:rPr>
+              <w:t xml:space="preserve">gain</w:t>
             </w:r>
           </w:p>
         </w:tc>
@@ -5949,7 +6027,7 @@
                 <w:sz w:val="16"/>
                 <w:szCs w:val="16"/>
               </w:rPr>
-              <w:t xml:space="preserve">removes</w:t>
+              <w:t xml:space="preserve">reclassification</w:t>
             </w:r>
           </w:p>
         </w:tc>
@@ -5975,14 +6053,14 @@
                 <w:sz w:val="16"/>
                 <w:szCs w:val="16"/>
               </w:rPr>
-              <w:t xml:space="preserve">17  </w:t>
-            </w:r>
-            <w:r>
-              <w:rPr>
-                <w:sz w:val="16"/>
-                <w:szCs w:val="16"/>
-              </w:rPr>
-              <w:t xml:space="preserve">Report</w:t>
+              <w:t xml:space="preserve">18  </w:t>
+            </w:r>
+            <w:r>
+              <w:rPr>
+                <w:sz w:val="16"/>
+                <w:szCs w:val="16"/>
+              </w:rPr>
+              <w:t xml:space="preserve">Comprehensive</w:t>
             </w:r>
           </w:p>
         </w:tc>
@@ -6017,7 +6095,7 @@
                 <w:sz w:val="16"/>
                 <w:szCs w:val="16"/>
               </w:rPr>
-              <w:t xml:space="preserve">Without</w:t>
+              <w:t xml:space="preserve">removes</w:t>
             </w:r>
           </w:p>
         </w:tc>
@@ -6043,14 +6121,14 @@
                 <w:sz w:val="16"/>
                 <w:szCs w:val="16"/>
               </w:rPr>
-              <w:t xml:space="preserve">18  </w:t>
-            </w:r>
-            <w:r>
-              <w:rPr>
-                <w:sz w:val="16"/>
-                <w:szCs w:val="16"/>
-              </w:rPr>
-              <w:t xml:space="preserve">comprehensive income</w:t>
+              <w:t xml:space="preserve">19  </w:t>
+            </w:r>
+            <w:r>
+              <w:rPr>
+                <w:sz w:val="16"/>
+                <w:szCs w:val="16"/>
+              </w:rPr>
+              <w:t xml:space="preserve">Report</w:t>
             </w:r>
           </w:p>
         </w:tc>
@@ -6085,7 +6163,7 @@
                 <w:sz w:val="16"/>
                 <w:szCs w:val="16"/>
               </w:rPr>
-              <w:t xml:space="preserve">counted</w:t>
+              <w:t xml:space="preserve">Without</w:t>
             </w:r>
           </w:p>
         </w:tc>
@@ -6111,14 +6189,14 @@
                 <w:sz w:val="16"/>
                 <w:szCs w:val="16"/>
               </w:rPr>
-              <w:t xml:space="preserve">19  </w:t>
-            </w:r>
-            <w:r>
-              <w:rPr>
-                <w:sz w:val="16"/>
-                <w:szCs w:val="16"/>
-              </w:rPr>
-              <w:t xml:space="preserve">reclassification adjustment</w:t>
+              <w:t xml:space="preserve">20  </w:t>
+            </w:r>
+            <w:r>
+              <w:rPr>
+                <w:sz w:val="16"/>
+                <w:szCs w:val="16"/>
+              </w:rPr>
+              <w:t xml:space="preserve">comprehensive income</w:t>
             </w:r>
           </w:p>
         </w:tc>
@@ -6153,7 +6231,75 @@
                 <w:sz w:val="16"/>
                 <w:szCs w:val="16"/>
               </w:rPr>
-              <w:t xml:space="preserve">builds</w:t>
+              <w:t xml:space="preserve">Orontes</w:t>
+            </w:r>
+          </w:p>
+        </w:tc>
+        <w:tc>
+          <w:tcPr>
+            <w:tcW w:type="pct" w:w="2500"/>
+            <w:tcMar>
+              <w:top w:type="dxa" w:w="20"/>
+              <w:left w:type="dxa" w:w="80"/>
+              <w:bottom w:type="dxa" w:w="20"/>
+              <w:right w:type="dxa" w:w="80"/>
+            </w:tcMar>
+          </w:tcPr>
+          <w:p>
+            <w:pPr>
+              <w:spacing w:before="12" w:after="12"/>
+            </w:pPr>
+            <w:r>
+              <w:rPr>
+                <w:b/>
+                <w:bCs/>
+                <w:color w:val="8186EF"/>
+                <w:sz w:val="16"/>
+                <w:szCs w:val="16"/>
+              </w:rPr>
+              <w:t xml:space="preserve">21  </w:t>
+            </w:r>
+            <w:r>
+              <w:rPr>
+                <w:sz w:val="16"/>
+                <w:szCs w:val="16"/>
+              </w:rPr>
+              <w:t xml:space="preserve">reclassification adjustment</w:t>
+            </w:r>
+          </w:p>
+        </w:tc>
+      </w:tr>
+      <w:tr>
+        <w:tc>
+          <w:tcPr>
+            <w:tcW w:type="pct" w:w="2500"/>
+            <w:tcMar>
+              <w:top w:type="dxa" w:w="20"/>
+              <w:left w:type="dxa" w:w="80"/>
+              <w:bottom w:type="dxa" w:w="20"/>
+              <w:right w:type="dxa" w:w="80"/>
+            </w:tcMar>
+          </w:tcPr>
+          <w:p>
+            <w:pPr>
+              <w:spacing w:before="12" w:after="12"/>
+            </w:pPr>
+            <w:r>
+              <w:rPr>
+                <w:b/>
+                <w:bCs/>
+                <w:color w:val="8186EF"/>
+                <w:sz w:val="16"/>
+                <w:szCs w:val="16"/>
+              </w:rPr>
+              <w:t xml:space="preserve">11  </w:t>
+            </w:r>
+            <w:r>
+              <w:rPr>
+                <w:sz w:val="16"/>
+                <w:szCs w:val="16"/>
+              </w:rPr>
+              <w:t xml:space="preserve">before</w:t>
             </w:r>
           </w:p>
         </w:tc>
@@ -6219,7 +6365,7 @@
           <w:sz w:val="15"/>
           <w:szCs w:val="15"/>
         </w:rPr>
-        <w:t xml:space="preserve">Comprehensive income is net income plus other comprehensive income. U.S. OCI includes holding gains and losses on available-for-sale debt securities, foreign currency translation adjustments, the effective part of cash-flow hedges, and some pension gains and losses. Unrealized gains on equity securities are not OCI; they go to net income. When an OCI item is realized, for example when an AFS bond is sold, the gain moves into net income. At the same time a reclassification adjustment removes it from OCI. Without this adjustment, the same gain would be counted twice in comprehensive income: once in OCI when it arose, and again in net income on the sale.</w:t>
+        <w:t xml:space="preserve">Comprehensive income is net income plus other comprehensive income. U.S. OCI includes holding gains and losses on available-for-sale debt securities, foreign currency translation adjustments, the effective part of cash-flow hedges, and some pension gains and losses. Unrealized gains on equity securities are not OCI; they go to net income. When an OCI item is realized, for example when an AFS bond is sold, the gain moves into net income. At the same time a reclassification adjustment removes it from OCI. Without this adjustment, the same gain would be counted twice in comprehensive income: once in OCI when it arose, and again in net income on the sale. Its value rises to $108,000 at the end of 2026, and Orontes sells it for $110,000 in 2027. Over the two years, comprehensive income before tax is $10,000: the total gain, counted once.</w:t>
       </w:r>
     </w:p>
     <w:p>
@@ -6665,7 +6811,7 @@
                 <w:sz w:val="16"/>
                 <w:szCs w:val="16"/>
               </w:rPr>
-              <w:t xml:space="preserve">percentage   ·   things   ·   held-for-sale   ·   Selling   ·   disposal   ·   strategic   ·   judgment</w:t>
+              <w:t xml:space="preserve">percentage   ·   things   ·   criteria   ·   Selling   ·   disposal   ·   strategic   ·   judgment</w:t>
             </w:r>
           </w:p>
         </w:tc>
@@ -6719,6 +6865,19 @@
       </w:tr>
     </w:tbl>
     <w:p/>
+    <w:p>
+      <w:pPr>
+        <w:spacing w:before="20" w:after="20" w:line="360" w:lineRule="auto"/>
+        <w:ind w:left="200"/>
+      </w:pPr>
+      <w:r>
+        <w:rPr>
+          <w:sz w:val="19"/>
+          <w:szCs w:val="19"/>
+        </w:rPr>
+        <w:t xml:space="preserve">The first two are done. Decide whether each of the others is a discontinued operation.</w:t>
+      </w:r>
+    </w:p>
     <w:tbl>
       <w:tblPr>
         <w:tblW w:type="pct" w:w="100%"/>
@@ -6849,6 +7008,7 @@
         <w:tc>
           <w:tcPr>
             <w:tcW w:type="pct" w:w="2400"/>
+            <w:shd w:fill="FFFFFF" w:val="clear"/>
             <w:tcMar>
               <w:top w:type="dxa" w:w="50"/>
               <w:left w:type="dxa" w:w="110"/>
@@ -6858,14 +7018,17 @@
           </w:tcPr>
           <w:p>
             <w:pPr>
-              <w:spacing w:before="28" w:after="28"/>
-            </w:pPr>
-            <w:r>
-              <w:rPr>
-                <w:sz w:val="15"/>
-                <w:szCs w:val="15"/>
-              </w:rPr>
-              <w:t xml:space="preserve">Yes: a major line of business</w:t>
+              <w:spacing w:before="46" w:after="46"/>
+            </w:pPr>
+            <w:r>
+              <w:rPr>
+                <w:b/>
+                <w:bCs/>
+                <w:color w:val="8186EF"/>
+                <w:sz w:val="14"/>
+                <w:szCs w:val="14"/>
+              </w:rPr>
+              <w:t xml:space="preserve">(7)</w:t>
             </w:r>
           </w:p>
         </w:tc>
@@ -6898,7 +7061,7 @@
         <w:tc>
           <w:tcPr>
             <w:tcW w:type="pct" w:w="2400"/>
-            <w:shd w:fill="FFFFFF" w:val="clear"/>
+            <w:shd w:fill="FBFAF6" w:val="clear"/>
             <w:tcMar>
               <w:top w:type="dxa" w:w="50"/>
               <w:left w:type="dxa" w:w="110"/>
@@ -6908,17 +7071,14 @@
           </w:tcPr>
           <w:p>
             <w:pPr>
-              <w:spacing w:before="46" w:after="46"/>
-            </w:pPr>
-            <w:r>
-              <w:rPr>
-                <w:b/>
-                <w:bCs/>
-                <w:color w:val="8186EF"/>
-                <w:sz w:val="14"/>
-                <w:szCs w:val="14"/>
-              </w:rPr>
-              <w:t xml:space="preserve">(7)</w:t>
+              <w:spacing w:before="28" w:after="28"/>
+            </w:pPr>
+            <w:r>
+              <w:rPr>
+                <w:sz w:val="15"/>
+                <w:szCs w:val="15"/>
+              </w:rPr>
+              <w:t xml:space="preserve">No: not a strategic shift</w:t>
             </w:r>
           </w:p>
         </w:tc>
@@ -7176,7 +7336,7 @@
                 <w:sz w:val="16"/>
                 <w:szCs w:val="16"/>
               </w:rPr>
-              <w:t xml:space="preserve">No: not a strategic shift   ·   Yes: a major line of business</w:t>
+              <w:t xml:space="preserve">fair value less cost to sell   ·   Yes: a major line of business</w:t>
             </w:r>
           </w:p>
         </w:tc>
@@ -8227,7 +8387,7 @@
                 <w:sz w:val="16"/>
                 <w:szCs w:val="16"/>
               </w:rPr>
-              <w:t xml:space="preserve">No: not a strategic shift</w:t>
+              <w:t xml:space="preserve">Yes: a major line of business</w:t>
             </w:r>
           </w:p>
         </w:tc>
@@ -8400,7 +8560,7 @@
           <w:sz w:val="16"/>
           <w:szCs w:val="16"/>
         </w:rPr>
-        <w:t xml:space="preserve">      gaps 1–11</w:t>
+        <w:t xml:space="preserve">      gaps 1–12</w:t>
       </w:r>
     </w:p>
     <w:p>
@@ -8626,7 +8786,7 @@
           <w:sz w:val="19"/>
           <w:szCs w:val="19"/>
         </w:rPr>
-        <w:t xml:space="preserve">Any write-down is a </w:t>
+        <w:t xml:space="preserve">Any </w:t>
       </w:r>
       <w:r>
         <w:rPr>
@@ -8644,7 +8804,7 @@
           <w:sz w:val="19"/>
           <w:szCs w:val="19"/>
         </w:rPr>
-        <w:t xml:space="preserve">           </w:t>
+        <w:t xml:space="preserve">            </w:t>
       </w:r>
       <w:r>
         <w:rPr>
@@ -8658,7 +8818,7 @@
           <w:sz w:val="19"/>
           <w:szCs w:val="19"/>
         </w:rPr>
-        <w:t xml:space="preserve">. </w:t>
+        <w:t xml:space="preserve"> is a loss. </w:t>
       </w:r>
       <w:r>
         <w:rPr>
@@ -8801,6 +8961,59 @@
           <w:szCs w:val="19"/>
         </w:rPr>
         <w:t xml:space="preserve"> held for sale only on June 30, when all six criteria were met. </w:t>
+      </w:r>
+      <w:r>
+        <w:rPr>
+          <w:sz w:val="19"/>
+          <w:szCs w:val="19"/>
+        </w:rPr>
+        <w:t xml:space="preserve">It includes the </w:t>
+      </w:r>
+      <w:r>
+        <w:rPr>
+          <w:b/>
+          <w:bCs/>
+          <w:color w:val="8186EF"/>
+          <w:sz w:val="15"/>
+          <w:szCs w:val="15"/>
+        </w:rPr>
+        <w:t xml:space="preserve"> (12) </w:t>
+      </w:r>
+      <w:r>
+        <w:rPr>
+          <w:u w:val="single"/>
+          <w:sz w:val="19"/>
+          <w:szCs w:val="19"/>
+        </w:rPr>
+        <w:t xml:space="preserve">              </w:t>
+      </w:r>
+      <w:r>
+        <w:rPr>
+          <w:sz w:val="19"/>
+          <w:szCs w:val="19"/>
+        </w:rPr>
+        <w:t xml:space="preserve"> </w:t>
+      </w:r>
+      <w:r>
+        <w:rPr>
+          <w:sz w:val="19"/>
+          <w:szCs w:val="19"/>
+        </w:rPr>
+        <w:t xml:space="preserve"> goodwill left after the 2025 impairment. </w:t>
+      </w:r>
+      <w:r>
+        <w:rPr>
+          <w:sz w:val="19"/>
+          <w:szCs w:val="19"/>
+        </w:rPr>
+        <w:t xml:space="preserve">The carrying amount of $3,180,000 is above fair value less cost to sell of $3,000,000, so Orontes records a loss of $180,000. </w:t>
+      </w:r>
+      <w:r>
+        <w:rPr>
+          <w:sz w:val="19"/>
+          <w:szCs w:val="19"/>
+        </w:rPr>
+        <w:t xml:space="preserve">This is the disposal loss. </w:t>
       </w:r>
     </w:p>
     <w:tbl>
@@ -8858,7 +9071,7 @@
                 <w:sz w:val="16"/>
                 <w:szCs w:val="16"/>
               </w:rPr>
-              <w:t xml:space="preserve">Depreciation   ·   component   ·   discontinued   ·   recognized   ·   reasonable   ·   loss   ·   held-for-sale   ·   approved   ·   became   ·   measured   ·   management   ·   disposal</w:t>
+              <w:t xml:space="preserve">Depreciation   ·   discontinued   ·   held-for-sale   ·   component   ·   reasonable   ·   approved   ·   recognized   ·   write-down   ·   became   ·   impairment   ·   measured   ·   management   ·   frozen-foods</w:t>
             </w:r>
           </w:p>
         </w:tc>
@@ -8932,7 +9145,7 @@
           <w:sz w:val="16"/>
           <w:szCs w:val="16"/>
         </w:rPr>
-        <w:t xml:space="preserve">      gaps 12–14</w:t>
+        <w:t xml:space="preserve">      gaps 13–15</w:t>
       </w:r>
     </w:p>
     <w:p>
@@ -8955,7 +9168,7 @@
           <w:sz w:val="15"/>
           <w:szCs w:val="15"/>
         </w:rPr>
-        <w:t xml:space="preserve"> (12) </w:t>
+        <w:t xml:space="preserve"> (13) </w:t>
       </w:r>
       <w:r>
         <w:rPr>
@@ -8994,7 +9207,7 @@
           <w:sz w:val="15"/>
           <w:szCs w:val="15"/>
         </w:rPr>
-        <w:t xml:space="preserve"> (13) </w:t>
+        <w:t xml:space="preserve"> (14) </w:t>
       </w:r>
       <w:r>
         <w:rPr>
@@ -9033,7 +9246,7 @@
           <w:sz w:val="15"/>
           <w:szCs w:val="15"/>
         </w:rPr>
-        <w:t xml:space="preserve"> (14) </w:t>
+        <w:t xml:space="preserve"> (15) </w:t>
       </w:r>
       <w:r>
         <w:rPr>
@@ -9113,7 +9326,7 @@
                 <w:sz w:val="16"/>
                 <w:szCs w:val="16"/>
               </w:rPr>
-              <w:t xml:space="preserve">approval   ·   write-down   ·   depreciation   ·   disposal</w:t>
+              <w:t xml:space="preserve">approval   ·   write-down   ·   depreciation   ·   impairment</w:t>
             </w:r>
           </w:p>
         </w:tc>
@@ -9782,14 +9995,14 @@
                 <w:sz w:val="16"/>
                 <w:szCs w:val="16"/>
               </w:rPr>
-              <w:t xml:space="preserve">10  </w:t>
-            </w:r>
-            <w:r>
-              <w:rPr>
-                <w:sz w:val="16"/>
-                <w:szCs w:val="16"/>
-              </w:rPr>
-              <w:t xml:space="preserve">approved</w:t>
+              <w:t xml:space="preserve">11  </w:t>
+            </w:r>
+            <w:r>
+              <w:rPr>
+                <w:sz w:val="16"/>
+                <w:szCs w:val="16"/>
+              </w:rPr>
+              <w:t xml:space="preserve">became</w:t>
             </w:r>
           </w:p>
         </w:tc>
@@ -9850,14 +10063,14 @@
                 <w:sz w:val="16"/>
                 <w:szCs w:val="16"/>
               </w:rPr>
-              <w:t xml:space="preserve">11  </w:t>
-            </w:r>
-            <w:r>
-              <w:rPr>
-                <w:sz w:val="16"/>
-                <w:szCs w:val="16"/>
-              </w:rPr>
-              <w:t xml:space="preserve">became</w:t>
+              <w:t xml:space="preserve">12  </w:t>
+            </w:r>
+            <w:r>
+              <w:rPr>
+                <w:sz w:val="16"/>
+                <w:szCs w:val="16"/>
+              </w:rPr>
+              <w:t xml:space="preserve">frozen-foods</w:t>
             </w:r>
           </w:p>
         </w:tc>
@@ -9918,7 +10131,7 @@
                 <w:sz w:val="16"/>
                 <w:szCs w:val="16"/>
               </w:rPr>
-              <w:t xml:space="preserve">12  </w:t>
+              <w:t xml:space="preserve">13  </w:t>
             </w:r>
             <w:r>
               <w:rPr>
@@ -9986,7 +10199,7 @@
                 <w:sz w:val="16"/>
                 <w:szCs w:val="16"/>
               </w:rPr>
-              <w:t xml:space="preserve">13  </w:t>
+              <w:t xml:space="preserve">14  </w:t>
             </w:r>
             <w:r>
               <w:rPr>
@@ -10054,7 +10267,7 @@
                 <w:sz w:val="16"/>
                 <w:szCs w:val="16"/>
               </w:rPr>
-              <w:t xml:space="preserve">14  </w:t>
+              <w:t xml:space="preserve">15  </w:t>
             </w:r>
             <w:r>
               <w:rPr>
@@ -10122,7 +10335,7 @@
                 <w:sz w:val="16"/>
                 <w:szCs w:val="16"/>
               </w:rPr>
-              <w:t xml:space="preserve">15  </w:t>
+              <w:t xml:space="preserve">16  </w:t>
             </w:r>
             <w:r>
               <w:rPr>
@@ -10164,7 +10377,7 @@
                 <w:sz w:val="16"/>
                 <w:szCs w:val="16"/>
               </w:rPr>
-              <w:t xml:space="preserve">loss</w:t>
+              <w:t xml:space="preserve">write-down</w:t>
             </w:r>
           </w:p>
         </w:tc>
@@ -10190,7 +10403,7 @@
                 <w:sz w:val="16"/>
                 <w:szCs w:val="16"/>
               </w:rPr>
-              <w:t xml:space="preserve">16  </w:t>
+              <w:t xml:space="preserve">17  </w:t>
             </w:r>
             <w:r>
               <w:rPr>
@@ -10258,7 +10471,7 @@
                 <w:sz w:val="16"/>
                 <w:szCs w:val="16"/>
               </w:rPr>
-              <w:t xml:space="preserve">17  </w:t>
+              <w:t xml:space="preserve">18  </w:t>
             </w:r>
             <w:r>
               <w:rPr>
@@ -10326,7 +10539,7 @@
                 <w:sz w:val="16"/>
                 <w:szCs w:val="16"/>
               </w:rPr>
-              <w:t xml:space="preserve">18  </w:t>
+              <w:t xml:space="preserve">19  </w:t>
             </w:r>
             <w:r>
               <w:rPr>
@@ -10334,6 +10547,64 @@
                 <w:szCs w:val="16"/>
               </w:rPr>
               <w:t xml:space="preserve">fair value less cost to sell</w:t>
+            </w:r>
+          </w:p>
+        </w:tc>
+      </w:tr>
+      <w:tr>
+        <w:tc>
+          <w:tcPr>
+            <w:tcW w:type="pct" w:w="2500"/>
+            <w:tcMar>
+              <w:top w:type="dxa" w:w="20"/>
+              <w:left w:type="dxa" w:w="80"/>
+              <w:bottom w:type="dxa" w:w="20"/>
+              <w:right w:type="dxa" w:w="80"/>
+            </w:tcMar>
+          </w:tcPr>
+          <w:p>
+            <w:pPr>
+              <w:spacing w:before="12" w:after="12"/>
+            </w:pPr>
+            <w:r>
+              <w:rPr>
+                <w:b/>
+                <w:bCs/>
+                <w:color w:val="8186EF"/>
+                <w:sz w:val="16"/>
+                <w:szCs w:val="16"/>
+              </w:rPr>
+              <w:t xml:space="preserve">10  </w:t>
+            </w:r>
+            <w:r>
+              <w:rPr>
+                <w:sz w:val="16"/>
+                <w:szCs w:val="16"/>
+              </w:rPr>
+              <w:t xml:space="preserve">approved</w:t>
+            </w:r>
+          </w:p>
+        </w:tc>
+        <w:tc>
+          <w:tcPr>
+            <w:tcW w:type="pct" w:w="2500"/>
+            <w:tcMar>
+              <w:top w:type="dxa" w:w="20"/>
+              <w:left w:type="dxa" w:w="80"/>
+              <w:bottom w:type="dxa" w:w="20"/>
+              <w:right w:type="dxa" w:w="80"/>
+            </w:tcMar>
+          </w:tcPr>
+          <w:p>
+            <w:pPr>
+              <w:spacing w:before="24" w:after="24"/>
+            </w:pPr>
+            <w:r>
+              <w:rPr>
+                <w:sz w:val="16"/>
+                <w:szCs w:val="16"/>
+              </w:rPr>
+              <w:t xml:space="preserve"/>
             </w:r>
           </w:p>
         </w:tc>
@@ -10376,7 +10647,7 @@
           <w:sz w:val="15"/>
           <w:szCs w:val="15"/>
         </w:rPr>
-        <w:t xml:space="preserve">A component can be reported as discontinued before it is sold, once it is held for sale. All six criteria must be met: management with authority commits to a plan; the business is available for immediate sale; an active search for a buyer has begun; a sale is probable within one year; the price is reasonable; and the plan is unlikely to change. A held-for-sale disposal group is measured at the lower of its carrying amount and its fair value less cost to sell. Any write-down is a loss. Depreciation stops, and later increases in value are recognized only up to the losses already recorded. The board approved the plan in March, but the business became held for sale only on June 30, when all six criteria were met.</w:t>
+        <w:t xml:space="preserve">A component can be reported as discontinued before it is sold, once it is held for sale. All six criteria must be met: management with authority commits to a plan; the business is available for immediate sale; an active search for a buyer has begun; a sale is probable within one year; the price is reasonable; and the plan is unlikely to change. A held-for-sale disposal group is measured at the lower of its carrying amount and its fair value less cost to sell. Any write-down is a loss. Depreciation stops, and later increases in value are recognized only up to the losses already recorded. The board approved the plan in March, but the business became held for sale only on June 30, when all six criteria were met. It includes the frozen-foods goodwill left after the 2025 impairment. The carrying amount of $3,180,000 is above fair value less cost to sell of $3,000,000, so Orontes records a loss of $180,000. This is the disposal loss.</w:t>
       </w:r>
     </w:p>
     <w:p>
@@ -10507,7 +10778,7 @@
           <w:sz w:val="16"/>
           <w:szCs w:val="16"/>
         </w:rPr>
-        <w:t xml:space="preserve">      gaps 1–8</w:t>
+        <w:t xml:space="preserve">      gaps 1–11</w:t>
       </w:r>
     </w:p>
     <w:p>
@@ -10805,6 +11076,116 @@
           <w:szCs w:val="19"/>
         </w:rPr>
         <w:t xml:space="preserve"> assets that are not a discontinued operation are also shown separately, but their results stay in continuing operations. </w:t>
+      </w:r>
+      <w:r>
+        <w:rPr>
+          <w:sz w:val="19"/>
+          <w:szCs w:val="19"/>
+        </w:rPr>
+        <w:t xml:space="preserve">Under IFRS 5, a discontinued operation must be a </w:t>
+      </w:r>
+      <w:r>
+        <w:rPr>
+          <w:b/>
+          <w:bCs/>
+          <w:color w:val="8186EF"/>
+          <w:sz w:val="15"/>
+          <w:szCs w:val="15"/>
+        </w:rPr>
+        <w:t xml:space="preserve"> (9) </w:t>
+      </w:r>
+      <w:r>
+        <w:rPr>
+          <w:u w:val="single"/>
+          <w:sz w:val="19"/>
+          <w:szCs w:val="19"/>
+        </w:rPr>
+        <w:t xml:space="preserve">           </w:t>
+      </w:r>
+      <w:r>
+        <w:rPr>
+          <w:sz w:val="19"/>
+          <w:szCs w:val="19"/>
+        </w:rPr>
+        <w:t xml:space="preserve"> </w:t>
+      </w:r>
+      <w:r>
+        <w:rPr>
+          <w:sz w:val="19"/>
+          <w:szCs w:val="19"/>
+        </w:rPr>
+        <w:t xml:space="preserve"> major line of business or </w:t>
+      </w:r>
+      <w:r>
+        <w:rPr>
+          <w:b/>
+          <w:bCs/>
+          <w:color w:val="8186EF"/>
+          <w:sz w:val="15"/>
+          <w:szCs w:val="15"/>
+        </w:rPr>
+        <w:t xml:space="preserve"> (10) </w:t>
+      </w:r>
+      <w:r>
+        <w:rPr>
+          <w:u w:val="single"/>
+          <w:sz w:val="19"/>
+          <w:szCs w:val="19"/>
+        </w:rPr>
+        <w:t xml:space="preserve">              </w:t>
+      </w:r>
+      <w:r>
+        <w:rPr>
+          <w:sz w:val="19"/>
+          <w:szCs w:val="19"/>
+        </w:rPr>
+        <w:t xml:space="preserve"> </w:t>
+      </w:r>
+      <w:r>
+        <w:rPr>
+          <w:sz w:val="19"/>
+          <w:szCs w:val="19"/>
+        </w:rPr>
+        <w:t xml:space="preserve"> area, and earlier balance sheets are not re-presented. </w:t>
+      </w:r>
+      <w:r>
+        <w:rPr>
+          <w:sz w:val="19"/>
+          <w:szCs w:val="19"/>
+        </w:rPr>
+        <w:t xml:space="preserve">Some IFRS OCI items, such as a </w:t>
+      </w:r>
+      <w:r>
+        <w:rPr>
+          <w:b/>
+          <w:bCs/>
+          <w:color w:val="8186EF"/>
+          <w:sz w:val="15"/>
+          <w:szCs w:val="15"/>
+        </w:rPr>
+        <w:t xml:space="preserve"> (11) </w:t>
+      </w:r>
+      <w:r>
+        <w:rPr>
+          <w:u w:val="single"/>
+          <w:sz w:val="19"/>
+          <w:szCs w:val="19"/>
+        </w:rPr>
+        <w:t xml:space="preserve">             </w:t>
+      </w:r>
+      <w:r>
+        <w:rPr>
+          <w:sz w:val="19"/>
+          <w:szCs w:val="19"/>
+        </w:rPr>
+        <w:t xml:space="preserve"> </w:t>
+      </w:r>
+      <w:r>
+        <w:rPr>
+          <w:sz w:val="19"/>
+          <w:szCs w:val="19"/>
+        </w:rPr>
+        <w:t xml:space="preserve"> surplus, never return to profit or loss. </w:t>
       </w:r>
     </w:p>
     <w:tbl>
@@ -10862,7 +11243,7 @@
                 <w:sz w:val="16"/>
                 <w:szCs w:val="16"/>
               </w:rPr>
-              <w:t xml:space="preserve">Held-for-sale   ·   presented   ·   gain   ·   liabilities   ·   remeasurement   ·   Public   ·   per-share   ·   reclassified   ·   unusual</w:t>
+              <w:t xml:space="preserve">disposal   ·   Held-for-sale   ·   gain   ·   geographical   ·   per-share   ·   Public   ·   remeasurement   ·   liabilities   ·   presented   ·   reclassified   ·   separate   ·   revaluation</w:t>
             </w:r>
           </w:p>
         </w:tc>
@@ -11007,6 +11388,18 @@
     <w:p/>
     <w:p>
       <w:pPr>
+        <w:pageBreakBefore w:val="true"/>
+        <w:spacing w:after="0"/>
+      </w:pPr>
+      <w:r>
+        <w:rPr>
+          <w:sz w:val="2"/>
+        </w:rPr>
+        <w:t xml:space="preserve"> </w:t>
+      </w:r>
+    </w:p>
+    <w:p>
+      <w:pPr>
         <w:spacing w:before="44" w:after="14"/>
       </w:pPr>
       <w:r>
@@ -11025,7 +11418,7 @@
           <w:sz w:val="16"/>
           <w:szCs w:val="16"/>
         </w:rPr>
-        <w:t xml:space="preserve">      gaps 14–15</w:t>
+        <w:t xml:space="preserve">      gaps 17–18</w:t>
       </w:r>
     </w:p>
     <w:p>
@@ -11048,7 +11441,7 @@
           <w:sz w:val="15"/>
           <w:szCs w:val="15"/>
         </w:rPr>
-        <w:t xml:space="preserve"> (14) </w:t>
+        <w:t xml:space="preserve"> (17) </w:t>
       </w:r>
       <w:r>
         <w:rPr>
@@ -11087,7 +11480,7 @@
           <w:sz w:val="15"/>
           <w:szCs w:val="15"/>
         </w:rPr>
-        <w:t xml:space="preserve"> (15) </w:t>
+        <w:t xml:space="preserve"> (18) </w:t>
       </w:r>
       <w:r>
         <w:rPr>
@@ -11167,788 +11560,7 @@
                 <w:sz w:val="16"/>
                 <w:szCs w:val="16"/>
               </w:rPr>
-              <w:t xml:space="preserve">balance   ·   discontinued   ·   extraordinary</w:t>
-            </w:r>
-          </w:p>
-        </w:tc>
-      </w:tr>
-    </w:tbl>
-    <w:p/>
-    <w:p>
-      <w:pPr>
-        <w:pageBreakBefore w:val="true"/>
-        <w:spacing w:after="0"/>
-      </w:pPr>
-      <w:r>
-        <w:rPr>
-          <w:sz w:val="2"/>
-        </w:rPr>
-        <w:t xml:space="preserve"> </w:t>
-      </w:r>
-    </w:p>
-    <w:tbl>
-      <w:tblPr>
-        <w:tblW w:type="pct" w:w="100%"/>
-        <w:tblLayout w:type="fixed"/>
-        <w:tblBorders>
-          <w:top w:val="single" w:color="353A7C" w:sz="6"/>
-          <w:left w:val="single" w:color="353A7C" w:sz="6"/>
-          <w:bottom w:val="single" w:color="353A7C" w:sz="6"/>
-          <w:right w:val="single" w:color="353A7C" w:sz="6"/>
-          <w:insideH w:val="single" w:color="353A7C" w:sz="6"/>
-          <w:insideV w:val="single" w:color="353A7C" w:sz="6"/>
-        </w:tblBorders>
-      </w:tblPr>
-      <w:tblGrid>
-        <w:gridCol w:w="4608"/>
-        <w:gridCol w:w="4992"/>
-      </w:tblGrid>
-      <w:tr>
-        <w:tc>
-          <w:tcPr>
-            <w:tcW w:type="pct" w:w="5000"/>
-            <w:gridSpan w:val="2"/>
-            <w:shd w:fill="353A7C" w:val="clear"/>
-            <w:tcMar>
-              <w:top w:type="dxa" w:w="60"/>
-              <w:left w:type="dxa" w:w="120"/>
-              <w:bottom w:type="dxa" w:w="60"/>
-              <w:right w:type="dxa" w:w="120"/>
-            </w:tcMar>
-          </w:tcPr>
-          <w:p>
-            <w:pPr>
-              <w:spacing w:before="40" w:after="40"/>
-            </w:pPr>
-            <w:r>
-              <w:rPr>
-                <w:b/>
-                <w:bCs/>
-                <w:color w:val="FFFFFF"/>
-                <w:sz w:val="17"/>
-                <w:szCs w:val="17"/>
-              </w:rPr>
-              <w:t xml:space="preserve">Suppose: Orontes, 2027 (USD 000) — Amount / details</w:t>
-            </w:r>
-          </w:p>
-        </w:tc>
-      </w:tr>
-      <w:tr>
-        <w:tc>
-          <w:tcPr>
-            <w:tcW w:type="pct" w:w="2400"/>
-            <w:shd w:fill="353A7C" w:val="clear"/>
-            <w:tcMar>
-              <w:top w:type="dxa" w:w="50"/>
-              <w:left w:type="dxa" w:w="110"/>
-              <w:bottom w:type="dxa" w:w="50"/>
-              <w:right w:type="dxa" w:w="110"/>
-            </w:tcMar>
-          </w:tcPr>
-          <w:p>
-            <w:pPr>
-              <w:spacing w:before="30" w:after="30"/>
-            </w:pPr>
-            <w:r>
-              <w:rPr>
-                <w:b/>
-                <w:bCs/>
-                <w:color w:val="FFFFFF"/>
-                <w:sz w:val="15"/>
-                <w:szCs w:val="15"/>
-              </w:rPr>
-              <w:t xml:space="preserve">Suppose: Orontes, 2027 (USD 000)</w:t>
-            </w:r>
-          </w:p>
-        </w:tc>
-        <w:tc>
-          <w:tcPr>
-            <w:tcW w:type="pct" w:w="2600"/>
-            <w:shd w:fill="353A7C" w:val="clear"/>
-            <w:tcMar>
-              <w:top w:type="dxa" w:w="50"/>
-              <w:left w:type="dxa" w:w="110"/>
-              <w:bottom w:type="dxa" w:w="50"/>
-              <w:right w:type="dxa" w:w="110"/>
-            </w:tcMar>
-          </w:tcPr>
-          <w:p>
-            <w:pPr>
-              <w:spacing w:before="30" w:after="30"/>
-            </w:pPr>
-            <w:r>
-              <w:rPr>
-                <w:b/>
-                <w:bCs/>
-                <w:color w:val="FFFFFF"/>
-                <w:sz w:val="15"/>
-                <w:szCs w:val="15"/>
-              </w:rPr>
-              <w:t xml:space="preserve">Amount / details</w:t>
-            </w:r>
-          </w:p>
-        </w:tc>
-      </w:tr>
-      <w:tr>
-        <w:tc>
-          <w:tcPr>
-            <w:tcW w:type="pct" w:w="2400"/>
-            <w:tcMar>
-              <w:top w:type="dxa" w:w="50"/>
-              <w:left w:type="dxa" w:w="110"/>
-              <w:bottom w:type="dxa" w:w="50"/>
-              <w:right w:type="dxa" w:w="110"/>
-            </w:tcMar>
-          </w:tcPr>
-          <w:p>
-            <w:pPr>
-              <w:spacing w:before="28" w:after="28"/>
-            </w:pPr>
-            <w:r>
-              <w:rPr>
-                <w:sz w:val="15"/>
-                <w:szCs w:val="15"/>
-              </w:rPr>
-              <w:t xml:space="preserve">Operating income</w:t>
-            </w:r>
-          </w:p>
-        </w:tc>
-        <w:tc>
-          <w:tcPr>
-            <w:tcW w:type="pct" w:w="2600"/>
-            <w:tcMar>
-              <w:top w:type="dxa" w:w="50"/>
-              <w:left w:type="dxa" w:w="110"/>
-              <w:bottom w:type="dxa" w:w="50"/>
-              <w:right w:type="dxa" w:w="110"/>
-            </w:tcMar>
-          </w:tcPr>
-          <w:p>
-            <w:pPr>
-              <w:spacing w:before="28" w:after="28"/>
-            </w:pPr>
-            <w:r>
-              <w:rPr>
-                <w:sz w:val="15"/>
-                <w:szCs w:val="15"/>
-              </w:rPr>
-              <w:t xml:space="preserve">5,000</w:t>
-            </w:r>
-          </w:p>
-        </w:tc>
-      </w:tr>
-      <w:tr>
-        <w:tc>
-          <w:tcPr>
-            <w:tcW w:type="pct" w:w="2400"/>
-            <w:shd w:fill="FBFAF6" w:val="clear"/>
-            <w:tcMar>
-              <w:top w:type="dxa" w:w="50"/>
-              <w:left w:type="dxa" w:w="110"/>
-              <w:bottom w:type="dxa" w:w="50"/>
-              <w:right w:type="dxa" w:w="110"/>
-            </w:tcMar>
-          </w:tcPr>
-          <w:p>
-            <w:pPr>
-              <w:spacing w:before="28" w:after="28"/>
-            </w:pPr>
-            <w:r>
-              <w:rPr>
-                <w:sz w:val="15"/>
-                <w:szCs w:val="15"/>
-              </w:rPr>
-              <w:t xml:space="preserve">Gain on sale of a warehouse</w:t>
-            </w:r>
-          </w:p>
-        </w:tc>
-        <w:tc>
-          <w:tcPr>
-            <w:tcW w:type="pct" w:w="2600"/>
-            <w:shd w:fill="FBFAF6" w:val="clear"/>
-            <w:tcMar>
-              <w:top w:type="dxa" w:w="50"/>
-              <w:left w:type="dxa" w:w="110"/>
-              <w:bottom w:type="dxa" w:w="50"/>
-              <w:right w:type="dxa" w:w="110"/>
-            </w:tcMar>
-          </w:tcPr>
-          <w:p>
-            <w:pPr>
-              <w:spacing w:before="28" w:after="28"/>
-            </w:pPr>
-            <w:r>
-              <w:rPr>
-                <w:sz w:val="15"/>
-                <w:szCs w:val="15"/>
-              </w:rPr>
-              <w:t xml:space="preserve">200</w:t>
-            </w:r>
-          </w:p>
-        </w:tc>
-      </w:tr>
-      <w:tr>
-        <w:tc>
-          <w:tcPr>
-            <w:tcW w:type="pct" w:w="2400"/>
-            <w:tcMar>
-              <w:top w:type="dxa" w:w="50"/>
-              <w:left w:type="dxa" w:w="110"/>
-              <w:bottom w:type="dxa" w:w="50"/>
-              <w:right w:type="dxa" w:w="110"/>
-            </w:tcMar>
-          </w:tcPr>
-          <w:p>
-            <w:pPr>
-              <w:spacing w:before="28" w:after="28"/>
-            </w:pPr>
-            <w:r>
-              <w:rPr>
-                <w:sz w:val="15"/>
-                <w:szCs w:val="15"/>
-              </w:rPr>
-              <w:t xml:space="preserve">Loss on settlement of a lawsuit (unusual for Orontes)</w:t>
-            </w:r>
-          </w:p>
-        </w:tc>
-        <w:tc>
-          <w:tcPr>
-            <w:tcW w:type="pct" w:w="2600"/>
-            <w:tcMar>
-              <w:top w:type="dxa" w:w="50"/>
-              <w:left w:type="dxa" w:w="110"/>
-              <w:bottom w:type="dxa" w:w="50"/>
-              <w:right w:type="dxa" w:w="110"/>
-            </w:tcMar>
-          </w:tcPr>
-          <w:p>
-            <w:pPr>
-              <w:spacing w:before="28" w:after="28"/>
-            </w:pPr>
-            <w:r>
-              <w:rPr>
-                <w:sz w:val="15"/>
-                <w:szCs w:val="15"/>
-              </w:rPr>
-              <w:t xml:space="preserve">120</w:t>
-            </w:r>
-          </w:p>
-        </w:tc>
-      </w:tr>
-      <w:tr>
-        <w:tc>
-          <w:tcPr>
-            <w:tcW w:type="pct" w:w="2400"/>
-            <w:shd w:fill="FBFAF6" w:val="clear"/>
-            <w:tcMar>
-              <w:top w:type="dxa" w:w="50"/>
-              <w:left w:type="dxa" w:w="110"/>
-              <w:bottom w:type="dxa" w:w="50"/>
-              <w:right w:type="dxa" w:w="110"/>
-            </w:tcMar>
-          </w:tcPr>
-          <w:p>
-            <w:pPr>
-              <w:spacing w:before="28" w:after="28"/>
-            </w:pPr>
-            <w:r>
-              <w:rPr>
-                <w:sz w:val="15"/>
-                <w:szCs w:val="15"/>
-              </w:rPr>
-              <w:t xml:space="preserve">Interest expense</w:t>
-            </w:r>
-          </w:p>
-        </w:tc>
-        <w:tc>
-          <w:tcPr>
-            <w:tcW w:type="pct" w:w="2600"/>
-            <w:shd w:fill="FBFAF6" w:val="clear"/>
-            <w:tcMar>
-              <w:top w:type="dxa" w:w="50"/>
-              <w:left w:type="dxa" w:w="110"/>
-              <w:bottom w:type="dxa" w:w="50"/>
-              <w:right w:type="dxa" w:w="110"/>
-            </w:tcMar>
-          </w:tcPr>
-          <w:p>
-            <w:pPr>
-              <w:spacing w:before="28" w:after="28"/>
-            </w:pPr>
-            <w:r>
-              <w:rPr>
-                <w:sz w:val="15"/>
-                <w:szCs w:val="15"/>
-              </w:rPr>
-              <w:t xml:space="preserve">400</w:t>
-            </w:r>
-          </w:p>
-        </w:tc>
-      </w:tr>
-      <w:tr>
-        <w:tc>
-          <w:tcPr>
-            <w:tcW w:type="pct" w:w="2400"/>
-            <w:tcMar>
-              <w:top w:type="dxa" w:w="50"/>
-              <w:left w:type="dxa" w:w="110"/>
-              <w:bottom w:type="dxa" w:w="50"/>
-              <w:right w:type="dxa" w:w="110"/>
-            </w:tcMar>
-          </w:tcPr>
-          <w:p>
-            <w:pPr>
-              <w:spacing w:before="28" w:after="28"/>
-            </w:pPr>
-            <w:r>
-              <w:rPr>
-                <w:sz w:val="15"/>
-                <w:szCs w:val="15"/>
-              </w:rPr>
-              <w:t xml:space="preserve">Dry-foods division: operating loss before tax</w:t>
-            </w:r>
-          </w:p>
-        </w:tc>
-        <w:tc>
-          <w:tcPr>
-            <w:tcW w:type="pct" w:w="2600"/>
-            <w:tcMar>
-              <w:top w:type="dxa" w:w="50"/>
-              <w:left w:type="dxa" w:w="110"/>
-              <w:bottom w:type="dxa" w:w="50"/>
-              <w:right w:type="dxa" w:w="110"/>
-            </w:tcMar>
-          </w:tcPr>
-          <w:p>
-            <w:pPr>
-              <w:spacing w:before="28" w:after="28"/>
-            </w:pPr>
-            <w:r>
-              <w:rPr>
-                <w:sz w:val="15"/>
-                <w:szCs w:val="15"/>
-              </w:rPr>
-              <w:t xml:space="preserve">80</w:t>
-            </w:r>
-          </w:p>
-        </w:tc>
-      </w:tr>
-      <w:tr>
-        <w:tc>
-          <w:tcPr>
-            <w:tcW w:type="pct" w:w="2400"/>
-            <w:shd w:fill="FBFAF6" w:val="clear"/>
-            <w:tcMar>
-              <w:top w:type="dxa" w:w="50"/>
-              <w:left w:type="dxa" w:w="110"/>
-              <w:bottom w:type="dxa" w:w="50"/>
-              <w:right w:type="dxa" w:w="110"/>
-            </w:tcMar>
-          </w:tcPr>
-          <w:p>
-            <w:pPr>
-              <w:spacing w:before="28" w:after="28"/>
-            </w:pPr>
-            <w:r>
-              <w:rPr>
-                <w:sz w:val="15"/>
-                <w:szCs w:val="15"/>
-              </w:rPr>
-              <w:t xml:space="preserve">Dry-foods division: gain on sale before tax</w:t>
-            </w:r>
-          </w:p>
-        </w:tc>
-        <w:tc>
-          <w:tcPr>
-            <w:tcW w:type="pct" w:w="2600"/>
-            <w:shd w:fill="FBFAF6" w:val="clear"/>
-            <w:tcMar>
-              <w:top w:type="dxa" w:w="50"/>
-              <w:left w:type="dxa" w:w="110"/>
-              <w:bottom w:type="dxa" w:w="50"/>
-              <w:right w:type="dxa" w:w="110"/>
-            </w:tcMar>
-          </w:tcPr>
-          <w:p>
-            <w:pPr>
-              <w:spacing w:before="28" w:after="28"/>
-            </w:pPr>
-            <w:r>
-              <w:rPr>
-                <w:sz w:val="15"/>
-                <w:szCs w:val="15"/>
-              </w:rPr>
-              <w:t xml:space="preserve">280</w:t>
-            </w:r>
-          </w:p>
-        </w:tc>
-      </w:tr>
-      <w:tr>
-        <w:tc>
-          <w:tcPr>
-            <w:tcW w:type="pct" w:w="2400"/>
-            <w:tcMar>
-              <w:top w:type="dxa" w:w="50"/>
-              <w:left w:type="dxa" w:w="110"/>
-              <w:bottom w:type="dxa" w:w="50"/>
-              <w:right w:type="dxa" w:w="110"/>
-            </w:tcMar>
-          </w:tcPr>
-          <w:p>
-            <w:pPr>
-              <w:spacing w:before="28" w:after="28"/>
-            </w:pPr>
-            <w:r>
-              <w:rPr>
-                <w:sz w:val="15"/>
-                <w:szCs w:val="15"/>
-              </w:rPr>
-              <w:t xml:space="preserve">Unrealized holding gain on AFS debt securities during 2027</w:t>
-            </w:r>
-          </w:p>
-        </w:tc>
-        <w:tc>
-          <w:tcPr>
-            <w:tcW w:type="pct" w:w="2600"/>
-            <w:tcMar>
-              <w:top w:type="dxa" w:w="50"/>
-              <w:left w:type="dxa" w:w="110"/>
-              <w:bottom w:type="dxa" w:w="50"/>
-              <w:right w:type="dxa" w:w="110"/>
-            </w:tcMar>
-          </w:tcPr>
-          <w:p>
-            <w:pPr>
-              <w:spacing w:before="28" w:after="28"/>
-            </w:pPr>
-            <w:r>
-              <w:rPr>
-                <w:sz w:val="15"/>
-                <w:szCs w:val="15"/>
-              </w:rPr>
-              <w:t xml:space="preserve">40</w:t>
-            </w:r>
-          </w:p>
-        </w:tc>
-      </w:tr>
-      <w:tr>
-        <w:tc>
-          <w:tcPr>
-            <w:tcW w:type="pct" w:w="2400"/>
-            <w:shd w:fill="FBFAF6" w:val="clear"/>
-            <w:tcMar>
-              <w:top w:type="dxa" w:w="50"/>
-              <w:left w:type="dxa" w:w="110"/>
-              <w:bottom w:type="dxa" w:w="50"/>
-              <w:right w:type="dxa" w:w="110"/>
-            </w:tcMar>
-          </w:tcPr>
-          <w:p>
-            <w:pPr>
-              <w:spacing w:before="28" w:after="28"/>
-            </w:pPr>
-            <w:r>
-              <w:rPr>
-                <w:sz w:val="15"/>
-                <w:szCs w:val="15"/>
-              </w:rPr>
-              <w:t xml:space="preserve">Realized gain on AFS securities sold in 2027 (included in AOCI before)</w:t>
-            </w:r>
-          </w:p>
-        </w:tc>
-        <w:tc>
-          <w:tcPr>
-            <w:tcW w:type="pct" w:w="2600"/>
-            <w:shd w:fill="FBFAF6" w:val="clear"/>
-            <w:tcMar>
-              <w:top w:type="dxa" w:w="50"/>
-              <w:left w:type="dxa" w:w="110"/>
-              <w:bottom w:type="dxa" w:w="50"/>
-              <w:right w:type="dxa" w:w="110"/>
-            </w:tcMar>
-          </w:tcPr>
-          <w:p>
-            <w:pPr>
-              <w:spacing w:before="28" w:after="28"/>
-            </w:pPr>
-            <w:r>
-              <w:rPr>
-                <w:sz w:val="15"/>
-                <w:szCs w:val="15"/>
-              </w:rPr>
-              <w:t xml:space="preserve">24</w:t>
-            </w:r>
-          </w:p>
-        </w:tc>
-      </w:tr>
-      <w:tr>
-        <w:tc>
-          <w:tcPr>
-            <w:tcW w:type="pct" w:w="2400"/>
-            <w:tcMar>
-              <w:top w:type="dxa" w:w="50"/>
-              <w:left w:type="dxa" w:w="110"/>
-              <w:bottom w:type="dxa" w:w="50"/>
-              <w:right w:type="dxa" w:w="110"/>
-            </w:tcMar>
-          </w:tcPr>
-          <w:p>
-            <w:pPr>
-              <w:spacing w:before="28" w:after="28"/>
-            </w:pPr>
-            <w:r>
-              <w:rPr>
-                <w:sz w:val="15"/>
-                <w:szCs w:val="15"/>
-              </w:rPr>
-              <w:t xml:space="preserve">M1</w:t>
-            </w:r>
-          </w:p>
-        </w:tc>
-        <w:tc>
-          <w:tcPr>
-            <w:tcW w:type="pct" w:w="2600"/>
-            <w:tcMar>
-              <w:top w:type="dxa" w:w="50"/>
-              <w:left w:type="dxa" w:w="110"/>
-              <w:bottom w:type="dxa" w:w="50"/>
-              <w:right w:type="dxa" w:w="110"/>
-            </w:tcMar>
-          </w:tcPr>
-          <w:p>
-            <w:pPr>
-              <w:spacing w:before="28" w:after="28"/>
-            </w:pPr>
-            <w:r>
-              <w:rPr>
-                <w:sz w:val="15"/>
-                <w:szCs w:val="15"/>
-              </w:rPr>
-              <w:t xml:space="preserve">In 2027 Orontes sold its dry-foods division, one of its main product lines. The sale is a </w:t>
-            </w:r>
-            <w:r>
-              <w:rPr>
-                <w:b/>
-                <w:bCs/>
-                <w:color w:val="8186EF"/>
-                <w:sz w:val="14"/>
-                <w:szCs w:val="14"/>
-              </w:rPr>
-              <w:t xml:space="preserve"> (16) </w:t>
-            </w:r>
-            <w:r>
-              <w:rPr>
-                <w:u w:val="single"/>
-                <w:sz w:val="15"/>
-                <w:szCs w:val="15"/>
-              </w:rPr>
-              <w:t xml:space="preserve">              </w:t>
-            </w:r>
-            <w:r>
-              <w:rPr>
-                <w:sz w:val="15"/>
-                <w:szCs w:val="15"/>
-              </w:rPr>
-              <w:t xml:space="preserve"> </w:t>
-            </w:r>
-            <w:r>
-              <w:rPr>
-                <w:sz w:val="15"/>
-                <w:szCs w:val="15"/>
-              </w:rPr>
-              <w:t xml:space="preserve"> with a major effect.</w:t>
-            </w:r>
-          </w:p>
-        </w:tc>
-      </w:tr>
-      <w:tr>
-        <w:tc>
-          <w:tcPr>
-            <w:tcW w:type="pct" w:w="2400"/>
-            <w:shd w:fill="FBFAF6" w:val="clear"/>
-            <w:tcMar>
-              <w:top w:type="dxa" w:w="50"/>
-              <w:left w:type="dxa" w:w="110"/>
-              <w:bottom w:type="dxa" w:w="50"/>
-              <w:right w:type="dxa" w:w="110"/>
-            </w:tcMar>
-          </w:tcPr>
-          <w:p>
-            <w:pPr>
-              <w:spacing w:before="28" w:after="28"/>
-            </w:pPr>
-            <w:r>
-              <w:rPr>
-                <w:sz w:val="15"/>
-                <w:szCs w:val="15"/>
-              </w:rPr>
-              <w:t xml:space="preserve">M2</w:t>
-            </w:r>
-          </w:p>
-        </w:tc>
-        <w:tc>
-          <w:tcPr>
-            <w:tcW w:type="pct" w:w="2600"/>
-            <w:shd w:fill="FBFAF6" w:val="clear"/>
-            <w:tcMar>
-              <w:top w:type="dxa" w:w="50"/>
-              <w:left w:type="dxa" w:w="110"/>
-              <w:bottom w:type="dxa" w:w="50"/>
-              <w:right w:type="dxa" w:w="110"/>
-            </w:tcMar>
-          </w:tcPr>
-          <w:p>
-            <w:pPr>
-              <w:spacing w:before="28" w:after="28"/>
-            </w:pPr>
-            <w:r>
-              <w:rPr>
-                <w:sz w:val="15"/>
-                <w:szCs w:val="15"/>
-              </w:rPr>
-              <w:t xml:space="preserve">The tax rate is 25% on all items. The realized AFS gain is already in the other income figures.</w:t>
-            </w:r>
-          </w:p>
-        </w:tc>
-      </w:tr>
-      <w:tr>
-        <w:tc>
-          <w:tcPr>
-            <w:tcW w:type="pct" w:w="2400"/>
-            <w:tcMar>
-              <w:top w:type="dxa" w:w="50"/>
-              <w:left w:type="dxa" w:w="110"/>
-              <w:bottom w:type="dxa" w:w="50"/>
-              <w:right w:type="dxa" w:w="110"/>
-            </w:tcMar>
-          </w:tcPr>
-          <w:p>
-            <w:pPr>
-              <w:spacing w:before="28" w:after="28"/>
-            </w:pPr>
-            <w:r>
-              <w:rPr>
-                <w:sz w:val="15"/>
-                <w:szCs w:val="15"/>
-              </w:rPr>
-              <w:t xml:space="preserve">M3</w:t>
-            </w:r>
-          </w:p>
-        </w:tc>
-        <w:tc>
-          <w:tcPr>
-            <w:tcW w:type="pct" w:w="2600"/>
-            <w:tcMar>
-              <w:top w:type="dxa" w:w="50"/>
-              <w:left w:type="dxa" w:w="110"/>
-              <w:bottom w:type="dxa" w:w="50"/>
-              <w:right w:type="dxa" w:w="110"/>
-            </w:tcMar>
-          </w:tcPr>
-          <w:p>
-            <w:pPr>
-              <w:spacing w:before="28" w:after="28"/>
-            </w:pPr>
-            <w:r>
-              <w:rPr>
-                <w:sz w:val="15"/>
-                <w:szCs w:val="15"/>
-              </w:rPr>
-              <w:t xml:space="preserve">Orontes presents one continuous statement of </w:t>
-            </w:r>
-            <w:r>
-              <w:rPr>
-                <w:b/>
-                <w:bCs/>
-                <w:color w:val="8186EF"/>
-                <w:sz w:val="14"/>
-                <w:szCs w:val="14"/>
-              </w:rPr>
-              <w:t xml:space="preserve"> (17) </w:t>
-            </w:r>
-            <w:r>
-              <w:rPr>
-                <w:u w:val="single"/>
-                <w:sz w:val="15"/>
-                <w:szCs w:val="15"/>
-              </w:rPr>
-              <w:t xml:space="preserve">              </w:t>
-            </w:r>
-            <w:r>
-              <w:rPr>
-                <w:sz w:val="15"/>
-                <w:szCs w:val="15"/>
-              </w:rPr>
-              <w:t xml:space="preserve"> </w:t>
-            </w:r>
-            <w:r>
-              <w:rPr>
-                <w:sz w:val="15"/>
-                <w:szCs w:val="15"/>
-              </w:rPr>
-              <w:t xml:space="preserve">.</w:t>
-            </w:r>
-          </w:p>
-        </w:tc>
-      </w:tr>
-    </w:tbl>
-    <w:p/>
-    <w:tbl>
-      <w:tblPr>
-        <w:tblW w:type="pct" w:w="100%"/>
-        <w:tblLayout w:type="fixed"/>
-        <w:tblBorders>
-          <w:top w:val="single" w:color="FBFAF6" w:sz="4"/>
-          <w:left w:val="single" w:color="FBFAF6" w:sz="4"/>
-          <w:bottom w:val="single" w:color="FBFAF6" w:sz="4"/>
-          <w:right w:val="single" w:color="FBFAF6" w:sz="4"/>
-          <w:insideH w:val="single" w:color="FBFAF6" w:sz="4"/>
-          <w:insideV w:val="single" w:color="FBFAF6" w:sz="4"/>
-        </w:tblBorders>
-      </w:tblPr>
-      <w:tblGrid>
-        <w:gridCol w:w="9600"/>
-      </w:tblGrid>
-      <w:tr>
-        <w:tc>
-          <w:tcPr>
-            <w:tcW w:type="pct" w:w="5000"/>
-            <w:shd w:fill="FBFAF6" w:val="clear"/>
-            <w:tcMar>
-              <w:top w:type="dxa" w:w="40"/>
-              <w:left w:type="dxa" w:w="100"/>
-              <w:bottom w:type="dxa" w:w="40"/>
-              <w:right w:type="dxa" w:w="100"/>
-            </w:tcMar>
-          </w:tcPr>
-          <w:p>
-            <w:pPr>
-              <w:spacing w:before="18" w:after="6"/>
-            </w:pPr>
-            <w:r>
-              <w:rPr>
-                <w:b/>
-                <w:bCs/>
-                <w:color w:val="6B7280"/>
-                <w:sz w:val="14"/>
-                <w:szCs w:val="14"/>
-              </w:rPr>
-              <w:t xml:space="preserve">word list</w:t>
-            </w:r>
-          </w:p>
-          <w:p>
-            <w:pPr>
-              <w:spacing w:before="0" w:after="18"/>
-            </w:pPr>
-            <w:r>
-              <w:rPr>
-                <w:b/>
-                <w:bCs/>
-                <w:color w:val="353A7C"/>
-                <w:sz w:val="16"/>
-                <w:szCs w:val="16"/>
-              </w:rPr>
-              <w:t xml:space="preserve">Extraordinary items   ·   strategic shift   ·   comprehensive income</w:t>
+              <w:t xml:space="preserve">Held-for-sale   ·   discontinued   ·   extraordinary</w:t>
             </w:r>
           </w:p>
         </w:tc>
@@ -11997,7 +11609,7 @@
                 <w:sz w:val="17"/>
                 <w:szCs w:val="17"/>
               </w:rPr>
-              <w:t xml:space="preserve">Item — Answer</w:t>
+              <w:t xml:space="preserve">Suppose: Orontes, 2027 (USD 000) — Amount / details</w:t>
             </w:r>
           </w:p>
         </w:tc>
@@ -12026,7 +11638,7 @@
                 <w:sz w:val="15"/>
                 <w:szCs w:val="15"/>
               </w:rPr>
-              <w:t xml:space="preserve">Item</w:t>
+              <w:t xml:space="preserve">Suppose: Orontes, 2027 (USD 000)</w:t>
             </w:r>
           </w:p>
         </w:tc>
@@ -12053,7 +11665,7 @@
                 <w:sz w:val="15"/>
                 <w:szCs w:val="15"/>
               </w:rPr>
-              <w:t xml:space="preserve">Answer</w:t>
+              <w:t xml:space="preserve">Amount / details</w:t>
             </w:r>
           </w:p>
         </w:tc>
@@ -12078,7 +11690,7 @@
                 <w:sz w:val="15"/>
                 <w:szCs w:val="15"/>
               </w:rPr>
-              <w:t xml:space="preserve">All operations in Jordan</w:t>
+              <w:t xml:space="preserve">Operating income</w:t>
             </w:r>
           </w:p>
         </w:tc>
@@ -12101,7 +11713,7 @@
                 <w:sz w:val="15"/>
                 <w:szCs w:val="15"/>
               </w:rPr>
-              <w:t xml:space="preserve">Yes: a major geographic area.</w:t>
+              <w:t xml:space="preserve">5,000</w:t>
             </w:r>
           </w:p>
         </w:tc>
@@ -12127,7 +11739,7 @@
                 <w:sz w:val="15"/>
                 <w:szCs w:val="15"/>
               </w:rPr>
-              <w:t xml:space="preserve">An old bottling machine</w:t>
+              <w:t xml:space="preserve">Gain on sale of a warehouse</w:t>
             </w:r>
           </w:p>
         </w:tc>
@@ -12151,39 +11763,7 @@
                 <w:sz w:val="15"/>
                 <w:szCs w:val="15"/>
               </w:rPr>
-              <w:t xml:space="preserve">No: a single asset; the gain or loss stays in </w:t>
-            </w:r>
-            <w:r>
-              <w:rPr>
-                <w:b/>
-                <w:bCs/>
-                <w:color w:val="8186EF"/>
-                <w:sz w:val="14"/>
-                <w:szCs w:val="14"/>
-              </w:rPr>
-              <w:t xml:space="preserve"> (18) </w:t>
-            </w:r>
-            <w:r>
-              <w:rPr>
-                <w:u w:val="single"/>
-                <w:sz w:val="15"/>
-                <w:szCs w:val="15"/>
-              </w:rPr>
-              <w:t xml:space="preserve">              </w:t>
-            </w:r>
-            <w:r>
-              <w:rPr>
-                <w:sz w:val="15"/>
-                <w:szCs w:val="15"/>
-              </w:rPr>
-              <w:t xml:space="preserve"> </w:t>
-            </w:r>
-            <w:r>
-              <w:rPr>
-                <w:sz w:val="15"/>
-                <w:szCs w:val="15"/>
-              </w:rPr>
-              <w:t xml:space="preserve"> operations.</w:t>
+              <w:t xml:space="preserve">200</w:t>
             </w:r>
           </w:p>
         </w:tc>
@@ -12208,7 +11788,7 @@
                 <w:sz w:val="15"/>
                 <w:szCs w:val="15"/>
               </w:rPr>
-              <w:t xml:space="preserve">The stake in Jordan Glass</w:t>
+              <w:t xml:space="preserve">Loss on settlement of a lawsuit (unusual for Orontes)</w:t>
             </w:r>
           </w:p>
         </w:tc>
@@ -12231,7 +11811,7 @@
                 <w:sz w:val="15"/>
                 <w:szCs w:val="15"/>
               </w:rPr>
-              <w:t xml:space="preserve">Yes: a major equity-method investment.</w:t>
+              <w:t xml:space="preserve">120</w:t>
             </w:r>
           </w:p>
         </w:tc>
@@ -12257,14 +11837,14 @@
                 <w:sz w:val="15"/>
                 <w:szCs w:val="15"/>
               </w:rPr>
-              <w:t xml:space="preserve">One juice flavour</w:t>
+              <w:t xml:space="preserve">Interest expense</w:t>
             </w:r>
           </w:p>
         </w:tc>
         <w:tc>
           <w:tcPr>
             <w:tcW w:type="pct" w:w="2600"/>
-            <w:shd w:fill="FFFFFF" w:val="clear"/>
+            <w:shd w:fill="FBFAF6" w:val="clear"/>
             <w:tcMar>
               <w:top w:type="dxa" w:w="50"/>
               <w:left w:type="dxa" w:w="110"/>
@@ -12274,8 +11854,259 @@
           </w:tcPr>
           <w:p>
             <w:pPr>
-              <w:spacing w:before="46" w:after="46"/>
-            </w:pPr>
+              <w:spacing w:before="28" w:after="28"/>
+            </w:pPr>
+            <w:r>
+              <w:rPr>
+                <w:sz w:val="15"/>
+                <w:szCs w:val="15"/>
+              </w:rPr>
+              <w:t xml:space="preserve">400</w:t>
+            </w:r>
+          </w:p>
+        </w:tc>
+      </w:tr>
+      <w:tr>
+        <w:tc>
+          <w:tcPr>
+            <w:tcW w:type="pct" w:w="2400"/>
+            <w:tcMar>
+              <w:top w:type="dxa" w:w="50"/>
+              <w:left w:type="dxa" w:w="110"/>
+              <w:bottom w:type="dxa" w:w="50"/>
+              <w:right w:type="dxa" w:w="110"/>
+            </w:tcMar>
+          </w:tcPr>
+          <w:p>
+            <w:pPr>
+              <w:spacing w:before="28" w:after="28"/>
+            </w:pPr>
+            <w:r>
+              <w:rPr>
+                <w:sz w:val="15"/>
+                <w:szCs w:val="15"/>
+              </w:rPr>
+              <w:t xml:space="preserve">Dry-foods division: operating loss before tax</w:t>
+            </w:r>
+          </w:p>
+        </w:tc>
+        <w:tc>
+          <w:tcPr>
+            <w:tcW w:type="pct" w:w="2600"/>
+            <w:tcMar>
+              <w:top w:type="dxa" w:w="50"/>
+              <w:left w:type="dxa" w:w="110"/>
+              <w:bottom w:type="dxa" w:w="50"/>
+              <w:right w:type="dxa" w:w="110"/>
+            </w:tcMar>
+          </w:tcPr>
+          <w:p>
+            <w:pPr>
+              <w:spacing w:before="28" w:after="28"/>
+            </w:pPr>
+            <w:r>
+              <w:rPr>
+                <w:sz w:val="15"/>
+                <w:szCs w:val="15"/>
+              </w:rPr>
+              <w:t xml:space="preserve">80</w:t>
+            </w:r>
+          </w:p>
+        </w:tc>
+      </w:tr>
+      <w:tr>
+        <w:tc>
+          <w:tcPr>
+            <w:tcW w:type="pct" w:w="2400"/>
+            <w:shd w:fill="FBFAF6" w:val="clear"/>
+            <w:tcMar>
+              <w:top w:type="dxa" w:w="50"/>
+              <w:left w:type="dxa" w:w="110"/>
+              <w:bottom w:type="dxa" w:w="50"/>
+              <w:right w:type="dxa" w:w="110"/>
+            </w:tcMar>
+          </w:tcPr>
+          <w:p>
+            <w:pPr>
+              <w:spacing w:before="28" w:after="28"/>
+            </w:pPr>
+            <w:r>
+              <w:rPr>
+                <w:sz w:val="15"/>
+                <w:szCs w:val="15"/>
+              </w:rPr>
+              <w:t xml:space="preserve">Dry-foods division: gain on sale before tax</w:t>
+            </w:r>
+          </w:p>
+        </w:tc>
+        <w:tc>
+          <w:tcPr>
+            <w:tcW w:type="pct" w:w="2600"/>
+            <w:shd w:fill="FBFAF6" w:val="clear"/>
+            <w:tcMar>
+              <w:top w:type="dxa" w:w="50"/>
+              <w:left w:type="dxa" w:w="110"/>
+              <w:bottom w:type="dxa" w:w="50"/>
+              <w:right w:type="dxa" w:w="110"/>
+            </w:tcMar>
+          </w:tcPr>
+          <w:p>
+            <w:pPr>
+              <w:spacing w:before="28" w:after="28"/>
+            </w:pPr>
+            <w:r>
+              <w:rPr>
+                <w:sz w:val="15"/>
+                <w:szCs w:val="15"/>
+              </w:rPr>
+              <w:t xml:space="preserve">280</w:t>
+            </w:r>
+          </w:p>
+        </w:tc>
+      </w:tr>
+      <w:tr>
+        <w:tc>
+          <w:tcPr>
+            <w:tcW w:type="pct" w:w="2400"/>
+            <w:tcMar>
+              <w:top w:type="dxa" w:w="50"/>
+              <w:left w:type="dxa" w:w="110"/>
+              <w:bottom w:type="dxa" w:w="50"/>
+              <w:right w:type="dxa" w:w="110"/>
+            </w:tcMar>
+          </w:tcPr>
+          <w:p>
+            <w:pPr>
+              <w:spacing w:before="28" w:after="28"/>
+            </w:pPr>
+            <w:r>
+              <w:rPr>
+                <w:sz w:val="15"/>
+                <w:szCs w:val="15"/>
+              </w:rPr>
+              <w:t xml:space="preserve">Unrealized holding gain on AFS debt securities during 2027</w:t>
+            </w:r>
+          </w:p>
+        </w:tc>
+        <w:tc>
+          <w:tcPr>
+            <w:tcW w:type="pct" w:w="2600"/>
+            <w:tcMar>
+              <w:top w:type="dxa" w:w="50"/>
+              <w:left w:type="dxa" w:w="110"/>
+              <w:bottom w:type="dxa" w:w="50"/>
+              <w:right w:type="dxa" w:w="110"/>
+            </w:tcMar>
+          </w:tcPr>
+          <w:p>
+            <w:pPr>
+              <w:spacing w:before="28" w:after="28"/>
+            </w:pPr>
+            <w:r>
+              <w:rPr>
+                <w:sz w:val="15"/>
+                <w:szCs w:val="15"/>
+              </w:rPr>
+              <w:t xml:space="preserve">40</w:t>
+            </w:r>
+          </w:p>
+        </w:tc>
+      </w:tr>
+      <w:tr>
+        <w:tc>
+          <w:tcPr>
+            <w:tcW w:type="pct" w:w="2400"/>
+            <w:shd w:fill="FBFAF6" w:val="clear"/>
+            <w:tcMar>
+              <w:top w:type="dxa" w:w="50"/>
+              <w:left w:type="dxa" w:w="110"/>
+              <w:bottom w:type="dxa" w:w="50"/>
+              <w:right w:type="dxa" w:w="110"/>
+            </w:tcMar>
+          </w:tcPr>
+          <w:p>
+            <w:pPr>
+              <w:spacing w:before="28" w:after="28"/>
+            </w:pPr>
+            <w:r>
+              <w:rPr>
+                <w:sz w:val="15"/>
+                <w:szCs w:val="15"/>
+              </w:rPr>
+              <w:t xml:space="preserve">Realized gain on AFS securities sold in 2027 (included in AOCI before)</w:t>
+            </w:r>
+          </w:p>
+        </w:tc>
+        <w:tc>
+          <w:tcPr>
+            <w:tcW w:type="pct" w:w="2600"/>
+            <w:shd w:fill="FBFAF6" w:val="clear"/>
+            <w:tcMar>
+              <w:top w:type="dxa" w:w="50"/>
+              <w:left w:type="dxa" w:w="110"/>
+              <w:bottom w:type="dxa" w:w="50"/>
+              <w:right w:type="dxa" w:w="110"/>
+            </w:tcMar>
+          </w:tcPr>
+          <w:p>
+            <w:pPr>
+              <w:spacing w:before="28" w:after="28"/>
+            </w:pPr>
+            <w:r>
+              <w:rPr>
+                <w:sz w:val="15"/>
+                <w:szCs w:val="15"/>
+              </w:rPr>
+              <w:t xml:space="preserve">24</w:t>
+            </w:r>
+          </w:p>
+        </w:tc>
+      </w:tr>
+      <w:tr>
+        <w:tc>
+          <w:tcPr>
+            <w:tcW w:type="pct" w:w="2400"/>
+            <w:tcMar>
+              <w:top w:type="dxa" w:w="50"/>
+              <w:left w:type="dxa" w:w="110"/>
+              <w:bottom w:type="dxa" w:w="50"/>
+              <w:right w:type="dxa" w:w="110"/>
+            </w:tcMar>
+          </w:tcPr>
+          <w:p>
+            <w:pPr>
+              <w:spacing w:before="28" w:after="28"/>
+            </w:pPr>
+            <w:r>
+              <w:rPr>
+                <w:sz w:val="15"/>
+                <w:szCs w:val="15"/>
+              </w:rPr>
+              <w:t xml:space="preserve">M1</w:t>
+            </w:r>
+          </w:p>
+        </w:tc>
+        <w:tc>
+          <w:tcPr>
+            <w:tcW w:type="pct" w:w="2600"/>
+            <w:tcMar>
+              <w:top w:type="dxa" w:w="50"/>
+              <w:left w:type="dxa" w:w="110"/>
+              <w:bottom w:type="dxa" w:w="50"/>
+              <w:right w:type="dxa" w:w="110"/>
+            </w:tcMar>
+          </w:tcPr>
+          <w:p>
+            <w:pPr>
+              <w:spacing w:before="28" w:after="28"/>
+            </w:pPr>
+            <w:r>
+              <w:rPr>
+                <w:sz w:val="15"/>
+                <w:szCs w:val="15"/>
+              </w:rPr>
+              <w:t xml:space="preserve">In 2027 Orontes sold its dry-foods division, one of its main product lines. The sale is a </w:t>
+            </w:r>
             <w:r>
               <w:rPr>
                 <w:b/>
@@ -12284,7 +12115,159 @@
                 <w:sz w:val="14"/>
                 <w:szCs w:val="14"/>
               </w:rPr>
-              <w:t xml:space="preserve">(19)</w:t>
+              <w:t xml:space="preserve"> (19) </w:t>
+            </w:r>
+            <w:r>
+              <w:rPr>
+                <w:u w:val="single"/>
+                <w:sz w:val="15"/>
+                <w:szCs w:val="15"/>
+              </w:rPr>
+              <w:t xml:space="preserve">              </w:t>
+            </w:r>
+            <w:r>
+              <w:rPr>
+                <w:sz w:val="15"/>
+                <w:szCs w:val="15"/>
+              </w:rPr>
+              <w:t xml:space="preserve"> </w:t>
+            </w:r>
+            <w:r>
+              <w:rPr>
+                <w:sz w:val="15"/>
+                <w:szCs w:val="15"/>
+              </w:rPr>
+              <w:t xml:space="preserve"> with a major effect.</w:t>
+            </w:r>
+          </w:p>
+        </w:tc>
+      </w:tr>
+      <w:tr>
+        <w:tc>
+          <w:tcPr>
+            <w:tcW w:type="pct" w:w="2400"/>
+            <w:shd w:fill="FBFAF6" w:val="clear"/>
+            <w:tcMar>
+              <w:top w:type="dxa" w:w="50"/>
+              <w:left w:type="dxa" w:w="110"/>
+              <w:bottom w:type="dxa" w:w="50"/>
+              <w:right w:type="dxa" w:w="110"/>
+            </w:tcMar>
+          </w:tcPr>
+          <w:p>
+            <w:pPr>
+              <w:spacing w:before="28" w:after="28"/>
+            </w:pPr>
+            <w:r>
+              <w:rPr>
+                <w:sz w:val="15"/>
+                <w:szCs w:val="15"/>
+              </w:rPr>
+              <w:t xml:space="preserve">M2</w:t>
+            </w:r>
+          </w:p>
+        </w:tc>
+        <w:tc>
+          <w:tcPr>
+            <w:tcW w:type="pct" w:w="2600"/>
+            <w:shd w:fill="FBFAF6" w:val="clear"/>
+            <w:tcMar>
+              <w:top w:type="dxa" w:w="50"/>
+              <w:left w:type="dxa" w:w="110"/>
+              <w:bottom w:type="dxa" w:w="50"/>
+              <w:right w:type="dxa" w:w="110"/>
+            </w:tcMar>
+          </w:tcPr>
+          <w:p>
+            <w:pPr>
+              <w:spacing w:before="28" w:after="28"/>
+            </w:pPr>
+            <w:r>
+              <w:rPr>
+                <w:sz w:val="15"/>
+                <w:szCs w:val="15"/>
+              </w:rPr>
+              <w:t xml:space="preserve">The tax rate is 25% on all items. The realized AFS gain is already in the other income figures.</w:t>
+            </w:r>
+          </w:p>
+        </w:tc>
+      </w:tr>
+      <w:tr>
+        <w:tc>
+          <w:tcPr>
+            <w:tcW w:type="pct" w:w="2400"/>
+            <w:tcMar>
+              <w:top w:type="dxa" w:w="50"/>
+              <w:left w:type="dxa" w:w="110"/>
+              <w:bottom w:type="dxa" w:w="50"/>
+              <w:right w:type="dxa" w:w="110"/>
+            </w:tcMar>
+          </w:tcPr>
+          <w:p>
+            <w:pPr>
+              <w:spacing w:before="28" w:after="28"/>
+            </w:pPr>
+            <w:r>
+              <w:rPr>
+                <w:sz w:val="15"/>
+                <w:szCs w:val="15"/>
+              </w:rPr>
+              <w:t xml:space="preserve">M3</w:t>
+            </w:r>
+          </w:p>
+        </w:tc>
+        <w:tc>
+          <w:tcPr>
+            <w:tcW w:type="pct" w:w="2600"/>
+            <w:tcMar>
+              <w:top w:type="dxa" w:w="50"/>
+              <w:left w:type="dxa" w:w="110"/>
+              <w:bottom w:type="dxa" w:w="50"/>
+              <w:right w:type="dxa" w:w="110"/>
+            </w:tcMar>
+          </w:tcPr>
+          <w:p>
+            <w:pPr>
+              <w:spacing w:before="28" w:after="28"/>
+            </w:pPr>
+            <w:r>
+              <w:rPr>
+                <w:sz w:val="15"/>
+                <w:szCs w:val="15"/>
+              </w:rPr>
+              <w:t xml:space="preserve">Orontes presents one continuous statement of </w:t>
+            </w:r>
+            <w:r>
+              <w:rPr>
+                <w:b/>
+                <w:bCs/>
+                <w:color w:val="8186EF"/>
+                <w:sz w:val="14"/>
+                <w:szCs w:val="14"/>
+              </w:rPr>
+              <w:t xml:space="preserve"> (20) </w:t>
+            </w:r>
+            <w:r>
+              <w:rPr>
+                <w:u w:val="single"/>
+                <w:sz w:val="15"/>
+                <w:szCs w:val="15"/>
+              </w:rPr>
+              <w:t xml:space="preserve">              </w:t>
+            </w:r>
+            <w:r>
+              <w:rPr>
+                <w:sz w:val="15"/>
+                <w:szCs w:val="15"/>
+              </w:rPr>
+              <w:t xml:space="preserve"> </w:t>
+            </w:r>
+            <w:r>
+              <w:rPr>
+                <w:sz w:val="15"/>
+                <w:szCs w:val="15"/>
+              </w:rPr>
+              <w:t xml:space="preserve">.</w:t>
             </w:r>
           </w:p>
         </w:tc>
@@ -12346,13 +12329,423 @@
                 <w:sz w:val="16"/>
                 <w:szCs w:val="16"/>
               </w:rPr>
-              <w:t xml:space="preserve">No: not a strategic shift.   ·   Definition of discontinued operation   ·   continuing</w:t>
+              <w:t xml:space="preserve">Extraordinary items   ·   strategic shift   ·   comprehensive income</w:t>
             </w:r>
           </w:p>
         </w:tc>
       </w:tr>
     </w:tbl>
     <w:p/>
+    <w:tbl>
+      <w:tblPr>
+        <w:tblW w:type="pct" w:w="100%"/>
+        <w:tblLayout w:type="fixed"/>
+        <w:tblBorders>
+          <w:top w:val="single" w:color="353A7C" w:sz="6"/>
+          <w:left w:val="single" w:color="353A7C" w:sz="6"/>
+          <w:bottom w:val="single" w:color="353A7C" w:sz="6"/>
+          <w:right w:val="single" w:color="353A7C" w:sz="6"/>
+          <w:insideH w:val="single" w:color="353A7C" w:sz="6"/>
+          <w:insideV w:val="single" w:color="353A7C" w:sz="6"/>
+        </w:tblBorders>
+      </w:tblPr>
+      <w:tblGrid>
+        <w:gridCol w:w="4608"/>
+        <w:gridCol w:w="4992"/>
+      </w:tblGrid>
+      <w:tr>
+        <w:tc>
+          <w:tcPr>
+            <w:tcW w:type="pct" w:w="5000"/>
+            <w:gridSpan w:val="2"/>
+            <w:shd w:fill="353A7C" w:val="clear"/>
+            <w:tcMar>
+              <w:top w:type="dxa" w:w="60"/>
+              <w:left w:type="dxa" w:w="120"/>
+              <w:bottom w:type="dxa" w:w="60"/>
+              <w:right w:type="dxa" w:w="120"/>
+            </w:tcMar>
+          </w:tcPr>
+          <w:p>
+            <w:pPr>
+              <w:spacing w:before="40" w:after="40"/>
+            </w:pPr>
+            <w:r>
+              <w:rPr>
+                <w:b/>
+                <w:bCs/>
+                <w:color w:val="FFFFFF"/>
+                <w:sz w:val="17"/>
+                <w:szCs w:val="17"/>
+              </w:rPr>
+              <w:t xml:space="preserve">Item — Answer</w:t>
+            </w:r>
+          </w:p>
+        </w:tc>
+      </w:tr>
+      <w:tr>
+        <w:tc>
+          <w:tcPr>
+            <w:tcW w:type="pct" w:w="2400"/>
+            <w:shd w:fill="353A7C" w:val="clear"/>
+            <w:tcMar>
+              <w:top w:type="dxa" w:w="50"/>
+              <w:left w:type="dxa" w:w="110"/>
+              <w:bottom w:type="dxa" w:w="50"/>
+              <w:right w:type="dxa" w:w="110"/>
+            </w:tcMar>
+          </w:tcPr>
+          <w:p>
+            <w:pPr>
+              <w:spacing w:before="30" w:after="30"/>
+            </w:pPr>
+            <w:r>
+              <w:rPr>
+                <w:b/>
+                <w:bCs/>
+                <w:color w:val="FFFFFF"/>
+                <w:sz w:val="15"/>
+                <w:szCs w:val="15"/>
+              </w:rPr>
+              <w:t xml:space="preserve">Item</w:t>
+            </w:r>
+          </w:p>
+        </w:tc>
+        <w:tc>
+          <w:tcPr>
+            <w:tcW w:type="pct" w:w="2600"/>
+            <w:shd w:fill="353A7C" w:val="clear"/>
+            <w:tcMar>
+              <w:top w:type="dxa" w:w="50"/>
+              <w:left w:type="dxa" w:w="110"/>
+              <w:bottom w:type="dxa" w:w="50"/>
+              <w:right w:type="dxa" w:w="110"/>
+            </w:tcMar>
+          </w:tcPr>
+          <w:p>
+            <w:pPr>
+              <w:spacing w:before="30" w:after="30"/>
+            </w:pPr>
+            <w:r>
+              <w:rPr>
+                <w:b/>
+                <w:bCs/>
+                <w:color w:val="FFFFFF"/>
+                <w:sz w:val="15"/>
+                <w:szCs w:val="15"/>
+              </w:rPr>
+              <w:t xml:space="preserve">Answer</w:t>
+            </w:r>
+          </w:p>
+        </w:tc>
+      </w:tr>
+      <w:tr>
+        <w:tc>
+          <w:tcPr>
+            <w:tcW w:type="pct" w:w="2400"/>
+            <w:tcMar>
+              <w:top w:type="dxa" w:w="50"/>
+              <w:left w:type="dxa" w:w="110"/>
+              <w:bottom w:type="dxa" w:w="50"/>
+              <w:right w:type="dxa" w:w="110"/>
+            </w:tcMar>
+          </w:tcPr>
+          <w:p>
+            <w:pPr>
+              <w:spacing w:before="28" w:after="28"/>
+            </w:pPr>
+            <w:r>
+              <w:rPr>
+                <w:sz w:val="15"/>
+                <w:szCs w:val="15"/>
+              </w:rPr>
+              <w:t xml:space="preserve">All operations in Jordan</w:t>
+            </w:r>
+          </w:p>
+        </w:tc>
+        <w:tc>
+          <w:tcPr>
+            <w:tcW w:type="pct" w:w="2600"/>
+            <w:tcMar>
+              <w:top w:type="dxa" w:w="50"/>
+              <w:left w:type="dxa" w:w="110"/>
+              <w:bottom w:type="dxa" w:w="50"/>
+              <w:right w:type="dxa" w:w="110"/>
+            </w:tcMar>
+          </w:tcPr>
+          <w:p>
+            <w:pPr>
+              <w:spacing w:before="28" w:after="28"/>
+            </w:pPr>
+            <w:r>
+              <w:rPr>
+                <w:sz w:val="15"/>
+                <w:szCs w:val="15"/>
+              </w:rPr>
+              <w:t xml:space="preserve">Yes: a major geographic area.</w:t>
+            </w:r>
+          </w:p>
+        </w:tc>
+      </w:tr>
+      <w:tr>
+        <w:tc>
+          <w:tcPr>
+            <w:tcW w:type="pct" w:w="2400"/>
+            <w:shd w:fill="FBFAF6" w:val="clear"/>
+            <w:tcMar>
+              <w:top w:type="dxa" w:w="50"/>
+              <w:left w:type="dxa" w:w="110"/>
+              <w:bottom w:type="dxa" w:w="50"/>
+              <w:right w:type="dxa" w:w="110"/>
+            </w:tcMar>
+          </w:tcPr>
+          <w:p>
+            <w:pPr>
+              <w:spacing w:before="28" w:after="28"/>
+            </w:pPr>
+            <w:r>
+              <w:rPr>
+                <w:sz w:val="15"/>
+                <w:szCs w:val="15"/>
+              </w:rPr>
+              <w:t xml:space="preserve">An old bottling machine</w:t>
+            </w:r>
+          </w:p>
+        </w:tc>
+        <w:tc>
+          <w:tcPr>
+            <w:tcW w:type="pct" w:w="2600"/>
+            <w:shd w:fill="FBFAF6" w:val="clear"/>
+            <w:tcMar>
+              <w:top w:type="dxa" w:w="50"/>
+              <w:left w:type="dxa" w:w="110"/>
+              <w:bottom w:type="dxa" w:w="50"/>
+              <w:right w:type="dxa" w:w="110"/>
+            </w:tcMar>
+          </w:tcPr>
+          <w:p>
+            <w:pPr>
+              <w:spacing w:before="28" w:after="28"/>
+            </w:pPr>
+            <w:r>
+              <w:rPr>
+                <w:sz w:val="15"/>
+                <w:szCs w:val="15"/>
+              </w:rPr>
+              <w:t xml:space="preserve">No: a single asset; the gain or loss stays in </w:t>
+            </w:r>
+            <w:r>
+              <w:rPr>
+                <w:b/>
+                <w:bCs/>
+                <w:color w:val="8186EF"/>
+                <w:sz w:val="14"/>
+                <w:szCs w:val="14"/>
+              </w:rPr>
+              <w:t xml:space="preserve"> (21) </w:t>
+            </w:r>
+            <w:r>
+              <w:rPr>
+                <w:u w:val="single"/>
+                <w:sz w:val="15"/>
+                <w:szCs w:val="15"/>
+              </w:rPr>
+              <w:t xml:space="preserve">              </w:t>
+            </w:r>
+            <w:r>
+              <w:rPr>
+                <w:sz w:val="15"/>
+                <w:szCs w:val="15"/>
+              </w:rPr>
+              <w:t xml:space="preserve"> </w:t>
+            </w:r>
+            <w:r>
+              <w:rPr>
+                <w:sz w:val="15"/>
+                <w:szCs w:val="15"/>
+              </w:rPr>
+              <w:t xml:space="preserve"> operations.</w:t>
+            </w:r>
+          </w:p>
+        </w:tc>
+      </w:tr>
+      <w:tr>
+        <w:tc>
+          <w:tcPr>
+            <w:tcW w:type="pct" w:w="2400"/>
+            <w:tcMar>
+              <w:top w:type="dxa" w:w="50"/>
+              <w:left w:type="dxa" w:w="110"/>
+              <w:bottom w:type="dxa" w:w="50"/>
+              <w:right w:type="dxa" w:w="110"/>
+            </w:tcMar>
+          </w:tcPr>
+          <w:p>
+            <w:pPr>
+              <w:spacing w:before="28" w:after="28"/>
+            </w:pPr>
+            <w:r>
+              <w:rPr>
+                <w:sz w:val="15"/>
+                <w:szCs w:val="15"/>
+              </w:rPr>
+              <w:t xml:space="preserve">The stake in Jordan Glass</w:t>
+            </w:r>
+          </w:p>
+        </w:tc>
+        <w:tc>
+          <w:tcPr>
+            <w:tcW w:type="pct" w:w="2600"/>
+            <w:tcMar>
+              <w:top w:type="dxa" w:w="50"/>
+              <w:left w:type="dxa" w:w="110"/>
+              <w:bottom w:type="dxa" w:w="50"/>
+              <w:right w:type="dxa" w:w="110"/>
+            </w:tcMar>
+          </w:tcPr>
+          <w:p>
+            <w:pPr>
+              <w:spacing w:before="28" w:after="28"/>
+            </w:pPr>
+            <w:r>
+              <w:rPr>
+                <w:sz w:val="15"/>
+                <w:szCs w:val="15"/>
+              </w:rPr>
+              <w:t xml:space="preserve">Yes: a major equity-method investment.</w:t>
+            </w:r>
+          </w:p>
+        </w:tc>
+      </w:tr>
+      <w:tr>
+        <w:tc>
+          <w:tcPr>
+            <w:tcW w:type="pct" w:w="2400"/>
+            <w:shd w:fill="FBFAF6" w:val="clear"/>
+            <w:tcMar>
+              <w:top w:type="dxa" w:w="50"/>
+              <w:left w:type="dxa" w:w="110"/>
+              <w:bottom w:type="dxa" w:w="50"/>
+              <w:right w:type="dxa" w:w="110"/>
+            </w:tcMar>
+          </w:tcPr>
+          <w:p>
+            <w:pPr>
+              <w:spacing w:before="28" w:after="28"/>
+            </w:pPr>
+            <w:r>
+              <w:rPr>
+                <w:sz w:val="15"/>
+                <w:szCs w:val="15"/>
+              </w:rPr>
+              <w:t xml:space="preserve">One juice flavour</w:t>
+            </w:r>
+          </w:p>
+        </w:tc>
+        <w:tc>
+          <w:tcPr>
+            <w:tcW w:type="pct" w:w="2600"/>
+            <w:shd w:fill="FFFFFF" w:val="clear"/>
+            <w:tcMar>
+              <w:top w:type="dxa" w:w="50"/>
+              <w:left w:type="dxa" w:w="110"/>
+              <w:bottom w:type="dxa" w:w="50"/>
+              <w:right w:type="dxa" w:w="110"/>
+            </w:tcMar>
+          </w:tcPr>
+          <w:p>
+            <w:pPr>
+              <w:spacing w:before="46" w:after="46"/>
+            </w:pPr>
+            <w:r>
+              <w:rPr>
+                <w:b/>
+                <w:bCs/>
+                <w:color w:val="8186EF"/>
+                <w:sz w:val="14"/>
+                <w:szCs w:val="14"/>
+              </w:rPr>
+              <w:t xml:space="preserve">(22)</w:t>
+            </w:r>
+          </w:p>
+        </w:tc>
+      </w:tr>
+    </w:tbl>
+    <w:p/>
+    <w:tbl>
+      <w:tblPr>
+        <w:tblW w:type="pct" w:w="100%"/>
+        <w:tblLayout w:type="fixed"/>
+        <w:tblBorders>
+          <w:top w:val="single" w:color="FBFAF6" w:sz="4"/>
+          <w:left w:val="single" w:color="FBFAF6" w:sz="4"/>
+          <w:bottom w:val="single" w:color="FBFAF6" w:sz="4"/>
+          <w:right w:val="single" w:color="FBFAF6" w:sz="4"/>
+          <w:insideH w:val="single" w:color="FBFAF6" w:sz="4"/>
+          <w:insideV w:val="single" w:color="FBFAF6" w:sz="4"/>
+        </w:tblBorders>
+      </w:tblPr>
+      <w:tblGrid>
+        <w:gridCol w:w="9600"/>
+      </w:tblGrid>
+      <w:tr>
+        <w:tc>
+          <w:tcPr>
+            <w:tcW w:type="pct" w:w="5000"/>
+            <w:shd w:fill="FBFAF6" w:val="clear"/>
+            <w:tcMar>
+              <w:top w:type="dxa" w:w="40"/>
+              <w:left w:type="dxa" w:w="100"/>
+              <w:bottom w:type="dxa" w:w="40"/>
+              <w:right w:type="dxa" w:w="100"/>
+            </w:tcMar>
+          </w:tcPr>
+          <w:p>
+            <w:pPr>
+              <w:spacing w:before="18" w:after="6"/>
+            </w:pPr>
+            <w:r>
+              <w:rPr>
+                <w:b/>
+                <w:bCs/>
+                <w:color w:val="6B7280"/>
+                <w:sz w:val="14"/>
+                <w:szCs w:val="14"/>
+              </w:rPr>
+              <w:t xml:space="preserve">word list</w:t>
+            </w:r>
+          </w:p>
+          <w:p>
+            <w:pPr>
+              <w:spacing w:before="0" w:after="18"/>
+            </w:pPr>
+            <w:r>
+              <w:rPr>
+                <w:b/>
+                <w:bCs/>
+                <w:color w:val="353A7C"/>
+                <w:sz w:val="16"/>
+                <w:szCs w:val="16"/>
+              </w:rPr>
+              <w:t xml:space="preserve">No: not a strategic shift.   ·   Definition of discontinued operation   ·   continuing</w:t>
+            </w:r>
+          </w:p>
+        </w:tc>
+      </w:tr>
+    </w:tbl>
+    <w:p/>
+    <w:p>
+      <w:pPr>
+        <w:pageBreakBefore w:val="true"/>
+        <w:spacing w:after="0"/>
+      </w:pPr>
+      <w:r>
+        <w:rPr>
+          <w:sz w:val="2"/>
+        </w:rPr>
+        <w:t xml:space="preserve"> </w:t>
+      </w:r>
+    </w:p>
     <w:p>
       <w:pPr>
         <w:spacing w:before="44" w:after="10"/>
@@ -12491,18 +12884,6 @@
     <w:p/>
     <w:p>
       <w:pPr>
-        <w:pageBreakBefore w:val="true"/>
-        <w:spacing w:after="0"/>
-      </w:pPr>
-      <w:r>
-        <w:rPr>
-          <w:sz w:val="2"/>
-        </w:rPr>
-        <w:t xml:space="preserve"> </w:t>
-      </w:r>
-    </w:p>
-    <w:p>
-      <w:pPr>
         <w:spacing w:before="44" w:after="10"/>
       </w:pPr>
       <w:r>
@@ -12760,14 +13141,14 @@
                 <w:sz w:val="16"/>
                 <w:szCs w:val="16"/>
               </w:rPr>
-              <w:t xml:space="preserve">13  </w:t>
-            </w:r>
-            <w:r>
-              <w:rPr>
-                <w:sz w:val="16"/>
-                <w:szCs w:val="16"/>
-              </w:rPr>
-              <w:t xml:space="preserve">Unchanged</w:t>
+              <w:t xml:space="preserve">14  </w:t>
+            </w:r>
+            <w:r>
+              <w:rPr>
+                <w:sz w:val="16"/>
+                <w:szCs w:val="16"/>
+              </w:rPr>
+              <w:t xml:space="preserve">Re-presented: assets and liabilities shown separately</w:t>
             </w:r>
           </w:p>
         </w:tc>
@@ -12828,14 +13209,14 @@
                 <w:sz w:val="16"/>
                 <w:szCs w:val="16"/>
               </w:rPr>
-              <w:t xml:space="preserve">14  </w:t>
-            </w:r>
-            <w:r>
-              <w:rPr>
-                <w:sz w:val="16"/>
-                <w:szCs w:val="16"/>
-              </w:rPr>
-              <w:t xml:space="preserve">extraordinary</w:t>
+              <w:t xml:space="preserve">15  </w:t>
+            </w:r>
+            <w:r>
+              <w:rPr>
+                <w:sz w:val="16"/>
+                <w:szCs w:val="16"/>
+              </w:rPr>
+              <w:t xml:space="preserve">Not allowed</w:t>
             </w:r>
           </w:p>
         </w:tc>
@@ -12896,14 +13277,14 @@
                 <w:sz w:val="16"/>
                 <w:szCs w:val="16"/>
               </w:rPr>
-              <w:t xml:space="preserve">15  </w:t>
-            </w:r>
-            <w:r>
-              <w:rPr>
-                <w:sz w:val="16"/>
-                <w:szCs w:val="16"/>
-              </w:rPr>
-              <w:t xml:space="preserve">discontinued</w:t>
+              <w:t xml:space="preserve">16  </w:t>
+            </w:r>
+            <w:r>
+              <w:rPr>
+                <w:sz w:val="16"/>
+                <w:szCs w:val="16"/>
+              </w:rPr>
+              <w:t xml:space="preserve">Unchanged</w:t>
             </w:r>
           </w:p>
         </w:tc>
@@ -12964,14 +13345,14 @@
                 <w:sz w:val="16"/>
                 <w:szCs w:val="16"/>
               </w:rPr>
-              <w:t xml:space="preserve">16  </w:t>
-            </w:r>
-            <w:r>
-              <w:rPr>
-                <w:sz w:val="16"/>
-                <w:szCs w:val="16"/>
-              </w:rPr>
-              <w:t xml:space="preserve">strategic shift</w:t>
+              <w:t xml:space="preserve">17  </w:t>
+            </w:r>
+            <w:r>
+              <w:rPr>
+                <w:sz w:val="16"/>
+                <w:szCs w:val="16"/>
+              </w:rPr>
+              <w:t xml:space="preserve">extraordinary</w:t>
             </w:r>
           </w:p>
         </w:tc>
@@ -13032,14 +13413,14 @@
                 <w:sz w:val="16"/>
                 <w:szCs w:val="16"/>
               </w:rPr>
-              <w:t xml:space="preserve">17  </w:t>
-            </w:r>
-            <w:r>
-              <w:rPr>
-                <w:sz w:val="16"/>
-                <w:szCs w:val="16"/>
-              </w:rPr>
-              <w:t xml:space="preserve">comprehensive income</w:t>
+              <w:t xml:space="preserve">18  </w:t>
+            </w:r>
+            <w:r>
+              <w:rPr>
+                <w:sz w:val="16"/>
+                <w:szCs w:val="16"/>
+              </w:rPr>
+              <w:t xml:space="preserve">discontinued</w:t>
             </w:r>
           </w:p>
         </w:tc>
@@ -13100,14 +13481,14 @@
                 <w:sz w:val="16"/>
                 <w:szCs w:val="16"/>
               </w:rPr>
-              <w:t xml:space="preserve">18  </w:t>
-            </w:r>
-            <w:r>
-              <w:rPr>
-                <w:sz w:val="16"/>
-                <w:szCs w:val="16"/>
-              </w:rPr>
-              <w:t xml:space="preserve">continuing</w:t>
+              <w:t xml:space="preserve">19  </w:t>
+            </w:r>
+            <w:r>
+              <w:rPr>
+                <w:sz w:val="16"/>
+                <w:szCs w:val="16"/>
+              </w:rPr>
+              <w:t xml:space="preserve">strategic shift</w:t>
             </w:r>
           </w:p>
         </w:tc>
@@ -13168,14 +13549,14 @@
                 <w:sz w:val="16"/>
                 <w:szCs w:val="16"/>
               </w:rPr>
-              <w:t xml:space="preserve">19  </w:t>
-            </w:r>
-            <w:r>
-              <w:rPr>
-                <w:sz w:val="16"/>
-                <w:szCs w:val="16"/>
-              </w:rPr>
-              <w:t xml:space="preserve">No: not a strategic shift.</w:t>
+              <w:t xml:space="preserve">20  </w:t>
+            </w:r>
+            <w:r>
+              <w:rPr>
+                <w:sz w:val="16"/>
+                <w:szCs w:val="16"/>
+              </w:rPr>
+              <w:t xml:space="preserve">comprehensive income</w:t>
             </w:r>
           </w:p>
         </w:tc>
@@ -13236,14 +13617,14 @@
                 <w:sz w:val="16"/>
                 <w:szCs w:val="16"/>
               </w:rPr>
-              <w:t xml:space="preserve">20  </w:t>
-            </w:r>
-            <w:r>
-              <w:rPr>
-                <w:sz w:val="16"/>
-                <w:szCs w:val="16"/>
-              </w:rPr>
-              <w:t xml:space="preserve">Lawsuit settlement loss</w:t>
+              <w:t xml:space="preserve">21  </w:t>
+            </w:r>
+            <w:r>
+              <w:rPr>
+                <w:sz w:val="16"/>
+                <w:szCs w:val="16"/>
+              </w:rPr>
+              <w:t xml:space="preserve">continuing</w:t>
             </w:r>
           </w:p>
         </w:tc>
@@ -13278,7 +13659,7 @@
                 <w:sz w:val="16"/>
                 <w:szCs w:val="16"/>
               </w:rPr>
-              <w:t xml:space="preserve">Component + strategic shift with a major effect</w:t>
+              <w:t xml:space="preserve">separate</w:t>
             </w:r>
           </w:p>
         </w:tc>
@@ -13304,14 +13685,14 @@
                 <w:sz w:val="16"/>
                 <w:szCs w:val="16"/>
               </w:rPr>
-              <w:t xml:space="preserve">21  </w:t>
-            </w:r>
-            <w:r>
-              <w:rPr>
-                <w:sz w:val="16"/>
-                <w:szCs w:val="16"/>
-              </w:rPr>
-              <w:t xml:space="preserve">Dry-foods operating loss</w:t>
+              <w:t xml:space="preserve">22  </w:t>
+            </w:r>
+            <w:r>
+              <w:rPr>
+                <w:sz w:val="16"/>
+                <w:szCs w:val="16"/>
+              </w:rPr>
+              <w:t xml:space="preserve">No: not a strategic shift.</w:t>
             </w:r>
           </w:p>
         </w:tc>
@@ -13346,7 +13727,7 @@
                 <w:sz w:val="16"/>
                 <w:szCs w:val="16"/>
               </w:rPr>
-              <w:t xml:space="preserve">Highly probable</w:t>
+              <w:t xml:space="preserve">geographical</w:t>
             </w:r>
           </w:p>
         </w:tc>
@@ -13372,14 +13753,14 @@
                 <w:sz w:val="16"/>
                 <w:szCs w:val="16"/>
               </w:rPr>
-              <w:t xml:space="preserve">22  </w:t>
-            </w:r>
-            <w:r>
-              <w:rPr>
-                <w:sz w:val="16"/>
-                <w:szCs w:val="16"/>
-              </w:rPr>
-              <w:t xml:space="preserve">gain</w:t>
+              <w:t xml:space="preserve">23  </w:t>
+            </w:r>
+            <w:r>
+              <w:rPr>
+                <w:sz w:val="16"/>
+                <w:szCs w:val="16"/>
+              </w:rPr>
+              <w:t xml:space="preserve">Lawsuit settlement loss</w:t>
             </w:r>
           </w:p>
         </w:tc>
@@ -13414,7 +13795,7 @@
                 <w:sz w:val="16"/>
                 <w:szCs w:val="16"/>
               </w:rPr>
-              <w:t xml:space="preserve">Re-presented: assets and liabilities shown separately</w:t>
+              <w:t xml:space="preserve">revaluation</w:t>
             </w:r>
           </w:p>
         </w:tc>
@@ -13440,14 +13821,14 @@
                 <w:sz w:val="16"/>
                 <w:szCs w:val="16"/>
               </w:rPr>
-              <w:t xml:space="preserve">23  </w:t>
-            </w:r>
-            <w:r>
-              <w:rPr>
-                <w:sz w:val="16"/>
-                <w:szCs w:val="16"/>
-              </w:rPr>
-              <w:t xml:space="preserve">discontinued operation</w:t>
+              <w:t xml:space="preserve">24  </w:t>
+            </w:r>
+            <w:r>
+              <w:rPr>
+                <w:sz w:val="16"/>
+                <w:szCs w:val="16"/>
+              </w:rPr>
+              <w:t xml:space="preserve">Dry-foods operating loss</w:t>
             </w:r>
           </w:p>
         </w:tc>
@@ -13482,7 +13863,7 @@
                 <w:sz w:val="16"/>
                 <w:szCs w:val="16"/>
               </w:rPr>
-              <w:t xml:space="preserve">Not allowed</w:t>
+              <w:t xml:space="preserve">Component + strategic shift with a major effect</w:t>
             </w:r>
           </w:p>
         </w:tc>
@@ -13498,14 +13879,92 @@
           </w:tcPr>
           <w:p>
             <w:pPr>
-              <w:spacing w:before="24" w:after="24"/>
-            </w:pPr>
-            <w:r>
-              <w:rPr>
-                <w:sz w:val="16"/>
-                <w:szCs w:val="16"/>
-              </w:rPr>
-              <w:t xml:space="preserve"/>
+              <w:spacing w:before="12" w:after="12"/>
+            </w:pPr>
+            <w:r>
+              <w:rPr>
+                <w:b/>
+                <w:bCs/>
+                <w:color w:val="8186EF"/>
+                <w:sz w:val="16"/>
+                <w:szCs w:val="16"/>
+              </w:rPr>
+              <w:t xml:space="preserve">25  </w:t>
+            </w:r>
+            <w:r>
+              <w:rPr>
+                <w:sz w:val="16"/>
+                <w:szCs w:val="16"/>
+              </w:rPr>
+              <w:t xml:space="preserve">gain</w:t>
+            </w:r>
+          </w:p>
+        </w:tc>
+      </w:tr>
+      <w:tr>
+        <w:tc>
+          <w:tcPr>
+            <w:tcW w:type="pct" w:w="2500"/>
+            <w:tcMar>
+              <w:top w:type="dxa" w:w="20"/>
+              <w:left w:type="dxa" w:w="80"/>
+              <w:bottom w:type="dxa" w:w="20"/>
+              <w:right w:type="dxa" w:w="80"/>
+            </w:tcMar>
+          </w:tcPr>
+          <w:p>
+            <w:pPr>
+              <w:spacing w:before="12" w:after="12"/>
+            </w:pPr>
+            <w:r>
+              <w:rPr>
+                <w:b/>
+                <w:bCs/>
+                <w:color w:val="8186EF"/>
+                <w:sz w:val="16"/>
+                <w:szCs w:val="16"/>
+              </w:rPr>
+              <w:t xml:space="preserve">13  </w:t>
+            </w:r>
+            <w:r>
+              <w:rPr>
+                <w:sz w:val="16"/>
+                <w:szCs w:val="16"/>
+              </w:rPr>
+              <w:t xml:space="preserve">Highly probable</w:t>
+            </w:r>
+          </w:p>
+        </w:tc>
+        <w:tc>
+          <w:tcPr>
+            <w:tcW w:type="pct" w:w="2500"/>
+            <w:tcMar>
+              <w:top w:type="dxa" w:w="20"/>
+              <w:left w:type="dxa" w:w="80"/>
+              <w:bottom w:type="dxa" w:w="20"/>
+              <w:right w:type="dxa" w:w="80"/>
+            </w:tcMar>
+          </w:tcPr>
+          <w:p>
+            <w:pPr>
+              <w:spacing w:before="12" w:after="12"/>
+            </w:pPr>
+            <w:r>
+              <w:rPr>
+                <w:b/>
+                <w:bCs/>
+                <w:color w:val="8186EF"/>
+                <w:sz w:val="16"/>
+                <w:szCs w:val="16"/>
+              </w:rPr>
+              <w:t xml:space="preserve">26  </w:t>
+            </w:r>
+            <w:r>
+              <w:rPr>
+                <w:sz w:val="16"/>
+                <w:szCs w:val="16"/>
+              </w:rPr>
+              <w:t xml:space="preserve">discontinued operation</w:t>
             </w:r>
           </w:p>
         </w:tc>
@@ -13548,7 +14007,7 @@
           <w:sz w:val="15"/>
           <w:szCs w:val="15"/>
         </w:rPr>
-        <w:t xml:space="preserve">The results of a discontinued operation, including its operating results and any remeasurement or disposal gain or loss, are shown net of their own tax below income from continuing operations. Public companies also show per-share amounts for discontinued operations. The comparative years are reclassified so that all periods are shown on the same basis. On the balance sheet, the assets and liabilities of a discontinued operation are shown separately for all periods presented. Held-for-sale assets that are not a discontinued operation are also shown separately, but their results stay in continuing operations.</w:t>
+        <w:t xml:space="preserve">The results of a discontinued operation, including its operating results and any remeasurement or disposal gain or loss, are shown net of their own tax below income from continuing operations. Public companies also show per-share amounts for discontinued operations. The comparative years are reclassified so that all periods are shown on the same basis. On the balance sheet, the assets and liabilities of a discontinued operation are shown separately for all periods presented. Held-for-sale assets that are not a discontinued operation are also shown separately, but their results stay in continuing operations. Under IFRS 5, a discontinued operation must be a separate major line of business or geographical area, and earlier balance sheets are not re-presented. Some IFRS OCI items, such as a revaluation surplus, never return to profit or loss.</w:t>
       </w:r>
     </w:p>
     <w:p>

--- a/CMA_Summaries_B1_Ch15.docx
+++ b/CMA_Summaries_B1_Ch15.docx
@@ -751,7 +751,7 @@
       <w:r>
         <w:drawing>
           <wp:inline distT="0" distB="0" distL="0" distR="0">
-            <wp:extent cx="5734050" cy="1976750"/>
+            <wp:extent cx="5734050" cy="3010375"/>
             <wp:effectExtent t="0" r="0" b="0" l="0"/>
             <wp:docPr id="1" name="" descr="" title=""/>
             <wp:cNvGraphicFramePr>
@@ -776,7 +776,7 @@
                   <pic:spPr bwMode="auto">
                     <a:xfrm>
                       <a:off x="0" y="0"/>
-                      <a:ext cx="5734050" cy="1976750"/>
+                      <a:ext cx="5734050" cy="3010375"/>
                     </a:xfrm>
                     <a:prstGeom prst="rect">
                       <a:avLst/>
@@ -2233,7 +2233,7 @@
                 <w:sz w:val="16"/>
                 <w:szCs w:val="16"/>
               </w:rPr>
-              <w:t xml:space="preserve">When there is a clear cause and effect   ·   Depreciation   ·   recognized   ·   fair value less cost to sell   ·   period cost   ·   principle   ·   systematic   ·   When a cost has no clear link to future revenue</w:t>
+              <w:t xml:space="preserve">When there is a clear cause and effect   ·   expensed   ·   recognized   ·   fair value less cost to sell   ·   When a cost has no clear link to future revenue   ·   principle</w:t>
             </w:r>
           </w:p>
         </w:tc>
@@ -2260,7 +2260,7 @@
           <w:sz w:val="16"/>
           <w:szCs w:val="16"/>
         </w:rPr>
-        <w:t xml:space="preserve">      gaps 8–9</w:t>
+        <w:t xml:space="preserve">      gaps 6–7</w:t>
       </w:r>
     </w:p>
     <w:p>
@@ -2283,7 +2283,7 @@
           <w:sz w:val="15"/>
           <w:szCs w:val="15"/>
         </w:rPr>
-        <w:t xml:space="preserve"> (8) </w:t>
+        <w:t xml:space="preserve"> (6) </w:t>
       </w:r>
       <w:r>
         <w:rPr>
@@ -2315,7 +2315,7 @@
           <w:sz w:val="15"/>
           <w:szCs w:val="15"/>
         </w:rPr>
-        <w:t xml:space="preserve"> (9) </w:t>
+        <w:t xml:space="preserve"> (7) </w:t>
       </w:r>
       <w:r>
         <w:rPr>
@@ -2416,9 +2416,9 @@
         </w:tblBorders>
       </w:tblPr>
       <w:tblGrid>
-        <w:gridCol w:w="2736"/>
-        <w:gridCol w:w="2640"/>
-        <w:gridCol w:w="4224"/>
+        <w:gridCol w:w="2470"/>
+        <w:gridCol w:w="3015"/>
+        <w:gridCol w:w="4114"/>
       </w:tblGrid>
       <w:tr>
         <w:tc>
@@ -2453,7 +2453,7 @@
       <w:tr>
         <w:tc>
           <w:tcPr>
-            <w:tcW w:type="pct" w:w="1425"/>
+            <w:tcW w:type="pct" w:w="1287"/>
             <w:shd w:fill="353A7C" w:val="clear"/>
             <w:tcMar>
               <w:top w:type="dxa" w:w="50"/>
@@ -2480,7 +2480,7 @@
         </w:tc>
         <w:tc>
           <w:tcPr>
-            <w:tcW w:type="pct" w:w="1375"/>
+            <w:tcW w:type="pct" w:w="1571"/>
             <w:shd w:fill="353A7C" w:val="clear"/>
             <w:tcMar>
               <w:top w:type="dxa" w:w="50"/>
@@ -2507,7 +2507,7 @@
         </w:tc>
         <w:tc>
           <w:tcPr>
-            <w:tcW w:type="pct" w:w="2200"/>
+            <w:tcW w:type="pct" w:w="2143"/>
             <w:shd w:fill="353A7C" w:val="clear"/>
             <w:tcMar>
               <w:top w:type="dxa" w:w="50"/>
@@ -2536,7 +2536,7 @@
       <w:tr>
         <w:tc>
           <w:tcPr>
-            <w:tcW w:type="pct" w:w="1425"/>
+            <w:tcW w:type="pct" w:w="1287"/>
             <w:tcMar>
               <w:top w:type="dxa" w:w="50"/>
               <w:left w:type="dxa" w:w="110"/>
@@ -2559,8 +2559,7 @@
         </w:tc>
         <w:tc>
           <w:tcPr>
-            <w:tcW w:type="pct" w:w="1375"/>
-            <w:shd w:fill="FFFFFF" w:val="clear"/>
+            <w:tcW w:type="pct" w:w="1571"/>
             <w:tcMar>
               <w:top w:type="dxa" w:w="50"/>
               <w:left w:type="dxa" w:w="110"/>
@@ -2570,23 +2569,20 @@
           </w:tcPr>
           <w:p>
             <w:pPr>
-              <w:spacing w:before="46" w:after="46"/>
-            </w:pPr>
-            <w:r>
-              <w:rPr>
-                <w:b/>
-                <w:bCs/>
-                <w:color w:val="8186EF"/>
-                <w:sz w:val="14"/>
-                <w:szCs w:val="14"/>
-              </w:rPr>
-              <w:t xml:space="preserve">(10)</w:t>
-            </w:r>
-          </w:p>
-        </w:tc>
-        <w:tc>
-          <w:tcPr>
-            <w:tcW w:type="pct" w:w="2200"/>
+              <w:spacing w:before="28" w:after="28"/>
+            </w:pPr>
+            <w:r>
+              <w:rPr>
+                <w:sz w:val="15"/>
+                <w:szCs w:val="15"/>
+              </w:rPr>
+              <w:t xml:space="preserve">Expense follows the related revenue</w:t>
+            </w:r>
+          </w:p>
+        </w:tc>
+        <w:tc>
+          <w:tcPr>
+            <w:tcW w:type="pct" w:w="2143"/>
             <w:tcMar>
               <w:top w:type="dxa" w:w="50"/>
               <w:left w:type="dxa" w:w="110"/>
@@ -2603,15 +2599,47 @@
                 <w:sz w:val="15"/>
                 <w:szCs w:val="15"/>
               </w:rPr>
-              <w:t xml:space="preserve">Cost of goods sold; sales commissions (capitalized, Chapter 11)</w:t>
-            </w:r>
-          </w:p>
-        </w:tc>
-      </w:tr>
-      <w:tr>
-        <w:tc>
-          <w:tcPr>
-            <w:tcW w:type="pct" w:w="1425"/>
+              <w:t xml:space="preserve">Cost of goods sold; sales </w:t>
+            </w:r>
+            <w:r>
+              <w:rPr>
+                <w:b/>
+                <w:bCs/>
+                <w:color w:val="8186EF"/>
+                <w:sz w:val="14"/>
+                <w:szCs w:val="14"/>
+              </w:rPr>
+              <w:t xml:space="preserve"> (8) </w:t>
+            </w:r>
+            <w:r>
+              <w:rPr>
+                <w:u w:val="single"/>
+                <w:sz w:val="15"/>
+                <w:szCs w:val="15"/>
+              </w:rPr>
+              <w:t xml:space="preserve">              </w:t>
+            </w:r>
+            <w:r>
+              <w:rPr>
+                <w:sz w:val="15"/>
+                <w:szCs w:val="15"/>
+              </w:rPr>
+              <w:t xml:space="preserve"> </w:t>
+            </w:r>
+            <w:r>
+              <w:rPr>
+                <w:sz w:val="15"/>
+                <w:szCs w:val="15"/>
+              </w:rPr>
+              <w:t xml:space="preserve"> (capitalized, Chapter 11)</w:t>
+            </w:r>
+          </w:p>
+        </w:tc>
+      </w:tr>
+      <w:tr>
+        <w:tc>
+          <w:tcPr>
+            <w:tcW w:type="pct" w:w="1287"/>
             <w:shd w:fill="FBFAF6" w:val="clear"/>
             <w:tcMar>
               <w:top w:type="dxa" w:w="50"/>
@@ -2635,8 +2663,8 @@
         </w:tc>
         <w:tc>
           <w:tcPr>
-            <w:tcW w:type="pct" w:w="1375"/>
-            <w:shd w:fill="FBFAF6" w:val="clear"/>
+            <w:tcW w:type="pct" w:w="1571"/>
+            <w:shd w:fill="FFFFFF" w:val="clear"/>
             <w:tcMar>
               <w:top w:type="dxa" w:w="50"/>
               <w:left w:type="dxa" w:w="110"/>
@@ -2646,21 +2674,24 @@
           </w:tcPr>
           <w:p>
             <w:pPr>
-              <w:spacing w:before="28" w:after="28"/>
-            </w:pPr>
-            <w:r>
-              <w:rPr>
-                <w:sz w:val="15"/>
-                <w:szCs w:val="15"/>
-              </w:rPr>
-              <w:t xml:space="preserve">Cost spread over the periods that benefit</w:t>
-            </w:r>
-          </w:p>
-        </w:tc>
-        <w:tc>
-          <w:tcPr>
-            <w:tcW w:type="pct" w:w="2200"/>
-            <w:shd w:fill="FFFFFF" w:val="clear"/>
+              <w:spacing w:before="46" w:after="46"/>
+            </w:pPr>
+            <w:r>
+              <w:rPr>
+                <w:b/>
+                <w:bCs/>
+                <w:color w:val="8186EF"/>
+                <w:sz w:val="14"/>
+                <w:szCs w:val="14"/>
+              </w:rPr>
+              <w:t xml:space="preserve">(9)</w:t>
+            </w:r>
+          </w:p>
+        </w:tc>
+        <w:tc>
+          <w:tcPr>
+            <w:tcW w:type="pct" w:w="2143"/>
+            <w:shd w:fill="FBFAF6" w:val="clear"/>
             <w:tcMar>
               <w:top w:type="dxa" w:w="50"/>
               <w:left w:type="dxa" w:w="110"/>
@@ -2670,25 +2701,22 @@
           </w:tcPr>
           <w:p>
             <w:pPr>
-              <w:spacing w:before="46" w:after="46"/>
-            </w:pPr>
-            <w:r>
-              <w:rPr>
-                <w:b/>
-                <w:bCs/>
-                <w:color w:val="8186EF"/>
-                <w:sz w:val="14"/>
-                <w:szCs w:val="14"/>
-              </w:rPr>
-              <w:t xml:space="preserve">(11)</w:t>
-            </w:r>
-          </w:p>
-        </w:tc>
-      </w:tr>
-      <w:tr>
-        <w:tc>
-          <w:tcPr>
-            <w:tcW w:type="pct" w:w="1425"/>
+              <w:spacing w:before="28" w:after="28"/>
+            </w:pPr>
+            <w:r>
+              <w:rPr>
+                <w:sz w:val="15"/>
+                <w:szCs w:val="15"/>
+              </w:rPr>
+              <w:t xml:space="preserve">Depreciation of the bottling line; prepaid rent</w:t>
+            </w:r>
+          </w:p>
+        </w:tc>
+      </w:tr>
+      <w:tr>
+        <w:tc>
+          <w:tcPr>
+            <w:tcW w:type="pct" w:w="1287"/>
             <w:tcMar>
               <w:top w:type="dxa" w:w="50"/>
               <w:left w:type="dxa" w:w="110"/>
@@ -2711,8 +2739,7 @@
         </w:tc>
         <w:tc>
           <w:tcPr>
-            <w:tcW w:type="pct" w:w="1375"/>
-            <w:shd w:fill="FFFFFF" w:val="clear"/>
+            <w:tcW w:type="pct" w:w="1571"/>
             <w:tcMar>
               <w:top w:type="dxa" w:w="50"/>
               <w:left w:type="dxa" w:w="110"/>
@@ -2722,23 +2749,20 @@
           </w:tcPr>
           <w:p>
             <w:pPr>
-              <w:spacing w:before="46" w:after="46"/>
-            </w:pPr>
-            <w:r>
-              <w:rPr>
-                <w:b/>
-                <w:bCs/>
-                <w:color w:val="8186EF"/>
-                <w:sz w:val="14"/>
-                <w:szCs w:val="14"/>
-              </w:rPr>
-              <w:t xml:space="preserve">(12)</w:t>
-            </w:r>
-          </w:p>
-        </w:tc>
-        <w:tc>
-          <w:tcPr>
-            <w:tcW w:type="pct" w:w="2200"/>
+              <w:spacing w:before="28" w:after="28"/>
+            </w:pPr>
+            <w:r>
+              <w:rPr>
+                <w:sz w:val="15"/>
+                <w:szCs w:val="15"/>
+              </w:rPr>
+              <w:t xml:space="preserve">No clear link to future revenue: a period cost</w:t>
+            </w:r>
+          </w:p>
+        </w:tc>
+        <w:tc>
+          <w:tcPr>
+            <w:tcW w:type="pct" w:w="2143"/>
             <w:tcMar>
               <w:top w:type="dxa" w:w="50"/>
               <w:left w:type="dxa" w:w="110"/>
@@ -2755,7 +2779,39 @@
                 <w:sz w:val="15"/>
                 <w:szCs w:val="15"/>
               </w:rPr>
-              <w:t xml:space="preserve">Advertising; research and development; most general administration</w:t>
+              <w:t xml:space="preserve">Advertising; research and development; most general </w:t>
+            </w:r>
+            <w:r>
+              <w:rPr>
+                <w:b/>
+                <w:bCs/>
+                <w:color w:val="8186EF"/>
+                <w:sz w:val="14"/>
+                <w:szCs w:val="14"/>
+              </w:rPr>
+              <w:t xml:space="preserve"> (10) </w:t>
+            </w:r>
+            <w:r>
+              <w:rPr>
+                <w:u w:val="single"/>
+                <w:sz w:val="15"/>
+                <w:szCs w:val="15"/>
+              </w:rPr>
+              <w:t xml:space="preserve">              </w:t>
+            </w:r>
+            <w:r>
+              <w:rPr>
+                <w:sz w:val="15"/>
+                <w:szCs w:val="15"/>
+              </w:rPr>
+              <w:t xml:space="preserve"> </w:t>
+            </w:r>
+            <w:r>
+              <w:rPr>
+                <w:sz w:val="15"/>
+                <w:szCs w:val="15"/>
+              </w:rPr>
+              <w:t xml:space="preserve"/>
             </w:r>
           </w:p>
         </w:tc>
@@ -2817,7 +2873,7 @@
                 <w:sz w:val="16"/>
                 <w:szCs w:val="16"/>
               </w:rPr>
-              <w:t xml:space="preserve">Expense follows the related revenue   ·   Cost spread over the periods that benefit   ·   No clear link to future revenue: a period cost   ·   Depreciation of the bottling line; prepaid rent</w:t>
+              <w:t xml:space="preserve">commissions   ·   No clear link to future revenue   ·   administration   ·   Cost spread over the periods that benefit</w:t>
             </w:r>
           </w:p>
         </w:tc>
@@ -2844,7 +2900,7 @@
           <w:sz w:val="16"/>
           <w:szCs w:val="16"/>
         </w:rPr>
-        <w:t xml:space="preserve">      gaps 13–15</w:t>
+        <w:t xml:space="preserve">      gaps 11–13</w:t>
       </w:r>
     </w:p>
     <w:p>
@@ -2857,7 +2913,7 @@
           <w:sz w:val="19"/>
           <w:szCs w:val="19"/>
         </w:rPr>
-        <w:t xml:space="preserve">ASU 2024-03 will require public companies to break down some expense captions in the notes, for example into </w:t>
+        <w:t xml:space="preserve">ASU 2024-03 will require public companies to break down some expense </w:t>
       </w:r>
       <w:r>
         <w:rPr>
@@ -2867,7 +2923,7 @@
           <w:sz w:val="15"/>
           <w:szCs w:val="15"/>
         </w:rPr>
-        <w:t xml:space="preserve"> (13) </w:t>
+        <w:t xml:space="preserve"> (11) </w:t>
       </w:r>
       <w:r>
         <w:rPr>
@@ -2889,7 +2945,7 @@
           <w:sz w:val="19"/>
           <w:szCs w:val="19"/>
         </w:rPr>
-        <w:t xml:space="preserve"> purchases, employee pay and </w:t>
+        <w:t xml:space="preserve"> in the notes, for example into </w:t>
       </w:r>
       <w:r>
         <w:rPr>
@@ -2899,7 +2955,7 @@
           <w:sz w:val="15"/>
           <w:szCs w:val="15"/>
         </w:rPr>
-        <w:t xml:space="preserve"> (14) </w:t>
+        <w:t xml:space="preserve"> (12) </w:t>
       </w:r>
       <w:r>
         <w:rPr>
@@ -2907,7 +2963,7 @@
           <w:sz w:val="19"/>
           <w:szCs w:val="19"/>
         </w:rPr>
-        <w:t xml:space="preserve">              </w:t>
+        <w:t xml:space="preserve">           </w:t>
       </w:r>
       <w:r>
         <w:rPr>
@@ -2921,14 +2977,14 @@
           <w:sz w:val="19"/>
           <w:szCs w:val="19"/>
         </w:rPr>
-        <w:t xml:space="preserve">. </w:t>
-      </w:r>
-      <w:r>
-        <w:rPr>
-          <w:sz w:val="19"/>
-          <w:szCs w:val="19"/>
-        </w:rPr>
-        <w:t xml:space="preserve">It does not change </w:t>
+        <w:t xml:space="preserve"> purchases, employee pay and depreciation. </w:t>
+      </w:r>
+      <w:r>
+        <w:rPr>
+          <w:sz w:val="19"/>
+          <w:szCs w:val="19"/>
+        </w:rPr>
+        <w:t xml:space="preserve">It does not change recognition, and it is not </w:t>
       </w:r>
       <w:r>
         <w:rPr>
@@ -2938,7 +2994,7 @@
           <w:sz w:val="15"/>
           <w:szCs w:val="15"/>
         </w:rPr>
-        <w:t xml:space="preserve"> (15) </w:t>
+        <w:t xml:space="preserve"> (13) </w:t>
       </w:r>
       <w:r>
         <w:rPr>
@@ -2946,7 +3002,7 @@
           <w:sz w:val="19"/>
           <w:szCs w:val="19"/>
         </w:rPr>
-        <w:t xml:space="preserve">             </w:t>
+        <w:t xml:space="preserve">           </w:t>
       </w:r>
       <w:r>
         <w:rPr>
@@ -2960,7 +3016,7 @@
           <w:sz w:val="19"/>
           <w:szCs w:val="19"/>
         </w:rPr>
-        <w:t xml:space="preserve">, and it is not testable before about January 2028. </w:t>
+        <w:t xml:space="preserve"> before about January 2028. </w:t>
       </w:r>
     </w:p>
     <w:tbl>
@@ -3018,7 +3074,7 @@
                 <w:sz w:val="16"/>
                 <w:szCs w:val="16"/>
               </w:rPr>
-              <w:t xml:space="preserve">examples   ·   recognition   ·   depreciation   ·   inventory</w:t>
+              <w:t xml:space="preserve">examples   ·   testable   ·   inventory   ·   captions</w:t>
             </w:r>
           </w:p>
         </w:tc>
@@ -3365,14 +3421,14 @@
                 <w:sz w:val="16"/>
                 <w:szCs w:val="16"/>
               </w:rPr>
-              <w:t xml:space="preserve">9  </w:t>
-            </w:r>
-            <w:r>
-              <w:rPr>
-                <w:sz w:val="16"/>
-                <w:szCs w:val="16"/>
-              </w:rPr>
-              <w:t xml:space="preserve">incurred</w:t>
+              <w:t xml:space="preserve">8  </w:t>
+            </w:r>
+            <w:r>
+              <w:rPr>
+                <w:sz w:val="16"/>
+                <w:szCs w:val="16"/>
+              </w:rPr>
+              <w:t xml:space="preserve">commissions</w:t>
             </w:r>
           </w:p>
         </w:tc>
@@ -3433,14 +3489,14 @@
                 <w:sz w:val="16"/>
                 <w:szCs w:val="16"/>
               </w:rPr>
-              <w:t xml:space="preserve">10  </w:t>
-            </w:r>
-            <w:r>
-              <w:rPr>
-                <w:sz w:val="16"/>
-                <w:szCs w:val="16"/>
-              </w:rPr>
-              <w:t xml:space="preserve">Expense follows the related revenue</w:t>
+              <w:t xml:space="preserve">9  </w:t>
+            </w:r>
+            <w:r>
+              <w:rPr>
+                <w:sz w:val="16"/>
+                <w:szCs w:val="16"/>
+              </w:rPr>
+              <w:t xml:space="preserve">Cost spread over the periods that benefit</w:t>
             </w:r>
           </w:p>
         </w:tc>
@@ -3501,14 +3557,14 @@
                 <w:sz w:val="16"/>
                 <w:szCs w:val="16"/>
               </w:rPr>
-              <w:t xml:space="preserve">11  </w:t>
-            </w:r>
-            <w:r>
-              <w:rPr>
-                <w:sz w:val="16"/>
-                <w:szCs w:val="16"/>
-              </w:rPr>
-              <w:t xml:space="preserve">Depreciation of the bottling line; prepaid rent</w:t>
+              <w:t xml:space="preserve">10  </w:t>
+            </w:r>
+            <w:r>
+              <w:rPr>
+                <w:sz w:val="16"/>
+                <w:szCs w:val="16"/>
+              </w:rPr>
+              <w:t xml:space="preserve">administration</w:t>
             </w:r>
           </w:p>
         </w:tc>
@@ -3543,7 +3599,7 @@
                 <w:sz w:val="16"/>
                 <w:szCs w:val="16"/>
               </w:rPr>
-              <w:t xml:space="preserve">systematic</w:t>
+              <w:t xml:space="preserve">When a cost has no clear link to future revenue</w:t>
             </w:r>
           </w:p>
         </w:tc>
@@ -3569,14 +3625,14 @@
                 <w:sz w:val="16"/>
                 <w:szCs w:val="16"/>
               </w:rPr>
-              <w:t xml:space="preserve">12  </w:t>
-            </w:r>
-            <w:r>
-              <w:rPr>
-                <w:sz w:val="16"/>
-                <w:szCs w:val="16"/>
-              </w:rPr>
-              <w:t xml:space="preserve">No clear link to future revenue: a period cost</w:t>
+              <w:t xml:space="preserve">11  </w:t>
+            </w:r>
+            <w:r>
+              <w:rPr>
+                <w:sz w:val="16"/>
+                <w:szCs w:val="16"/>
+              </w:rPr>
+              <w:t xml:space="preserve">captions</w:t>
             </w:r>
           </w:p>
         </w:tc>
@@ -3611,7 +3667,7 @@
                 <w:sz w:val="16"/>
                 <w:szCs w:val="16"/>
               </w:rPr>
-              <w:t xml:space="preserve">Depreciation</w:t>
+              <w:t xml:space="preserve">expensed</w:t>
             </w:r>
           </w:p>
         </w:tc>
@@ -3637,7 +3693,7 @@
                 <w:sz w:val="16"/>
                 <w:szCs w:val="16"/>
               </w:rPr>
-              <w:t xml:space="preserve">13  </w:t>
+              <w:t xml:space="preserve">12  </w:t>
             </w:r>
             <w:r>
               <w:rPr>
@@ -3679,7 +3735,7 @@
                 <w:sz w:val="16"/>
                 <w:szCs w:val="16"/>
               </w:rPr>
-              <w:t xml:space="preserve">When a cost has no clear link to future revenue</w:t>
+              <w:t xml:space="preserve">development</w:t>
             </w:r>
           </w:p>
         </w:tc>
@@ -3705,14 +3761,14 @@
                 <w:sz w:val="16"/>
                 <w:szCs w:val="16"/>
               </w:rPr>
-              <w:t xml:space="preserve">14  </w:t>
-            </w:r>
-            <w:r>
-              <w:rPr>
-                <w:sz w:val="16"/>
-                <w:szCs w:val="16"/>
-              </w:rPr>
-              <w:t xml:space="preserve">depreciation</w:t>
+              <w:t xml:space="preserve">13  </w:t>
+            </w:r>
+            <w:r>
+              <w:rPr>
+                <w:sz w:val="16"/>
+                <w:szCs w:val="16"/>
+              </w:rPr>
+              <w:t xml:space="preserve">testable</w:t>
             </w:r>
           </w:p>
         </w:tc>
@@ -3747,75 +3803,7 @@
                 <w:sz w:val="16"/>
                 <w:szCs w:val="16"/>
               </w:rPr>
-              <w:t xml:space="preserve">period cost</w:t>
-            </w:r>
-          </w:p>
-        </w:tc>
-        <w:tc>
-          <w:tcPr>
-            <w:tcW w:type="pct" w:w="2500"/>
-            <w:tcMar>
-              <w:top w:type="dxa" w:w="20"/>
-              <w:left w:type="dxa" w:w="80"/>
-              <w:bottom w:type="dxa" w:w="20"/>
-              <w:right w:type="dxa" w:w="80"/>
-            </w:tcMar>
-          </w:tcPr>
-          <w:p>
-            <w:pPr>
-              <w:spacing w:before="12" w:after="12"/>
-            </w:pPr>
-            <w:r>
-              <w:rPr>
-                <w:b/>
-                <w:bCs/>
-                <w:color w:val="8186EF"/>
-                <w:sz w:val="16"/>
-                <w:szCs w:val="16"/>
-              </w:rPr>
-              <w:t xml:space="preserve">15  </w:t>
-            </w:r>
-            <w:r>
-              <w:rPr>
-                <w:sz w:val="16"/>
-                <w:szCs w:val="16"/>
-              </w:rPr>
-              <w:t xml:space="preserve">recognition</w:t>
-            </w:r>
-          </w:p>
-        </w:tc>
-      </w:tr>
-      <w:tr>
-        <w:tc>
-          <w:tcPr>
-            <w:tcW w:type="pct" w:w="2500"/>
-            <w:tcMar>
-              <w:top w:type="dxa" w:w="20"/>
-              <w:left w:type="dxa" w:w="80"/>
-              <w:bottom w:type="dxa" w:w="20"/>
-              <w:right w:type="dxa" w:w="80"/>
-            </w:tcMar>
-          </w:tcPr>
-          <w:p>
-            <w:pPr>
-              <w:spacing w:before="12" w:after="12"/>
-            </w:pPr>
-            <w:r>
-              <w:rPr>
-                <w:b/>
-                <w:bCs/>
-                <w:color w:val="8186EF"/>
-                <w:sz w:val="16"/>
-                <w:szCs w:val="16"/>
-              </w:rPr>
-              <w:t xml:space="preserve">8  </w:t>
-            </w:r>
-            <w:r>
-              <w:rPr>
-                <w:sz w:val="16"/>
-                <w:szCs w:val="16"/>
-              </w:rPr>
-              <w:t xml:space="preserve">development</w:t>
+              <w:t xml:space="preserve">incurred</w:t>
             </w:r>
           </w:p>
         </w:tc>
@@ -4012,7 +4000,7 @@
           <w:sz w:val="16"/>
           <w:szCs w:val="16"/>
         </w:rPr>
-        <w:t xml:space="preserve">      gaps 1–11</w:t>
+        <w:t xml:space="preserve">      gaps 1–9</w:t>
       </w:r>
     </w:p>
     <w:p>
@@ -4245,7 +4233,7 @@
           <w:sz w:val="19"/>
           <w:szCs w:val="19"/>
         </w:rPr>
-        <w:t xml:space="preserve">At the same time a </w:t>
+        <w:t xml:space="preserve">At the same time a reclassification adjustment </w:t>
       </w:r>
       <w:r>
         <w:rPr>
@@ -4263,7 +4251,7 @@
           <w:sz w:val="19"/>
           <w:szCs w:val="19"/>
         </w:rPr>
-        <w:t xml:space="preserve">                  </w:t>
+        <w:t xml:space="preserve">           </w:t>
       </w:r>
       <w:r>
         <w:rPr>
@@ -4277,7 +4265,14 @@
           <w:sz w:val="19"/>
           <w:szCs w:val="19"/>
         </w:rPr>
-        <w:t xml:space="preserve"> adjustment </w:t>
+        <w:t xml:space="preserve"> it from OCI. </w:t>
+      </w:r>
+      <w:r>
+        <w:rPr>
+          <w:sz w:val="19"/>
+          <w:szCs w:val="19"/>
+        </w:rPr>
+        <w:t xml:space="preserve"/>
       </w:r>
       <w:r>
         <w:rPr>
@@ -4309,14 +4304,14 @@
           <w:sz w:val="19"/>
           <w:szCs w:val="19"/>
         </w:rPr>
-        <w:t xml:space="preserve"> it from OCI. </w:t>
-      </w:r>
-      <w:r>
-        <w:rPr>
-          <w:sz w:val="19"/>
-          <w:szCs w:val="19"/>
-        </w:rPr>
-        <w:t xml:space="preserve"/>
+        <w:t xml:space="preserve"> this adjustment, the same gain would be counted twice in comprehensive income: once in OCI when it arose, and again in net income on the sale. </w:t>
+      </w:r>
+      <w:r>
+        <w:rPr>
+          <w:sz w:val="19"/>
+          <w:szCs w:val="19"/>
+        </w:rPr>
+        <w:t xml:space="preserve">Its value rises to $108,000 at the end of 2026, and </w:t>
       </w:r>
       <w:r>
         <w:rPr>
@@ -4348,45 +4343,6 @@
           <w:sz w:val="19"/>
           <w:szCs w:val="19"/>
         </w:rPr>
-        <w:t xml:space="preserve"> this adjustment, the same gain would be counted twice in comprehensive income: once in OCI when it arose, and again in net income on the sale. </w:t>
-      </w:r>
-      <w:r>
-        <w:rPr>
-          <w:sz w:val="19"/>
-          <w:szCs w:val="19"/>
-        </w:rPr>
-        <w:t xml:space="preserve">Its value rises to $108,000 at the end of 2026, and </w:t>
-      </w:r>
-      <w:r>
-        <w:rPr>
-          <w:b/>
-          <w:bCs/>
-          <w:color w:val="8186EF"/>
-          <w:sz w:val="15"/>
-          <w:szCs w:val="15"/>
-        </w:rPr>
-        <w:t xml:space="preserve"> (10) </w:t>
-      </w:r>
-      <w:r>
-        <w:rPr>
-          <w:u w:val="single"/>
-          <w:sz w:val="19"/>
-          <w:szCs w:val="19"/>
-        </w:rPr>
-        <w:t xml:space="preserve">           </w:t>
-      </w:r>
-      <w:r>
-        <w:rPr>
-          <w:sz w:val="19"/>
-          <w:szCs w:val="19"/>
-        </w:rPr>
-        <w:t xml:space="preserve"> </w:t>
-      </w:r>
-      <w:r>
-        <w:rPr>
-          <w:sz w:val="19"/>
-          <w:szCs w:val="19"/>
-        </w:rPr>
         <w:t xml:space="preserve"> sells it for $110,000 in 2027. </w:t>
       </w:r>
       <w:r>
@@ -4394,39 +4350,7 @@
           <w:sz w:val="19"/>
           <w:szCs w:val="19"/>
         </w:rPr>
-        <w:t xml:space="preserve">Over the two years, comprehensive income </w:t>
-      </w:r>
-      <w:r>
-        <w:rPr>
-          <w:b/>
-          <w:bCs/>
-          <w:color w:val="8186EF"/>
-          <w:sz w:val="15"/>
-          <w:szCs w:val="15"/>
-        </w:rPr>
-        <w:t xml:space="preserve"> (11) </w:t>
-      </w:r>
-      <w:r>
-        <w:rPr>
-          <w:u w:val="single"/>
-          <w:sz w:val="19"/>
-          <w:szCs w:val="19"/>
-        </w:rPr>
-        <w:t xml:space="preserve">           </w:t>
-      </w:r>
-      <w:r>
-        <w:rPr>
-          <w:sz w:val="19"/>
-          <w:szCs w:val="19"/>
-        </w:rPr>
-        <w:t xml:space="preserve"> </w:t>
-      </w:r>
-      <w:r>
-        <w:rPr>
-          <w:sz w:val="19"/>
-          <w:szCs w:val="19"/>
-        </w:rPr>
-        <w:t xml:space="preserve"> tax is $10,000: the total gain, counted once. </w:t>
+        <w:t xml:space="preserve">Over the two years, comprehensive income before tax is $10,000: the total gain, counted once. </w:t>
       </w:r>
     </w:p>
     <w:tbl>
@@ -4484,7 +4408,7 @@
                 <w:sz w:val="16"/>
                 <w:szCs w:val="16"/>
               </w:rPr>
-              <w:t xml:space="preserve">available-for-sale   ·   before   ·   Orontes   ·   pension   ·   effective   ·   Unrealized   ·   includes   ·   adjustments   ·   Without   ·   removes   ·   reclassification   ·   translation</w:t>
+              <w:t xml:space="preserve">effective   ·   removes   ·   Orontes   ·   Without   ·   adjustments   ·   available-for-sale   ·   includes   ·   pension   ·   Unrealized   ·   translation</w:t>
             </w:r>
           </w:p>
         </w:tc>
@@ -4558,7 +4482,7 @@
           <w:sz w:val="16"/>
           <w:szCs w:val="16"/>
         </w:rPr>
-        <w:t xml:space="preserve">      gaps 12–15</w:t>
+        <w:t xml:space="preserve">      gaps 10–13</w:t>
       </w:r>
     </w:p>
     <w:p>
@@ -4581,7 +4505,7 @@
           <w:sz w:val="15"/>
           <w:szCs w:val="15"/>
         </w:rPr>
-        <w:t xml:space="preserve"> (12) </w:t>
+        <w:t xml:space="preserve"> (10) </w:t>
       </w:r>
       <w:r>
         <w:rPr>
@@ -4613,7 +4537,7 @@
           <w:sz w:val="15"/>
           <w:szCs w:val="15"/>
         </w:rPr>
-        <w:t xml:space="preserve"> (13) </w:t>
+        <w:t xml:space="preserve"> (11) </w:t>
       </w:r>
       <w:r>
         <w:rPr>
@@ -4642,7 +4566,7 @@
           <w:sz w:val="19"/>
           <w:szCs w:val="19"/>
         </w:rPr>
-        <w:t xml:space="preserve">OCI for 2027 shows the holding </w:t>
+        <w:t xml:space="preserve">OCI for 2027 shows the holding gain of $2,000 and a reclassification of −$10,000: a net OCI </w:t>
       </w:r>
       <w:r>
         <w:rPr>
@@ -4652,7 +4576,7 @@
           <w:sz w:val="15"/>
           <w:szCs w:val="15"/>
         </w:rPr>
-        <w:t xml:space="preserve"> (14) </w:t>
+        <w:t xml:space="preserve"> (12) </w:t>
       </w:r>
       <w:r>
         <w:rPr>
@@ -4674,7 +4598,14 @@
           <w:sz w:val="19"/>
           <w:szCs w:val="19"/>
         </w:rPr>
-        <w:t xml:space="preserve"> of $2,000 and a reclassification of −$10,000: a net OCI </w:t>
+        <w:t xml:space="preserve"> of $8,000 before tax, $6,000 after tax. </w:t>
+      </w:r>
+      <w:r>
+        <w:rPr>
+          <w:sz w:val="19"/>
+          <w:szCs w:val="19"/>
+        </w:rPr>
+        <w:t xml:space="preserve">AOCI for this bond </w:t>
       </w:r>
       <w:r>
         <w:rPr>
@@ -4684,7 +4615,7 @@
           <w:sz w:val="15"/>
           <w:szCs w:val="15"/>
         </w:rPr>
-        <w:t xml:space="preserve"> (15) </w:t>
+        <w:t xml:space="preserve"> (13) </w:t>
       </w:r>
       <w:r>
         <w:rPr>
@@ -4706,14 +4637,7 @@
           <w:sz w:val="19"/>
           <w:szCs w:val="19"/>
         </w:rPr>
-        <w:t xml:space="preserve"> of $8,000 before tax, $6,000 after tax. </w:t>
-      </w:r>
-      <w:r>
-        <w:rPr>
-          <w:sz w:val="19"/>
-          <w:szCs w:val="19"/>
-        </w:rPr>
-        <w:t xml:space="preserve">AOCI for this bond returns to zero. </w:t>
+        <w:t xml:space="preserve"> to zero. </w:t>
       </w:r>
     </w:p>
     <w:tbl>
@@ -4771,7 +4695,7 @@
                 <w:sz w:val="16"/>
                 <w:szCs w:val="16"/>
               </w:rPr>
-              <w:t xml:space="preserve">amount   ·   returns   ·   gain   ·   loss   ·   builds</w:t>
+              <w:t xml:space="preserve">builds   ·   returns   ·   amount   ·   Unrealized   ·   loss</w:t>
             </w:r>
           </w:p>
         </w:tc>
@@ -4803,7 +4727,7 @@
           <w:sz w:val="15"/>
           <w:szCs w:val="15"/>
         </w:rPr>
-        <w:t xml:space="preserve">The bars are drawn to scale.</w:t>
+        <w:t xml:space="preserve">Every item belongs to exactly one group.</w:t>
       </w:r>
     </w:p>
     <w:p>
@@ -4814,7 +4738,7 @@
       <w:r>
         <w:drawing>
           <wp:inline distT="0" distB="0" distL="0" distR="0">
-            <wp:extent cx="5734050" cy="1644775"/>
+            <wp:extent cx="5734050" cy="2980200"/>
             <wp:effectExtent t="0" r="0" b="0" l="0"/>
             <wp:docPr id="1" name="" descr="" title=""/>
             <wp:cNvGraphicFramePr>
@@ -4839,7 +4763,7 @@
                   <pic:spPr bwMode="auto">
                     <a:xfrm>
                       <a:off x="0" y="0"/>
-                      <a:ext cx="5734050" cy="1644775"/>
+                      <a:ext cx="5734050" cy="2980200"/>
                     </a:xfrm>
                     <a:prstGeom prst="rect">
                       <a:avLst/>
@@ -4907,13 +4831,25 @@
                 <w:sz w:val="16"/>
                 <w:szCs w:val="16"/>
               </w:rPr>
-              <w:t xml:space="preserve">held for sale   ·   Tax at 25%</w:t>
+              <w:t xml:space="preserve">OCI, net of tax   ·   Holding gain during the year   ·   AOCI at year-end (for this bond)   ·   Reclassification adjustment</w:t>
             </w:r>
           </w:p>
         </w:tc>
       </w:tr>
     </w:tbl>
     <w:p/>
+    <w:p>
+      <w:pPr>
+        <w:pageBreakBefore w:val="true"/>
+        <w:spacing w:after="0"/>
+      </w:pPr>
+      <w:r>
+        <w:rPr>
+          <w:sz w:val="2"/>
+        </w:rPr>
+        <w:t xml:space="preserve"> </w:t>
+      </w:r>
+    </w:p>
     <w:tbl>
       <w:tblPr>
         <w:tblW w:type="pct" w:w="100%"/>
@@ -4963,18 +4899,6 @@
     <w:p/>
     <w:p>
       <w:pPr>
-        <w:pageBreakBefore w:val="true"/>
-        <w:spacing w:after="0"/>
-      </w:pPr>
-      <w:r>
-        <w:rPr>
-          <w:sz w:val="2"/>
-        </w:rPr>
-        <w:t xml:space="preserve"> </w:t>
-      </w:r>
-    </w:p>
-    <w:p>
-      <w:pPr>
         <w:spacing w:before="44" w:after="14"/>
       </w:pPr>
       <w:r>
@@ -5006,7 +4930,7 @@
           <w:sz w:val="19"/>
           <w:szCs w:val="19"/>
         </w:rPr>
-        <w:t xml:space="preserve">Forgetting the reclassification counts a realized </w:t>
+        <w:t xml:space="preserve">Forgetting the reclassification </w:t>
       </w:r>
       <w:r>
         <w:rPr>
@@ -5038,14 +4962,14 @@
           <w:sz w:val="19"/>
           <w:szCs w:val="19"/>
         </w:rPr>
-        <w:t xml:space="preserve"> twice. </w:t>
-      </w:r>
-      <w:r>
-        <w:rPr>
-          <w:sz w:val="19"/>
-          <w:szCs w:val="19"/>
-        </w:rPr>
-        <w:t xml:space="preserve"/>
+        <w:t xml:space="preserve"> a realized gain twice. </w:t>
+      </w:r>
+      <w:r>
+        <w:rPr>
+          <w:sz w:val="19"/>
+          <w:szCs w:val="19"/>
+        </w:rPr>
+        <w:t xml:space="preserve">Comprehensive income adds this year's OCI, not the AOCI </w:t>
       </w:r>
       <w:r>
         <w:rPr>
@@ -5063,7 +4987,7 @@
           <w:sz w:val="19"/>
           <w:szCs w:val="19"/>
         </w:rPr>
-        <w:t xml:space="preserve">               </w:t>
+        <w:t xml:space="preserve">           </w:t>
       </w:r>
       <w:r>
         <w:rPr>
@@ -5077,7 +5001,7 @@
           <w:sz w:val="19"/>
           <w:szCs w:val="19"/>
         </w:rPr>
-        <w:t xml:space="preserve"> income adds this year's OCI, not the AOCI balance. </w:t>
+        <w:t xml:space="preserve">. </w:t>
       </w:r>
       <w:r>
         <w:rPr>
@@ -5174,7 +5098,7 @@
                 <w:sz w:val="16"/>
                 <w:szCs w:val="16"/>
               </w:rPr>
-              <w:t xml:space="preserve">Report   ·   gain   ·   effective   ·   Comprehensive</w:t>
+              <w:t xml:space="preserve">counts   ·   balance   ·   Report   ·   translation</w:t>
             </w:r>
           </w:p>
         </w:tc>
@@ -5310,7 +5234,7 @@
                 <w:sz w:val="16"/>
                 <w:szCs w:val="16"/>
               </w:rPr>
-              <w:t xml:space="preserve">reclassification adjustment   ·   comprehensive income   ·   disposal group</w:t>
+              <w:t xml:space="preserve">reclassification adjustment   ·   disposal group   ·   comprehensive income</w:t>
             </w:r>
           </w:p>
         </w:tc>
@@ -5652,7 +5576,7 @@
                 <w:sz w:val="16"/>
                 <w:szCs w:val="16"/>
               </w:rPr>
-              <w:t xml:space="preserve">builds</w:t>
+              <w:t xml:space="preserve">loss</w:t>
             </w:r>
           </w:p>
         </w:tc>
@@ -5720,7 +5644,7 @@
                 <w:sz w:val="16"/>
                 <w:szCs w:val="16"/>
               </w:rPr>
-              <w:t xml:space="preserve">amount</w:t>
+              <w:t xml:space="preserve">returns</w:t>
             </w:r>
           </w:p>
         </w:tc>
@@ -5788,7 +5712,7 @@
                 <w:sz w:val="16"/>
                 <w:szCs w:val="16"/>
               </w:rPr>
-              <w:t xml:space="preserve">gain</w:t>
+              <w:t xml:space="preserve">Reclassification adjustment</w:t>
             </w:r>
           </w:p>
         </w:tc>
@@ -5856,7 +5780,7 @@
                 <w:sz w:val="16"/>
                 <w:szCs w:val="16"/>
               </w:rPr>
-              <w:t xml:space="preserve">loss</w:t>
+              <w:t xml:space="preserve">Holding gain during the year</w:t>
             </w:r>
           </w:p>
         </w:tc>
@@ -5924,7 +5848,7 @@
                 <w:sz w:val="16"/>
                 <w:szCs w:val="16"/>
               </w:rPr>
-              <w:t xml:space="preserve">Tax at 25%</w:t>
+              <w:t xml:space="preserve">AOCI at year-end (for this bond)</w:t>
             </w:r>
           </w:p>
         </w:tc>
@@ -5992,7 +5916,7 @@
                 <w:sz w:val="16"/>
                 <w:szCs w:val="16"/>
               </w:rPr>
-              <w:t xml:space="preserve">gain</w:t>
+              <w:t xml:space="preserve">counts</w:t>
             </w:r>
           </w:p>
         </w:tc>
@@ -6027,7 +5951,7 @@
                 <w:sz w:val="16"/>
                 <w:szCs w:val="16"/>
               </w:rPr>
-              <w:t xml:space="preserve">reclassification</w:t>
+              <w:t xml:space="preserve">removes</w:t>
             </w:r>
           </w:p>
         </w:tc>
@@ -6060,7 +5984,7 @@
                 <w:sz w:val="16"/>
                 <w:szCs w:val="16"/>
               </w:rPr>
-              <w:t xml:space="preserve">Comprehensive</w:t>
+              <w:t xml:space="preserve">balance</w:t>
             </w:r>
           </w:p>
         </w:tc>
@@ -6095,7 +6019,7 @@
                 <w:sz w:val="16"/>
                 <w:szCs w:val="16"/>
               </w:rPr>
-              <w:t xml:space="preserve">removes</w:t>
+              <w:t xml:space="preserve">Without</w:t>
             </w:r>
           </w:p>
         </w:tc>
@@ -6163,7 +6087,7 @@
                 <w:sz w:val="16"/>
                 <w:szCs w:val="16"/>
               </w:rPr>
-              <w:t xml:space="preserve">Without</w:t>
+              <w:t xml:space="preserve">Orontes</w:t>
             </w:r>
           </w:p>
         </w:tc>
@@ -6231,7 +6155,7 @@
                 <w:sz w:val="16"/>
                 <w:szCs w:val="16"/>
               </w:rPr>
-              <w:t xml:space="preserve">Orontes</w:t>
+              <w:t xml:space="preserve">builds</w:t>
             </w:r>
           </w:p>
         </w:tc>
@@ -6299,7 +6223,7 @@
                 <w:sz w:val="16"/>
                 <w:szCs w:val="16"/>
               </w:rPr>
-              <w:t xml:space="preserve">before</w:t>
+              <w:t xml:space="preserve">amount</w:t>
             </w:r>
           </w:p>
         </w:tc>
@@ -6533,7 +6457,7 @@
           <w:sz w:val="19"/>
           <w:szCs w:val="19"/>
         </w:rPr>
-        <w:t xml:space="preserve">A </w:t>
+        <w:t xml:space="preserve">A disposal is </w:t>
       </w:r>
       <w:r>
         <w:rPr>
@@ -6565,7 +6489,7 @@
           <w:sz w:val="19"/>
           <w:szCs w:val="19"/>
         </w:rPr>
-        <w:t xml:space="preserve"> is reported as a discontinued operation only if three </w:t>
+        <w:t xml:space="preserve"> as a discontinued operation only if three </w:t>
       </w:r>
       <w:r>
         <w:rPr>
@@ -6675,7 +6599,14 @@
           <w:sz w:val="19"/>
           <w:szCs w:val="19"/>
         </w:rPr>
-        <w:t xml:space="preserve"/>
+        <w:t xml:space="preserve">Selling one machine, one store or one small product is not a strategic shift. </w:t>
+      </w:r>
+      <w:r>
+        <w:rPr>
+          <w:sz w:val="19"/>
+          <w:szCs w:val="19"/>
+        </w:rPr>
+        <w:t xml:space="preserve">The </w:t>
       </w:r>
       <w:r>
         <w:rPr>
@@ -6707,7 +6638,7 @@
           <w:sz w:val="19"/>
           <w:szCs w:val="19"/>
         </w:rPr>
-        <w:t xml:space="preserve"> one machine, one store or one small product is not a </w:t>
+        <w:t xml:space="preserve"> or loss stays in </w:t>
       </w:r>
       <w:r>
         <w:rPr>
@@ -6725,7 +6656,7 @@
           <w:sz w:val="19"/>
           <w:szCs w:val="19"/>
         </w:rPr>
-        <w:t xml:space="preserve">           </w:t>
+        <w:t xml:space="preserve">            </w:t>
       </w:r>
       <w:r>
         <w:rPr>
@@ -6739,14 +6670,7 @@
           <w:sz w:val="19"/>
           <w:szCs w:val="19"/>
         </w:rPr>
-        <w:t xml:space="preserve"> shift. </w:t>
-      </w:r>
-      <w:r>
-        <w:rPr>
-          <w:sz w:val="19"/>
-          <w:szCs w:val="19"/>
-        </w:rPr>
-        <w:t xml:space="preserve">The gain or loss stays in continuing operations, as for the Dubai oven. </w:t>
+        <w:t xml:space="preserve"> operations, as for the Dubai oven. </w:t>
       </w:r>
       <w:r>
         <w:rPr>
@@ -6811,7 +6735,7 @@
                 <w:sz w:val="16"/>
                 <w:szCs w:val="16"/>
               </w:rPr>
-              <w:t xml:space="preserve">percentage   ·   things   ·   criteria   ·   Selling   ·   disposal   ·   strategic   ·   judgment</w:t>
+              <w:t xml:space="preserve">percentage   ·   things   ·   disposal   ·   gain   ·   reported   ·   continuing   ·   judgment</w:t>
             </w:r>
           </w:p>
         </w:tc>
@@ -7472,7 +7396,7 @@
                 <w:sz w:val="16"/>
                 <w:szCs w:val="16"/>
               </w:rPr>
-              <w:t xml:space="preserve">held for sale   ·   equity-method   ·   the disposal is a strategic shift that has   ·   it is a component of an entity   ·   operations</w:t>
+              <w:t xml:space="preserve">held for sale   ·   geographic   ·   the disposal is a strategic shift that has   ·   it is a component of an entity   ·   separated</w:t>
             </w:r>
           </w:p>
         </w:tc>
@@ -7979,7 +7903,7 @@
                 <w:sz w:val="16"/>
                 <w:szCs w:val="16"/>
               </w:rPr>
-              <w:t xml:space="preserve">disposal</w:t>
+              <w:t xml:space="preserve">reported</w:t>
             </w:r>
           </w:p>
         </w:tc>
@@ -8012,7 +7936,7 @@
                 <w:sz w:val="16"/>
                 <w:szCs w:val="16"/>
               </w:rPr>
-              <w:t xml:space="preserve">operations</w:t>
+              <w:t xml:space="preserve">separated</w:t>
             </w:r>
           </w:p>
         </w:tc>
@@ -8216,7 +8140,7 @@
                 <w:sz w:val="16"/>
                 <w:szCs w:val="16"/>
               </w:rPr>
-              <w:t xml:space="preserve">equity-method</w:t>
+              <w:t xml:space="preserve">geographic</w:t>
             </w:r>
           </w:p>
         </w:tc>
@@ -8251,7 +8175,7 @@
                 <w:sz w:val="16"/>
                 <w:szCs w:val="16"/>
               </w:rPr>
-              <w:t xml:space="preserve">Selling</w:t>
+              <w:t xml:space="preserve">gain</w:t>
             </w:r>
           </w:p>
         </w:tc>
@@ -8319,7 +8243,7 @@
                 <w:sz w:val="16"/>
                 <w:szCs w:val="16"/>
               </w:rPr>
-              <w:t xml:space="preserve">strategic</w:t>
+              <w:t xml:space="preserve">continuing</w:t>
             </w:r>
           </w:p>
         </w:tc>
@@ -8605,7 +8529,7 @@
           <w:sz w:val="19"/>
           <w:szCs w:val="19"/>
         </w:rPr>
-        <w:t xml:space="preserve"> can be reported as </w:t>
+        <w:t xml:space="preserve"> can be reported as discontinued </w:t>
       </w:r>
       <w:r>
         <w:rPr>
@@ -8623,7 +8547,7 @@
           <w:sz w:val="19"/>
           <w:szCs w:val="19"/>
         </w:rPr>
-        <w:t xml:space="preserve">              </w:t>
+        <w:t xml:space="preserve">           </w:t>
       </w:r>
       <w:r>
         <w:rPr>
@@ -8637,7 +8561,7 @@
           <w:sz w:val="19"/>
           <w:szCs w:val="19"/>
         </w:rPr>
-        <w:t xml:space="preserve"> before it is sold, once it is held for sale. </w:t>
+        <w:t xml:space="preserve"> it is sold, once it is held for sale. </w:t>
       </w:r>
       <w:r>
         <w:rPr>
@@ -8676,7 +8600,7 @@
           <w:sz w:val="19"/>
           <w:szCs w:val="19"/>
         </w:rPr>
-        <w:t xml:space="preserve"> with authority commits to a plan; the business is available for immediate sale; an active search for a buyer has begun; a sale is probable within one year; the price is </w:t>
+        <w:t xml:space="preserve"> with authority commits to a plan; the business is </w:t>
       </w:r>
       <w:r>
         <w:rPr>
@@ -8694,7 +8618,7 @@
           <w:sz w:val="19"/>
           <w:szCs w:val="19"/>
         </w:rPr>
-        <w:t xml:space="preserve">            </w:t>
+        <w:t xml:space="preserve">           </w:t>
       </w:r>
       <w:r>
         <w:rPr>
@@ -8708,14 +8632,7 @@
           <w:sz w:val="19"/>
           <w:szCs w:val="19"/>
         </w:rPr>
-        <w:t xml:space="preserve">; and the plan is unlikely to change. </w:t>
-      </w:r>
-      <w:r>
-        <w:rPr>
-          <w:sz w:val="19"/>
-          <w:szCs w:val="19"/>
-        </w:rPr>
-        <w:t xml:space="preserve">A </w:t>
+        <w:t xml:space="preserve"> for immediate sale; an active search for a buyer has begun; a sale is probable within one year; the price is </w:t>
       </w:r>
       <w:r>
         <w:rPr>
@@ -8733,7 +8650,7 @@
           <w:sz w:val="19"/>
           <w:szCs w:val="19"/>
         </w:rPr>
-        <w:t xml:space="preserve">               </w:t>
+        <w:t xml:space="preserve">            </w:t>
       </w:r>
       <w:r>
         <w:rPr>
@@ -8747,7 +8664,14 @@
           <w:sz w:val="19"/>
           <w:szCs w:val="19"/>
         </w:rPr>
-        <w:t xml:space="preserve"> disposal group is </w:t>
+        <w:t xml:space="preserve">; and the plan is unlikely to change. </w:t>
+      </w:r>
+      <w:r>
+        <w:rPr>
+          <w:sz w:val="19"/>
+          <w:szCs w:val="19"/>
+        </w:rPr>
+        <w:t xml:space="preserve">A held-for-sale disposal group is </w:t>
       </w:r>
       <w:r>
         <w:rPr>
@@ -8786,7 +8710,14 @@
           <w:sz w:val="19"/>
           <w:szCs w:val="19"/>
         </w:rPr>
-        <w:t xml:space="preserve">Any </w:t>
+        <w:t xml:space="preserve">Any write-down is a loss. </w:t>
+      </w:r>
+      <w:r>
+        <w:rPr>
+          <w:sz w:val="19"/>
+          <w:szCs w:val="19"/>
+        </w:rPr>
+        <w:t xml:space="preserve">Depreciation stops, and later </w:t>
       </w:r>
       <w:r>
         <w:rPr>
@@ -8804,7 +8735,7 @@
           <w:sz w:val="19"/>
           <w:szCs w:val="19"/>
         </w:rPr>
-        <w:t xml:space="preserve">            </w:t>
+        <w:t xml:space="preserve">           </w:t>
       </w:r>
       <w:r>
         <w:rPr>
@@ -8818,14 +8749,7 @@
           <w:sz w:val="19"/>
           <w:szCs w:val="19"/>
         </w:rPr>
-        <w:t xml:space="preserve"> is a loss. </w:t>
-      </w:r>
-      <w:r>
-        <w:rPr>
-          <w:sz w:val="19"/>
-          <w:szCs w:val="19"/>
-        </w:rPr>
-        <w:t xml:space="preserve"/>
+        <w:t xml:space="preserve"> in value are </w:t>
       </w:r>
       <w:r>
         <w:rPr>
@@ -8843,7 +8767,7 @@
           <w:sz w:val="19"/>
           <w:szCs w:val="19"/>
         </w:rPr>
-        <w:t xml:space="preserve">              </w:t>
+        <w:t xml:space="preserve">            </w:t>
       </w:r>
       <w:r>
         <w:rPr>
@@ -8857,7 +8781,14 @@
           <w:sz w:val="19"/>
           <w:szCs w:val="19"/>
         </w:rPr>
-        <w:t xml:space="preserve"> stops, and later increases in value are </w:t>
+        <w:t xml:space="preserve"> only up to the losses already recorded. </w:t>
+      </w:r>
+      <w:r>
+        <w:rPr>
+          <w:sz w:val="19"/>
+          <w:szCs w:val="19"/>
+        </w:rPr>
+        <w:t xml:space="preserve">The board </w:t>
       </w:r>
       <w:r>
         <w:rPr>
@@ -8875,7 +8806,7 @@
           <w:sz w:val="19"/>
           <w:szCs w:val="19"/>
         </w:rPr>
-        <w:t xml:space="preserve">            </w:t>
+        <w:t xml:space="preserve">           </w:t>
       </w:r>
       <w:r>
         <w:rPr>
@@ -8889,14 +8820,7 @@
           <w:sz w:val="19"/>
           <w:szCs w:val="19"/>
         </w:rPr>
-        <w:t xml:space="preserve"> only up to the losses already recorded. </w:t>
-      </w:r>
-      <w:r>
-        <w:rPr>
-          <w:sz w:val="19"/>
-          <w:szCs w:val="19"/>
-        </w:rPr>
-        <w:t xml:space="preserve">The board </w:t>
+        <w:t xml:space="preserve"> the plan in March, but the business </w:t>
       </w:r>
       <w:r>
         <w:rPr>
@@ -8928,7 +8852,14 @@
           <w:sz w:val="19"/>
           <w:szCs w:val="19"/>
         </w:rPr>
-        <w:t xml:space="preserve"> the plan in March, but the business </w:t>
+        <w:t xml:space="preserve"> held for sale only on June 30, when all six criteria were met. </w:t>
+      </w:r>
+      <w:r>
+        <w:rPr>
+          <w:sz w:val="19"/>
+          <w:szCs w:val="19"/>
+        </w:rPr>
+        <w:t xml:space="preserve">It </w:t>
       </w:r>
       <w:r>
         <w:rPr>
@@ -8960,14 +8891,14 @@
           <w:sz w:val="19"/>
           <w:szCs w:val="19"/>
         </w:rPr>
-        <w:t xml:space="preserve"> held for sale only on June 30, when all six criteria were met. </w:t>
-      </w:r>
-      <w:r>
-        <w:rPr>
-          <w:sz w:val="19"/>
-          <w:szCs w:val="19"/>
-        </w:rPr>
-        <w:t xml:space="preserve">It includes the </w:t>
+        <w:t xml:space="preserve"> the frozen-foods goodwill left after the 2025 impairment. </w:t>
+      </w:r>
+      <w:r>
+        <w:rPr>
+          <w:sz w:val="19"/>
+          <w:szCs w:val="19"/>
+        </w:rPr>
+        <w:t xml:space="preserve">The carrying amount of $3,180,000 is above fair value less cost to sell of $3,000,000, so </w:t>
       </w:r>
       <w:r>
         <w:rPr>
@@ -8985,7 +8916,7 @@
           <w:sz w:val="19"/>
           <w:szCs w:val="19"/>
         </w:rPr>
-        <w:t xml:space="preserve">              </w:t>
+        <w:t xml:space="preserve">           </w:t>
       </w:r>
       <w:r>
         <w:rPr>
@@ -8999,14 +8930,7 @@
           <w:sz w:val="19"/>
           <w:szCs w:val="19"/>
         </w:rPr>
-        <w:t xml:space="preserve"> goodwill left after the 2025 impairment. </w:t>
-      </w:r>
-      <w:r>
-        <w:rPr>
-          <w:sz w:val="19"/>
-          <w:szCs w:val="19"/>
-        </w:rPr>
-        <w:t xml:space="preserve">The carrying amount of $3,180,000 is above fair value less cost to sell of $3,000,000, so Orontes records a loss of $180,000. </w:t>
+        <w:t xml:space="preserve"> records a loss of $180,000. </w:t>
       </w:r>
       <w:r>
         <w:rPr>
@@ -9071,7 +8995,7 @@
                 <w:sz w:val="16"/>
                 <w:szCs w:val="16"/>
               </w:rPr>
-              <w:t xml:space="preserve">Depreciation   ·   discontinued   ·   held-for-sale   ·   component   ·   reasonable   ·   approved   ·   recognized   ·   write-down   ·   became   ·   impairment   ·   measured   ·   management   ·   frozen-foods</w:t>
+              <w:t xml:space="preserve">recognized   ·   before   ·   reasonable   ·   component   ·   available   ·   became   ·   approved   ·   increases   ·   includes   ·   already   ·   measured   ·   management   ·   Orontes</w:t>
             </w:r>
           </w:p>
         </w:tc>
@@ -9190,14 +9114,7 @@
           <w:sz w:val="19"/>
           <w:szCs w:val="19"/>
         </w:rPr>
-        <w:t xml:space="preserve"> alone is not enough: all six criteria must be met. </w:t>
-      </w:r>
-      <w:r>
-        <w:rPr>
-          <w:sz w:val="19"/>
-          <w:szCs w:val="19"/>
-        </w:rPr>
-        <w:t xml:space="preserve">Recognize the </w:t>
+        <w:t xml:space="preserve"> alone is not </w:t>
       </w:r>
       <w:r>
         <w:rPr>
@@ -9215,7 +9132,7 @@
           <w:sz w:val="19"/>
           <w:szCs w:val="19"/>
         </w:rPr>
-        <w:t xml:space="preserve">            </w:t>
+        <w:t xml:space="preserve">           </w:t>
       </w:r>
       <w:r>
         <w:rPr>
@@ -9229,14 +9146,14 @@
           <w:sz w:val="19"/>
           <w:szCs w:val="19"/>
         </w:rPr>
-        <w:t xml:space="preserve"> when the group becomes held for sale, not only when it is sold. </w:t>
-      </w:r>
-      <w:r>
-        <w:rPr>
-          <w:sz w:val="19"/>
-          <w:szCs w:val="19"/>
-        </w:rPr>
-        <w:t xml:space="preserve">Stop </w:t>
+        <w:t xml:space="preserve">: all six criteria must be met. </w:t>
+      </w:r>
+      <w:r>
+        <w:rPr>
+          <w:sz w:val="19"/>
+          <w:szCs w:val="19"/>
+        </w:rPr>
+        <w:t xml:space="preserve"/>
       </w:r>
       <w:r>
         <w:rPr>
@@ -9254,7 +9171,7 @@
           <w:sz w:val="19"/>
           <w:szCs w:val="19"/>
         </w:rPr>
-        <w:t xml:space="preserve">              </w:t>
+        <w:t xml:space="preserve">           </w:t>
       </w:r>
       <w:r>
         <w:rPr>
@@ -9268,7 +9185,14 @@
           <w:sz w:val="19"/>
           <w:szCs w:val="19"/>
         </w:rPr>
-        <w:t xml:space="preserve"> once the group is held for sale. </w:t>
+        <w:t xml:space="preserve"> the write-down when the group becomes held for sale, not only when it is sold. </w:t>
+      </w:r>
+      <w:r>
+        <w:rPr>
+          <w:sz w:val="19"/>
+          <w:szCs w:val="19"/>
+        </w:rPr>
+        <w:t xml:space="preserve">Stop depreciation once the group is held for sale. </w:t>
       </w:r>
     </w:p>
     <w:tbl>
@@ -9326,87 +9250,572 @@
                 <w:sz w:val="16"/>
                 <w:szCs w:val="16"/>
               </w:rPr>
-              <w:t xml:space="preserve">approval   ·   write-down   ·   depreciation   ·   impairment</w:t>
+              <w:t xml:space="preserve">approval   ·   enough   ·   Recognize   ·   impairment</w:t>
             </w:r>
           </w:p>
         </w:tc>
       </w:tr>
     </w:tbl>
     <w:p/>
-    <w:p>
-      <w:pPr>
-        <w:spacing w:before="44" w:after="10"/>
-      </w:pPr>
-      <w:r>
-        <w:rPr>
-          <w:b/>
-          <w:bCs/>
-          <w:color w:val="353A7C"/>
-          <w:sz w:val="18"/>
-          <w:szCs w:val="18"/>
-        </w:rPr>
-        <w:t xml:space="preserve">Suppose: measuring the frozen-foods disposal group on June 30, 2026</w:t>
-      </w:r>
-    </w:p>
-    <w:p>
-      <w:pPr>
-        <w:spacing w:before="0" w:after="12"/>
-      </w:pPr>
-      <w:r>
-        <w:rPr>
-          <w:color w:val="6B7280"/>
-          <w:sz w:val="15"/>
-          <w:szCs w:val="15"/>
-        </w:rPr>
-        <w:t xml:space="preserve">The bars are drawn to scale.</w:t>
-      </w:r>
-    </w:p>
-    <w:p>
-      <w:pPr>
-        <w:spacing w:after="40" w:before="90"/>
-        <w:jc w:val="center"/>
-      </w:pPr>
-      <w:r>
-        <w:drawing>
-          <wp:inline distT="0" distB="0" distL="0" distR="0">
-            <wp:extent cx="5734050" cy="1946550"/>
-            <wp:effectExtent t="0" r="0" b="0" l="0"/>
-            <wp:docPr id="1" name="" descr="" title=""/>
-            <wp:cNvGraphicFramePr>
-              <a:graphicFrameLocks xmlns:a="http://schemas.openxmlformats.org/drawingml/2006/main" noChangeAspect="1"/>
-            </wp:cNvGraphicFramePr>
-            <a:graphic xmlns:a="http://schemas.openxmlformats.org/drawingml/2006/main">
-              <a:graphicData uri="http://schemas.openxmlformats.org/drawingml/2006/picture">
-                <pic:pic xmlns:pic="http://schemas.openxmlformats.org/drawingml/2006/picture">
-                  <pic:nvPicPr>
-                    <pic:cNvPr id="0" name="" descr=""/>
-                    <pic:cNvPicPr>
-                      <a:picLocks noChangeAspect="1" noChangeArrowheads="1"/>
-                    </pic:cNvPicPr>
-                  </pic:nvPicPr>
-                  <pic:blipFill>
-                    <a:blip r:embed="rId109" cstate="none"/>
-                    <a:srcRect/>
-                    <a:stretch>
-                      <a:fillRect/>
-                    </a:stretch>
-                  </pic:blipFill>
-                  <pic:spPr bwMode="auto">
-                    <a:xfrm>
-                      <a:off x="0" y="0"/>
-                      <a:ext cx="5734050" cy="1946550"/>
-                    </a:xfrm>
-                    <a:prstGeom prst="rect">
-                      <a:avLst/>
-                    </a:prstGeom>
-                  </pic:spPr>
-                </pic:pic>
-              </a:graphicData>
-            </a:graphic>
-          </wp:inline>
-        </w:drawing>
-      </w:r>
-    </w:p>
+    <w:tbl>
+      <w:tblPr>
+        <w:tblW w:type="pct" w:w="100%"/>
+        <w:tblLayout w:type="fixed"/>
+        <w:tblBorders>
+          <w:top w:val="single" w:color="353A7C" w:sz="6"/>
+          <w:left w:val="single" w:color="353A7C" w:sz="6"/>
+          <w:bottom w:val="single" w:color="353A7C" w:sz="6"/>
+          <w:right w:val="single" w:color="353A7C" w:sz="6"/>
+          <w:insideH w:val="single" w:color="353A7C" w:sz="6"/>
+          <w:insideV w:val="single" w:color="353A7C" w:sz="6"/>
+        </w:tblBorders>
+      </w:tblPr>
+      <w:tblGrid>
+        <w:gridCol w:w="4992"/>
+        <w:gridCol w:w="4608"/>
+      </w:tblGrid>
+      <w:tr>
+        <w:tc>
+          <w:tcPr>
+            <w:tcW w:type="pct" w:w="5000"/>
+            <w:gridSpan w:val="2"/>
+            <w:shd w:fill="353A7C" w:val="clear"/>
+            <w:tcMar>
+              <w:top w:type="dxa" w:w="60"/>
+              <w:left w:type="dxa" w:w="120"/>
+              <w:bottom w:type="dxa" w:w="60"/>
+              <w:right w:type="dxa" w:w="120"/>
+            </w:tcMar>
+          </w:tcPr>
+          <w:p>
+            <w:pPr>
+              <w:spacing w:before="40" w:after="40"/>
+            </w:pPr>
+            <w:r>
+              <w:rPr>
+                <w:b/>
+                <w:bCs/>
+                <w:color w:val="FFFFFF"/>
+                <w:sz w:val="17"/>
+                <w:szCs w:val="17"/>
+              </w:rPr>
+              <w:t xml:space="preserve">Suppose: measuring the frozen-foods disposal group on June 30, 2026</w:t>
+            </w:r>
+          </w:p>
+        </w:tc>
+      </w:tr>
+      <w:tr>
+        <w:tc>
+          <w:tcPr>
+            <w:tcW w:type="pct" w:w="2600"/>
+            <w:shd w:fill="353A7C" w:val="clear"/>
+            <w:tcMar>
+              <w:top w:type="dxa" w:w="50"/>
+              <w:left w:type="dxa" w:w="110"/>
+              <w:bottom w:type="dxa" w:w="50"/>
+              <w:right w:type="dxa" w:w="110"/>
+            </w:tcMar>
+          </w:tcPr>
+          <w:p>
+            <w:pPr>
+              <w:spacing w:before="30" w:after="30"/>
+            </w:pPr>
+            <w:r>
+              <w:rPr>
+                <w:b/>
+                <w:bCs/>
+                <w:color w:val="FFFFFF"/>
+                <w:sz w:val="15"/>
+                <w:szCs w:val="15"/>
+              </w:rPr>
+              <w:t xml:space="preserve">Suppose: frozen-foods disposal group, June 30, 2</w:t>
+            </w:r>
+          </w:p>
+        </w:tc>
+        <w:tc>
+          <w:tcPr>
+            <w:tcW w:type="pct" w:w="2400"/>
+            <w:shd w:fill="353A7C" w:val="clear"/>
+            <w:tcMar>
+              <w:top w:type="dxa" w:w="50"/>
+              <w:left w:type="dxa" w:w="110"/>
+              <w:bottom w:type="dxa" w:w="50"/>
+              <w:right w:type="dxa" w:w="110"/>
+            </w:tcMar>
+          </w:tcPr>
+          <w:p>
+            <w:pPr>
+              <w:spacing w:before="30" w:after="30"/>
+            </w:pPr>
+            <w:r>
+              <w:rPr>
+                <w:b/>
+                <w:bCs/>
+                <w:color w:val="FFFFFF"/>
+                <w:sz w:val="15"/>
+                <w:szCs w:val="15"/>
+              </w:rPr>
+              <w:t xml:space="preserve">Amount</w:t>
+            </w:r>
+          </w:p>
+        </w:tc>
+      </w:tr>
+      <w:tr>
+        <w:tc>
+          <w:tcPr>
+            <w:tcW w:type="pct" w:w="2600"/>
+            <w:tcMar>
+              <w:top w:type="dxa" w:w="50"/>
+              <w:left w:type="dxa" w:w="110"/>
+              <w:bottom w:type="dxa" w:w="50"/>
+              <w:right w:type="dxa" w:w="110"/>
+            </w:tcMar>
+          </w:tcPr>
+          <w:p>
+            <w:pPr>
+              <w:spacing w:before="28" w:after="28"/>
+            </w:pPr>
+            <w:r>
+              <w:rPr>
+                <w:sz w:val="15"/>
+                <w:szCs w:val="15"/>
+              </w:rPr>
+              <w:t xml:space="preserve">Property, plant and equipment, net</w:t>
+            </w:r>
+          </w:p>
+        </w:tc>
+        <w:tc>
+          <w:tcPr>
+            <w:tcW w:type="pct" w:w="2400"/>
+            <w:tcMar>
+              <w:top w:type="dxa" w:w="50"/>
+              <w:left w:type="dxa" w:w="110"/>
+              <w:bottom w:type="dxa" w:w="50"/>
+              <w:right w:type="dxa" w:w="110"/>
+            </w:tcMar>
+          </w:tcPr>
+          <w:p>
+            <w:pPr>
+              <w:spacing w:before="28" w:after="28"/>
+            </w:pPr>
+            <w:r>
+              <w:rPr>
+                <w:sz w:val="15"/>
+                <w:szCs w:val="15"/>
+              </w:rPr>
+              <w:t xml:space="preserve">2,100,000</w:t>
+            </w:r>
+          </w:p>
+        </w:tc>
+      </w:tr>
+      <w:tr>
+        <w:tc>
+          <w:tcPr>
+            <w:tcW w:type="pct" w:w="2600"/>
+            <w:shd w:fill="FFFFFF" w:val="clear"/>
+            <w:tcMar>
+              <w:top w:type="dxa" w:w="50"/>
+              <w:left w:type="dxa" w:w="110"/>
+              <w:bottom w:type="dxa" w:w="50"/>
+              <w:right w:type="dxa" w:w="110"/>
+            </w:tcMar>
+          </w:tcPr>
+          <w:p>
+            <w:pPr>
+              <w:spacing w:before="46" w:after="46"/>
+            </w:pPr>
+            <w:r>
+              <w:rPr>
+                <w:b/>
+                <w:bCs/>
+                <w:color w:val="8186EF"/>
+                <w:sz w:val="14"/>
+                <w:szCs w:val="14"/>
+              </w:rPr>
+              <w:t xml:space="preserve">(16)</w:t>
+            </w:r>
+          </w:p>
+        </w:tc>
+        <w:tc>
+          <w:tcPr>
+            <w:tcW w:type="pct" w:w="2400"/>
+            <w:shd w:fill="FBFAF6" w:val="clear"/>
+            <w:tcMar>
+              <w:top w:type="dxa" w:w="50"/>
+              <w:left w:type="dxa" w:w="110"/>
+              <w:bottom w:type="dxa" w:w="50"/>
+              <w:right w:type="dxa" w:w="110"/>
+            </w:tcMar>
+          </w:tcPr>
+          <w:p>
+            <w:pPr>
+              <w:spacing w:before="28" w:after="28"/>
+            </w:pPr>
+            <w:r>
+              <w:rPr>
+                <w:sz w:val="15"/>
+                <w:szCs w:val="15"/>
+              </w:rPr>
+              <w:t xml:space="preserve">480,000</w:t>
+            </w:r>
+          </w:p>
+        </w:tc>
+      </w:tr>
+      <w:tr>
+        <w:tc>
+          <w:tcPr>
+            <w:tcW w:type="pct" w:w="2600"/>
+            <w:tcMar>
+              <w:top w:type="dxa" w:w="50"/>
+              <w:left w:type="dxa" w:w="110"/>
+              <w:bottom w:type="dxa" w:w="50"/>
+              <w:right w:type="dxa" w:w="110"/>
+            </w:tcMar>
+          </w:tcPr>
+          <w:p>
+            <w:pPr>
+              <w:spacing w:before="28" w:after="28"/>
+            </w:pPr>
+            <w:r>
+              <w:rPr>
+                <w:sz w:val="15"/>
+                <w:szCs w:val="15"/>
+              </w:rPr>
+              <w:t xml:space="preserve">Receivables</w:t>
+            </w:r>
+          </w:p>
+        </w:tc>
+        <w:tc>
+          <w:tcPr>
+            <w:tcW w:type="pct" w:w="2400"/>
+            <w:tcMar>
+              <w:top w:type="dxa" w:w="50"/>
+              <w:left w:type="dxa" w:w="110"/>
+              <w:bottom w:type="dxa" w:w="50"/>
+              <w:right w:type="dxa" w:w="110"/>
+            </w:tcMar>
+          </w:tcPr>
+          <w:p>
+            <w:pPr>
+              <w:spacing w:before="28" w:after="28"/>
+            </w:pPr>
+            <w:r>
+              <w:rPr>
+                <w:sz w:val="15"/>
+                <w:szCs w:val="15"/>
+              </w:rPr>
+              <w:t xml:space="preserve">400,000</w:t>
+            </w:r>
+          </w:p>
+        </w:tc>
+      </w:tr>
+      <w:tr>
+        <w:tc>
+          <w:tcPr>
+            <w:tcW w:type="pct" w:w="2600"/>
+            <w:shd w:fill="FBFAF6" w:val="clear"/>
+            <w:tcMar>
+              <w:top w:type="dxa" w:w="50"/>
+              <w:left w:type="dxa" w:w="110"/>
+              <w:bottom w:type="dxa" w:w="50"/>
+              <w:right w:type="dxa" w:w="110"/>
+            </w:tcMar>
+          </w:tcPr>
+          <w:p>
+            <w:pPr>
+              <w:spacing w:before="28" w:after="28"/>
+            </w:pPr>
+            <w:r>
+              <w:rPr>
+                <w:sz w:val="15"/>
+                <w:szCs w:val="15"/>
+              </w:rPr>
+              <w:t xml:space="preserve">Goodwill (left after the 2025 impairment, Chapter 10)</w:t>
+            </w:r>
+          </w:p>
+        </w:tc>
+        <w:tc>
+          <w:tcPr>
+            <w:tcW w:type="pct" w:w="2400"/>
+            <w:shd w:fill="FBFAF6" w:val="clear"/>
+            <w:tcMar>
+              <w:top w:type="dxa" w:w="50"/>
+              <w:left w:type="dxa" w:w="110"/>
+              <w:bottom w:type="dxa" w:w="50"/>
+              <w:right w:type="dxa" w:w="110"/>
+            </w:tcMar>
+          </w:tcPr>
+          <w:p>
+            <w:pPr>
+              <w:spacing w:before="28" w:after="28"/>
+            </w:pPr>
+            <w:r>
+              <w:rPr>
+                <w:sz w:val="15"/>
+                <w:szCs w:val="15"/>
+              </w:rPr>
+              <w:t xml:space="preserve">300,000</w:t>
+            </w:r>
+          </w:p>
+        </w:tc>
+      </w:tr>
+      <w:tr>
+        <w:tc>
+          <w:tcPr>
+            <w:tcW w:type="pct" w:w="2600"/>
+            <w:shd w:fill="FFFFFF" w:val="clear"/>
+            <w:tcMar>
+              <w:top w:type="dxa" w:w="50"/>
+              <w:left w:type="dxa" w:w="110"/>
+              <w:bottom w:type="dxa" w:w="50"/>
+              <w:right w:type="dxa" w:w="110"/>
+            </w:tcMar>
+          </w:tcPr>
+          <w:p>
+            <w:pPr>
+              <w:spacing w:before="46" w:after="46"/>
+            </w:pPr>
+            <w:r>
+              <w:rPr>
+                <w:b/>
+                <w:bCs/>
+                <w:color w:val="8186EF"/>
+                <w:sz w:val="14"/>
+                <w:szCs w:val="14"/>
+              </w:rPr>
+              <w:t xml:space="preserve">(17)</w:t>
+            </w:r>
+          </w:p>
+        </w:tc>
+        <w:tc>
+          <w:tcPr>
+            <w:tcW w:type="pct" w:w="2400"/>
+            <w:tcMar>
+              <w:top w:type="dxa" w:w="50"/>
+              <w:left w:type="dxa" w:w="110"/>
+              <w:bottom w:type="dxa" w:w="50"/>
+              <w:right w:type="dxa" w:w="110"/>
+            </w:tcMar>
+          </w:tcPr>
+          <w:p>
+            <w:pPr>
+              <w:spacing w:before="28" w:after="28"/>
+            </w:pPr>
+            <w:r>
+              <w:rPr>
+                <w:sz w:val="15"/>
+                <w:szCs w:val="15"/>
+              </w:rPr>
+              <w:t xml:space="preserve">(100,000)</w:t>
+            </w:r>
+          </w:p>
+        </w:tc>
+      </w:tr>
+      <w:tr>
+        <w:tc>
+          <w:tcPr>
+            <w:tcW w:type="pct" w:w="2600"/>
+            <w:shd w:fill="FBFAF6" w:val="clear"/>
+            <w:tcMar>
+              <w:top w:type="dxa" w:w="50"/>
+              <w:left w:type="dxa" w:w="110"/>
+              <w:bottom w:type="dxa" w:w="50"/>
+              <w:right w:type="dxa" w:w="110"/>
+            </w:tcMar>
+          </w:tcPr>
+          <w:p>
+            <w:pPr>
+              <w:spacing w:before="28" w:after="28"/>
+            </w:pPr>
+            <w:r>
+              <w:rPr>
+                <w:sz w:val="15"/>
+                <w:szCs w:val="15"/>
+              </w:rPr>
+              <w:t xml:space="preserve">Carrying amount of the disposal group</w:t>
+            </w:r>
+          </w:p>
+        </w:tc>
+        <w:tc>
+          <w:tcPr>
+            <w:tcW w:type="pct" w:w="2400"/>
+            <w:shd w:fill="FBFAF6" w:val="clear"/>
+            <w:tcMar>
+              <w:top w:type="dxa" w:w="50"/>
+              <w:left w:type="dxa" w:w="110"/>
+              <w:bottom w:type="dxa" w:w="50"/>
+              <w:right w:type="dxa" w:w="110"/>
+            </w:tcMar>
+          </w:tcPr>
+          <w:p>
+            <w:pPr>
+              <w:spacing w:before="28" w:after="28"/>
+            </w:pPr>
+            <w:r>
+              <w:rPr>
+                <w:sz w:val="15"/>
+                <w:szCs w:val="15"/>
+              </w:rPr>
+              <w:t xml:space="preserve">3,180,000</w:t>
+            </w:r>
+          </w:p>
+        </w:tc>
+      </w:tr>
+      <w:tr>
+        <w:tc>
+          <w:tcPr>
+            <w:tcW w:type="pct" w:w="2600"/>
+            <w:tcMar>
+              <w:top w:type="dxa" w:w="50"/>
+              <w:left w:type="dxa" w:w="110"/>
+              <w:bottom w:type="dxa" w:w="50"/>
+              <w:right w:type="dxa" w:w="110"/>
+            </w:tcMar>
+          </w:tcPr>
+          <w:p>
+            <w:pPr>
+              <w:spacing w:before="28" w:after="28"/>
+            </w:pPr>
+            <w:r>
+              <w:rPr>
+                <w:sz w:val="15"/>
+                <w:szCs w:val="15"/>
+              </w:rPr>
+              <w:t xml:space="preserve">Fair value less cost to sell</w:t>
+            </w:r>
+          </w:p>
+        </w:tc>
+        <w:tc>
+          <w:tcPr>
+            <w:tcW w:type="pct" w:w="2400"/>
+            <w:tcMar>
+              <w:top w:type="dxa" w:w="50"/>
+              <w:left w:type="dxa" w:w="110"/>
+              <w:bottom w:type="dxa" w:w="50"/>
+              <w:right w:type="dxa" w:w="110"/>
+            </w:tcMar>
+          </w:tcPr>
+          <w:p>
+            <w:pPr>
+              <w:spacing w:before="28" w:after="28"/>
+            </w:pPr>
+            <w:r>
+              <w:rPr>
+                <w:sz w:val="15"/>
+                <w:szCs w:val="15"/>
+              </w:rPr>
+              <w:t xml:space="preserve">3,000,000</w:t>
+            </w:r>
+          </w:p>
+        </w:tc>
+      </w:tr>
+      <w:tr>
+        <w:tc>
+          <w:tcPr>
+            <w:tcW w:type="pct" w:w="2600"/>
+            <w:shd w:fill="FFFFFF" w:val="clear"/>
+            <w:tcMar>
+              <w:top w:type="dxa" w:w="50"/>
+              <w:left w:type="dxa" w:w="110"/>
+              <w:bottom w:type="dxa" w:w="50"/>
+              <w:right w:type="dxa" w:w="110"/>
+            </w:tcMar>
+          </w:tcPr>
+          <w:p>
+            <w:pPr>
+              <w:spacing w:before="46" w:after="46"/>
+            </w:pPr>
+            <w:r>
+              <w:rPr>
+                <w:b/>
+                <w:bCs/>
+                <w:color w:val="8186EF"/>
+                <w:sz w:val="14"/>
+                <w:szCs w:val="14"/>
+              </w:rPr>
+              <w:t xml:space="preserve">(18)</w:t>
+            </w:r>
+          </w:p>
+        </w:tc>
+        <w:tc>
+          <w:tcPr>
+            <w:tcW w:type="pct" w:w="2400"/>
+            <w:shd w:fill="FBFAF6" w:val="clear"/>
+            <w:tcMar>
+              <w:top w:type="dxa" w:w="50"/>
+              <w:left w:type="dxa" w:w="110"/>
+              <w:bottom w:type="dxa" w:w="50"/>
+              <w:right w:type="dxa" w:w="110"/>
+            </w:tcMar>
+          </w:tcPr>
+          <w:p>
+            <w:pPr>
+              <w:spacing w:before="28" w:after="28"/>
+            </w:pPr>
+            <w:r>
+              <w:rPr>
+                <w:sz w:val="15"/>
+                <w:szCs w:val="15"/>
+              </w:rPr>
+              <w:t xml:space="preserve">180,000</w:t>
+            </w:r>
+          </w:p>
+        </w:tc>
+      </w:tr>
+      <w:tr>
+        <w:tc>
+          <w:tcPr>
+            <w:tcW w:type="pct" w:w="2600"/>
+            <w:shd w:fill="FFFFFF" w:val="clear"/>
+            <w:tcMar>
+              <w:top w:type="dxa" w:w="50"/>
+              <w:left w:type="dxa" w:w="110"/>
+              <w:bottom w:type="dxa" w:w="50"/>
+              <w:right w:type="dxa" w:w="110"/>
+            </w:tcMar>
+          </w:tcPr>
+          <w:p>
+            <w:pPr>
+              <w:spacing w:before="46" w:after="46"/>
+            </w:pPr>
+            <w:r>
+              <w:rPr>
+                <w:b/>
+                <w:bCs/>
+                <w:color w:val="8186EF"/>
+                <w:sz w:val="14"/>
+                <w:szCs w:val="14"/>
+              </w:rPr>
+              <w:t xml:space="preserve">(19)</w:t>
+            </w:r>
+          </w:p>
+        </w:tc>
+        <w:tc>
+          <w:tcPr>
+            <w:tcW w:type="pct" w:w="2400"/>
+            <w:tcMar>
+              <w:top w:type="dxa" w:w="50"/>
+              <w:left w:type="dxa" w:w="110"/>
+              <w:bottom w:type="dxa" w:w="50"/>
+              <w:right w:type="dxa" w:w="110"/>
+            </w:tcMar>
+          </w:tcPr>
+          <w:p>
+            <w:pPr>
+              <w:spacing w:before="28" w:after="28"/>
+            </w:pPr>
+            <w:r>
+              <w:rPr>
+                <w:sz w:val="15"/>
+                <w:szCs w:val="15"/>
+              </w:rPr>
+              <w:t xml:space="preserve">3,000,000</w:t>
+            </w:r>
+          </w:p>
+        </w:tc>
+      </w:tr>
+    </w:tbl>
+    <w:p/>
     <w:tbl>
       <w:tblPr>
         <w:tblW w:type="pct" w:w="100%"/>
@@ -9462,7 +9871,7 @@
                 <w:sz w:val="16"/>
                 <w:szCs w:val="16"/>
               </w:rPr>
-              <w:t xml:space="preserve">Fair value less cost to sell   ·   Inventory   ·   component of an entity</w:t>
+              <w:t xml:space="preserve">Held-for-sale group at June 30, 2026   ·   Remeasurement loss (in discontinued operations)   ·   Less: accounts payable   ·   Inventory   ·   Carrying amount of the disposal group</w:t>
             </w:r>
           </w:p>
         </w:tc>
@@ -9533,7 +9942,7 @@
                     </pic:cNvPicPr>
                   </pic:nvPicPr>
                   <pic:blipFill>
-                    <a:blip r:embed="rId110" cstate="none"/>
+                    <a:blip r:embed="rId109" cstate="none"/>
                     <a:srcRect/>
                     <a:stretch>
                       <a:fillRect/>
@@ -9995,14 +10404,14 @@
                 <w:sz w:val="16"/>
                 <w:szCs w:val="16"/>
               </w:rPr>
-              <w:t xml:space="preserve">11  </w:t>
-            </w:r>
-            <w:r>
-              <w:rPr>
-                <w:sz w:val="16"/>
-                <w:szCs w:val="16"/>
-              </w:rPr>
-              <w:t xml:space="preserve">became</w:t>
+              <w:t xml:space="preserve">12  </w:t>
+            </w:r>
+            <w:r>
+              <w:rPr>
+                <w:sz w:val="16"/>
+                <w:szCs w:val="16"/>
+              </w:rPr>
+              <w:t xml:space="preserve">Orontes</w:t>
             </w:r>
           </w:p>
         </w:tc>
@@ -10037,7 +10446,7 @@
                 <w:sz w:val="16"/>
                 <w:szCs w:val="16"/>
               </w:rPr>
-              <w:t xml:space="preserve">discontinued</w:t>
+              <w:t xml:space="preserve">before</w:t>
             </w:r>
           </w:p>
         </w:tc>
@@ -10063,14 +10472,14 @@
                 <w:sz w:val="16"/>
                 <w:szCs w:val="16"/>
               </w:rPr>
-              <w:t xml:space="preserve">12  </w:t>
-            </w:r>
-            <w:r>
-              <w:rPr>
-                <w:sz w:val="16"/>
-                <w:szCs w:val="16"/>
-              </w:rPr>
-              <w:t xml:space="preserve">frozen-foods</w:t>
+              <w:t xml:space="preserve">13  </w:t>
+            </w:r>
+            <w:r>
+              <w:rPr>
+                <w:sz w:val="16"/>
+                <w:szCs w:val="16"/>
+              </w:rPr>
+              <w:t xml:space="preserve">approval</w:t>
             </w:r>
           </w:p>
         </w:tc>
@@ -10131,14 +10540,14 @@
                 <w:sz w:val="16"/>
                 <w:szCs w:val="16"/>
               </w:rPr>
-              <w:t xml:space="preserve">13  </w:t>
-            </w:r>
-            <w:r>
-              <w:rPr>
-                <w:sz w:val="16"/>
-                <w:szCs w:val="16"/>
-              </w:rPr>
-              <w:t xml:space="preserve">approval</w:t>
+              <w:t xml:space="preserve">14  </w:t>
+            </w:r>
+            <w:r>
+              <w:rPr>
+                <w:sz w:val="16"/>
+                <w:szCs w:val="16"/>
+              </w:rPr>
+              <w:t xml:space="preserve">enough</w:t>
             </w:r>
           </w:p>
         </w:tc>
@@ -10173,7 +10582,7 @@
                 <w:sz w:val="16"/>
                 <w:szCs w:val="16"/>
               </w:rPr>
-              <w:t xml:space="preserve">reasonable</w:t>
+              <w:t xml:space="preserve">available</w:t>
             </w:r>
           </w:p>
         </w:tc>
@@ -10199,14 +10608,14 @@
                 <w:sz w:val="16"/>
                 <w:szCs w:val="16"/>
               </w:rPr>
-              <w:t xml:space="preserve">14  </w:t>
-            </w:r>
-            <w:r>
-              <w:rPr>
-                <w:sz w:val="16"/>
-                <w:szCs w:val="16"/>
-              </w:rPr>
-              <w:t xml:space="preserve">write-down</w:t>
+              <w:t xml:space="preserve">15  </w:t>
+            </w:r>
+            <w:r>
+              <w:rPr>
+                <w:sz w:val="16"/>
+                <w:szCs w:val="16"/>
+              </w:rPr>
+              <w:t xml:space="preserve">Recognize</w:t>
             </w:r>
           </w:p>
         </w:tc>
@@ -10241,7 +10650,7 @@
                 <w:sz w:val="16"/>
                 <w:szCs w:val="16"/>
               </w:rPr>
-              <w:t xml:space="preserve">held-for-sale</w:t>
+              <w:t xml:space="preserve">reasonable</w:t>
             </w:r>
           </w:p>
         </w:tc>
@@ -10267,14 +10676,14 @@
                 <w:sz w:val="16"/>
                 <w:szCs w:val="16"/>
               </w:rPr>
-              <w:t xml:space="preserve">15  </w:t>
-            </w:r>
-            <w:r>
-              <w:rPr>
-                <w:sz w:val="16"/>
-                <w:szCs w:val="16"/>
-              </w:rPr>
-              <w:t xml:space="preserve">depreciation</w:t>
+              <w:t xml:space="preserve">16  </w:t>
+            </w:r>
+            <w:r>
+              <w:rPr>
+                <w:sz w:val="16"/>
+                <w:szCs w:val="16"/>
+              </w:rPr>
+              <w:t xml:space="preserve">Inventory</w:t>
             </w:r>
           </w:p>
         </w:tc>
@@ -10335,14 +10744,14 @@
                 <w:sz w:val="16"/>
                 <w:szCs w:val="16"/>
               </w:rPr>
-              <w:t xml:space="preserve">16  </w:t>
-            </w:r>
-            <w:r>
-              <w:rPr>
-                <w:sz w:val="16"/>
-                <w:szCs w:val="16"/>
-              </w:rPr>
-              <w:t xml:space="preserve">Inventory</w:t>
+              <w:t xml:space="preserve">17  </w:t>
+            </w:r>
+            <w:r>
+              <w:rPr>
+                <w:sz w:val="16"/>
+                <w:szCs w:val="16"/>
+              </w:rPr>
+              <w:t xml:space="preserve">Less: accounts payable</w:t>
             </w:r>
           </w:p>
         </w:tc>
@@ -10377,7 +10786,7 @@
                 <w:sz w:val="16"/>
                 <w:szCs w:val="16"/>
               </w:rPr>
-              <w:t xml:space="preserve">write-down</w:t>
+              <w:t xml:space="preserve">increases</w:t>
             </w:r>
           </w:p>
         </w:tc>
@@ -10403,14 +10812,14 @@
                 <w:sz w:val="16"/>
                 <w:szCs w:val="16"/>
               </w:rPr>
-              <w:t xml:space="preserve">17  </w:t>
-            </w:r>
-            <w:r>
-              <w:rPr>
-                <w:sz w:val="16"/>
-                <w:szCs w:val="16"/>
-              </w:rPr>
-              <w:t xml:space="preserve">Fair value less cost to sell</w:t>
+              <w:t xml:space="preserve">18  </w:t>
+            </w:r>
+            <w:r>
+              <w:rPr>
+                <w:sz w:val="16"/>
+                <w:szCs w:val="16"/>
+              </w:rPr>
+              <w:t xml:space="preserve">Remeasurement loss (in discontinued operations)</w:t>
             </w:r>
           </w:p>
         </w:tc>
@@ -10445,7 +10854,7 @@
                 <w:sz w:val="16"/>
                 <w:szCs w:val="16"/>
               </w:rPr>
-              <w:t xml:space="preserve">Depreciation</w:t>
+              <w:t xml:space="preserve">recognized</w:t>
             </w:r>
           </w:p>
         </w:tc>
@@ -10471,14 +10880,14 @@
                 <w:sz w:val="16"/>
                 <w:szCs w:val="16"/>
               </w:rPr>
-              <w:t xml:space="preserve">18  </w:t>
-            </w:r>
-            <w:r>
-              <w:rPr>
-                <w:sz w:val="16"/>
-                <w:szCs w:val="16"/>
-              </w:rPr>
-              <w:t xml:space="preserve">held for sale</w:t>
+              <w:t xml:space="preserve">19  </w:t>
+            </w:r>
+            <w:r>
+              <w:rPr>
+                <w:sz w:val="16"/>
+                <w:szCs w:val="16"/>
+              </w:rPr>
+              <w:t xml:space="preserve">Held-for-sale group at June 30, 2026</w:t>
             </w:r>
           </w:p>
         </w:tc>
@@ -10513,7 +10922,7 @@
                 <w:sz w:val="16"/>
                 <w:szCs w:val="16"/>
               </w:rPr>
-              <w:t xml:space="preserve">recognized</w:t>
+              <w:t xml:space="preserve">approved</w:t>
             </w:r>
           </w:p>
         </w:tc>
@@ -10539,14 +10948,14 @@
                 <w:sz w:val="16"/>
                 <w:szCs w:val="16"/>
               </w:rPr>
-              <w:t xml:space="preserve">19  </w:t>
-            </w:r>
-            <w:r>
-              <w:rPr>
-                <w:sz w:val="16"/>
-                <w:szCs w:val="16"/>
-              </w:rPr>
-              <w:t xml:space="preserve">fair value less cost to sell</w:t>
+              <w:t xml:space="preserve">20  </w:t>
+            </w:r>
+            <w:r>
+              <w:rPr>
+                <w:sz w:val="16"/>
+                <w:szCs w:val="16"/>
+              </w:rPr>
+              <w:t xml:space="preserve">held for sale</w:t>
             </w:r>
           </w:p>
         </w:tc>
@@ -10581,7 +10990,75 @@
                 <w:sz w:val="16"/>
                 <w:szCs w:val="16"/>
               </w:rPr>
-              <w:t xml:space="preserve">approved</w:t>
+              <w:t xml:space="preserve">became</w:t>
+            </w:r>
+          </w:p>
+        </w:tc>
+        <w:tc>
+          <w:tcPr>
+            <w:tcW w:type="pct" w:w="2500"/>
+            <w:tcMar>
+              <w:top w:type="dxa" w:w="20"/>
+              <w:left w:type="dxa" w:w="80"/>
+              <w:bottom w:type="dxa" w:w="20"/>
+              <w:right w:type="dxa" w:w="80"/>
+            </w:tcMar>
+          </w:tcPr>
+          <w:p>
+            <w:pPr>
+              <w:spacing w:before="12" w:after="12"/>
+            </w:pPr>
+            <w:r>
+              <w:rPr>
+                <w:b/>
+                <w:bCs/>
+                <w:color w:val="8186EF"/>
+                <w:sz w:val="16"/>
+                <w:szCs w:val="16"/>
+              </w:rPr>
+              <w:t xml:space="preserve">21  </w:t>
+            </w:r>
+            <w:r>
+              <w:rPr>
+                <w:sz w:val="16"/>
+                <w:szCs w:val="16"/>
+              </w:rPr>
+              <w:t xml:space="preserve">fair value less cost to sell</w:t>
+            </w:r>
+          </w:p>
+        </w:tc>
+      </w:tr>
+      <w:tr>
+        <w:tc>
+          <w:tcPr>
+            <w:tcW w:type="pct" w:w="2500"/>
+            <w:tcMar>
+              <w:top w:type="dxa" w:w="20"/>
+              <w:left w:type="dxa" w:w="80"/>
+              <w:bottom w:type="dxa" w:w="20"/>
+              <w:right w:type="dxa" w:w="80"/>
+            </w:tcMar>
+          </w:tcPr>
+          <w:p>
+            <w:pPr>
+              <w:spacing w:before="12" w:after="12"/>
+            </w:pPr>
+            <w:r>
+              <w:rPr>
+                <w:b/>
+                <w:bCs/>
+                <w:color w:val="8186EF"/>
+                <w:sz w:val="16"/>
+                <w:szCs w:val="16"/>
+              </w:rPr>
+              <w:t xml:space="preserve">11  </w:t>
+            </w:r>
+            <w:r>
+              <w:rPr>
+                <w:sz w:val="16"/>
+                <w:szCs w:val="16"/>
+              </w:rPr>
+              <w:t xml:space="preserve">includes</w:t>
             </w:r>
           </w:p>
         </w:tc>
@@ -10791,7 +11268,7 @@
           <w:sz w:val="19"/>
           <w:szCs w:val="19"/>
         </w:rPr>
-        <w:t xml:space="preserve">The results of a discontinued operation, including its operating results and any </w:t>
+        <w:t xml:space="preserve">The results of a discontinued operation, </w:t>
       </w:r>
       <w:r>
         <w:rPr>
@@ -10809,7 +11286,7 @@
           <w:sz w:val="19"/>
           <w:szCs w:val="19"/>
         </w:rPr>
-        <w:t xml:space="preserve">               </w:t>
+        <w:t xml:space="preserve">           </w:t>
       </w:r>
       <w:r>
         <w:rPr>
@@ -10823,7 +11300,7 @@
           <w:sz w:val="19"/>
           <w:szCs w:val="19"/>
         </w:rPr>
-        <w:t xml:space="preserve"> or disposal </w:t>
+        <w:t xml:space="preserve"> its operating results and any </w:t>
       </w:r>
       <w:r>
         <w:rPr>
@@ -10841,7 +11318,7 @@
           <w:sz w:val="19"/>
           <w:szCs w:val="19"/>
         </w:rPr>
-        <w:t xml:space="preserve">           </w:t>
+        <w:t xml:space="preserve">               </w:t>
       </w:r>
       <w:r>
         <w:rPr>
@@ -10855,7 +11332,7 @@
           <w:sz w:val="19"/>
           <w:szCs w:val="19"/>
         </w:rPr>
-        <w:t xml:space="preserve"> or loss, are shown net of their own tax below income from continuing operations. </w:t>
+        <w:t xml:space="preserve"> or disposal gain or loss, are shown net of their own tax below income from continuing operations. </w:t>
       </w:r>
       <w:r>
         <w:rPr>
@@ -11243,7 +11720,7 @@
                 <w:sz w:val="16"/>
                 <w:szCs w:val="16"/>
               </w:rPr>
-              <w:t xml:space="preserve">disposal   ·   Held-for-sale   ·   gain   ·   geographical   ·   per-share   ·   Public   ·   remeasurement   ·   liabilities   ·   presented   ·   reclassified   ·   separate   ·   revaluation</w:t>
+              <w:t xml:space="preserve">disposal   ·   Held-for-sale   ·   remeasurement   ·   geographical   ·   per-share   ·   Public   ·   including   ·   liabilities   ·   presented   ·   reclassified   ·   separate   ·   revaluation</w:t>
             </w:r>
           </w:p>
         </w:tc>
@@ -11287,6 +11764,1442 @@
         <w:drawing>
           <wp:inline distT="0" distB="0" distL="0" distR="0">
             <wp:extent cx="5734050" cy="3795025"/>
+            <wp:effectExtent t="0" r="0" b="0" l="0"/>
+            <wp:docPr id="1" name="" descr="" title=""/>
+            <wp:cNvGraphicFramePr>
+              <a:graphicFrameLocks xmlns:a="http://schemas.openxmlformats.org/drawingml/2006/main" noChangeAspect="1"/>
+            </wp:cNvGraphicFramePr>
+            <a:graphic xmlns:a="http://schemas.openxmlformats.org/drawingml/2006/main">
+              <a:graphicData uri="http://schemas.openxmlformats.org/drawingml/2006/picture">
+                <pic:pic xmlns:pic="http://schemas.openxmlformats.org/drawingml/2006/picture">
+                  <pic:nvPicPr>
+                    <pic:cNvPr id="0" name="" descr=""/>
+                    <pic:cNvPicPr>
+                      <a:picLocks noChangeAspect="1" noChangeArrowheads="1"/>
+                    </pic:cNvPicPr>
+                  </pic:nvPicPr>
+                  <pic:blipFill>
+                    <a:blip r:embed="rId110" cstate="none"/>
+                    <a:srcRect/>
+                    <a:stretch>
+                      <a:fillRect/>
+                    </a:stretch>
+                  </pic:blipFill>
+                  <pic:spPr bwMode="auto">
+                    <a:xfrm>
+                      <a:off x="0" y="0"/>
+                      <a:ext cx="5734050" cy="3795025"/>
+                    </a:xfrm>
+                    <a:prstGeom prst="rect">
+                      <a:avLst/>
+                    </a:prstGeom>
+                  </pic:spPr>
+                </pic:pic>
+              </a:graphicData>
+            </a:graphic>
+          </wp:inline>
+        </w:drawing>
+      </w:r>
+    </w:p>
+    <w:tbl>
+      <w:tblPr>
+        <w:tblW w:type="pct" w:w="100%"/>
+        <w:tblLayout w:type="fixed"/>
+        <w:tblBorders>
+          <w:top w:val="single" w:color="FBFAF6" w:sz="4"/>
+          <w:left w:val="single" w:color="FBFAF6" w:sz="4"/>
+          <w:bottom w:val="single" w:color="FBFAF6" w:sz="4"/>
+          <w:right w:val="single" w:color="FBFAF6" w:sz="4"/>
+          <w:insideH w:val="single" w:color="FBFAF6" w:sz="4"/>
+          <w:insideV w:val="single" w:color="FBFAF6" w:sz="4"/>
+        </w:tblBorders>
+      </w:tblPr>
+      <w:tblGrid>
+        <w:gridCol w:w="9600"/>
+      </w:tblGrid>
+      <w:tr>
+        <w:tc>
+          <w:tcPr>
+            <w:tcW w:type="pct" w:w="5000"/>
+            <w:shd w:fill="FBFAF6" w:val="clear"/>
+            <w:tcMar>
+              <w:top w:type="dxa" w:w="40"/>
+              <w:left w:type="dxa" w:w="100"/>
+              <w:bottom w:type="dxa" w:w="40"/>
+              <w:right w:type="dxa" w:w="100"/>
+            </w:tcMar>
+          </w:tcPr>
+          <w:p>
+            <w:pPr>
+              <w:spacing w:before="18" w:after="6"/>
+            </w:pPr>
+            <w:r>
+              <w:rPr>
+                <w:b/>
+                <w:bCs/>
+                <w:color w:val="6B7280"/>
+                <w:sz w:val="14"/>
+                <w:szCs w:val="14"/>
+              </w:rPr>
+              <w:t xml:space="preserve">word list</w:t>
+            </w:r>
+          </w:p>
+          <w:p>
+            <w:pPr>
+              <w:spacing w:before="0" w:after="18"/>
+            </w:pPr>
+            <w:r>
+              <w:rPr>
+                <w:b/>
+                <w:bCs/>
+                <w:color w:val="353A7C"/>
+                <w:sz w:val="16"/>
+                <w:szCs w:val="16"/>
+              </w:rPr>
+              <w:t xml:space="preserve">Not allowed   ·   Re-presented: assets and liabilities shown separately   ·   Component + strategic shift with a major effect   ·   Unchanged   ·   period cost   ·   Highly probable</w:t>
+            </w:r>
+          </w:p>
+        </w:tc>
+      </w:tr>
+    </w:tbl>
+    <w:p/>
+    <w:p>
+      <w:pPr>
+        <w:pageBreakBefore w:val="true"/>
+        <w:spacing w:after="0"/>
+      </w:pPr>
+      <w:r>
+        <w:rPr>
+          <w:sz w:val="2"/>
+        </w:rPr>
+        <w:t xml:space="preserve"> </w:t>
+      </w:r>
+    </w:p>
+    <w:p>
+      <w:pPr>
+        <w:spacing w:before="44" w:after="14"/>
+      </w:pPr>
+      <w:r>
+        <w:rPr>
+          <w:b/>
+          <w:bCs/>
+          <w:color w:val="353A7C"/>
+          <w:sz w:val="18"/>
+          <w:szCs w:val="18"/>
+        </w:rPr>
+        <w:t xml:space="preserve">Summary 2</w:t>
+      </w:r>
+      <w:r>
+        <w:rPr>
+          <w:color w:val="6B7280"/>
+          <w:sz w:val="16"/>
+          <w:szCs w:val="16"/>
+        </w:rPr>
+        <w:t xml:space="preserve">      gaps 17–18</w:t>
+      </w:r>
+    </w:p>
+    <w:p>
+      <w:pPr>
+        <w:spacing w:before="20" w:after="20" w:line="360" w:lineRule="auto"/>
+        <w:ind w:left="200"/>
+      </w:pPr>
+      <w:r>
+        <w:rPr>
+          <w:sz w:val="19"/>
+          <w:szCs w:val="19"/>
+        </w:rPr>
+        <w:t xml:space="preserve">U.S. GAAP has no </w:t>
+      </w:r>
+      <w:r>
+        <w:rPr>
+          <w:b/>
+          <w:bCs/>
+          <w:color w:val="8186EF"/>
+          <w:sz w:val="15"/>
+          <w:szCs w:val="15"/>
+        </w:rPr>
+        <w:t xml:space="preserve"> (17) </w:t>
+      </w:r>
+      <w:r>
+        <w:rPr>
+          <w:u w:val="single"/>
+          <w:sz w:val="19"/>
+          <w:szCs w:val="19"/>
+        </w:rPr>
+        <w:t xml:space="preserve">               </w:t>
+      </w:r>
+      <w:r>
+        <w:rPr>
+          <w:sz w:val="19"/>
+          <w:szCs w:val="19"/>
+        </w:rPr>
+        <w:t xml:space="preserve"> </w:t>
+      </w:r>
+      <w:r>
+        <w:rPr>
+          <w:sz w:val="19"/>
+          <w:szCs w:val="19"/>
+        </w:rPr>
+        <w:t xml:space="preserve"> items: unusual or </w:t>
+      </w:r>
+      <w:r>
+        <w:rPr>
+          <w:b/>
+          <w:bCs/>
+          <w:color w:val="8186EF"/>
+          <w:sz w:val="15"/>
+          <w:szCs w:val="15"/>
+        </w:rPr>
+        <w:t xml:space="preserve"> (18) </w:t>
+      </w:r>
+      <w:r>
+        <w:rPr>
+          <w:u w:val="single"/>
+          <w:sz w:val="19"/>
+          <w:szCs w:val="19"/>
+        </w:rPr>
+        <w:t xml:space="preserve">            </w:t>
+      </w:r>
+      <w:r>
+        <w:rPr>
+          <w:sz w:val="19"/>
+          <w:szCs w:val="19"/>
+        </w:rPr>
+        <w:t xml:space="preserve"> </w:t>
+      </w:r>
+      <w:r>
+        <w:rPr>
+          <w:sz w:val="19"/>
+          <w:szCs w:val="19"/>
+        </w:rPr>
+        <w:t xml:space="preserve"> items stay in continuing operations, before tax. </w:t>
+      </w:r>
+      <w:r>
+        <w:rPr>
+          <w:sz w:val="19"/>
+          <w:szCs w:val="19"/>
+        </w:rPr>
+        <w:t xml:space="preserve">Only discontinued operations are shown net of tax below continuing operations. </w:t>
+      </w:r>
+    </w:p>
+    <w:tbl>
+      <w:tblPr>
+        <w:tblW w:type="pct" w:w="100%"/>
+        <w:tblLayout w:type="fixed"/>
+        <w:tblBorders>
+          <w:top w:val="single" w:color="FBFAF6" w:sz="4"/>
+          <w:left w:val="single" w:color="FBFAF6" w:sz="4"/>
+          <w:bottom w:val="single" w:color="FBFAF6" w:sz="4"/>
+          <w:right w:val="single" w:color="FBFAF6" w:sz="4"/>
+          <w:insideH w:val="single" w:color="FBFAF6" w:sz="4"/>
+          <w:insideV w:val="single" w:color="FBFAF6" w:sz="4"/>
+        </w:tblBorders>
+      </w:tblPr>
+      <w:tblGrid>
+        <w:gridCol w:w="9600"/>
+      </w:tblGrid>
+      <w:tr>
+        <w:tc>
+          <w:tcPr>
+            <w:tcW w:type="pct" w:w="5000"/>
+            <w:shd w:fill="FBFAF6" w:val="clear"/>
+            <w:tcMar>
+              <w:top w:type="dxa" w:w="40"/>
+              <w:left w:type="dxa" w:w="100"/>
+              <w:bottom w:type="dxa" w:w="40"/>
+              <w:right w:type="dxa" w:w="100"/>
+            </w:tcMar>
+          </w:tcPr>
+          <w:p>
+            <w:pPr>
+              <w:spacing w:before="18" w:after="6"/>
+            </w:pPr>
+            <w:r>
+              <w:rPr>
+                <w:b/>
+                <w:bCs/>
+                <w:color w:val="6B7280"/>
+                <w:sz w:val="14"/>
+                <w:szCs w:val="14"/>
+              </w:rPr>
+              <w:t xml:space="preserve">word list</w:t>
+            </w:r>
+          </w:p>
+          <w:p>
+            <w:pPr>
+              <w:spacing w:before="0" w:after="18"/>
+            </w:pPr>
+            <w:r>
+              <w:rPr>
+                <w:b/>
+                <w:bCs/>
+                <w:color w:val="353A7C"/>
+                <w:sz w:val="16"/>
+                <w:szCs w:val="16"/>
+              </w:rPr>
+              <w:t xml:space="preserve">Held-for-sale   ·   infrequent   ·   extraordinary</w:t>
+            </w:r>
+          </w:p>
+        </w:tc>
+      </w:tr>
+    </w:tbl>
+    <w:p/>
+    <w:tbl>
+      <w:tblPr>
+        <w:tblW w:type="pct" w:w="100%"/>
+        <w:tblLayout w:type="fixed"/>
+        <w:tblBorders>
+          <w:top w:val="single" w:color="353A7C" w:sz="6"/>
+          <w:left w:val="single" w:color="353A7C" w:sz="6"/>
+          <w:bottom w:val="single" w:color="353A7C" w:sz="6"/>
+          <w:right w:val="single" w:color="353A7C" w:sz="6"/>
+          <w:insideH w:val="single" w:color="353A7C" w:sz="6"/>
+          <w:insideV w:val="single" w:color="353A7C" w:sz="6"/>
+        </w:tblBorders>
+      </w:tblPr>
+      <w:tblGrid>
+        <w:gridCol w:w="4608"/>
+        <w:gridCol w:w="4992"/>
+      </w:tblGrid>
+      <w:tr>
+        <w:tc>
+          <w:tcPr>
+            <w:tcW w:type="pct" w:w="5000"/>
+            <w:gridSpan w:val="2"/>
+            <w:shd w:fill="353A7C" w:val="clear"/>
+            <w:tcMar>
+              <w:top w:type="dxa" w:w="60"/>
+              <w:left w:type="dxa" w:w="120"/>
+              <w:bottom w:type="dxa" w:w="60"/>
+              <w:right w:type="dxa" w:w="120"/>
+            </w:tcMar>
+          </w:tcPr>
+          <w:p>
+            <w:pPr>
+              <w:spacing w:before="40" w:after="40"/>
+            </w:pPr>
+            <w:r>
+              <w:rPr>
+                <w:b/>
+                <w:bCs/>
+                <w:color w:val="FFFFFF"/>
+                <w:sz w:val="17"/>
+                <w:szCs w:val="17"/>
+              </w:rPr>
+              <w:t xml:space="preserve">Suppose: Orontes, 2027 (USD 000) — Amount / details</w:t>
+            </w:r>
+          </w:p>
+        </w:tc>
+      </w:tr>
+      <w:tr>
+        <w:tc>
+          <w:tcPr>
+            <w:tcW w:type="pct" w:w="2400"/>
+            <w:shd w:fill="353A7C" w:val="clear"/>
+            <w:tcMar>
+              <w:top w:type="dxa" w:w="50"/>
+              <w:left w:type="dxa" w:w="110"/>
+              <w:bottom w:type="dxa" w:w="50"/>
+              <w:right w:type="dxa" w:w="110"/>
+            </w:tcMar>
+          </w:tcPr>
+          <w:p>
+            <w:pPr>
+              <w:spacing w:before="30" w:after="30"/>
+            </w:pPr>
+            <w:r>
+              <w:rPr>
+                <w:b/>
+                <w:bCs/>
+                <w:color w:val="FFFFFF"/>
+                <w:sz w:val="15"/>
+                <w:szCs w:val="15"/>
+              </w:rPr>
+              <w:t xml:space="preserve">Suppose: Orontes, 2027 (USD 000)</w:t>
+            </w:r>
+          </w:p>
+        </w:tc>
+        <w:tc>
+          <w:tcPr>
+            <w:tcW w:type="pct" w:w="2600"/>
+            <w:shd w:fill="353A7C" w:val="clear"/>
+            <w:tcMar>
+              <w:top w:type="dxa" w:w="50"/>
+              <w:left w:type="dxa" w:w="110"/>
+              <w:bottom w:type="dxa" w:w="50"/>
+              <w:right w:type="dxa" w:w="110"/>
+            </w:tcMar>
+          </w:tcPr>
+          <w:p>
+            <w:pPr>
+              <w:spacing w:before="30" w:after="30"/>
+            </w:pPr>
+            <w:r>
+              <w:rPr>
+                <w:b/>
+                <w:bCs/>
+                <w:color w:val="FFFFFF"/>
+                <w:sz w:val="15"/>
+                <w:szCs w:val="15"/>
+              </w:rPr>
+              <w:t xml:space="preserve">Amount / details</w:t>
+            </w:r>
+          </w:p>
+        </w:tc>
+      </w:tr>
+      <w:tr>
+        <w:tc>
+          <w:tcPr>
+            <w:tcW w:type="pct" w:w="2400"/>
+            <w:tcMar>
+              <w:top w:type="dxa" w:w="50"/>
+              <w:left w:type="dxa" w:w="110"/>
+              <w:bottom w:type="dxa" w:w="50"/>
+              <w:right w:type="dxa" w:w="110"/>
+            </w:tcMar>
+          </w:tcPr>
+          <w:p>
+            <w:pPr>
+              <w:spacing w:before="28" w:after="28"/>
+            </w:pPr>
+            <w:r>
+              <w:rPr>
+                <w:sz w:val="15"/>
+                <w:szCs w:val="15"/>
+              </w:rPr>
+              <w:t xml:space="preserve">Operating income</w:t>
+            </w:r>
+          </w:p>
+        </w:tc>
+        <w:tc>
+          <w:tcPr>
+            <w:tcW w:type="pct" w:w="2600"/>
+            <w:tcMar>
+              <w:top w:type="dxa" w:w="50"/>
+              <w:left w:type="dxa" w:w="110"/>
+              <w:bottom w:type="dxa" w:w="50"/>
+              <w:right w:type="dxa" w:w="110"/>
+            </w:tcMar>
+          </w:tcPr>
+          <w:p>
+            <w:pPr>
+              <w:spacing w:before="28" w:after="28"/>
+            </w:pPr>
+            <w:r>
+              <w:rPr>
+                <w:sz w:val="15"/>
+                <w:szCs w:val="15"/>
+              </w:rPr>
+              <w:t xml:space="preserve">5,000</w:t>
+            </w:r>
+          </w:p>
+        </w:tc>
+      </w:tr>
+      <w:tr>
+        <w:tc>
+          <w:tcPr>
+            <w:tcW w:type="pct" w:w="2400"/>
+            <w:shd w:fill="FBFAF6" w:val="clear"/>
+            <w:tcMar>
+              <w:top w:type="dxa" w:w="50"/>
+              <w:left w:type="dxa" w:w="110"/>
+              <w:bottom w:type="dxa" w:w="50"/>
+              <w:right w:type="dxa" w:w="110"/>
+            </w:tcMar>
+          </w:tcPr>
+          <w:p>
+            <w:pPr>
+              <w:spacing w:before="28" w:after="28"/>
+            </w:pPr>
+            <w:r>
+              <w:rPr>
+                <w:sz w:val="15"/>
+                <w:szCs w:val="15"/>
+              </w:rPr>
+              <w:t xml:space="preserve">Gain on sale of a warehouse</w:t>
+            </w:r>
+          </w:p>
+        </w:tc>
+        <w:tc>
+          <w:tcPr>
+            <w:tcW w:type="pct" w:w="2600"/>
+            <w:shd w:fill="FBFAF6" w:val="clear"/>
+            <w:tcMar>
+              <w:top w:type="dxa" w:w="50"/>
+              <w:left w:type="dxa" w:w="110"/>
+              <w:bottom w:type="dxa" w:w="50"/>
+              <w:right w:type="dxa" w:w="110"/>
+            </w:tcMar>
+          </w:tcPr>
+          <w:p>
+            <w:pPr>
+              <w:spacing w:before="28" w:after="28"/>
+            </w:pPr>
+            <w:r>
+              <w:rPr>
+                <w:sz w:val="15"/>
+                <w:szCs w:val="15"/>
+              </w:rPr>
+              <w:t xml:space="preserve">200</w:t>
+            </w:r>
+          </w:p>
+        </w:tc>
+      </w:tr>
+      <w:tr>
+        <w:tc>
+          <w:tcPr>
+            <w:tcW w:type="pct" w:w="2400"/>
+            <w:tcMar>
+              <w:top w:type="dxa" w:w="50"/>
+              <w:left w:type="dxa" w:w="110"/>
+              <w:bottom w:type="dxa" w:w="50"/>
+              <w:right w:type="dxa" w:w="110"/>
+            </w:tcMar>
+          </w:tcPr>
+          <w:p>
+            <w:pPr>
+              <w:spacing w:before="28" w:after="28"/>
+            </w:pPr>
+            <w:r>
+              <w:rPr>
+                <w:sz w:val="15"/>
+                <w:szCs w:val="15"/>
+              </w:rPr>
+              <w:t xml:space="preserve">Loss on settlement of a lawsuit (unusual for Orontes)</w:t>
+            </w:r>
+          </w:p>
+        </w:tc>
+        <w:tc>
+          <w:tcPr>
+            <w:tcW w:type="pct" w:w="2600"/>
+            <w:tcMar>
+              <w:top w:type="dxa" w:w="50"/>
+              <w:left w:type="dxa" w:w="110"/>
+              <w:bottom w:type="dxa" w:w="50"/>
+              <w:right w:type="dxa" w:w="110"/>
+            </w:tcMar>
+          </w:tcPr>
+          <w:p>
+            <w:pPr>
+              <w:spacing w:before="28" w:after="28"/>
+            </w:pPr>
+            <w:r>
+              <w:rPr>
+                <w:sz w:val="15"/>
+                <w:szCs w:val="15"/>
+              </w:rPr>
+              <w:t xml:space="preserve">120</w:t>
+            </w:r>
+          </w:p>
+        </w:tc>
+      </w:tr>
+      <w:tr>
+        <w:tc>
+          <w:tcPr>
+            <w:tcW w:type="pct" w:w="2400"/>
+            <w:shd w:fill="FBFAF6" w:val="clear"/>
+            <w:tcMar>
+              <w:top w:type="dxa" w:w="50"/>
+              <w:left w:type="dxa" w:w="110"/>
+              <w:bottom w:type="dxa" w:w="50"/>
+              <w:right w:type="dxa" w:w="110"/>
+            </w:tcMar>
+          </w:tcPr>
+          <w:p>
+            <w:pPr>
+              <w:spacing w:before="28" w:after="28"/>
+            </w:pPr>
+            <w:r>
+              <w:rPr>
+                <w:sz w:val="15"/>
+                <w:szCs w:val="15"/>
+              </w:rPr>
+              <w:t xml:space="preserve">Interest expense</w:t>
+            </w:r>
+          </w:p>
+        </w:tc>
+        <w:tc>
+          <w:tcPr>
+            <w:tcW w:type="pct" w:w="2600"/>
+            <w:shd w:fill="FBFAF6" w:val="clear"/>
+            <w:tcMar>
+              <w:top w:type="dxa" w:w="50"/>
+              <w:left w:type="dxa" w:w="110"/>
+              <w:bottom w:type="dxa" w:w="50"/>
+              <w:right w:type="dxa" w:w="110"/>
+            </w:tcMar>
+          </w:tcPr>
+          <w:p>
+            <w:pPr>
+              <w:spacing w:before="28" w:after="28"/>
+            </w:pPr>
+            <w:r>
+              <w:rPr>
+                <w:sz w:val="15"/>
+                <w:szCs w:val="15"/>
+              </w:rPr>
+              <w:t xml:space="preserve">400</w:t>
+            </w:r>
+          </w:p>
+        </w:tc>
+      </w:tr>
+      <w:tr>
+        <w:tc>
+          <w:tcPr>
+            <w:tcW w:type="pct" w:w="2400"/>
+            <w:tcMar>
+              <w:top w:type="dxa" w:w="50"/>
+              <w:left w:type="dxa" w:w="110"/>
+              <w:bottom w:type="dxa" w:w="50"/>
+              <w:right w:type="dxa" w:w="110"/>
+            </w:tcMar>
+          </w:tcPr>
+          <w:p>
+            <w:pPr>
+              <w:spacing w:before="28" w:after="28"/>
+            </w:pPr>
+            <w:r>
+              <w:rPr>
+                <w:sz w:val="15"/>
+                <w:szCs w:val="15"/>
+              </w:rPr>
+              <w:t xml:space="preserve">Dry-foods division: operating loss before tax</w:t>
+            </w:r>
+          </w:p>
+        </w:tc>
+        <w:tc>
+          <w:tcPr>
+            <w:tcW w:type="pct" w:w="2600"/>
+            <w:tcMar>
+              <w:top w:type="dxa" w:w="50"/>
+              <w:left w:type="dxa" w:w="110"/>
+              <w:bottom w:type="dxa" w:w="50"/>
+              <w:right w:type="dxa" w:w="110"/>
+            </w:tcMar>
+          </w:tcPr>
+          <w:p>
+            <w:pPr>
+              <w:spacing w:before="28" w:after="28"/>
+            </w:pPr>
+            <w:r>
+              <w:rPr>
+                <w:sz w:val="15"/>
+                <w:szCs w:val="15"/>
+              </w:rPr>
+              <w:t xml:space="preserve">80</w:t>
+            </w:r>
+          </w:p>
+        </w:tc>
+      </w:tr>
+      <w:tr>
+        <w:tc>
+          <w:tcPr>
+            <w:tcW w:type="pct" w:w="2400"/>
+            <w:shd w:fill="FBFAF6" w:val="clear"/>
+            <w:tcMar>
+              <w:top w:type="dxa" w:w="50"/>
+              <w:left w:type="dxa" w:w="110"/>
+              <w:bottom w:type="dxa" w:w="50"/>
+              <w:right w:type="dxa" w:w="110"/>
+            </w:tcMar>
+          </w:tcPr>
+          <w:p>
+            <w:pPr>
+              <w:spacing w:before="28" w:after="28"/>
+            </w:pPr>
+            <w:r>
+              <w:rPr>
+                <w:sz w:val="15"/>
+                <w:szCs w:val="15"/>
+              </w:rPr>
+              <w:t xml:space="preserve">Dry-foods division: gain on sale before tax</w:t>
+            </w:r>
+          </w:p>
+        </w:tc>
+        <w:tc>
+          <w:tcPr>
+            <w:tcW w:type="pct" w:w="2600"/>
+            <w:shd w:fill="FBFAF6" w:val="clear"/>
+            <w:tcMar>
+              <w:top w:type="dxa" w:w="50"/>
+              <w:left w:type="dxa" w:w="110"/>
+              <w:bottom w:type="dxa" w:w="50"/>
+              <w:right w:type="dxa" w:w="110"/>
+            </w:tcMar>
+          </w:tcPr>
+          <w:p>
+            <w:pPr>
+              <w:spacing w:before="28" w:after="28"/>
+            </w:pPr>
+            <w:r>
+              <w:rPr>
+                <w:sz w:val="15"/>
+                <w:szCs w:val="15"/>
+              </w:rPr>
+              <w:t xml:space="preserve">280</w:t>
+            </w:r>
+          </w:p>
+        </w:tc>
+      </w:tr>
+      <w:tr>
+        <w:tc>
+          <w:tcPr>
+            <w:tcW w:type="pct" w:w="2400"/>
+            <w:tcMar>
+              <w:top w:type="dxa" w:w="50"/>
+              <w:left w:type="dxa" w:w="110"/>
+              <w:bottom w:type="dxa" w:w="50"/>
+              <w:right w:type="dxa" w:w="110"/>
+            </w:tcMar>
+          </w:tcPr>
+          <w:p>
+            <w:pPr>
+              <w:spacing w:before="28" w:after="28"/>
+            </w:pPr>
+            <w:r>
+              <w:rPr>
+                <w:sz w:val="15"/>
+                <w:szCs w:val="15"/>
+              </w:rPr>
+              <w:t xml:space="preserve">Unrealized holding gain on AFS debt securities during 2027</w:t>
+            </w:r>
+          </w:p>
+        </w:tc>
+        <w:tc>
+          <w:tcPr>
+            <w:tcW w:type="pct" w:w="2600"/>
+            <w:tcMar>
+              <w:top w:type="dxa" w:w="50"/>
+              <w:left w:type="dxa" w:w="110"/>
+              <w:bottom w:type="dxa" w:w="50"/>
+              <w:right w:type="dxa" w:w="110"/>
+            </w:tcMar>
+          </w:tcPr>
+          <w:p>
+            <w:pPr>
+              <w:spacing w:before="28" w:after="28"/>
+            </w:pPr>
+            <w:r>
+              <w:rPr>
+                <w:sz w:val="15"/>
+                <w:szCs w:val="15"/>
+              </w:rPr>
+              <w:t xml:space="preserve">40</w:t>
+            </w:r>
+          </w:p>
+        </w:tc>
+      </w:tr>
+      <w:tr>
+        <w:tc>
+          <w:tcPr>
+            <w:tcW w:type="pct" w:w="2400"/>
+            <w:shd w:fill="FBFAF6" w:val="clear"/>
+            <w:tcMar>
+              <w:top w:type="dxa" w:w="50"/>
+              <w:left w:type="dxa" w:w="110"/>
+              <w:bottom w:type="dxa" w:w="50"/>
+              <w:right w:type="dxa" w:w="110"/>
+            </w:tcMar>
+          </w:tcPr>
+          <w:p>
+            <w:pPr>
+              <w:spacing w:before="28" w:after="28"/>
+            </w:pPr>
+            <w:r>
+              <w:rPr>
+                <w:sz w:val="15"/>
+                <w:szCs w:val="15"/>
+              </w:rPr>
+              <w:t xml:space="preserve">Realized gain on AFS securities sold in 2027 (included in AOCI before)</w:t>
+            </w:r>
+          </w:p>
+        </w:tc>
+        <w:tc>
+          <w:tcPr>
+            <w:tcW w:type="pct" w:w="2600"/>
+            <w:shd w:fill="FBFAF6" w:val="clear"/>
+            <w:tcMar>
+              <w:top w:type="dxa" w:w="50"/>
+              <w:left w:type="dxa" w:w="110"/>
+              <w:bottom w:type="dxa" w:w="50"/>
+              <w:right w:type="dxa" w:w="110"/>
+            </w:tcMar>
+          </w:tcPr>
+          <w:p>
+            <w:pPr>
+              <w:spacing w:before="28" w:after="28"/>
+            </w:pPr>
+            <w:r>
+              <w:rPr>
+                <w:sz w:val="15"/>
+                <w:szCs w:val="15"/>
+              </w:rPr>
+              <w:t xml:space="preserve">24</w:t>
+            </w:r>
+          </w:p>
+        </w:tc>
+      </w:tr>
+      <w:tr>
+        <w:tc>
+          <w:tcPr>
+            <w:tcW w:type="pct" w:w="2400"/>
+            <w:tcMar>
+              <w:top w:type="dxa" w:w="50"/>
+              <w:left w:type="dxa" w:w="110"/>
+              <w:bottom w:type="dxa" w:w="50"/>
+              <w:right w:type="dxa" w:w="110"/>
+            </w:tcMar>
+          </w:tcPr>
+          <w:p>
+            <w:pPr>
+              <w:spacing w:before="28" w:after="28"/>
+            </w:pPr>
+            <w:r>
+              <w:rPr>
+                <w:sz w:val="15"/>
+                <w:szCs w:val="15"/>
+              </w:rPr>
+              <w:t xml:space="preserve">M1</w:t>
+            </w:r>
+          </w:p>
+        </w:tc>
+        <w:tc>
+          <w:tcPr>
+            <w:tcW w:type="pct" w:w="2600"/>
+            <w:tcMar>
+              <w:top w:type="dxa" w:w="50"/>
+              <w:left w:type="dxa" w:w="110"/>
+              <w:bottom w:type="dxa" w:w="50"/>
+              <w:right w:type="dxa" w:w="110"/>
+            </w:tcMar>
+          </w:tcPr>
+          <w:p>
+            <w:pPr>
+              <w:spacing w:before="28" w:after="28"/>
+            </w:pPr>
+            <w:r>
+              <w:rPr>
+                <w:sz w:val="15"/>
+                <w:szCs w:val="15"/>
+              </w:rPr>
+              <w:t xml:space="preserve">In 2027 Orontes sold its dry-foods division, one of its main product lines. The sale is a strategic shift with a major effect.</w:t>
+            </w:r>
+          </w:p>
+        </w:tc>
+      </w:tr>
+      <w:tr>
+        <w:tc>
+          <w:tcPr>
+            <w:tcW w:type="pct" w:w="2400"/>
+            <w:shd w:fill="FBFAF6" w:val="clear"/>
+            <w:tcMar>
+              <w:top w:type="dxa" w:w="50"/>
+              <w:left w:type="dxa" w:w="110"/>
+              <w:bottom w:type="dxa" w:w="50"/>
+              <w:right w:type="dxa" w:w="110"/>
+            </w:tcMar>
+          </w:tcPr>
+          <w:p>
+            <w:pPr>
+              <w:spacing w:before="28" w:after="28"/>
+            </w:pPr>
+            <w:r>
+              <w:rPr>
+                <w:sz w:val="15"/>
+                <w:szCs w:val="15"/>
+              </w:rPr>
+              <w:t xml:space="preserve">M2</w:t>
+            </w:r>
+          </w:p>
+        </w:tc>
+        <w:tc>
+          <w:tcPr>
+            <w:tcW w:type="pct" w:w="2600"/>
+            <w:shd w:fill="FBFAF6" w:val="clear"/>
+            <w:tcMar>
+              <w:top w:type="dxa" w:w="50"/>
+              <w:left w:type="dxa" w:w="110"/>
+              <w:bottom w:type="dxa" w:w="50"/>
+              <w:right w:type="dxa" w:w="110"/>
+            </w:tcMar>
+          </w:tcPr>
+          <w:p>
+            <w:pPr>
+              <w:spacing w:before="28" w:after="28"/>
+            </w:pPr>
+            <w:r>
+              <w:rPr>
+                <w:sz w:val="15"/>
+                <w:szCs w:val="15"/>
+              </w:rPr>
+              <w:t xml:space="preserve">The tax rate is 25% on all items. The </w:t>
+            </w:r>
+            <w:r>
+              <w:rPr>
+                <w:b/>
+                <w:bCs/>
+                <w:color w:val="8186EF"/>
+                <w:sz w:val="14"/>
+                <w:szCs w:val="14"/>
+              </w:rPr>
+              <w:t xml:space="preserve"> (19) </w:t>
+            </w:r>
+            <w:r>
+              <w:rPr>
+                <w:u w:val="single"/>
+                <w:sz w:val="15"/>
+                <w:szCs w:val="15"/>
+              </w:rPr>
+              <w:t xml:space="preserve">              </w:t>
+            </w:r>
+            <w:r>
+              <w:rPr>
+                <w:sz w:val="15"/>
+                <w:szCs w:val="15"/>
+              </w:rPr>
+              <w:t xml:space="preserve"> </w:t>
+            </w:r>
+            <w:r>
+              <w:rPr>
+                <w:sz w:val="15"/>
+                <w:szCs w:val="15"/>
+              </w:rPr>
+              <w:t xml:space="preserve"> AFS gain is already in the other income figures.</w:t>
+            </w:r>
+          </w:p>
+        </w:tc>
+      </w:tr>
+      <w:tr>
+        <w:tc>
+          <w:tcPr>
+            <w:tcW w:type="pct" w:w="2400"/>
+            <w:tcMar>
+              <w:top w:type="dxa" w:w="50"/>
+              <w:left w:type="dxa" w:w="110"/>
+              <w:bottom w:type="dxa" w:w="50"/>
+              <w:right w:type="dxa" w:w="110"/>
+            </w:tcMar>
+          </w:tcPr>
+          <w:p>
+            <w:pPr>
+              <w:spacing w:before="28" w:after="28"/>
+            </w:pPr>
+            <w:r>
+              <w:rPr>
+                <w:sz w:val="15"/>
+                <w:szCs w:val="15"/>
+              </w:rPr>
+              <w:t xml:space="preserve">M3</w:t>
+            </w:r>
+          </w:p>
+        </w:tc>
+        <w:tc>
+          <w:tcPr>
+            <w:tcW w:type="pct" w:w="2600"/>
+            <w:tcMar>
+              <w:top w:type="dxa" w:w="50"/>
+              <w:left w:type="dxa" w:w="110"/>
+              <w:bottom w:type="dxa" w:w="50"/>
+              <w:right w:type="dxa" w:w="110"/>
+            </w:tcMar>
+          </w:tcPr>
+          <w:p>
+            <w:pPr>
+              <w:spacing w:before="28" w:after="28"/>
+            </w:pPr>
+            <w:r>
+              <w:rPr>
+                <w:sz w:val="15"/>
+                <w:szCs w:val="15"/>
+              </w:rPr>
+              <w:t xml:space="preserve">Orontes presents one continuous statement of comprehensive income.</w:t>
+            </w:r>
+          </w:p>
+        </w:tc>
+      </w:tr>
+    </w:tbl>
+    <w:p/>
+    <w:tbl>
+      <w:tblPr>
+        <w:tblW w:type="pct" w:w="100%"/>
+        <w:tblLayout w:type="fixed"/>
+        <w:tblBorders>
+          <w:top w:val="single" w:color="FBFAF6" w:sz="4"/>
+          <w:left w:val="single" w:color="FBFAF6" w:sz="4"/>
+          <w:bottom w:val="single" w:color="FBFAF6" w:sz="4"/>
+          <w:right w:val="single" w:color="FBFAF6" w:sz="4"/>
+          <w:insideH w:val="single" w:color="FBFAF6" w:sz="4"/>
+          <w:insideV w:val="single" w:color="FBFAF6" w:sz="4"/>
+        </w:tblBorders>
+      </w:tblPr>
+      <w:tblGrid>
+        <w:gridCol w:w="9600"/>
+      </w:tblGrid>
+      <w:tr>
+        <w:tc>
+          <w:tcPr>
+            <w:tcW w:type="pct" w:w="5000"/>
+            <w:shd w:fill="FBFAF6" w:val="clear"/>
+            <w:tcMar>
+              <w:top w:type="dxa" w:w="40"/>
+              <w:left w:type="dxa" w:w="100"/>
+              <w:bottom w:type="dxa" w:w="40"/>
+              <w:right w:type="dxa" w:w="100"/>
+            </w:tcMar>
+          </w:tcPr>
+          <w:p>
+            <w:pPr>
+              <w:spacing w:before="18" w:after="6"/>
+            </w:pPr>
+            <w:r>
+              <w:rPr>
+                <w:b/>
+                <w:bCs/>
+                <w:color w:val="6B7280"/>
+                <w:sz w:val="14"/>
+                <w:szCs w:val="14"/>
+              </w:rPr>
+              <w:t xml:space="preserve">word list</w:t>
+            </w:r>
+          </w:p>
+          <w:p>
+            <w:pPr>
+              <w:spacing w:before="0" w:after="18"/>
+            </w:pPr>
+            <w:r>
+              <w:rPr>
+                <w:b/>
+                <w:bCs/>
+                <w:color w:val="353A7C"/>
+                <w:sz w:val="16"/>
+                <w:szCs w:val="16"/>
+              </w:rPr>
+              <w:t xml:space="preserve">realized   ·   Item</w:t>
+            </w:r>
+          </w:p>
+        </w:tc>
+      </w:tr>
+    </w:tbl>
+    <w:p/>
+    <w:tbl>
+      <w:tblPr>
+        <w:tblW w:type="pct" w:w="100%"/>
+        <w:tblLayout w:type="fixed"/>
+        <w:tblBorders>
+          <w:top w:val="single" w:color="353A7C" w:sz="6"/>
+          <w:left w:val="single" w:color="353A7C" w:sz="6"/>
+          <w:bottom w:val="single" w:color="353A7C" w:sz="6"/>
+          <w:right w:val="single" w:color="353A7C" w:sz="6"/>
+          <w:insideH w:val="single" w:color="353A7C" w:sz="6"/>
+          <w:insideV w:val="single" w:color="353A7C" w:sz="6"/>
+        </w:tblBorders>
+      </w:tblPr>
+      <w:tblGrid>
+        <w:gridCol w:w="4608"/>
+        <w:gridCol w:w="4992"/>
+      </w:tblGrid>
+      <w:tr>
+        <w:tc>
+          <w:tcPr>
+            <w:tcW w:type="pct" w:w="5000"/>
+            <w:gridSpan w:val="2"/>
+            <w:shd w:fill="353A7C" w:val="clear"/>
+            <w:tcMar>
+              <w:top w:type="dxa" w:w="60"/>
+              <w:left w:type="dxa" w:w="120"/>
+              <w:bottom w:type="dxa" w:w="60"/>
+              <w:right w:type="dxa" w:w="120"/>
+            </w:tcMar>
+          </w:tcPr>
+          <w:p>
+            <w:pPr>
+              <w:spacing w:before="40" w:after="40"/>
+            </w:pPr>
+            <w:r>
+              <w:rPr>
+                <w:b/>
+                <w:bCs/>
+                <w:color w:val="FFFFFF"/>
+                <w:sz w:val="17"/>
+                <w:szCs w:val="17"/>
+              </w:rPr>
+              <w:t xml:space="preserve">Item — Answer</w:t>
+            </w:r>
+          </w:p>
+        </w:tc>
+      </w:tr>
+      <w:tr>
+        <w:tc>
+          <w:tcPr>
+            <w:tcW w:type="pct" w:w="2400"/>
+            <w:shd w:fill="353A7C" w:val="clear"/>
+            <w:tcMar>
+              <w:top w:type="dxa" w:w="50"/>
+              <w:left w:type="dxa" w:w="110"/>
+              <w:bottom w:type="dxa" w:w="50"/>
+              <w:right w:type="dxa" w:w="110"/>
+            </w:tcMar>
+          </w:tcPr>
+          <w:p>
+            <w:pPr>
+              <w:spacing w:before="30" w:after="30"/>
+            </w:pPr>
+            <w:r>
+              <w:rPr>
+                <w:b/>
+                <w:bCs/>
+                <w:color w:val="FFFFFF"/>
+                <w:sz w:val="15"/>
+                <w:szCs w:val="15"/>
+              </w:rPr>
+              <w:t xml:space="preserve">Item</w:t>
+            </w:r>
+          </w:p>
+        </w:tc>
+        <w:tc>
+          <w:tcPr>
+            <w:tcW w:type="pct" w:w="2600"/>
+            <w:shd w:fill="353A7C" w:val="clear"/>
+            <w:tcMar>
+              <w:top w:type="dxa" w:w="50"/>
+              <w:left w:type="dxa" w:w="110"/>
+              <w:bottom w:type="dxa" w:w="50"/>
+              <w:right w:type="dxa" w:w="110"/>
+            </w:tcMar>
+          </w:tcPr>
+          <w:p>
+            <w:pPr>
+              <w:spacing w:before="30" w:after="30"/>
+            </w:pPr>
+            <w:r>
+              <w:rPr>
+                <w:b/>
+                <w:bCs/>
+                <w:color w:val="FFFFFF"/>
+                <w:sz w:val="15"/>
+                <w:szCs w:val="15"/>
+              </w:rPr>
+              <w:t xml:space="preserve">Answer</w:t>
+            </w:r>
+          </w:p>
+        </w:tc>
+      </w:tr>
+      <w:tr>
+        <w:tc>
+          <w:tcPr>
+            <w:tcW w:type="pct" w:w="2400"/>
+            <w:tcMar>
+              <w:top w:type="dxa" w:w="50"/>
+              <w:left w:type="dxa" w:w="110"/>
+              <w:bottom w:type="dxa" w:w="50"/>
+              <w:right w:type="dxa" w:w="110"/>
+            </w:tcMar>
+          </w:tcPr>
+          <w:p>
+            <w:pPr>
+              <w:spacing w:before="28" w:after="28"/>
+            </w:pPr>
+            <w:r>
+              <w:rPr>
+                <w:sz w:val="15"/>
+                <w:szCs w:val="15"/>
+              </w:rPr>
+              <w:t xml:space="preserve">All operations in Jordan</w:t>
+            </w:r>
+          </w:p>
+        </w:tc>
+        <w:tc>
+          <w:tcPr>
+            <w:tcW w:type="pct" w:w="2600"/>
+            <w:shd w:fill="FFFFFF" w:val="clear"/>
+            <w:tcMar>
+              <w:top w:type="dxa" w:w="50"/>
+              <w:left w:type="dxa" w:w="110"/>
+              <w:bottom w:type="dxa" w:w="50"/>
+              <w:right w:type="dxa" w:w="110"/>
+            </w:tcMar>
+          </w:tcPr>
+          <w:p>
+            <w:pPr>
+              <w:spacing w:before="46" w:after="46"/>
+            </w:pPr>
+            <w:r>
+              <w:rPr>
+                <w:b/>
+                <w:bCs/>
+                <w:color w:val="8186EF"/>
+                <w:sz w:val="14"/>
+                <w:szCs w:val="14"/>
+              </w:rPr>
+              <w:t xml:space="preserve">(20)</w:t>
+            </w:r>
+          </w:p>
+        </w:tc>
+      </w:tr>
+      <w:tr>
+        <w:tc>
+          <w:tcPr>
+            <w:tcW w:type="pct" w:w="2400"/>
+            <w:shd w:fill="FBFAF6" w:val="clear"/>
+            <w:tcMar>
+              <w:top w:type="dxa" w:w="50"/>
+              <w:left w:type="dxa" w:w="110"/>
+              <w:bottom w:type="dxa" w:w="50"/>
+              <w:right w:type="dxa" w:w="110"/>
+            </w:tcMar>
+          </w:tcPr>
+          <w:p>
+            <w:pPr>
+              <w:spacing w:before="28" w:after="28"/>
+            </w:pPr>
+            <w:r>
+              <w:rPr>
+                <w:sz w:val="15"/>
+                <w:szCs w:val="15"/>
+              </w:rPr>
+              <w:t xml:space="preserve">An old bottling machine</w:t>
+            </w:r>
+          </w:p>
+        </w:tc>
+        <w:tc>
+          <w:tcPr>
+            <w:tcW w:type="pct" w:w="2600"/>
+            <w:shd w:fill="FBFAF6" w:val="clear"/>
+            <w:tcMar>
+              <w:top w:type="dxa" w:w="50"/>
+              <w:left w:type="dxa" w:w="110"/>
+              <w:bottom w:type="dxa" w:w="50"/>
+              <w:right w:type="dxa" w:w="110"/>
+            </w:tcMar>
+          </w:tcPr>
+          <w:p>
+            <w:pPr>
+              <w:spacing w:before="28" w:after="28"/>
+            </w:pPr>
+            <w:r>
+              <w:rPr>
+                <w:sz w:val="15"/>
+                <w:szCs w:val="15"/>
+              </w:rPr>
+              <w:t xml:space="preserve">No: a single asset; the gain or loss stays in continuing operations.</w:t>
+            </w:r>
+          </w:p>
+        </w:tc>
+      </w:tr>
+      <w:tr>
+        <w:tc>
+          <w:tcPr>
+            <w:tcW w:type="pct" w:w="2400"/>
+            <w:tcMar>
+              <w:top w:type="dxa" w:w="50"/>
+              <w:left w:type="dxa" w:w="110"/>
+              <w:bottom w:type="dxa" w:w="50"/>
+              <w:right w:type="dxa" w:w="110"/>
+            </w:tcMar>
+          </w:tcPr>
+          <w:p>
+            <w:pPr>
+              <w:spacing w:before="28" w:after="28"/>
+            </w:pPr>
+            <w:r>
+              <w:rPr>
+                <w:sz w:val="15"/>
+                <w:szCs w:val="15"/>
+              </w:rPr>
+              <w:t xml:space="preserve">The stake in Jordan Glass</w:t>
+            </w:r>
+          </w:p>
+        </w:tc>
+        <w:tc>
+          <w:tcPr>
+            <w:tcW w:type="pct" w:w="2600"/>
+            <w:tcMar>
+              <w:top w:type="dxa" w:w="50"/>
+              <w:left w:type="dxa" w:w="110"/>
+              <w:bottom w:type="dxa" w:w="50"/>
+              <w:right w:type="dxa" w:w="110"/>
+            </w:tcMar>
+          </w:tcPr>
+          <w:p>
+            <w:pPr>
+              <w:spacing w:before="28" w:after="28"/>
+            </w:pPr>
+            <w:r>
+              <w:rPr>
+                <w:sz w:val="15"/>
+                <w:szCs w:val="15"/>
+              </w:rPr>
+              <w:t xml:space="preserve">Yes: a major equity-method investment.</w:t>
+            </w:r>
+          </w:p>
+        </w:tc>
+      </w:tr>
+      <w:tr>
+        <w:tc>
+          <w:tcPr>
+            <w:tcW w:type="pct" w:w="2400"/>
+            <w:shd w:fill="FBFAF6" w:val="clear"/>
+            <w:tcMar>
+              <w:top w:type="dxa" w:w="50"/>
+              <w:left w:type="dxa" w:w="110"/>
+              <w:bottom w:type="dxa" w:w="50"/>
+              <w:right w:type="dxa" w:w="110"/>
+            </w:tcMar>
+          </w:tcPr>
+          <w:p>
+            <w:pPr>
+              <w:spacing w:before="28" w:after="28"/>
+            </w:pPr>
+            <w:r>
+              <w:rPr>
+                <w:sz w:val="15"/>
+                <w:szCs w:val="15"/>
+              </w:rPr>
+              <w:t xml:space="preserve">One juice flavour</w:t>
+            </w:r>
+          </w:p>
+        </w:tc>
+        <w:tc>
+          <w:tcPr>
+            <w:tcW w:type="pct" w:w="2600"/>
+            <w:shd w:fill="FFFFFF" w:val="clear"/>
+            <w:tcMar>
+              <w:top w:type="dxa" w:w="50"/>
+              <w:left w:type="dxa" w:w="110"/>
+              <w:bottom w:type="dxa" w:w="50"/>
+              <w:right w:type="dxa" w:w="110"/>
+            </w:tcMar>
+          </w:tcPr>
+          <w:p>
+            <w:pPr>
+              <w:spacing w:before="46" w:after="46"/>
+            </w:pPr>
+            <w:r>
+              <w:rPr>
+                <w:b/>
+                <w:bCs/>
+                <w:color w:val="8186EF"/>
+                <w:sz w:val="14"/>
+                <w:szCs w:val="14"/>
+              </w:rPr>
+              <w:t xml:space="preserve">(21)</w:t>
+            </w:r>
+          </w:p>
+        </w:tc>
+      </w:tr>
+    </w:tbl>
+    <w:p/>
+    <w:tbl>
+      <w:tblPr>
+        <w:tblW w:type="pct" w:w="100%"/>
+        <w:tblLayout w:type="fixed"/>
+        <w:tblBorders>
+          <w:top w:val="single" w:color="FBFAF6" w:sz="4"/>
+          <w:left w:val="single" w:color="FBFAF6" w:sz="4"/>
+          <w:bottom w:val="single" w:color="FBFAF6" w:sz="4"/>
+          <w:right w:val="single" w:color="FBFAF6" w:sz="4"/>
+          <w:insideH w:val="single" w:color="FBFAF6" w:sz="4"/>
+          <w:insideV w:val="single" w:color="FBFAF6" w:sz="4"/>
+        </w:tblBorders>
+      </w:tblPr>
+      <w:tblGrid>
+        <w:gridCol w:w="9600"/>
+      </w:tblGrid>
+      <w:tr>
+        <w:tc>
+          <w:tcPr>
+            <w:tcW w:type="pct" w:w="5000"/>
+            <w:shd w:fill="FBFAF6" w:val="clear"/>
+            <w:tcMar>
+              <w:top w:type="dxa" w:w="40"/>
+              <w:left w:type="dxa" w:w="100"/>
+              <w:bottom w:type="dxa" w:w="40"/>
+              <w:right w:type="dxa" w:w="100"/>
+            </w:tcMar>
+          </w:tcPr>
+          <w:p>
+            <w:pPr>
+              <w:spacing w:before="18" w:after="6"/>
+            </w:pPr>
+            <w:r>
+              <w:rPr>
+                <w:b/>
+                <w:bCs/>
+                <w:color w:val="6B7280"/>
+                <w:sz w:val="14"/>
+                <w:szCs w:val="14"/>
+              </w:rPr>
+              <w:t xml:space="preserve">word list</w:t>
+            </w:r>
+          </w:p>
+          <w:p>
+            <w:pPr>
+              <w:spacing w:before="0" w:after="18"/>
+            </w:pPr>
+            <w:r>
+              <w:rPr>
+                <w:b/>
+                <w:bCs/>
+                <w:color w:val="353A7C"/>
+                <w:sz w:val="16"/>
+                <w:szCs w:val="16"/>
+              </w:rPr>
+              <w:t xml:space="preserve">No: not a strategic shift.   ·   Suppose: Orontes, 2027 (USD 000)   ·   Yes: a major geographic area.</w:t>
+            </w:r>
+          </w:p>
+        </w:tc>
+      </w:tr>
+    </w:tbl>
+    <w:p/>
+    <w:p>
+      <w:pPr>
+        <w:pageBreakBefore w:val="true"/>
+        <w:spacing w:after="0"/>
+      </w:pPr>
+      <w:r>
+        <w:rPr>
+          <w:sz w:val="2"/>
+        </w:rPr>
+        <w:t xml:space="preserve"> </w:t>
+      </w:r>
+    </w:p>
+    <w:p>
+      <w:pPr>
+        <w:spacing w:before="44" w:after="10"/>
+      </w:pPr>
+      <w:r>
+        <w:rPr>
+          <w:b/>
+          <w:bCs/>
+          <w:color w:val="353A7C"/>
+          <w:sz w:val="18"/>
+          <w:szCs w:val="18"/>
+        </w:rPr>
+        <w:t xml:space="preserve">Item — Category</w:t>
+      </w:r>
+    </w:p>
+    <w:p>
+      <w:pPr>
+        <w:spacing w:before="0" w:after="12"/>
+      </w:pPr>
+      <w:r>
+        <w:rPr>
+          <w:color w:val="6B7280"/>
+          <w:sz w:val="15"/>
+          <w:szCs w:val="15"/>
+        </w:rPr>
+        <w:t xml:space="preserve">Every item belongs to exactly one group.</w:t>
+      </w:r>
+    </w:p>
+    <w:p>
+      <w:pPr>
+        <w:spacing w:after="40" w:before="90"/>
+        <w:jc w:val="center"/>
+      </w:pPr>
+      <w:r>
+        <w:drawing>
+          <wp:inline distT="0" distB="0" distL="0" distR="0">
+            <wp:extent cx="5734050" cy="1712675"/>
             <wp:effectExtent t="0" r="0" b="0" l="0"/>
             <wp:docPr id="1" name="" descr="" title=""/>
             <wp:cNvGraphicFramePr>
@@ -11311,7 +13224,7 @@
                   <pic:spPr bwMode="auto">
                     <a:xfrm>
                       <a:off x="0" y="0"/>
-                      <a:ext cx="5734050" cy="3795025"/>
+                      <a:ext cx="5734050" cy="1712675"/>
                     </a:xfrm>
                     <a:prstGeom prst="rect">
                       <a:avLst/>
@@ -11379,7 +13292,7 @@
                 <w:sz w:val="16"/>
                 <w:szCs w:val="16"/>
               </w:rPr>
-              <w:t xml:space="preserve">Not allowed   ·   Re-presented: assets and liabilities shown separately   ·   Component + strategic shift with a major effect   ·   Unchanged   ·   period cost   ·   Highly probable</w:t>
+              <w:t xml:space="preserve">Dry-foods operating loss   ·   held for sale   ·   Lawsuit settlement loss</w:t>
             </w:r>
           </w:p>
         </w:tc>
@@ -11388,19 +13301,7 @@
     <w:p/>
     <w:p>
       <w:pPr>
-        <w:pageBreakBefore w:val="true"/>
-        <w:spacing w:after="0"/>
-      </w:pPr>
-      <w:r>
-        <w:rPr>
-          <w:sz w:val="2"/>
-        </w:rPr>
-        <w:t xml:space="preserve"> </w:t>
-      </w:r>
-    </w:p>
-    <w:p>
-      <w:pPr>
-        <w:spacing w:before="44" w:after="14"/>
+        <w:spacing w:before="44" w:after="10"/>
       </w:pPr>
       <w:r>
         <w:rPr>
@@ -11410,1355 +13311,7 @@
           <w:sz w:val="18"/>
           <w:szCs w:val="18"/>
         </w:rPr>
-        <w:t xml:space="preserve">Summary 2</w:t>
-      </w:r>
-      <w:r>
-        <w:rPr>
-          <w:color w:val="6B7280"/>
-          <w:sz w:val="16"/>
-          <w:szCs w:val="16"/>
-        </w:rPr>
-        <w:t xml:space="preserve">      gaps 17–18</w:t>
-      </w:r>
-    </w:p>
-    <w:p>
-      <w:pPr>
-        <w:spacing w:before="20" w:after="20" w:line="360" w:lineRule="auto"/>
-        <w:ind w:left="200"/>
-      </w:pPr>
-      <w:r>
-        <w:rPr>
-          <w:sz w:val="19"/>
-          <w:szCs w:val="19"/>
-        </w:rPr>
-        <w:t xml:space="preserve">U.S. GAAP has no </w:t>
-      </w:r>
-      <w:r>
-        <w:rPr>
-          <w:b/>
-          <w:bCs/>
-          <w:color w:val="8186EF"/>
-          <w:sz w:val="15"/>
-          <w:szCs w:val="15"/>
-        </w:rPr>
-        <w:t xml:space="preserve"> (17) </w:t>
-      </w:r>
-      <w:r>
-        <w:rPr>
-          <w:u w:val="single"/>
-          <w:sz w:val="19"/>
-          <w:szCs w:val="19"/>
-        </w:rPr>
-        <w:t xml:space="preserve">               </w:t>
-      </w:r>
-      <w:r>
-        <w:rPr>
-          <w:sz w:val="19"/>
-          <w:szCs w:val="19"/>
-        </w:rPr>
-        <w:t xml:space="preserve"> </w:t>
-      </w:r>
-      <w:r>
-        <w:rPr>
-          <w:sz w:val="19"/>
-          <w:szCs w:val="19"/>
-        </w:rPr>
-        <w:t xml:space="preserve"> items: unusual or infrequent items stay in continuing operations, before tax. </w:t>
-      </w:r>
-      <w:r>
-        <w:rPr>
-          <w:sz w:val="19"/>
-          <w:szCs w:val="19"/>
-        </w:rPr>
-        <w:t xml:space="preserve">Only </w:t>
-      </w:r>
-      <w:r>
-        <w:rPr>
-          <w:b/>
-          <w:bCs/>
-          <w:color w:val="8186EF"/>
-          <w:sz w:val="15"/>
-          <w:szCs w:val="15"/>
-        </w:rPr>
-        <w:t xml:space="preserve"> (18) </w:t>
-      </w:r>
-      <w:r>
-        <w:rPr>
-          <w:u w:val="single"/>
-          <w:sz w:val="19"/>
-          <w:szCs w:val="19"/>
-        </w:rPr>
-        <w:t xml:space="preserve">              </w:t>
-      </w:r>
-      <w:r>
-        <w:rPr>
-          <w:sz w:val="19"/>
-          <w:szCs w:val="19"/>
-        </w:rPr>
-        <w:t xml:space="preserve"> </w:t>
-      </w:r>
-      <w:r>
-        <w:rPr>
-          <w:sz w:val="19"/>
-          <w:szCs w:val="19"/>
-        </w:rPr>
-        <w:t xml:space="preserve"> operations are shown net of tax below continuing operations. </w:t>
-      </w:r>
-    </w:p>
-    <w:tbl>
-      <w:tblPr>
-        <w:tblW w:type="pct" w:w="100%"/>
-        <w:tblLayout w:type="fixed"/>
-        <w:tblBorders>
-          <w:top w:val="single" w:color="FBFAF6" w:sz="4"/>
-          <w:left w:val="single" w:color="FBFAF6" w:sz="4"/>
-          <w:bottom w:val="single" w:color="FBFAF6" w:sz="4"/>
-          <w:right w:val="single" w:color="FBFAF6" w:sz="4"/>
-          <w:insideH w:val="single" w:color="FBFAF6" w:sz="4"/>
-          <w:insideV w:val="single" w:color="FBFAF6" w:sz="4"/>
-        </w:tblBorders>
-      </w:tblPr>
-      <w:tblGrid>
-        <w:gridCol w:w="9600"/>
-      </w:tblGrid>
-      <w:tr>
-        <w:tc>
-          <w:tcPr>
-            <w:tcW w:type="pct" w:w="5000"/>
-            <w:shd w:fill="FBFAF6" w:val="clear"/>
-            <w:tcMar>
-              <w:top w:type="dxa" w:w="40"/>
-              <w:left w:type="dxa" w:w="100"/>
-              <w:bottom w:type="dxa" w:w="40"/>
-              <w:right w:type="dxa" w:w="100"/>
-            </w:tcMar>
-          </w:tcPr>
-          <w:p>
-            <w:pPr>
-              <w:spacing w:before="18" w:after="6"/>
-            </w:pPr>
-            <w:r>
-              <w:rPr>
-                <w:b/>
-                <w:bCs/>
-                <w:color w:val="6B7280"/>
-                <w:sz w:val="14"/>
-                <w:szCs w:val="14"/>
-              </w:rPr>
-              <w:t xml:space="preserve">word list</w:t>
-            </w:r>
-          </w:p>
-          <w:p>
-            <w:pPr>
-              <w:spacing w:before="0" w:after="18"/>
-            </w:pPr>
-            <w:r>
-              <w:rPr>
-                <w:b/>
-                <w:bCs/>
-                <w:color w:val="353A7C"/>
-                <w:sz w:val="16"/>
-                <w:szCs w:val="16"/>
-              </w:rPr>
-              <w:t xml:space="preserve">Held-for-sale   ·   discontinued   ·   extraordinary</w:t>
-            </w:r>
-          </w:p>
-        </w:tc>
-      </w:tr>
-    </w:tbl>
-    <w:p/>
-    <w:tbl>
-      <w:tblPr>
-        <w:tblW w:type="pct" w:w="100%"/>
-        <w:tblLayout w:type="fixed"/>
-        <w:tblBorders>
-          <w:top w:val="single" w:color="353A7C" w:sz="6"/>
-          <w:left w:val="single" w:color="353A7C" w:sz="6"/>
-          <w:bottom w:val="single" w:color="353A7C" w:sz="6"/>
-          <w:right w:val="single" w:color="353A7C" w:sz="6"/>
-          <w:insideH w:val="single" w:color="353A7C" w:sz="6"/>
-          <w:insideV w:val="single" w:color="353A7C" w:sz="6"/>
-        </w:tblBorders>
-      </w:tblPr>
-      <w:tblGrid>
-        <w:gridCol w:w="4608"/>
-        <w:gridCol w:w="4992"/>
-      </w:tblGrid>
-      <w:tr>
-        <w:tc>
-          <w:tcPr>
-            <w:tcW w:type="pct" w:w="5000"/>
-            <w:gridSpan w:val="2"/>
-            <w:shd w:fill="353A7C" w:val="clear"/>
-            <w:tcMar>
-              <w:top w:type="dxa" w:w="60"/>
-              <w:left w:type="dxa" w:w="120"/>
-              <w:bottom w:type="dxa" w:w="60"/>
-              <w:right w:type="dxa" w:w="120"/>
-            </w:tcMar>
-          </w:tcPr>
-          <w:p>
-            <w:pPr>
-              <w:spacing w:before="40" w:after="40"/>
-            </w:pPr>
-            <w:r>
-              <w:rPr>
-                <w:b/>
-                <w:bCs/>
-                <w:color w:val="FFFFFF"/>
-                <w:sz w:val="17"/>
-                <w:szCs w:val="17"/>
-              </w:rPr>
-              <w:t xml:space="preserve">Suppose: Orontes, 2027 (USD 000) — Amount / details</w:t>
-            </w:r>
-          </w:p>
-        </w:tc>
-      </w:tr>
-      <w:tr>
-        <w:tc>
-          <w:tcPr>
-            <w:tcW w:type="pct" w:w="2400"/>
-            <w:shd w:fill="353A7C" w:val="clear"/>
-            <w:tcMar>
-              <w:top w:type="dxa" w:w="50"/>
-              <w:left w:type="dxa" w:w="110"/>
-              <w:bottom w:type="dxa" w:w="50"/>
-              <w:right w:type="dxa" w:w="110"/>
-            </w:tcMar>
-          </w:tcPr>
-          <w:p>
-            <w:pPr>
-              <w:spacing w:before="30" w:after="30"/>
-            </w:pPr>
-            <w:r>
-              <w:rPr>
-                <w:b/>
-                <w:bCs/>
-                <w:color w:val="FFFFFF"/>
-                <w:sz w:val="15"/>
-                <w:szCs w:val="15"/>
-              </w:rPr>
-              <w:t xml:space="preserve">Suppose: Orontes, 2027 (USD 000)</w:t>
-            </w:r>
-          </w:p>
-        </w:tc>
-        <w:tc>
-          <w:tcPr>
-            <w:tcW w:type="pct" w:w="2600"/>
-            <w:shd w:fill="353A7C" w:val="clear"/>
-            <w:tcMar>
-              <w:top w:type="dxa" w:w="50"/>
-              <w:left w:type="dxa" w:w="110"/>
-              <w:bottom w:type="dxa" w:w="50"/>
-              <w:right w:type="dxa" w:w="110"/>
-            </w:tcMar>
-          </w:tcPr>
-          <w:p>
-            <w:pPr>
-              <w:spacing w:before="30" w:after="30"/>
-            </w:pPr>
-            <w:r>
-              <w:rPr>
-                <w:b/>
-                <w:bCs/>
-                <w:color w:val="FFFFFF"/>
-                <w:sz w:val="15"/>
-                <w:szCs w:val="15"/>
-              </w:rPr>
-              <w:t xml:space="preserve">Amount / details</w:t>
-            </w:r>
-          </w:p>
-        </w:tc>
-      </w:tr>
-      <w:tr>
-        <w:tc>
-          <w:tcPr>
-            <w:tcW w:type="pct" w:w="2400"/>
-            <w:tcMar>
-              <w:top w:type="dxa" w:w="50"/>
-              <w:left w:type="dxa" w:w="110"/>
-              <w:bottom w:type="dxa" w:w="50"/>
-              <w:right w:type="dxa" w:w="110"/>
-            </w:tcMar>
-          </w:tcPr>
-          <w:p>
-            <w:pPr>
-              <w:spacing w:before="28" w:after="28"/>
-            </w:pPr>
-            <w:r>
-              <w:rPr>
-                <w:sz w:val="15"/>
-                <w:szCs w:val="15"/>
-              </w:rPr>
-              <w:t xml:space="preserve">Operating income</w:t>
-            </w:r>
-          </w:p>
-        </w:tc>
-        <w:tc>
-          <w:tcPr>
-            <w:tcW w:type="pct" w:w="2600"/>
-            <w:tcMar>
-              <w:top w:type="dxa" w:w="50"/>
-              <w:left w:type="dxa" w:w="110"/>
-              <w:bottom w:type="dxa" w:w="50"/>
-              <w:right w:type="dxa" w:w="110"/>
-            </w:tcMar>
-          </w:tcPr>
-          <w:p>
-            <w:pPr>
-              <w:spacing w:before="28" w:after="28"/>
-            </w:pPr>
-            <w:r>
-              <w:rPr>
-                <w:sz w:val="15"/>
-                <w:szCs w:val="15"/>
-              </w:rPr>
-              <w:t xml:space="preserve">5,000</w:t>
-            </w:r>
-          </w:p>
-        </w:tc>
-      </w:tr>
-      <w:tr>
-        <w:tc>
-          <w:tcPr>
-            <w:tcW w:type="pct" w:w="2400"/>
-            <w:shd w:fill="FBFAF6" w:val="clear"/>
-            <w:tcMar>
-              <w:top w:type="dxa" w:w="50"/>
-              <w:left w:type="dxa" w:w="110"/>
-              <w:bottom w:type="dxa" w:w="50"/>
-              <w:right w:type="dxa" w:w="110"/>
-            </w:tcMar>
-          </w:tcPr>
-          <w:p>
-            <w:pPr>
-              <w:spacing w:before="28" w:after="28"/>
-            </w:pPr>
-            <w:r>
-              <w:rPr>
-                <w:sz w:val="15"/>
-                <w:szCs w:val="15"/>
-              </w:rPr>
-              <w:t xml:space="preserve">Gain on sale of a warehouse</w:t>
-            </w:r>
-          </w:p>
-        </w:tc>
-        <w:tc>
-          <w:tcPr>
-            <w:tcW w:type="pct" w:w="2600"/>
-            <w:shd w:fill="FBFAF6" w:val="clear"/>
-            <w:tcMar>
-              <w:top w:type="dxa" w:w="50"/>
-              <w:left w:type="dxa" w:w="110"/>
-              <w:bottom w:type="dxa" w:w="50"/>
-              <w:right w:type="dxa" w:w="110"/>
-            </w:tcMar>
-          </w:tcPr>
-          <w:p>
-            <w:pPr>
-              <w:spacing w:before="28" w:after="28"/>
-            </w:pPr>
-            <w:r>
-              <w:rPr>
-                <w:sz w:val="15"/>
-                <w:szCs w:val="15"/>
-              </w:rPr>
-              <w:t xml:space="preserve">200</w:t>
-            </w:r>
-          </w:p>
-        </w:tc>
-      </w:tr>
-      <w:tr>
-        <w:tc>
-          <w:tcPr>
-            <w:tcW w:type="pct" w:w="2400"/>
-            <w:tcMar>
-              <w:top w:type="dxa" w:w="50"/>
-              <w:left w:type="dxa" w:w="110"/>
-              <w:bottom w:type="dxa" w:w="50"/>
-              <w:right w:type="dxa" w:w="110"/>
-            </w:tcMar>
-          </w:tcPr>
-          <w:p>
-            <w:pPr>
-              <w:spacing w:before="28" w:after="28"/>
-            </w:pPr>
-            <w:r>
-              <w:rPr>
-                <w:sz w:val="15"/>
-                <w:szCs w:val="15"/>
-              </w:rPr>
-              <w:t xml:space="preserve">Loss on settlement of a lawsuit (unusual for Orontes)</w:t>
-            </w:r>
-          </w:p>
-        </w:tc>
-        <w:tc>
-          <w:tcPr>
-            <w:tcW w:type="pct" w:w="2600"/>
-            <w:tcMar>
-              <w:top w:type="dxa" w:w="50"/>
-              <w:left w:type="dxa" w:w="110"/>
-              <w:bottom w:type="dxa" w:w="50"/>
-              <w:right w:type="dxa" w:w="110"/>
-            </w:tcMar>
-          </w:tcPr>
-          <w:p>
-            <w:pPr>
-              <w:spacing w:before="28" w:after="28"/>
-            </w:pPr>
-            <w:r>
-              <w:rPr>
-                <w:sz w:val="15"/>
-                <w:szCs w:val="15"/>
-              </w:rPr>
-              <w:t xml:space="preserve">120</w:t>
-            </w:r>
-          </w:p>
-        </w:tc>
-      </w:tr>
-      <w:tr>
-        <w:tc>
-          <w:tcPr>
-            <w:tcW w:type="pct" w:w="2400"/>
-            <w:shd w:fill="FBFAF6" w:val="clear"/>
-            <w:tcMar>
-              <w:top w:type="dxa" w:w="50"/>
-              <w:left w:type="dxa" w:w="110"/>
-              <w:bottom w:type="dxa" w:w="50"/>
-              <w:right w:type="dxa" w:w="110"/>
-            </w:tcMar>
-          </w:tcPr>
-          <w:p>
-            <w:pPr>
-              <w:spacing w:before="28" w:after="28"/>
-            </w:pPr>
-            <w:r>
-              <w:rPr>
-                <w:sz w:val="15"/>
-                <w:szCs w:val="15"/>
-              </w:rPr>
-              <w:t xml:space="preserve">Interest expense</w:t>
-            </w:r>
-          </w:p>
-        </w:tc>
-        <w:tc>
-          <w:tcPr>
-            <w:tcW w:type="pct" w:w="2600"/>
-            <w:shd w:fill="FBFAF6" w:val="clear"/>
-            <w:tcMar>
-              <w:top w:type="dxa" w:w="50"/>
-              <w:left w:type="dxa" w:w="110"/>
-              <w:bottom w:type="dxa" w:w="50"/>
-              <w:right w:type="dxa" w:w="110"/>
-            </w:tcMar>
-          </w:tcPr>
-          <w:p>
-            <w:pPr>
-              <w:spacing w:before="28" w:after="28"/>
-            </w:pPr>
-            <w:r>
-              <w:rPr>
-                <w:sz w:val="15"/>
-                <w:szCs w:val="15"/>
-              </w:rPr>
-              <w:t xml:space="preserve">400</w:t>
-            </w:r>
-          </w:p>
-        </w:tc>
-      </w:tr>
-      <w:tr>
-        <w:tc>
-          <w:tcPr>
-            <w:tcW w:type="pct" w:w="2400"/>
-            <w:tcMar>
-              <w:top w:type="dxa" w:w="50"/>
-              <w:left w:type="dxa" w:w="110"/>
-              <w:bottom w:type="dxa" w:w="50"/>
-              <w:right w:type="dxa" w:w="110"/>
-            </w:tcMar>
-          </w:tcPr>
-          <w:p>
-            <w:pPr>
-              <w:spacing w:before="28" w:after="28"/>
-            </w:pPr>
-            <w:r>
-              <w:rPr>
-                <w:sz w:val="15"/>
-                <w:szCs w:val="15"/>
-              </w:rPr>
-              <w:t xml:space="preserve">Dry-foods division: operating loss before tax</w:t>
-            </w:r>
-          </w:p>
-        </w:tc>
-        <w:tc>
-          <w:tcPr>
-            <w:tcW w:type="pct" w:w="2600"/>
-            <w:tcMar>
-              <w:top w:type="dxa" w:w="50"/>
-              <w:left w:type="dxa" w:w="110"/>
-              <w:bottom w:type="dxa" w:w="50"/>
-              <w:right w:type="dxa" w:w="110"/>
-            </w:tcMar>
-          </w:tcPr>
-          <w:p>
-            <w:pPr>
-              <w:spacing w:before="28" w:after="28"/>
-            </w:pPr>
-            <w:r>
-              <w:rPr>
-                <w:sz w:val="15"/>
-                <w:szCs w:val="15"/>
-              </w:rPr>
-              <w:t xml:space="preserve">80</w:t>
-            </w:r>
-          </w:p>
-        </w:tc>
-      </w:tr>
-      <w:tr>
-        <w:tc>
-          <w:tcPr>
-            <w:tcW w:type="pct" w:w="2400"/>
-            <w:shd w:fill="FBFAF6" w:val="clear"/>
-            <w:tcMar>
-              <w:top w:type="dxa" w:w="50"/>
-              <w:left w:type="dxa" w:w="110"/>
-              <w:bottom w:type="dxa" w:w="50"/>
-              <w:right w:type="dxa" w:w="110"/>
-            </w:tcMar>
-          </w:tcPr>
-          <w:p>
-            <w:pPr>
-              <w:spacing w:before="28" w:after="28"/>
-            </w:pPr>
-            <w:r>
-              <w:rPr>
-                <w:sz w:val="15"/>
-                <w:szCs w:val="15"/>
-              </w:rPr>
-              <w:t xml:space="preserve">Dry-foods division: gain on sale before tax</w:t>
-            </w:r>
-          </w:p>
-        </w:tc>
-        <w:tc>
-          <w:tcPr>
-            <w:tcW w:type="pct" w:w="2600"/>
-            <w:shd w:fill="FBFAF6" w:val="clear"/>
-            <w:tcMar>
-              <w:top w:type="dxa" w:w="50"/>
-              <w:left w:type="dxa" w:w="110"/>
-              <w:bottom w:type="dxa" w:w="50"/>
-              <w:right w:type="dxa" w:w="110"/>
-            </w:tcMar>
-          </w:tcPr>
-          <w:p>
-            <w:pPr>
-              <w:spacing w:before="28" w:after="28"/>
-            </w:pPr>
-            <w:r>
-              <w:rPr>
-                <w:sz w:val="15"/>
-                <w:szCs w:val="15"/>
-              </w:rPr>
-              <w:t xml:space="preserve">280</w:t>
-            </w:r>
-          </w:p>
-        </w:tc>
-      </w:tr>
-      <w:tr>
-        <w:tc>
-          <w:tcPr>
-            <w:tcW w:type="pct" w:w="2400"/>
-            <w:tcMar>
-              <w:top w:type="dxa" w:w="50"/>
-              <w:left w:type="dxa" w:w="110"/>
-              <w:bottom w:type="dxa" w:w="50"/>
-              <w:right w:type="dxa" w:w="110"/>
-            </w:tcMar>
-          </w:tcPr>
-          <w:p>
-            <w:pPr>
-              <w:spacing w:before="28" w:after="28"/>
-            </w:pPr>
-            <w:r>
-              <w:rPr>
-                <w:sz w:val="15"/>
-                <w:szCs w:val="15"/>
-              </w:rPr>
-              <w:t xml:space="preserve">Unrealized holding gain on AFS debt securities during 2027</w:t>
-            </w:r>
-          </w:p>
-        </w:tc>
-        <w:tc>
-          <w:tcPr>
-            <w:tcW w:type="pct" w:w="2600"/>
-            <w:tcMar>
-              <w:top w:type="dxa" w:w="50"/>
-              <w:left w:type="dxa" w:w="110"/>
-              <w:bottom w:type="dxa" w:w="50"/>
-              <w:right w:type="dxa" w:w="110"/>
-            </w:tcMar>
-          </w:tcPr>
-          <w:p>
-            <w:pPr>
-              <w:spacing w:before="28" w:after="28"/>
-            </w:pPr>
-            <w:r>
-              <w:rPr>
-                <w:sz w:val="15"/>
-                <w:szCs w:val="15"/>
-              </w:rPr>
-              <w:t xml:space="preserve">40</w:t>
-            </w:r>
-          </w:p>
-        </w:tc>
-      </w:tr>
-      <w:tr>
-        <w:tc>
-          <w:tcPr>
-            <w:tcW w:type="pct" w:w="2400"/>
-            <w:shd w:fill="FBFAF6" w:val="clear"/>
-            <w:tcMar>
-              <w:top w:type="dxa" w:w="50"/>
-              <w:left w:type="dxa" w:w="110"/>
-              <w:bottom w:type="dxa" w:w="50"/>
-              <w:right w:type="dxa" w:w="110"/>
-            </w:tcMar>
-          </w:tcPr>
-          <w:p>
-            <w:pPr>
-              <w:spacing w:before="28" w:after="28"/>
-            </w:pPr>
-            <w:r>
-              <w:rPr>
-                <w:sz w:val="15"/>
-                <w:szCs w:val="15"/>
-              </w:rPr>
-              <w:t xml:space="preserve">Realized gain on AFS securities sold in 2027 (included in AOCI before)</w:t>
-            </w:r>
-          </w:p>
-        </w:tc>
-        <w:tc>
-          <w:tcPr>
-            <w:tcW w:type="pct" w:w="2600"/>
-            <w:shd w:fill="FBFAF6" w:val="clear"/>
-            <w:tcMar>
-              <w:top w:type="dxa" w:w="50"/>
-              <w:left w:type="dxa" w:w="110"/>
-              <w:bottom w:type="dxa" w:w="50"/>
-              <w:right w:type="dxa" w:w="110"/>
-            </w:tcMar>
-          </w:tcPr>
-          <w:p>
-            <w:pPr>
-              <w:spacing w:before="28" w:after="28"/>
-            </w:pPr>
-            <w:r>
-              <w:rPr>
-                <w:sz w:val="15"/>
-                <w:szCs w:val="15"/>
-              </w:rPr>
-              <w:t xml:space="preserve">24</w:t>
-            </w:r>
-          </w:p>
-        </w:tc>
-      </w:tr>
-      <w:tr>
-        <w:tc>
-          <w:tcPr>
-            <w:tcW w:type="pct" w:w="2400"/>
-            <w:tcMar>
-              <w:top w:type="dxa" w:w="50"/>
-              <w:left w:type="dxa" w:w="110"/>
-              <w:bottom w:type="dxa" w:w="50"/>
-              <w:right w:type="dxa" w:w="110"/>
-            </w:tcMar>
-          </w:tcPr>
-          <w:p>
-            <w:pPr>
-              <w:spacing w:before="28" w:after="28"/>
-            </w:pPr>
-            <w:r>
-              <w:rPr>
-                <w:sz w:val="15"/>
-                <w:szCs w:val="15"/>
-              </w:rPr>
-              <w:t xml:space="preserve">M1</w:t>
-            </w:r>
-          </w:p>
-        </w:tc>
-        <w:tc>
-          <w:tcPr>
-            <w:tcW w:type="pct" w:w="2600"/>
-            <w:tcMar>
-              <w:top w:type="dxa" w:w="50"/>
-              <w:left w:type="dxa" w:w="110"/>
-              <w:bottom w:type="dxa" w:w="50"/>
-              <w:right w:type="dxa" w:w="110"/>
-            </w:tcMar>
-          </w:tcPr>
-          <w:p>
-            <w:pPr>
-              <w:spacing w:before="28" w:after="28"/>
-            </w:pPr>
-            <w:r>
-              <w:rPr>
-                <w:sz w:val="15"/>
-                <w:szCs w:val="15"/>
-              </w:rPr>
-              <w:t xml:space="preserve">In 2027 Orontes sold its dry-foods division, one of its main product lines. The sale is a </w:t>
-            </w:r>
-            <w:r>
-              <w:rPr>
-                <w:b/>
-                <w:bCs/>
-                <w:color w:val="8186EF"/>
-                <w:sz w:val="14"/>
-                <w:szCs w:val="14"/>
-              </w:rPr>
-              <w:t xml:space="preserve"> (19) </w:t>
-            </w:r>
-            <w:r>
-              <w:rPr>
-                <w:u w:val="single"/>
-                <w:sz w:val="15"/>
-                <w:szCs w:val="15"/>
-              </w:rPr>
-              <w:t xml:space="preserve">              </w:t>
-            </w:r>
-            <w:r>
-              <w:rPr>
-                <w:sz w:val="15"/>
-                <w:szCs w:val="15"/>
-              </w:rPr>
-              <w:t xml:space="preserve"> </w:t>
-            </w:r>
-            <w:r>
-              <w:rPr>
-                <w:sz w:val="15"/>
-                <w:szCs w:val="15"/>
-              </w:rPr>
-              <w:t xml:space="preserve"> with a major effect.</w:t>
-            </w:r>
-          </w:p>
-        </w:tc>
-      </w:tr>
-      <w:tr>
-        <w:tc>
-          <w:tcPr>
-            <w:tcW w:type="pct" w:w="2400"/>
-            <w:shd w:fill="FBFAF6" w:val="clear"/>
-            <w:tcMar>
-              <w:top w:type="dxa" w:w="50"/>
-              <w:left w:type="dxa" w:w="110"/>
-              <w:bottom w:type="dxa" w:w="50"/>
-              <w:right w:type="dxa" w:w="110"/>
-            </w:tcMar>
-          </w:tcPr>
-          <w:p>
-            <w:pPr>
-              <w:spacing w:before="28" w:after="28"/>
-            </w:pPr>
-            <w:r>
-              <w:rPr>
-                <w:sz w:val="15"/>
-                <w:szCs w:val="15"/>
-              </w:rPr>
-              <w:t xml:space="preserve">M2</w:t>
-            </w:r>
-          </w:p>
-        </w:tc>
-        <w:tc>
-          <w:tcPr>
-            <w:tcW w:type="pct" w:w="2600"/>
-            <w:shd w:fill="FBFAF6" w:val="clear"/>
-            <w:tcMar>
-              <w:top w:type="dxa" w:w="50"/>
-              <w:left w:type="dxa" w:w="110"/>
-              <w:bottom w:type="dxa" w:w="50"/>
-              <w:right w:type="dxa" w:w="110"/>
-            </w:tcMar>
-          </w:tcPr>
-          <w:p>
-            <w:pPr>
-              <w:spacing w:before="28" w:after="28"/>
-            </w:pPr>
-            <w:r>
-              <w:rPr>
-                <w:sz w:val="15"/>
-                <w:szCs w:val="15"/>
-              </w:rPr>
-              <w:t xml:space="preserve">The tax rate is 25% on all items. The realized AFS gain is already in the other income figures.</w:t>
-            </w:r>
-          </w:p>
-        </w:tc>
-      </w:tr>
-      <w:tr>
-        <w:tc>
-          <w:tcPr>
-            <w:tcW w:type="pct" w:w="2400"/>
-            <w:tcMar>
-              <w:top w:type="dxa" w:w="50"/>
-              <w:left w:type="dxa" w:w="110"/>
-              <w:bottom w:type="dxa" w:w="50"/>
-              <w:right w:type="dxa" w:w="110"/>
-            </w:tcMar>
-          </w:tcPr>
-          <w:p>
-            <w:pPr>
-              <w:spacing w:before="28" w:after="28"/>
-            </w:pPr>
-            <w:r>
-              <w:rPr>
-                <w:sz w:val="15"/>
-                <w:szCs w:val="15"/>
-              </w:rPr>
-              <w:t xml:space="preserve">M3</w:t>
-            </w:r>
-          </w:p>
-        </w:tc>
-        <w:tc>
-          <w:tcPr>
-            <w:tcW w:type="pct" w:w="2600"/>
-            <w:tcMar>
-              <w:top w:type="dxa" w:w="50"/>
-              <w:left w:type="dxa" w:w="110"/>
-              <w:bottom w:type="dxa" w:w="50"/>
-              <w:right w:type="dxa" w:w="110"/>
-            </w:tcMar>
-          </w:tcPr>
-          <w:p>
-            <w:pPr>
-              <w:spacing w:before="28" w:after="28"/>
-            </w:pPr>
-            <w:r>
-              <w:rPr>
-                <w:sz w:val="15"/>
-                <w:szCs w:val="15"/>
-              </w:rPr>
-              <w:t xml:space="preserve">Orontes presents one continuous statement of </w:t>
-            </w:r>
-            <w:r>
-              <w:rPr>
-                <w:b/>
-                <w:bCs/>
-                <w:color w:val="8186EF"/>
-                <w:sz w:val="14"/>
-                <w:szCs w:val="14"/>
-              </w:rPr>
-              <w:t xml:space="preserve"> (20) </w:t>
-            </w:r>
-            <w:r>
-              <w:rPr>
-                <w:u w:val="single"/>
-                <w:sz w:val="15"/>
-                <w:szCs w:val="15"/>
-              </w:rPr>
-              <w:t xml:space="preserve">              </w:t>
-            </w:r>
-            <w:r>
-              <w:rPr>
-                <w:sz w:val="15"/>
-                <w:szCs w:val="15"/>
-              </w:rPr>
-              <w:t xml:space="preserve"> </w:t>
-            </w:r>
-            <w:r>
-              <w:rPr>
-                <w:sz w:val="15"/>
-                <w:szCs w:val="15"/>
-              </w:rPr>
-              <w:t xml:space="preserve">.</w:t>
-            </w:r>
-          </w:p>
-        </w:tc>
-      </w:tr>
-    </w:tbl>
-    <w:p/>
-    <w:tbl>
-      <w:tblPr>
-        <w:tblW w:type="pct" w:w="100%"/>
-        <w:tblLayout w:type="fixed"/>
-        <w:tblBorders>
-          <w:top w:val="single" w:color="FBFAF6" w:sz="4"/>
-          <w:left w:val="single" w:color="FBFAF6" w:sz="4"/>
-          <w:bottom w:val="single" w:color="FBFAF6" w:sz="4"/>
-          <w:right w:val="single" w:color="FBFAF6" w:sz="4"/>
-          <w:insideH w:val="single" w:color="FBFAF6" w:sz="4"/>
-          <w:insideV w:val="single" w:color="FBFAF6" w:sz="4"/>
-        </w:tblBorders>
-      </w:tblPr>
-      <w:tblGrid>
-        <w:gridCol w:w="9600"/>
-      </w:tblGrid>
-      <w:tr>
-        <w:tc>
-          <w:tcPr>
-            <w:tcW w:type="pct" w:w="5000"/>
-            <w:shd w:fill="FBFAF6" w:val="clear"/>
-            <w:tcMar>
-              <w:top w:type="dxa" w:w="40"/>
-              <w:left w:type="dxa" w:w="100"/>
-              <w:bottom w:type="dxa" w:w="40"/>
-              <w:right w:type="dxa" w:w="100"/>
-            </w:tcMar>
-          </w:tcPr>
-          <w:p>
-            <w:pPr>
-              <w:spacing w:before="18" w:after="6"/>
-            </w:pPr>
-            <w:r>
-              <w:rPr>
-                <w:b/>
-                <w:bCs/>
-                <w:color w:val="6B7280"/>
-                <w:sz w:val="14"/>
-                <w:szCs w:val="14"/>
-              </w:rPr>
-              <w:t xml:space="preserve">word list</w:t>
-            </w:r>
-          </w:p>
-          <w:p>
-            <w:pPr>
-              <w:spacing w:before="0" w:after="18"/>
-            </w:pPr>
-            <w:r>
-              <w:rPr>
-                <w:b/>
-                <w:bCs/>
-                <w:color w:val="353A7C"/>
-                <w:sz w:val="16"/>
-                <w:szCs w:val="16"/>
-              </w:rPr>
-              <w:t xml:space="preserve">Extraordinary items   ·   strategic shift   ·   comprehensive income</w:t>
-            </w:r>
-          </w:p>
-        </w:tc>
-      </w:tr>
-    </w:tbl>
-    <w:p/>
-    <w:tbl>
-      <w:tblPr>
-        <w:tblW w:type="pct" w:w="100%"/>
-        <w:tblLayout w:type="fixed"/>
-        <w:tblBorders>
-          <w:top w:val="single" w:color="353A7C" w:sz="6"/>
-          <w:left w:val="single" w:color="353A7C" w:sz="6"/>
-          <w:bottom w:val="single" w:color="353A7C" w:sz="6"/>
-          <w:right w:val="single" w:color="353A7C" w:sz="6"/>
-          <w:insideH w:val="single" w:color="353A7C" w:sz="6"/>
-          <w:insideV w:val="single" w:color="353A7C" w:sz="6"/>
-        </w:tblBorders>
-      </w:tblPr>
-      <w:tblGrid>
-        <w:gridCol w:w="4608"/>
-        <w:gridCol w:w="4992"/>
-      </w:tblGrid>
-      <w:tr>
-        <w:tc>
-          <w:tcPr>
-            <w:tcW w:type="pct" w:w="5000"/>
-            <w:gridSpan w:val="2"/>
-            <w:shd w:fill="353A7C" w:val="clear"/>
-            <w:tcMar>
-              <w:top w:type="dxa" w:w="60"/>
-              <w:left w:type="dxa" w:w="120"/>
-              <w:bottom w:type="dxa" w:w="60"/>
-              <w:right w:type="dxa" w:w="120"/>
-            </w:tcMar>
-          </w:tcPr>
-          <w:p>
-            <w:pPr>
-              <w:spacing w:before="40" w:after="40"/>
-            </w:pPr>
-            <w:r>
-              <w:rPr>
-                <w:b/>
-                <w:bCs/>
-                <w:color w:val="FFFFFF"/>
-                <w:sz w:val="17"/>
-                <w:szCs w:val="17"/>
-              </w:rPr>
-              <w:t xml:space="preserve">Item — Answer</w:t>
-            </w:r>
-          </w:p>
-        </w:tc>
-      </w:tr>
-      <w:tr>
-        <w:tc>
-          <w:tcPr>
-            <w:tcW w:type="pct" w:w="2400"/>
-            <w:shd w:fill="353A7C" w:val="clear"/>
-            <w:tcMar>
-              <w:top w:type="dxa" w:w="50"/>
-              <w:left w:type="dxa" w:w="110"/>
-              <w:bottom w:type="dxa" w:w="50"/>
-              <w:right w:type="dxa" w:w="110"/>
-            </w:tcMar>
-          </w:tcPr>
-          <w:p>
-            <w:pPr>
-              <w:spacing w:before="30" w:after="30"/>
-            </w:pPr>
-            <w:r>
-              <w:rPr>
-                <w:b/>
-                <w:bCs/>
-                <w:color w:val="FFFFFF"/>
-                <w:sz w:val="15"/>
-                <w:szCs w:val="15"/>
-              </w:rPr>
-              <w:t xml:space="preserve">Item</w:t>
-            </w:r>
-          </w:p>
-        </w:tc>
-        <w:tc>
-          <w:tcPr>
-            <w:tcW w:type="pct" w:w="2600"/>
-            <w:shd w:fill="353A7C" w:val="clear"/>
-            <w:tcMar>
-              <w:top w:type="dxa" w:w="50"/>
-              <w:left w:type="dxa" w:w="110"/>
-              <w:bottom w:type="dxa" w:w="50"/>
-              <w:right w:type="dxa" w:w="110"/>
-            </w:tcMar>
-          </w:tcPr>
-          <w:p>
-            <w:pPr>
-              <w:spacing w:before="30" w:after="30"/>
-            </w:pPr>
-            <w:r>
-              <w:rPr>
-                <w:b/>
-                <w:bCs/>
-                <w:color w:val="FFFFFF"/>
-                <w:sz w:val="15"/>
-                <w:szCs w:val="15"/>
-              </w:rPr>
-              <w:t xml:space="preserve">Answer</w:t>
-            </w:r>
-          </w:p>
-        </w:tc>
-      </w:tr>
-      <w:tr>
-        <w:tc>
-          <w:tcPr>
-            <w:tcW w:type="pct" w:w="2400"/>
-            <w:tcMar>
-              <w:top w:type="dxa" w:w="50"/>
-              <w:left w:type="dxa" w:w="110"/>
-              <w:bottom w:type="dxa" w:w="50"/>
-              <w:right w:type="dxa" w:w="110"/>
-            </w:tcMar>
-          </w:tcPr>
-          <w:p>
-            <w:pPr>
-              <w:spacing w:before="28" w:after="28"/>
-            </w:pPr>
-            <w:r>
-              <w:rPr>
-                <w:sz w:val="15"/>
-                <w:szCs w:val="15"/>
-              </w:rPr>
-              <w:t xml:space="preserve">All operations in Jordan</w:t>
-            </w:r>
-          </w:p>
-        </w:tc>
-        <w:tc>
-          <w:tcPr>
-            <w:tcW w:type="pct" w:w="2600"/>
-            <w:tcMar>
-              <w:top w:type="dxa" w:w="50"/>
-              <w:left w:type="dxa" w:w="110"/>
-              <w:bottom w:type="dxa" w:w="50"/>
-              <w:right w:type="dxa" w:w="110"/>
-            </w:tcMar>
-          </w:tcPr>
-          <w:p>
-            <w:pPr>
-              <w:spacing w:before="28" w:after="28"/>
-            </w:pPr>
-            <w:r>
-              <w:rPr>
-                <w:sz w:val="15"/>
-                <w:szCs w:val="15"/>
-              </w:rPr>
-              <w:t xml:space="preserve">Yes: a major geographic area.</w:t>
-            </w:r>
-          </w:p>
-        </w:tc>
-      </w:tr>
-      <w:tr>
-        <w:tc>
-          <w:tcPr>
-            <w:tcW w:type="pct" w:w="2400"/>
-            <w:shd w:fill="FBFAF6" w:val="clear"/>
-            <w:tcMar>
-              <w:top w:type="dxa" w:w="50"/>
-              <w:left w:type="dxa" w:w="110"/>
-              <w:bottom w:type="dxa" w:w="50"/>
-              <w:right w:type="dxa" w:w="110"/>
-            </w:tcMar>
-          </w:tcPr>
-          <w:p>
-            <w:pPr>
-              <w:spacing w:before="28" w:after="28"/>
-            </w:pPr>
-            <w:r>
-              <w:rPr>
-                <w:sz w:val="15"/>
-                <w:szCs w:val="15"/>
-              </w:rPr>
-              <w:t xml:space="preserve">An old bottling machine</w:t>
-            </w:r>
-          </w:p>
-        </w:tc>
-        <w:tc>
-          <w:tcPr>
-            <w:tcW w:type="pct" w:w="2600"/>
-            <w:shd w:fill="FBFAF6" w:val="clear"/>
-            <w:tcMar>
-              <w:top w:type="dxa" w:w="50"/>
-              <w:left w:type="dxa" w:w="110"/>
-              <w:bottom w:type="dxa" w:w="50"/>
-              <w:right w:type="dxa" w:w="110"/>
-            </w:tcMar>
-          </w:tcPr>
-          <w:p>
-            <w:pPr>
-              <w:spacing w:before="28" w:after="28"/>
-            </w:pPr>
-            <w:r>
-              <w:rPr>
-                <w:sz w:val="15"/>
-                <w:szCs w:val="15"/>
-              </w:rPr>
-              <w:t xml:space="preserve">No: a single asset; the gain or loss stays in </w:t>
-            </w:r>
-            <w:r>
-              <w:rPr>
-                <w:b/>
-                <w:bCs/>
-                <w:color w:val="8186EF"/>
-                <w:sz w:val="14"/>
-                <w:szCs w:val="14"/>
-              </w:rPr>
-              <w:t xml:space="preserve"> (21) </w:t>
-            </w:r>
-            <w:r>
-              <w:rPr>
-                <w:u w:val="single"/>
-                <w:sz w:val="15"/>
-                <w:szCs w:val="15"/>
-              </w:rPr>
-              <w:t xml:space="preserve">              </w:t>
-            </w:r>
-            <w:r>
-              <w:rPr>
-                <w:sz w:val="15"/>
-                <w:szCs w:val="15"/>
-              </w:rPr>
-              <w:t xml:space="preserve"> </w:t>
-            </w:r>
-            <w:r>
-              <w:rPr>
-                <w:sz w:val="15"/>
-                <w:szCs w:val="15"/>
-              </w:rPr>
-              <w:t xml:space="preserve"> operations.</w:t>
-            </w:r>
-          </w:p>
-        </w:tc>
-      </w:tr>
-      <w:tr>
-        <w:tc>
-          <w:tcPr>
-            <w:tcW w:type="pct" w:w="2400"/>
-            <w:tcMar>
-              <w:top w:type="dxa" w:w="50"/>
-              <w:left w:type="dxa" w:w="110"/>
-              <w:bottom w:type="dxa" w:w="50"/>
-              <w:right w:type="dxa" w:w="110"/>
-            </w:tcMar>
-          </w:tcPr>
-          <w:p>
-            <w:pPr>
-              <w:spacing w:before="28" w:after="28"/>
-            </w:pPr>
-            <w:r>
-              <w:rPr>
-                <w:sz w:val="15"/>
-                <w:szCs w:val="15"/>
-              </w:rPr>
-              <w:t xml:space="preserve">The stake in Jordan Glass</w:t>
-            </w:r>
-          </w:p>
-        </w:tc>
-        <w:tc>
-          <w:tcPr>
-            <w:tcW w:type="pct" w:w="2600"/>
-            <w:tcMar>
-              <w:top w:type="dxa" w:w="50"/>
-              <w:left w:type="dxa" w:w="110"/>
-              <w:bottom w:type="dxa" w:w="50"/>
-              <w:right w:type="dxa" w:w="110"/>
-            </w:tcMar>
-          </w:tcPr>
-          <w:p>
-            <w:pPr>
-              <w:spacing w:before="28" w:after="28"/>
-            </w:pPr>
-            <w:r>
-              <w:rPr>
-                <w:sz w:val="15"/>
-                <w:szCs w:val="15"/>
-              </w:rPr>
-              <w:t xml:space="preserve">Yes: a major equity-method investment.</w:t>
-            </w:r>
-          </w:p>
-        </w:tc>
-      </w:tr>
-      <w:tr>
-        <w:tc>
-          <w:tcPr>
-            <w:tcW w:type="pct" w:w="2400"/>
-            <w:shd w:fill="FBFAF6" w:val="clear"/>
-            <w:tcMar>
-              <w:top w:type="dxa" w:w="50"/>
-              <w:left w:type="dxa" w:w="110"/>
-              <w:bottom w:type="dxa" w:w="50"/>
-              <w:right w:type="dxa" w:w="110"/>
-            </w:tcMar>
-          </w:tcPr>
-          <w:p>
-            <w:pPr>
-              <w:spacing w:before="28" w:after="28"/>
-            </w:pPr>
-            <w:r>
-              <w:rPr>
-                <w:sz w:val="15"/>
-                <w:szCs w:val="15"/>
-              </w:rPr>
-              <w:t xml:space="preserve">One juice flavour</w:t>
-            </w:r>
-          </w:p>
-        </w:tc>
-        <w:tc>
-          <w:tcPr>
-            <w:tcW w:type="pct" w:w="2600"/>
-            <w:shd w:fill="FFFFFF" w:val="clear"/>
-            <w:tcMar>
-              <w:top w:type="dxa" w:w="50"/>
-              <w:left w:type="dxa" w:w="110"/>
-              <w:bottom w:type="dxa" w:w="50"/>
-              <w:right w:type="dxa" w:w="110"/>
-            </w:tcMar>
-          </w:tcPr>
-          <w:p>
-            <w:pPr>
-              <w:spacing w:before="46" w:after="46"/>
-            </w:pPr>
-            <w:r>
-              <w:rPr>
-                <w:b/>
-                <w:bCs/>
-                <w:color w:val="8186EF"/>
-                <w:sz w:val="14"/>
-                <w:szCs w:val="14"/>
-              </w:rPr>
-              <w:t xml:space="preserve">(22)</w:t>
-            </w:r>
-          </w:p>
-        </w:tc>
-      </w:tr>
-    </w:tbl>
-    <w:p/>
-    <w:tbl>
-      <w:tblPr>
-        <w:tblW w:type="pct" w:w="100%"/>
-        <w:tblLayout w:type="fixed"/>
-        <w:tblBorders>
-          <w:top w:val="single" w:color="FBFAF6" w:sz="4"/>
-          <w:left w:val="single" w:color="FBFAF6" w:sz="4"/>
-          <w:bottom w:val="single" w:color="FBFAF6" w:sz="4"/>
-          <w:right w:val="single" w:color="FBFAF6" w:sz="4"/>
-          <w:insideH w:val="single" w:color="FBFAF6" w:sz="4"/>
-          <w:insideV w:val="single" w:color="FBFAF6" w:sz="4"/>
-        </w:tblBorders>
-      </w:tblPr>
-      <w:tblGrid>
-        <w:gridCol w:w="9600"/>
-      </w:tblGrid>
-      <w:tr>
-        <w:tc>
-          <w:tcPr>
-            <w:tcW w:type="pct" w:w="5000"/>
-            <w:shd w:fill="FBFAF6" w:val="clear"/>
-            <w:tcMar>
-              <w:top w:type="dxa" w:w="40"/>
-              <w:left w:type="dxa" w:w="100"/>
-              <w:bottom w:type="dxa" w:w="40"/>
-              <w:right w:type="dxa" w:w="100"/>
-            </w:tcMar>
-          </w:tcPr>
-          <w:p>
-            <w:pPr>
-              <w:spacing w:before="18" w:after="6"/>
-            </w:pPr>
-            <w:r>
-              <w:rPr>
-                <w:b/>
-                <w:bCs/>
-                <w:color w:val="6B7280"/>
-                <w:sz w:val="14"/>
-                <w:szCs w:val="14"/>
-              </w:rPr>
-              <w:t xml:space="preserve">word list</w:t>
-            </w:r>
-          </w:p>
-          <w:p>
-            <w:pPr>
-              <w:spacing w:before="0" w:after="18"/>
-            </w:pPr>
-            <w:r>
-              <w:rPr>
-                <w:b/>
-                <w:bCs/>
-                <w:color w:val="353A7C"/>
-                <w:sz w:val="16"/>
-                <w:szCs w:val="16"/>
-              </w:rPr>
-              <w:t xml:space="preserve">No: not a strategic shift.   ·   Definition of discontinued operation   ·   continuing</w:t>
-            </w:r>
-          </w:p>
-        </w:tc>
-      </w:tr>
-    </w:tbl>
-    <w:p/>
-    <w:p>
-      <w:pPr>
-        <w:pageBreakBefore w:val="true"/>
-        <w:spacing w:after="0"/>
-      </w:pPr>
-      <w:r>
-        <w:rPr>
-          <w:sz w:val="2"/>
-        </w:rPr>
-        <w:t xml:space="preserve"> </w:t>
-      </w:r>
-    </w:p>
-    <w:p>
-      <w:pPr>
-        <w:spacing w:before="44" w:after="10"/>
-      </w:pPr>
-      <w:r>
-        <w:rPr>
-          <w:b/>
-          <w:bCs/>
-          <w:color w:val="353A7C"/>
-          <w:sz w:val="18"/>
-          <w:szCs w:val="18"/>
-        </w:rPr>
-        <w:t xml:space="preserve">Item — Category</w:t>
+        <w:t xml:space="preserve">The English this section uses, and its Arabic</w:t>
       </w:r>
     </w:p>
     <w:p>
@@ -12771,7 +13324,7 @@
           <w:sz w:val="15"/>
           <w:szCs w:val="15"/>
         </w:rPr>
-        <w:t xml:space="preserve">Every item belongs to exactly one group.</w:t>
+        <w:t xml:space="preserve">Each term sits against what it means.</w:t>
       </w:r>
     </w:p>
     <w:p>
@@ -12782,7 +13335,7 @@
       <w:r>
         <w:drawing>
           <wp:inline distT="0" distB="0" distL="0" distR="0">
-            <wp:extent cx="5734050" cy="1712675"/>
+            <wp:extent cx="5734050" cy="2421875"/>
             <wp:effectExtent t="0" r="0" b="0" l="0"/>
             <wp:docPr id="1" name="" descr="" title=""/>
             <wp:cNvGraphicFramePr>
@@ -12807,7 +13360,7 @@
                   <pic:spPr bwMode="auto">
                     <a:xfrm>
                       <a:off x="0" y="0"/>
-                      <a:ext cx="5734050" cy="1712675"/>
+                      <a:ext cx="5734050" cy="2421875"/>
                     </a:xfrm>
                     <a:prstGeom prst="rect">
                       <a:avLst/>
@@ -12875,143 +13428,7 @@
                 <w:sz w:val="16"/>
                 <w:szCs w:val="16"/>
               </w:rPr>
-              <w:t xml:space="preserve">Dry-foods operating loss   ·   held for sale   ·   Lawsuit settlement loss</w:t>
-            </w:r>
-          </w:p>
-        </w:tc>
-      </w:tr>
-    </w:tbl>
-    <w:p/>
-    <w:p>
-      <w:pPr>
-        <w:spacing w:before="44" w:after="10"/>
-      </w:pPr>
-      <w:r>
-        <w:rPr>
-          <w:b/>
-          <w:bCs/>
-          <w:color w:val="353A7C"/>
-          <w:sz w:val="18"/>
-          <w:szCs w:val="18"/>
-        </w:rPr>
-        <w:t xml:space="preserve">The English this section uses, and its Arabic</w:t>
-      </w:r>
-    </w:p>
-    <w:p>
-      <w:pPr>
-        <w:spacing w:before="0" w:after="12"/>
-      </w:pPr>
-      <w:r>
-        <w:rPr>
-          <w:color w:val="6B7280"/>
-          <w:sz w:val="15"/>
-          <w:szCs w:val="15"/>
-        </w:rPr>
-        <w:t xml:space="preserve">Each term sits against what it means.</w:t>
-      </w:r>
-    </w:p>
-    <w:p>
-      <w:pPr>
-        <w:spacing w:after="40" w:before="90"/>
-        <w:jc w:val="center"/>
-      </w:pPr>
-      <w:r>
-        <w:drawing>
-          <wp:inline distT="0" distB="0" distL="0" distR="0">
-            <wp:extent cx="5734050" cy="2421875"/>
-            <wp:effectExtent t="0" r="0" b="0" l="0"/>
-            <wp:docPr id="1" name="" descr="" title=""/>
-            <wp:cNvGraphicFramePr>
-              <a:graphicFrameLocks xmlns:a="http://schemas.openxmlformats.org/drawingml/2006/main" noChangeAspect="1"/>
-            </wp:cNvGraphicFramePr>
-            <a:graphic xmlns:a="http://schemas.openxmlformats.org/drawingml/2006/main">
-              <a:graphicData uri="http://schemas.openxmlformats.org/drawingml/2006/picture">
-                <pic:pic xmlns:pic="http://schemas.openxmlformats.org/drawingml/2006/picture">
-                  <pic:nvPicPr>
-                    <pic:cNvPr id="0" name="" descr=""/>
-                    <pic:cNvPicPr>
-                      <a:picLocks noChangeAspect="1" noChangeArrowheads="1"/>
-                    </pic:cNvPicPr>
-                  </pic:nvPicPr>
-                  <pic:blipFill>
-                    <a:blip r:embed="rId113" cstate="none"/>
-                    <a:srcRect/>
-                    <a:stretch>
-                      <a:fillRect/>
-                    </a:stretch>
-                  </pic:blipFill>
-                  <pic:spPr bwMode="auto">
-                    <a:xfrm>
-                      <a:off x="0" y="0"/>
-                      <a:ext cx="5734050" cy="2421875"/>
-                    </a:xfrm>
-                    <a:prstGeom prst="rect">
-                      <a:avLst/>
-                    </a:prstGeom>
-                  </pic:spPr>
-                </pic:pic>
-              </a:graphicData>
-            </a:graphic>
-          </wp:inline>
-        </w:drawing>
-      </w:r>
-    </w:p>
-    <w:tbl>
-      <w:tblPr>
-        <w:tblW w:type="pct" w:w="100%"/>
-        <w:tblLayout w:type="fixed"/>
-        <w:tblBorders>
-          <w:top w:val="single" w:color="FBFAF6" w:sz="4"/>
-          <w:left w:val="single" w:color="FBFAF6" w:sz="4"/>
-          <w:bottom w:val="single" w:color="FBFAF6" w:sz="4"/>
-          <w:right w:val="single" w:color="FBFAF6" w:sz="4"/>
-          <w:insideH w:val="single" w:color="FBFAF6" w:sz="4"/>
-          <w:insideV w:val="single" w:color="FBFAF6" w:sz="4"/>
-        </w:tblBorders>
-      </w:tblPr>
-      <w:tblGrid>
-        <w:gridCol w:w="9600"/>
-      </w:tblGrid>
-      <w:tr>
-        <w:tc>
-          <w:tcPr>
-            <w:tcW w:type="pct" w:w="5000"/>
-            <w:shd w:fill="FBFAF6" w:val="clear"/>
-            <w:tcMar>
-              <w:top w:type="dxa" w:w="40"/>
-              <w:left w:type="dxa" w:w="100"/>
-              <w:bottom w:type="dxa" w:w="40"/>
-              <w:right w:type="dxa" w:w="100"/>
-            </w:tcMar>
-          </w:tcPr>
-          <w:p>
-            <w:pPr>
-              <w:spacing w:before="18" w:after="6"/>
-            </w:pPr>
-            <w:r>
-              <w:rPr>
-                <w:b/>
-                <w:bCs/>
-                <w:color w:val="6B7280"/>
-                <w:sz w:val="14"/>
-                <w:szCs w:val="14"/>
-              </w:rPr>
-              <w:t xml:space="preserve">word list</w:t>
-            </w:r>
-          </w:p>
-          <w:p>
-            <w:pPr>
-              <w:spacing w:before="0" w:after="18"/>
-            </w:pPr>
-            <w:r>
-              <w:rPr>
-                <w:b/>
-                <w:bCs/>
-                <w:color w:val="353A7C"/>
-                <w:sz w:val="16"/>
-                <w:szCs w:val="16"/>
-              </w:rPr>
-              <w:t xml:space="preserve">gain   ·   مكسب (مكاسب)   ·   discontinued operation</w:t>
+              <w:t xml:space="preserve">strategic shift   ·   مكسب (مكاسب)</w:t>
             </w:r>
           </w:p>
         </w:tc>
@@ -13115,7 +13532,7 @@
                 <w:sz w:val="16"/>
                 <w:szCs w:val="16"/>
               </w:rPr>
-              <w:t xml:space="preserve">remeasurement</w:t>
+              <w:t xml:space="preserve">including</w:t>
             </w:r>
           </w:p>
         </w:tc>
@@ -13141,14 +13558,14 @@
                 <w:sz w:val="16"/>
                 <w:szCs w:val="16"/>
               </w:rPr>
-              <w:t xml:space="preserve">14  </w:t>
-            </w:r>
-            <w:r>
-              <w:rPr>
-                <w:sz w:val="16"/>
-                <w:szCs w:val="16"/>
-              </w:rPr>
-              <w:t xml:space="preserve">Re-presented: assets and liabilities shown separately</w:t>
+              <w:t xml:space="preserve">13  </w:t>
+            </w:r>
+            <w:r>
+              <w:rPr>
+                <w:sz w:val="16"/>
+                <w:szCs w:val="16"/>
+              </w:rPr>
+              <w:t xml:space="preserve">Highly probable</w:t>
             </w:r>
           </w:p>
         </w:tc>
@@ -13183,7 +13600,7 @@
                 <w:sz w:val="16"/>
                 <w:szCs w:val="16"/>
               </w:rPr>
-              <w:t xml:space="preserve">gain</w:t>
+              <w:t xml:space="preserve">remeasurement</w:t>
             </w:r>
           </w:p>
         </w:tc>
@@ -13209,14 +13626,14 @@
                 <w:sz w:val="16"/>
                 <w:szCs w:val="16"/>
               </w:rPr>
-              <w:t xml:space="preserve">15  </w:t>
-            </w:r>
-            <w:r>
-              <w:rPr>
-                <w:sz w:val="16"/>
-                <w:szCs w:val="16"/>
-              </w:rPr>
-              <w:t xml:space="preserve">Not allowed</w:t>
+              <w:t xml:space="preserve">14  </w:t>
+            </w:r>
+            <w:r>
+              <w:rPr>
+                <w:sz w:val="16"/>
+                <w:szCs w:val="16"/>
+              </w:rPr>
+              <w:t xml:space="preserve">Re-presented: assets and liabilities shown separately</w:t>
             </w:r>
           </w:p>
         </w:tc>
@@ -13277,14 +13694,14 @@
                 <w:sz w:val="16"/>
                 <w:szCs w:val="16"/>
               </w:rPr>
-              <w:t xml:space="preserve">16  </w:t>
-            </w:r>
-            <w:r>
-              <w:rPr>
-                <w:sz w:val="16"/>
-                <w:szCs w:val="16"/>
-              </w:rPr>
-              <w:t xml:space="preserve">Unchanged</w:t>
+              <w:t xml:space="preserve">15  </w:t>
+            </w:r>
+            <w:r>
+              <w:rPr>
+                <w:sz w:val="16"/>
+                <w:szCs w:val="16"/>
+              </w:rPr>
+              <w:t xml:space="preserve">Not allowed</w:t>
             </w:r>
           </w:p>
         </w:tc>
@@ -13345,14 +13762,14 @@
                 <w:sz w:val="16"/>
                 <w:szCs w:val="16"/>
               </w:rPr>
-              <w:t xml:space="preserve">17  </w:t>
-            </w:r>
-            <w:r>
-              <w:rPr>
-                <w:sz w:val="16"/>
-                <w:szCs w:val="16"/>
-              </w:rPr>
-              <w:t xml:space="preserve">extraordinary</w:t>
+              <w:t xml:space="preserve">16  </w:t>
+            </w:r>
+            <w:r>
+              <w:rPr>
+                <w:sz w:val="16"/>
+                <w:szCs w:val="16"/>
+              </w:rPr>
+              <w:t xml:space="preserve">Unchanged</w:t>
             </w:r>
           </w:p>
         </w:tc>
@@ -13413,14 +13830,14 @@
                 <w:sz w:val="16"/>
                 <w:szCs w:val="16"/>
               </w:rPr>
-              <w:t xml:space="preserve">18  </w:t>
-            </w:r>
-            <w:r>
-              <w:rPr>
-                <w:sz w:val="16"/>
-                <w:szCs w:val="16"/>
-              </w:rPr>
-              <w:t xml:space="preserve">discontinued</w:t>
+              <w:t xml:space="preserve">17  </w:t>
+            </w:r>
+            <w:r>
+              <w:rPr>
+                <w:sz w:val="16"/>
+                <w:szCs w:val="16"/>
+              </w:rPr>
+              <w:t xml:space="preserve">extraordinary</w:t>
             </w:r>
           </w:p>
         </w:tc>
@@ -13481,14 +13898,14 @@
                 <w:sz w:val="16"/>
                 <w:szCs w:val="16"/>
               </w:rPr>
-              <w:t xml:space="preserve">19  </w:t>
-            </w:r>
-            <w:r>
-              <w:rPr>
-                <w:sz w:val="16"/>
-                <w:szCs w:val="16"/>
-              </w:rPr>
-              <w:t xml:space="preserve">strategic shift</w:t>
+              <w:t xml:space="preserve">18  </w:t>
+            </w:r>
+            <w:r>
+              <w:rPr>
+                <w:sz w:val="16"/>
+                <w:szCs w:val="16"/>
+              </w:rPr>
+              <w:t xml:space="preserve">infrequent</w:t>
             </w:r>
           </w:p>
         </w:tc>
@@ -13549,14 +13966,14 @@
                 <w:sz w:val="16"/>
                 <w:szCs w:val="16"/>
               </w:rPr>
-              <w:t xml:space="preserve">20  </w:t>
-            </w:r>
-            <w:r>
-              <w:rPr>
-                <w:sz w:val="16"/>
-                <w:szCs w:val="16"/>
-              </w:rPr>
-              <w:t xml:space="preserve">comprehensive income</w:t>
+              <w:t xml:space="preserve">19  </w:t>
+            </w:r>
+            <w:r>
+              <w:rPr>
+                <w:sz w:val="16"/>
+                <w:szCs w:val="16"/>
+              </w:rPr>
+              <w:t xml:space="preserve">realized</w:t>
             </w:r>
           </w:p>
         </w:tc>
@@ -13617,14 +14034,14 @@
                 <w:sz w:val="16"/>
                 <w:szCs w:val="16"/>
               </w:rPr>
-              <w:t xml:space="preserve">21  </w:t>
-            </w:r>
-            <w:r>
-              <w:rPr>
-                <w:sz w:val="16"/>
-                <w:szCs w:val="16"/>
-              </w:rPr>
-              <w:t xml:space="preserve">continuing</w:t>
+              <w:t xml:space="preserve">20  </w:t>
+            </w:r>
+            <w:r>
+              <w:rPr>
+                <w:sz w:val="16"/>
+                <w:szCs w:val="16"/>
+              </w:rPr>
+              <w:t xml:space="preserve">Yes: a major geographic area.</w:t>
             </w:r>
           </w:p>
         </w:tc>
@@ -13685,7 +14102,7 @@
                 <w:sz w:val="16"/>
                 <w:szCs w:val="16"/>
               </w:rPr>
-              <w:t xml:space="preserve">22  </w:t>
+              <w:t xml:space="preserve">21  </w:t>
             </w:r>
             <w:r>
               <w:rPr>
@@ -13753,7 +14170,7 @@
                 <w:sz w:val="16"/>
                 <w:szCs w:val="16"/>
               </w:rPr>
-              <w:t xml:space="preserve">23  </w:t>
+              <w:t xml:space="preserve">22  </w:t>
             </w:r>
             <w:r>
               <w:rPr>
@@ -13821,7 +14238,7 @@
                 <w:sz w:val="16"/>
                 <w:szCs w:val="16"/>
               </w:rPr>
-              <w:t xml:space="preserve">24  </w:t>
+              <w:t xml:space="preserve">23  </w:t>
             </w:r>
             <w:r>
               <w:rPr>
@@ -13889,82 +14306,14 @@
                 <w:sz w:val="16"/>
                 <w:szCs w:val="16"/>
               </w:rPr>
-              <w:t xml:space="preserve">25  </w:t>
-            </w:r>
-            <w:r>
-              <w:rPr>
-                <w:sz w:val="16"/>
-                <w:szCs w:val="16"/>
-              </w:rPr>
-              <w:t xml:space="preserve">gain</w:t>
-            </w:r>
-          </w:p>
-        </w:tc>
-      </w:tr>
-      <w:tr>
-        <w:tc>
-          <w:tcPr>
-            <w:tcW w:type="pct" w:w="2500"/>
-            <w:tcMar>
-              <w:top w:type="dxa" w:w="20"/>
-              <w:left w:type="dxa" w:w="80"/>
-              <w:bottom w:type="dxa" w:w="20"/>
-              <w:right w:type="dxa" w:w="80"/>
-            </w:tcMar>
-          </w:tcPr>
-          <w:p>
-            <w:pPr>
-              <w:spacing w:before="12" w:after="12"/>
-            </w:pPr>
-            <w:r>
-              <w:rPr>
-                <w:b/>
-                <w:bCs/>
-                <w:color w:val="8186EF"/>
-                <w:sz w:val="16"/>
-                <w:szCs w:val="16"/>
-              </w:rPr>
-              <w:t xml:space="preserve">13  </w:t>
-            </w:r>
-            <w:r>
-              <w:rPr>
-                <w:sz w:val="16"/>
-                <w:szCs w:val="16"/>
-              </w:rPr>
-              <w:t xml:space="preserve">Highly probable</w:t>
-            </w:r>
-          </w:p>
-        </w:tc>
-        <w:tc>
-          <w:tcPr>
-            <w:tcW w:type="pct" w:w="2500"/>
-            <w:tcMar>
-              <w:top w:type="dxa" w:w="20"/>
-              <w:left w:type="dxa" w:w="80"/>
-              <w:bottom w:type="dxa" w:w="20"/>
-              <w:right w:type="dxa" w:w="80"/>
-            </w:tcMar>
-          </w:tcPr>
-          <w:p>
-            <w:pPr>
-              <w:spacing w:before="12" w:after="12"/>
-            </w:pPr>
-            <w:r>
-              <w:rPr>
-                <w:b/>
-                <w:bCs/>
-                <w:color w:val="8186EF"/>
-                <w:sz w:val="16"/>
-                <w:szCs w:val="16"/>
-              </w:rPr>
-              <w:t xml:space="preserve">26  </w:t>
-            </w:r>
-            <w:r>
-              <w:rPr>
-                <w:sz w:val="16"/>
-                <w:szCs w:val="16"/>
-              </w:rPr>
-              <w:t xml:space="preserve">discontinued operation</w:t>
+              <w:t xml:space="preserve">24  </w:t>
+            </w:r>
+            <w:r>
+              <w:rPr>
+                <w:sz w:val="16"/>
+                <w:szCs w:val="16"/>
+              </w:rPr>
+              <w:t xml:space="preserve">strategic shift</w:t>
             </w:r>
           </w:p>
         </w:tc>
